--- a/taniguchi/api/Fix/API設計書_資産申請起票.docx
+++ b/taniguchi/api/Fix/API設計書_資産申請起票.docx
@@ -1002,7 +1002,7 @@
       <w:r>
         <w:fldChar w:fldCharType="separate"/>
       </w:r>
-      <w:hyperlink w:anchor="_Toc230336748" w:history="1">
+      <w:hyperlink w:anchor="_Toc231187123" w:history="1">
         <w:r>
           <w:rPr>
             <w:rStyle w:val="afffffff5"/>
@@ -1029,7 +1029,7 @@
             <w:noProof/>
             <w:webHidden/>
           </w:rPr>
-          <w:instrText xml:space="preserve"> PAGEREF _Toc230336748 \h </w:instrText>
+          <w:instrText xml:space="preserve"> PAGEREF _Toc231187123 \h </w:instrText>
         </w:r>
         <w:r>
           <w:rPr>
@@ -1077,7 +1077,7 @@
           <w14:ligatures w14:val="standardContextual"/>
         </w:rPr>
       </w:pPr>
-      <w:hyperlink w:anchor="_Toc230336749" w:history="1">
+      <w:hyperlink w:anchor="_Toc231187124" w:history="1">
         <w:r>
           <w:rPr>
             <w:rStyle w:val="afffffff5"/>
@@ -1104,7 +1104,7 @@
             <w:noProof/>
             <w:webHidden/>
           </w:rPr>
-          <w:instrText xml:space="preserve"> PAGEREF _Toc230336749 \h </w:instrText>
+          <w:instrText xml:space="preserve"> PAGEREF _Toc231187124 \h </w:instrText>
         </w:r>
         <w:r>
           <w:rPr>
@@ -1152,7 +1152,7 @@
           <w14:ligatures w14:val="standardContextual"/>
         </w:rPr>
       </w:pPr>
-      <w:hyperlink w:anchor="_Toc230336750" w:history="1">
+      <w:hyperlink w:anchor="_Toc231187125" w:history="1">
         <w:r>
           <w:rPr>
             <w:rStyle w:val="afffffff5"/>
@@ -1179,7 +1179,7 @@
             <w:noProof/>
             <w:webHidden/>
           </w:rPr>
-          <w:instrText xml:space="preserve"> PAGEREF _Toc230336750 \h </w:instrText>
+          <w:instrText xml:space="preserve"> PAGEREF _Toc231187125 \h </w:instrText>
         </w:r>
         <w:r>
           <w:rPr>
@@ -1227,7 +1227,7 @@
           <w14:ligatures w14:val="standardContextual"/>
         </w:rPr>
       </w:pPr>
-      <w:hyperlink w:anchor="_Toc230336751" w:history="1">
+      <w:hyperlink w:anchor="_Toc231187126" w:history="1">
         <w:r>
           <w:rPr>
             <w:rStyle w:val="afffffff5"/>
@@ -1254,7 +1254,7 @@
             <w:noProof/>
             <w:webHidden/>
           </w:rPr>
-          <w:instrText xml:space="preserve"> PAGEREF _Toc230336751 \h </w:instrText>
+          <w:instrText xml:space="preserve"> PAGEREF _Toc231187126 \h </w:instrText>
         </w:r>
         <w:r>
           <w:rPr>
@@ -1302,7 +1302,7 @@
           <w14:ligatures w14:val="standardContextual"/>
         </w:rPr>
       </w:pPr>
-      <w:hyperlink w:anchor="_Toc230336752" w:history="1">
+      <w:hyperlink w:anchor="_Toc231187127" w:history="1">
         <w:r>
           <w:rPr>
             <w:rStyle w:val="afffffff5"/>
@@ -1329,7 +1329,7 @@
             <w:noProof/>
             <w:webHidden/>
           </w:rPr>
-          <w:instrText xml:space="preserve"> PAGEREF _Toc230336752 \h </w:instrText>
+          <w:instrText xml:space="preserve"> PAGEREF _Toc231187127 \h </w:instrText>
         </w:r>
         <w:r>
           <w:rPr>
@@ -1378,7 +1378,7 @@
           <w14:ligatures w14:val="standardContextual"/>
         </w:rPr>
       </w:pPr>
-      <w:hyperlink w:anchor="_Toc230336753" w:history="1">
+      <w:hyperlink w:anchor="_Toc231187128" w:history="1">
         <w:r>
           <w:rPr>
             <w:rStyle w:val="afffffff5"/>
@@ -1405,7 +1405,7 @@
             <w:noProof/>
             <w:webHidden/>
           </w:rPr>
-          <w:instrText xml:space="preserve"> PAGEREF _Toc230336753 \h </w:instrText>
+          <w:instrText xml:space="preserve"> PAGEREF _Toc231187128 \h </w:instrText>
         </w:r>
         <w:r>
           <w:rPr>
@@ -1453,7 +1453,7 @@
           <w14:ligatures w14:val="standardContextual"/>
         </w:rPr>
       </w:pPr>
-      <w:hyperlink w:anchor="_Toc230336754" w:history="1">
+      <w:hyperlink w:anchor="_Toc231187129" w:history="1">
         <w:r>
           <w:rPr>
             <w:rStyle w:val="afffffff5"/>
@@ -1480,7 +1480,7 @@
             <w:noProof/>
             <w:webHidden/>
           </w:rPr>
-          <w:instrText xml:space="preserve"> PAGEREF _Toc230336754 \h </w:instrText>
+          <w:instrText xml:space="preserve"> PAGEREF _Toc231187129 \h </w:instrText>
         </w:r>
         <w:r>
           <w:rPr>
@@ -1528,7 +1528,7 @@
           <w14:ligatures w14:val="standardContextual"/>
         </w:rPr>
       </w:pPr>
-      <w:hyperlink w:anchor="_Toc230336755" w:history="1">
+      <w:hyperlink w:anchor="_Toc231187130" w:history="1">
         <w:r>
           <w:rPr>
             <w:rStyle w:val="afffffff5"/>
@@ -1555,7 +1555,7 @@
             <w:noProof/>
             <w:webHidden/>
           </w:rPr>
-          <w:instrText xml:space="preserve"> PAGEREF _Toc230336755 \h </w:instrText>
+          <w:instrText xml:space="preserve"> PAGEREF _Toc231187130 \h </w:instrText>
         </w:r>
         <w:r>
           <w:rPr>
@@ -1603,7 +1603,7 @@
           <w14:ligatures w14:val="standardContextual"/>
         </w:rPr>
       </w:pPr>
-      <w:hyperlink w:anchor="_Toc230336756" w:history="1">
+      <w:hyperlink w:anchor="_Toc231187131" w:history="1">
         <w:r>
           <w:rPr>
             <w:rStyle w:val="afffffff5"/>
@@ -1630,7 +1630,7 @@
             <w:noProof/>
             <w:webHidden/>
           </w:rPr>
-          <w:instrText xml:space="preserve"> PAGEREF _Toc230336756 \h </w:instrText>
+          <w:instrText xml:space="preserve"> PAGEREF _Toc231187131 \h </w:instrText>
         </w:r>
         <w:r>
           <w:rPr>
@@ -1678,7 +1678,7 @@
           <w14:ligatures w14:val="standardContextual"/>
         </w:rPr>
       </w:pPr>
-      <w:hyperlink w:anchor="_Toc230336757" w:history="1">
+      <w:hyperlink w:anchor="_Toc231187132" w:history="1">
         <w:r>
           <w:rPr>
             <w:rStyle w:val="afffffff5"/>
@@ -1705,7 +1705,7 @@
             <w:noProof/>
             <w:webHidden/>
           </w:rPr>
-          <w:instrText xml:space="preserve"> PAGEREF _Toc230336757 \h </w:instrText>
+          <w:instrText xml:space="preserve"> PAGEREF _Toc231187132 \h </w:instrText>
         </w:r>
         <w:r>
           <w:rPr>
@@ -1754,7 +1754,7 @@
           <w14:ligatures w14:val="standardContextual"/>
         </w:rPr>
       </w:pPr>
-      <w:hyperlink w:anchor="_Toc230336758" w:history="1">
+      <w:hyperlink w:anchor="_Toc231187133" w:history="1">
         <w:r>
           <w:rPr>
             <w:rStyle w:val="afffffff5"/>
@@ -1781,7 +1781,7 @@
             <w:noProof/>
             <w:webHidden/>
           </w:rPr>
-          <w:instrText xml:space="preserve"> PAGEREF _Toc230336758 \h </w:instrText>
+          <w:instrText xml:space="preserve"> PAGEREF _Toc231187133 \h </w:instrText>
         </w:r>
         <w:r>
           <w:rPr>
@@ -1829,7 +1829,7 @@
           <w14:ligatures w14:val="standardContextual"/>
         </w:rPr>
       </w:pPr>
-      <w:hyperlink w:anchor="_Toc230336759" w:history="1">
+      <w:hyperlink w:anchor="_Toc231187134" w:history="1">
         <w:r>
           <w:rPr>
             <w:rStyle w:val="afffffff5"/>
@@ -1856,7 +1856,7 @@
             <w:noProof/>
             <w:webHidden/>
           </w:rPr>
-          <w:instrText xml:space="preserve"> PAGEREF _Toc230336759 \h </w:instrText>
+          <w:instrText xml:space="preserve"> PAGEREF _Toc231187134 \h </w:instrText>
         </w:r>
         <w:r>
           <w:rPr>
@@ -1904,7 +1904,7 @@
           <w14:ligatures w14:val="standardContextual"/>
         </w:rPr>
       </w:pPr>
-      <w:hyperlink w:anchor="_Toc230336760" w:history="1">
+      <w:hyperlink w:anchor="_Toc231187135" w:history="1">
         <w:r>
           <w:rPr>
             <w:rStyle w:val="afffffff5"/>
@@ -1931,7 +1931,7 @@
             <w:noProof/>
             <w:webHidden/>
           </w:rPr>
-          <w:instrText xml:space="preserve"> PAGEREF _Toc230336760 \h </w:instrText>
+          <w:instrText xml:space="preserve"> PAGEREF _Toc231187135 \h </w:instrText>
         </w:r>
         <w:r>
           <w:rPr>
@@ -1951,7 +1951,7 @@
             <w:noProof/>
             <w:webHidden/>
           </w:rPr>
-          <w:t>7</w:t>
+          <w:t>8</w:t>
         </w:r>
         <w:r>
           <w:rPr>
@@ -1979,7 +1979,7 @@
           <w14:ligatures w14:val="standardContextual"/>
         </w:rPr>
       </w:pPr>
-      <w:hyperlink w:anchor="_Toc230336761" w:history="1">
+      <w:hyperlink w:anchor="_Toc231187136" w:history="1">
         <w:r>
           <w:rPr>
             <w:rStyle w:val="afffffff5"/>
@@ -2006,7 +2006,7 @@
             <w:noProof/>
             <w:webHidden/>
           </w:rPr>
-          <w:instrText xml:space="preserve"> PAGEREF _Toc230336761 \h </w:instrText>
+          <w:instrText xml:space="preserve"> PAGEREF _Toc231187136 \h </w:instrText>
         </w:r>
         <w:r>
           <w:rPr>
@@ -2054,7 +2054,7 @@
           <w14:ligatures w14:val="standardContextual"/>
         </w:rPr>
       </w:pPr>
-      <w:hyperlink w:anchor="_Toc230336762" w:history="1">
+      <w:hyperlink w:anchor="_Toc231187137" w:history="1">
         <w:r>
           <w:rPr>
             <w:rStyle w:val="afffffff5"/>
@@ -2081,7 +2081,7 @@
             <w:noProof/>
             <w:webHidden/>
           </w:rPr>
-          <w:instrText xml:space="preserve"> PAGEREF _Toc230336762 \h </w:instrText>
+          <w:instrText xml:space="preserve"> PAGEREF _Toc231187137 \h </w:instrText>
         </w:r>
         <w:r>
           <w:rPr>
@@ -2101,7 +2101,7 @@
             <w:noProof/>
             <w:webHidden/>
           </w:rPr>
-          <w:t>8</w:t>
+          <w:t>9</w:t>
         </w:r>
         <w:r>
           <w:rPr>
@@ -2129,7 +2129,7 @@
           <w14:ligatures w14:val="standardContextual"/>
         </w:rPr>
       </w:pPr>
-      <w:hyperlink w:anchor="_Toc230336763" w:history="1">
+      <w:hyperlink w:anchor="_Toc231187138" w:history="1">
         <w:r>
           <w:rPr>
             <w:rStyle w:val="afffffff5"/>
@@ -2156,7 +2156,7 @@
             <w:noProof/>
             <w:webHidden/>
           </w:rPr>
-          <w:instrText xml:space="preserve"> PAGEREF _Toc230336763 \h </w:instrText>
+          <w:instrText xml:space="preserve"> PAGEREF _Toc231187138 \h </w:instrText>
         </w:r>
         <w:r>
           <w:rPr>
@@ -2176,7 +2176,7 @@
             <w:noProof/>
             <w:webHidden/>
           </w:rPr>
-          <w:t>8</w:t>
+          <w:t>9</w:t>
         </w:r>
         <w:r>
           <w:rPr>
@@ -2204,7 +2204,7 @@
           <w14:ligatures w14:val="standardContextual"/>
         </w:rPr>
       </w:pPr>
-      <w:hyperlink w:anchor="_Toc230336764" w:history="1">
+      <w:hyperlink w:anchor="_Toc231187139" w:history="1">
         <w:r>
           <w:rPr>
             <w:rStyle w:val="afffffff5"/>
@@ -2231,7 +2231,7 @@
             <w:noProof/>
             <w:webHidden/>
           </w:rPr>
-          <w:instrText xml:space="preserve"> PAGEREF _Toc230336764 \h </w:instrText>
+          <w:instrText xml:space="preserve"> PAGEREF _Toc231187139 \h </w:instrText>
         </w:r>
         <w:r>
           <w:rPr>
@@ -2251,7 +2251,7 @@
             <w:noProof/>
             <w:webHidden/>
           </w:rPr>
-          <w:t>9</w:t>
+          <w:t>10</w:t>
         </w:r>
         <w:r>
           <w:rPr>
@@ -2278,7 +2278,7 @@
           <w14:ligatures w14:val="standardContextual"/>
         </w:rPr>
       </w:pPr>
-      <w:hyperlink w:anchor="_Toc230336765" w:history="1">
+      <w:hyperlink w:anchor="_Toc231187140" w:history="1">
         <w:r>
           <w:rPr>
             <w:rStyle w:val="afffffff5"/>
@@ -2305,7 +2305,7 @@
             <w:noProof/>
             <w:webHidden/>
           </w:rPr>
-          <w:instrText xml:space="preserve"> PAGEREF _Toc230336765 \h </w:instrText>
+          <w:instrText xml:space="preserve"> PAGEREF _Toc231187140 \h </w:instrText>
         </w:r>
         <w:r>
           <w:rPr>
@@ -2325,7 +2325,7 @@
             <w:noProof/>
             <w:webHidden/>
           </w:rPr>
-          <w:t>9</w:t>
+          <w:t>10</w:t>
         </w:r>
         <w:r>
           <w:rPr>
@@ -2354,7 +2354,7 @@
           <w14:ligatures w14:val="standardContextual"/>
         </w:rPr>
       </w:pPr>
-      <w:hyperlink w:anchor="_Toc230336766" w:history="1">
+      <w:hyperlink w:anchor="_Toc231187141" w:history="1">
         <w:r>
           <w:rPr>
             <w:rStyle w:val="afffffff5"/>
@@ -2381,7 +2381,7 @@
             <w:noProof/>
             <w:webHidden/>
           </w:rPr>
-          <w:instrText xml:space="preserve"> PAGEREF _Toc230336766 \h </w:instrText>
+          <w:instrText xml:space="preserve"> PAGEREF _Toc231187141 \h </w:instrText>
         </w:r>
         <w:r>
           <w:rPr>
@@ -2401,7 +2401,7 @@
             <w:noProof/>
             <w:webHidden/>
           </w:rPr>
-          <w:t>9</w:t>
+          <w:t>10</w:t>
         </w:r>
         <w:r>
           <w:rPr>
@@ -2430,7 +2430,7 @@
           <w14:ligatures w14:val="standardContextual"/>
         </w:rPr>
       </w:pPr>
-      <w:hyperlink w:anchor="_Toc230336767" w:history="1">
+      <w:hyperlink w:anchor="_Toc231187142" w:history="1">
         <w:r>
           <w:rPr>
             <w:rStyle w:val="afffffff5"/>
@@ -2457,7 +2457,7 @@
             <w:noProof/>
             <w:webHidden/>
           </w:rPr>
-          <w:instrText xml:space="preserve"> PAGEREF _Toc230336767 \h </w:instrText>
+          <w:instrText xml:space="preserve"> PAGEREF _Toc231187142 \h </w:instrText>
         </w:r>
         <w:r>
           <w:rPr>
@@ -2477,7 +2477,7 @@
             <w:noProof/>
             <w:webHidden/>
           </w:rPr>
-          <w:t>10</w:t>
+          <w:t>11</w:t>
         </w:r>
         <w:r>
           <w:rPr>
@@ -2505,7 +2505,7 @@
           <w14:ligatures w14:val="standardContextual"/>
         </w:rPr>
       </w:pPr>
-      <w:hyperlink w:anchor="_Toc230336768" w:history="1">
+      <w:hyperlink w:anchor="_Toc231187143" w:history="1">
         <w:r>
           <w:rPr>
             <w:rStyle w:val="afffffff5"/>
@@ -2532,7 +2532,7 @@
             <w:noProof/>
             <w:webHidden/>
           </w:rPr>
-          <w:instrText xml:space="preserve"> PAGEREF _Toc230336768 \h </w:instrText>
+          <w:instrText xml:space="preserve"> PAGEREF _Toc231187143 \h </w:instrText>
         </w:r>
         <w:r>
           <w:rPr>
@@ -2552,7 +2552,7 @@
             <w:noProof/>
             <w:webHidden/>
           </w:rPr>
-          <w:t>10</w:t>
+          <w:t>11</w:t>
         </w:r>
         <w:r>
           <w:rPr>
@@ -2579,7 +2579,7 @@
           <w14:ligatures w14:val="standardContextual"/>
         </w:rPr>
       </w:pPr>
-      <w:hyperlink w:anchor="_Toc230336769" w:history="1">
+      <w:hyperlink w:anchor="_Toc231187144" w:history="1">
         <w:r>
           <w:rPr>
             <w:rStyle w:val="afffffff5"/>
@@ -2606,7 +2606,7 @@
             <w:noProof/>
             <w:webHidden/>
           </w:rPr>
-          <w:instrText xml:space="preserve"> PAGEREF _Toc230336769 \h </w:instrText>
+          <w:instrText xml:space="preserve"> PAGEREF _Toc231187144 \h </w:instrText>
         </w:r>
         <w:r>
           <w:rPr>
@@ -2626,7 +2626,7 @@
             <w:noProof/>
             <w:webHidden/>
           </w:rPr>
-          <w:t>10</w:t>
+          <w:t>11</w:t>
         </w:r>
         <w:r>
           <w:rPr>
@@ -2653,7 +2653,7 @@
           <w14:ligatures w14:val="standardContextual"/>
         </w:rPr>
       </w:pPr>
-      <w:hyperlink w:anchor="_Toc230336770" w:history="1">
+      <w:hyperlink w:anchor="_Toc231187145" w:history="1">
         <w:r>
           <w:rPr>
             <w:rStyle w:val="afffffff5"/>
@@ -2680,7 +2680,7 @@
             <w:noProof/>
             <w:webHidden/>
           </w:rPr>
-          <w:instrText xml:space="preserve"> PAGEREF _Toc230336770 \h </w:instrText>
+          <w:instrText xml:space="preserve"> PAGEREF _Toc231187145 \h </w:instrText>
         </w:r>
         <w:r>
           <w:rPr>
@@ -2700,7 +2700,7 @@
             <w:noProof/>
             <w:webHidden/>
           </w:rPr>
-          <w:t>11</w:t>
+          <w:t>12</w:t>
         </w:r>
         <w:r>
           <w:rPr>
@@ -2727,7 +2727,7 @@
           <w14:ligatures w14:val="standardContextual"/>
         </w:rPr>
       </w:pPr>
-      <w:hyperlink w:anchor="_Toc230336771" w:history="1">
+      <w:hyperlink w:anchor="_Toc231187146" w:history="1">
         <w:r>
           <w:rPr>
             <w:rStyle w:val="afffffff5"/>
@@ -2754,7 +2754,7 @@
             <w:noProof/>
             <w:webHidden/>
           </w:rPr>
-          <w:instrText xml:space="preserve"> PAGEREF _Toc230336771 \h </w:instrText>
+          <w:instrText xml:space="preserve"> PAGEREF _Toc231187146 \h </w:instrText>
         </w:r>
         <w:r>
           <w:rPr>
@@ -2774,7 +2774,7 @@
             <w:noProof/>
             <w:webHidden/>
           </w:rPr>
-          <w:t>12</w:t>
+          <w:t>14</w:t>
         </w:r>
         <w:r>
           <w:rPr>
@@ -2802,7 +2802,7 @@
           <w14:ligatures w14:val="standardContextual"/>
         </w:rPr>
       </w:pPr>
-      <w:hyperlink w:anchor="_Toc230336772" w:history="1">
+      <w:hyperlink w:anchor="_Toc231187147" w:history="1">
         <w:r>
           <w:rPr>
             <w:rStyle w:val="afffffff5"/>
@@ -2829,7 +2829,7 @@
             <w:noProof/>
             <w:webHidden/>
           </w:rPr>
-          <w:instrText xml:space="preserve"> PAGEREF _Toc230336772 \h </w:instrText>
+          <w:instrText xml:space="preserve"> PAGEREF _Toc231187147 \h </w:instrText>
         </w:r>
         <w:r>
           <w:rPr>
@@ -2849,7 +2849,7 @@
             <w:noProof/>
             <w:webHidden/>
           </w:rPr>
-          <w:t>13</w:t>
+          <w:t>14</w:t>
         </w:r>
         <w:r>
           <w:rPr>
@@ -2876,7 +2876,7 @@
           <w14:ligatures w14:val="standardContextual"/>
         </w:rPr>
       </w:pPr>
-      <w:hyperlink w:anchor="_Toc230336773" w:history="1">
+      <w:hyperlink w:anchor="_Toc231187148" w:history="1">
         <w:r>
           <w:rPr>
             <w:rStyle w:val="afffffff5"/>
@@ -2903,7 +2903,7 @@
             <w:noProof/>
             <w:webHidden/>
           </w:rPr>
-          <w:instrText xml:space="preserve"> PAGEREF _Toc230336773 \h </w:instrText>
+          <w:instrText xml:space="preserve"> PAGEREF _Toc231187148 \h </w:instrText>
         </w:r>
         <w:r>
           <w:rPr>
@@ -2923,7 +2923,7 @@
             <w:noProof/>
             <w:webHidden/>
           </w:rPr>
-          <w:t>13</w:t>
+          <w:t>14</w:t>
         </w:r>
         <w:r>
           <w:rPr>
@@ -2950,7 +2950,7 @@
           <w14:ligatures w14:val="standardContextual"/>
         </w:rPr>
       </w:pPr>
-      <w:hyperlink w:anchor="_Toc230336774" w:history="1">
+      <w:hyperlink w:anchor="_Toc231187149" w:history="1">
         <w:r>
           <w:rPr>
             <w:rStyle w:val="afffffff5"/>
@@ -2977,7 +2977,7 @@
             <w:noProof/>
             <w:webHidden/>
           </w:rPr>
-          <w:instrText xml:space="preserve"> PAGEREF _Toc230336774 \h </w:instrText>
+          <w:instrText xml:space="preserve"> PAGEREF _Toc231187149 \h </w:instrText>
         </w:r>
         <w:r>
           <w:rPr>
@@ -2997,7 +2997,7 @@
             <w:noProof/>
             <w:webHidden/>
           </w:rPr>
-          <w:t>13</w:t>
+          <w:t>15</w:t>
         </w:r>
         <w:r>
           <w:rPr>
@@ -3024,7 +3024,7 @@
           <w14:ligatures w14:val="standardContextual"/>
         </w:rPr>
       </w:pPr>
-      <w:hyperlink w:anchor="_Toc230336775" w:history="1">
+      <w:hyperlink w:anchor="_Toc231187150" w:history="1">
         <w:r>
           <w:rPr>
             <w:rStyle w:val="afffffff5"/>
@@ -3051,7 +3051,7 @@
             <w:noProof/>
             <w:webHidden/>
           </w:rPr>
-          <w:instrText xml:space="preserve"> PAGEREF _Toc230336775 \h </w:instrText>
+          <w:instrText xml:space="preserve"> PAGEREF _Toc231187150 \h </w:instrText>
         </w:r>
         <w:r>
           <w:rPr>
@@ -3071,7 +3071,7 @@
             <w:noProof/>
             <w:webHidden/>
           </w:rPr>
-          <w:t>17</w:t>
+          <w:t>18</w:t>
         </w:r>
         <w:r>
           <w:rPr>
@@ -3098,7 +3098,7 @@
           <w14:ligatures w14:val="standardContextual"/>
         </w:rPr>
       </w:pPr>
-      <w:hyperlink w:anchor="_Toc230336776" w:history="1">
+      <w:hyperlink w:anchor="_Toc231187151" w:history="1">
         <w:r>
           <w:rPr>
             <w:rStyle w:val="afffffff5"/>
@@ -3125,7 +3125,7 @@
             <w:noProof/>
             <w:webHidden/>
           </w:rPr>
-          <w:instrText xml:space="preserve"> PAGEREF _Toc230336776 \h </w:instrText>
+          <w:instrText xml:space="preserve"> PAGEREF _Toc231187151 \h </w:instrText>
         </w:r>
         <w:r>
           <w:rPr>
@@ -3145,7 +3145,7 @@
             <w:noProof/>
             <w:webHidden/>
           </w:rPr>
-          <w:t>18</w:t>
+          <w:t>19</w:t>
         </w:r>
         <w:r>
           <w:rPr>
@@ -3173,7 +3173,7 @@
           <w14:ligatures w14:val="standardContextual"/>
         </w:rPr>
       </w:pPr>
-      <w:hyperlink w:anchor="_Toc230336777" w:history="1">
+      <w:hyperlink w:anchor="_Toc231187152" w:history="1">
         <w:r>
           <w:rPr>
             <w:rStyle w:val="afffffff5"/>
@@ -3200,7 +3200,7 @@
             <w:noProof/>
             <w:webHidden/>
           </w:rPr>
-          <w:instrText xml:space="preserve"> PAGEREF _Toc230336777 \h </w:instrText>
+          <w:instrText xml:space="preserve"> PAGEREF _Toc231187152 \h </w:instrText>
         </w:r>
         <w:r>
           <w:rPr>
@@ -3220,7 +3220,7 @@
             <w:noProof/>
             <w:webHidden/>
           </w:rPr>
-          <w:t>18</w:t>
+          <w:t>20</w:t>
         </w:r>
         <w:r>
           <w:rPr>
@@ -3247,7 +3247,7 @@
           <w14:ligatures w14:val="standardContextual"/>
         </w:rPr>
       </w:pPr>
-      <w:hyperlink w:anchor="_Toc230336778" w:history="1">
+      <w:hyperlink w:anchor="_Toc231187153" w:history="1">
         <w:r>
           <w:rPr>
             <w:rStyle w:val="afffffff5"/>
@@ -3274,7 +3274,7 @@
             <w:noProof/>
             <w:webHidden/>
           </w:rPr>
-          <w:instrText xml:space="preserve"> PAGEREF _Toc230336778 \h </w:instrText>
+          <w:instrText xml:space="preserve"> PAGEREF _Toc231187153 \h </w:instrText>
         </w:r>
         <w:r>
           <w:rPr>
@@ -3294,7 +3294,7 @@
             <w:noProof/>
             <w:webHidden/>
           </w:rPr>
-          <w:t>19</w:t>
+          <w:t>20</w:t>
         </w:r>
         <w:r>
           <w:rPr>
@@ -3321,7 +3321,7 @@
           <w14:ligatures w14:val="standardContextual"/>
         </w:rPr>
       </w:pPr>
-      <w:hyperlink w:anchor="_Toc230336779" w:history="1">
+      <w:hyperlink w:anchor="_Toc231187154" w:history="1">
         <w:r>
           <w:rPr>
             <w:rStyle w:val="afffffff5"/>
@@ -3348,7 +3348,7 @@
             <w:noProof/>
             <w:webHidden/>
           </w:rPr>
-          <w:instrText xml:space="preserve"> PAGEREF _Toc230336779 \h </w:instrText>
+          <w:instrText xml:space="preserve"> PAGEREF _Toc231187154 \h </w:instrText>
         </w:r>
         <w:r>
           <w:rPr>
@@ -3368,7 +3368,7 @@
             <w:noProof/>
             <w:webHidden/>
           </w:rPr>
-          <w:t>19</w:t>
+          <w:t>20</w:t>
         </w:r>
         <w:r>
           <w:rPr>
@@ -3395,7 +3395,7 @@
           <w14:ligatures w14:val="standardContextual"/>
         </w:rPr>
       </w:pPr>
-      <w:hyperlink w:anchor="_Toc230336780" w:history="1">
+      <w:hyperlink w:anchor="_Toc231187155" w:history="1">
         <w:r>
           <w:rPr>
             <w:rStyle w:val="afffffff5"/>
@@ -3422,7 +3422,7 @@
             <w:noProof/>
             <w:webHidden/>
           </w:rPr>
-          <w:instrText xml:space="preserve"> PAGEREF _Toc230336780 \h </w:instrText>
+          <w:instrText xml:space="preserve"> PAGEREF _Toc231187155 \h </w:instrText>
         </w:r>
         <w:r>
           <w:rPr>
@@ -3442,7 +3442,7 @@
             <w:noProof/>
             <w:webHidden/>
           </w:rPr>
-          <w:t>20</w:t>
+          <w:t>21</w:t>
         </w:r>
         <w:r>
           <w:rPr>
@@ -3469,7 +3469,7 @@
           <w14:ligatures w14:val="standardContextual"/>
         </w:rPr>
       </w:pPr>
-      <w:hyperlink w:anchor="_Toc230336781" w:history="1">
+      <w:hyperlink w:anchor="_Toc231187156" w:history="1">
         <w:r>
           <w:rPr>
             <w:rStyle w:val="afffffff5"/>
@@ -3496,7 +3496,7 @@
             <w:noProof/>
             <w:webHidden/>
           </w:rPr>
-          <w:instrText xml:space="preserve"> PAGEREF _Toc230336781 \h </w:instrText>
+          <w:instrText xml:space="preserve"> PAGEREF _Toc231187156 \h </w:instrText>
         </w:r>
         <w:r>
           <w:rPr>
@@ -3516,7 +3516,7 @@
             <w:noProof/>
             <w:webHidden/>
           </w:rPr>
-          <w:t>20</w:t>
+          <w:t>22</w:t>
         </w:r>
         <w:r>
           <w:rPr>
@@ -3544,7 +3544,7 @@
           <w14:ligatures w14:val="standardContextual"/>
         </w:rPr>
       </w:pPr>
-      <w:hyperlink w:anchor="_Toc230336782" w:history="1">
+      <w:hyperlink w:anchor="_Toc231187157" w:history="1">
         <w:r>
           <w:rPr>
             <w:rStyle w:val="afffffff5"/>
@@ -3571,7 +3571,7 @@
             <w:noProof/>
             <w:webHidden/>
           </w:rPr>
-          <w:instrText xml:space="preserve"> PAGEREF _Toc230336782 \h </w:instrText>
+          <w:instrText xml:space="preserve"> PAGEREF _Toc231187157 \h </w:instrText>
         </w:r>
         <w:r>
           <w:rPr>
@@ -3591,7 +3591,7 @@
             <w:noProof/>
             <w:webHidden/>
           </w:rPr>
-          <w:t>20</w:t>
+          <w:t>22</w:t>
         </w:r>
         <w:r>
           <w:rPr>
@@ -3618,7 +3618,7 @@
           <w14:ligatures w14:val="standardContextual"/>
         </w:rPr>
       </w:pPr>
-      <w:hyperlink w:anchor="_Toc230336783" w:history="1">
+      <w:hyperlink w:anchor="_Toc231187158" w:history="1">
         <w:r>
           <w:rPr>
             <w:rStyle w:val="afffffff5"/>
@@ -3645,7 +3645,7 @@
             <w:noProof/>
             <w:webHidden/>
           </w:rPr>
-          <w:instrText xml:space="preserve"> PAGEREF _Toc230336783 \h </w:instrText>
+          <w:instrText xml:space="preserve"> PAGEREF _Toc231187158 \h </w:instrText>
         </w:r>
         <w:r>
           <w:rPr>
@@ -3665,7 +3665,7 @@
             <w:noProof/>
             <w:webHidden/>
           </w:rPr>
-          <w:t>21</w:t>
+          <w:t>22</w:t>
         </w:r>
         <w:r>
           <w:rPr>
@@ -3692,7 +3692,7 @@
           <w14:ligatures w14:val="standardContextual"/>
         </w:rPr>
       </w:pPr>
-      <w:hyperlink w:anchor="_Toc230336784" w:history="1">
+      <w:hyperlink w:anchor="_Toc231187159" w:history="1">
         <w:r>
           <w:rPr>
             <w:rStyle w:val="afffffff5"/>
@@ -3719,7 +3719,7 @@
             <w:noProof/>
             <w:webHidden/>
           </w:rPr>
-          <w:instrText xml:space="preserve"> PAGEREF _Toc230336784 \h </w:instrText>
+          <w:instrText xml:space="preserve"> PAGEREF _Toc231187159 \h </w:instrText>
         </w:r>
         <w:r>
           <w:rPr>
@@ -3739,7 +3739,7 @@
             <w:noProof/>
             <w:webHidden/>
           </w:rPr>
-          <w:t>21</w:t>
+          <w:t>23</w:t>
         </w:r>
         <w:r>
           <w:rPr>
@@ -3766,7 +3766,7 @@
           <w14:ligatures w14:val="standardContextual"/>
         </w:rPr>
       </w:pPr>
-      <w:hyperlink w:anchor="_Toc230336785" w:history="1">
+      <w:hyperlink w:anchor="_Toc231187160" w:history="1">
         <w:r>
           <w:rPr>
             <w:rStyle w:val="afffffff5"/>
@@ -3793,7 +3793,7 @@
             <w:noProof/>
             <w:webHidden/>
           </w:rPr>
-          <w:instrText xml:space="preserve"> PAGEREF _Toc230336785 \h </w:instrText>
+          <w:instrText xml:space="preserve"> PAGEREF _Toc231187160 \h </w:instrText>
         </w:r>
         <w:r>
           <w:rPr>
@@ -3813,7 +3813,7 @@
             <w:noProof/>
             <w:webHidden/>
           </w:rPr>
-          <w:t>22</w:t>
+          <w:t>24</w:t>
         </w:r>
         <w:r>
           <w:rPr>
@@ -3840,7 +3840,7 @@
           <w14:ligatures w14:val="standardContextual"/>
         </w:rPr>
       </w:pPr>
-      <w:hyperlink w:anchor="_Toc230336786" w:history="1">
+      <w:hyperlink w:anchor="_Toc231187161" w:history="1">
         <w:r>
           <w:rPr>
             <w:rStyle w:val="afffffff5"/>
@@ -3867,7 +3867,7 @@
             <w:noProof/>
             <w:webHidden/>
           </w:rPr>
-          <w:instrText xml:space="preserve"> PAGEREF _Toc230336786 \h </w:instrText>
+          <w:instrText xml:space="preserve"> PAGEREF _Toc231187161 \h </w:instrText>
         </w:r>
         <w:r>
           <w:rPr>
@@ -3887,7 +3887,7 @@
             <w:noProof/>
             <w:webHidden/>
           </w:rPr>
-          <w:t>23</w:t>
+          <w:t>25</w:t>
         </w:r>
         <w:r>
           <w:rPr>
@@ -3916,7 +3916,7 @@
           <w14:ligatures w14:val="standardContextual"/>
         </w:rPr>
       </w:pPr>
-      <w:hyperlink w:anchor="_Toc230336787" w:history="1">
+      <w:hyperlink w:anchor="_Toc231187162" w:history="1">
         <w:r>
           <w:rPr>
             <w:rStyle w:val="afffffff5"/>
@@ -3943,7 +3943,7 @@
             <w:noProof/>
             <w:webHidden/>
           </w:rPr>
-          <w:instrText xml:space="preserve"> PAGEREF _Toc230336787 \h </w:instrText>
+          <w:instrText xml:space="preserve"> PAGEREF _Toc231187162 \h </w:instrText>
         </w:r>
         <w:r>
           <w:rPr>
@@ -3963,7 +3963,7 @@
             <w:noProof/>
             <w:webHidden/>
           </w:rPr>
-          <w:t>23</w:t>
+          <w:t>25</w:t>
         </w:r>
         <w:r>
           <w:rPr>
@@ -3991,7 +3991,7 @@
           <w14:ligatures w14:val="standardContextual"/>
         </w:rPr>
       </w:pPr>
-      <w:hyperlink w:anchor="_Toc230336788" w:history="1">
+      <w:hyperlink w:anchor="_Toc231187163" w:history="1">
         <w:r>
           <w:rPr>
             <w:rStyle w:val="afffffff5"/>
@@ -4018,7 +4018,7 @@
             <w:noProof/>
             <w:webHidden/>
           </w:rPr>
-          <w:instrText xml:space="preserve"> PAGEREF _Toc230336788 \h </w:instrText>
+          <w:instrText xml:space="preserve"> PAGEREF _Toc231187163 \h </w:instrText>
         </w:r>
         <w:r>
           <w:rPr>
@@ -4038,7 +4038,7 @@
             <w:noProof/>
             <w:webHidden/>
           </w:rPr>
-          <w:t>23</w:t>
+          <w:t>25</w:t>
         </w:r>
         <w:r>
           <w:rPr>
@@ -4066,7 +4066,7 @@
           <w14:ligatures w14:val="standardContextual"/>
         </w:rPr>
       </w:pPr>
-      <w:hyperlink w:anchor="_Toc230336789" w:history="1">
+      <w:hyperlink w:anchor="_Toc231187164" w:history="1">
         <w:r>
           <w:rPr>
             <w:rStyle w:val="afffffff5"/>
@@ -4093,7 +4093,7 @@
             <w:noProof/>
             <w:webHidden/>
           </w:rPr>
-          <w:instrText xml:space="preserve"> PAGEREF _Toc230336789 \h </w:instrText>
+          <w:instrText xml:space="preserve"> PAGEREF _Toc231187164 \h </w:instrText>
         </w:r>
         <w:r>
           <w:rPr>
@@ -4113,7 +4113,7 @@
             <w:noProof/>
             <w:webHidden/>
           </w:rPr>
-          <w:t>24</w:t>
+          <w:t>26</w:t>
         </w:r>
         <w:r>
           <w:rPr>
@@ -4141,7 +4141,7 @@
           <w14:ligatures w14:val="standardContextual"/>
         </w:rPr>
       </w:pPr>
-      <w:hyperlink w:anchor="_Toc230336790" w:history="1">
+      <w:hyperlink w:anchor="_Toc231187165" w:history="1">
         <w:r>
           <w:rPr>
             <w:rStyle w:val="afffffff5"/>
@@ -4168,7 +4168,7 @@
             <w:noProof/>
             <w:webHidden/>
           </w:rPr>
-          <w:instrText xml:space="preserve"> PAGEREF _Toc230336790 \h </w:instrText>
+          <w:instrText xml:space="preserve"> PAGEREF _Toc231187165 \h </w:instrText>
         </w:r>
         <w:r>
           <w:rPr>
@@ -4188,7 +4188,7 @@
             <w:noProof/>
             <w:webHidden/>
           </w:rPr>
-          <w:t>24</w:t>
+          <w:t>27</w:t>
         </w:r>
         <w:r>
           <w:rPr>
@@ -4217,7 +4217,7 @@
           <w14:ligatures w14:val="standardContextual"/>
         </w:rPr>
       </w:pPr>
-      <w:hyperlink w:anchor="_Toc230336791" w:history="1">
+      <w:hyperlink w:anchor="_Toc231187166" w:history="1">
         <w:r>
           <w:rPr>
             <w:rStyle w:val="afffffff5"/>
@@ -4244,7 +4244,7 @@
             <w:noProof/>
             <w:webHidden/>
           </w:rPr>
-          <w:instrText xml:space="preserve"> PAGEREF _Toc230336791 \h </w:instrText>
+          <w:instrText xml:space="preserve"> PAGEREF _Toc231187166 \h </w:instrText>
         </w:r>
         <w:r>
           <w:rPr>
@@ -4264,7 +4264,7 @@
             <w:noProof/>
             <w:webHidden/>
           </w:rPr>
-          <w:t>25</w:t>
+          <w:t>27</w:t>
         </w:r>
         <w:r>
           <w:rPr>
@@ -4293,7 +4293,7 @@
           <w14:ligatures w14:val="standardContextual"/>
         </w:rPr>
       </w:pPr>
-      <w:hyperlink w:anchor="_Toc230336792" w:history="1">
+      <w:hyperlink w:anchor="_Toc231187167" w:history="1">
         <w:r>
           <w:rPr>
             <w:rStyle w:val="afffffff5"/>
@@ -4320,7 +4320,7 @@
             <w:noProof/>
             <w:webHidden/>
           </w:rPr>
-          <w:instrText xml:space="preserve"> PAGEREF _Toc230336792 \h </w:instrText>
+          <w:instrText xml:space="preserve"> PAGEREF _Toc231187167 \h </w:instrText>
         </w:r>
         <w:r>
           <w:rPr>
@@ -4340,7 +4340,7 @@
             <w:noProof/>
             <w:webHidden/>
           </w:rPr>
-          <w:t>26</w:t>
+          <w:t>28</w:t>
         </w:r>
         <w:r>
           <w:rPr>
@@ -4369,7 +4369,7 @@
           <w14:ligatures w14:val="standardContextual"/>
         </w:rPr>
       </w:pPr>
-      <w:hyperlink w:anchor="_Toc230336793" w:history="1">
+      <w:hyperlink w:anchor="_Toc231187168" w:history="1">
         <w:r>
           <w:rPr>
             <w:rStyle w:val="afffffff5"/>
@@ -4396,7 +4396,7 @@
             <w:noProof/>
             <w:webHidden/>
           </w:rPr>
-          <w:instrText xml:space="preserve"> PAGEREF _Toc230336793 \h </w:instrText>
+          <w:instrText xml:space="preserve"> PAGEREF _Toc231187168 \h </w:instrText>
         </w:r>
         <w:r>
           <w:rPr>
@@ -4416,7 +4416,7 @@
             <w:noProof/>
             <w:webHidden/>
           </w:rPr>
-          <w:t>26</w:t>
+          <w:t>28</w:t>
         </w:r>
         <w:r>
           <w:rPr>
@@ -4437,7 +4437,7 @@
       <w:r>
         <w:fldChar w:fldCharType="end"/>
       </w:r>
-      <w:bookmarkStart w:id="1" w:name="_Toc230336748"/>
+      <w:bookmarkStart w:id="1" w:name="_Toc231187123"/>
       <w:r>
         <w:rPr>
           <w:rFonts w:hint="eastAsia"/>
@@ -4453,7 +4453,7 @@
           <w:rFonts w:hint="eastAsia"/>
         </w:rPr>
       </w:pPr>
-      <w:bookmarkStart w:id="2" w:name="_Toc230336749"/>
+      <w:bookmarkStart w:id="2" w:name="_Toc231187124"/>
       <w:r>
         <w:rPr>
           <w:rFonts w:hint="eastAsia"/>
@@ -4509,7 +4509,7 @@
           <w:rFonts w:hint="eastAsia"/>
         </w:rPr>
       </w:pPr>
-      <w:bookmarkStart w:id="3" w:name="_Toc230336750"/>
+      <w:bookmarkStart w:id="3" w:name="_Toc231187125"/>
       <w:r>
         <w:rPr>
           <w:rFonts w:hint="eastAsia"/>
@@ -4551,7 +4551,7 @@
           <w:rFonts w:hint="eastAsia"/>
         </w:rPr>
       </w:pPr>
-      <w:bookmarkStart w:id="4" w:name="_Toc230336751"/>
+      <w:bookmarkStart w:id="4" w:name="_Toc231187126"/>
       <w:r>
         <w:rPr>
           <w:rFonts w:hint="eastAsia"/>
@@ -4772,7 +4772,7 @@
           <w:rFonts w:hint="eastAsia"/>
         </w:rPr>
       </w:pPr>
-      <w:bookmarkStart w:id="5" w:name="_Toc230336752"/>
+      <w:bookmarkStart w:id="5" w:name="_Toc231187127"/>
       <w:r>
         <w:rPr>
           <w:rFonts w:hint="eastAsia"/>
@@ -4913,7 +4913,7 @@
           <w:rFonts w:hint="eastAsia"/>
         </w:rPr>
       </w:pPr>
-      <w:bookmarkStart w:id="6" w:name="_Toc230336753"/>
+      <w:bookmarkStart w:id="6" w:name="_Toc231187128"/>
       <w:r>
         <w:rPr>
           <w:rFonts w:hint="eastAsia"/>
@@ -4929,7 +4929,7 @@
           <w:rFonts w:hint="eastAsia"/>
         </w:rPr>
       </w:pPr>
-      <w:bookmarkStart w:id="7" w:name="_Toc230336754"/>
+      <w:bookmarkStart w:id="7" w:name="_Toc231187129"/>
       <w:r>
         <w:rPr>
           <w:rFonts w:hint="eastAsia"/>
@@ -4971,7 +4971,7 @@
           <w:rFonts w:hint="eastAsia"/>
         </w:rPr>
       </w:pPr>
-      <w:bookmarkStart w:id="8" w:name="_Toc230336755"/>
+      <w:bookmarkStart w:id="8" w:name="_Toc231187130"/>
       <w:r>
         <w:rPr>
           <w:rFonts w:hint="eastAsia"/>
@@ -5224,7 +5224,7 @@
           <w:rFonts w:hint="eastAsia"/>
         </w:rPr>
       </w:pPr>
-      <w:bookmarkStart w:id="9" w:name="_Toc230336756"/>
+      <w:bookmarkStart w:id="9" w:name="_Toc231187131"/>
       <w:r>
         <w:rPr>
           <w:rFonts w:hint="eastAsia"/>
@@ -5675,7 +5675,7 @@
           </w:tcPr>
           <w:p>
             <w:r>
-              <w:t>users / user_facility_assignments / facility_feature_settings / user_facility_feature_settings</w:t>
+              <w:t>facilities</w:t>
             </w:r>
           </w:p>
         </w:tc>
@@ -5698,7 +5698,78 @@
               <w:rPr>
                 <w:rFonts w:hint="eastAsia"/>
               </w:rPr>
-              <w:t>申請者スナップショットと `original_application` の実効権限を判定する</w:t>
+              <w:t>作業対象施設の存在確認、論理削除判定、共有システム管理者アカウントの未削除施設判定に使用する</w:t>
+            </w:r>
+          </w:p>
+        </w:tc>
+      </w:tr>
+      <w:tr>
+        <w:tc>
+          <w:tcPr>
+            <w:tcW w:w="1666" w:type="pct"/>
+          </w:tcPr>
+          <w:p>
+            <w:r>
+              <w:t>users</w:t>
+            </w:r>
+          </w:p>
+        </w:tc>
+        <w:tc>
+          <w:tcPr>
+            <w:tcW w:w="1667" w:type="pct"/>
+          </w:tcPr>
+          <w:p>
+            <w:r>
+              <w:t>READ</w:t>
+            </w:r>
+          </w:p>
+        </w:tc>
+        <w:tc>
+          <w:tcPr>
+            <w:tcW w:w="1667" w:type="pct"/>
+          </w:tcPr>
+          <w:p>
+            <w:r>
+              <w:rPr>
+                <w:rFonts w:hint="eastAsia"/>
+              </w:rPr>
+              <w:t>申請者スナップショット、共有システム管理者アカウント判定、監査記録の実行ユーザー解決に使用する</w:t>
+            </w:r>
+          </w:p>
+        </w:tc>
+      </w:tr>
+      <w:tr>
+        <w:tc>
+          <w:tcPr>
+            <w:tcW w:w="1666" w:type="pct"/>
+          </w:tcPr>
+          <w:p>
+            <w:r>
+              <w:lastRenderedPageBreak/>
+              <w:t>user_facility_assignments / facility_feature_settings / user_facility_feature_settings</w:t>
+            </w:r>
+          </w:p>
+        </w:tc>
+        <w:tc>
+          <w:tcPr>
+            <w:tcW w:w="1667" w:type="pct"/>
+          </w:tcPr>
+          <w:p>
+            <w:r>
+              <w:t>READ</w:t>
+            </w:r>
+          </w:p>
+        </w:tc>
+        <w:tc>
+          <w:tcPr>
+            <w:tcW w:w="1667" w:type="pct"/>
+          </w:tcPr>
+          <w:p>
+            <w:r>
+              <w:rPr>
+                <w:rFonts w:hint="eastAsia"/>
+              </w:rPr>
+              <w:t>通常アカウントの担当施設割当、施設提供設定、ユーザー施設別設定から `original_list_view` / `original_application` の実効権限を判定する</w:t>
             </w:r>
           </w:p>
         </w:tc>
@@ -5747,12 +5818,11 @@
           <w:rFonts w:hint="eastAsia"/>
         </w:rPr>
       </w:pPr>
-      <w:bookmarkStart w:id="10" w:name="_Toc230336757"/>
+      <w:bookmarkStart w:id="10" w:name="_Toc231187132"/>
       <w:r>
         <w:rPr>
           <w:rFonts w:hint="eastAsia"/>
         </w:rPr>
-        <w:lastRenderedPageBreak/>
         <w:t>責務境界</w:t>
       </w:r>
       <w:bookmarkEnd w:id="10"/>
@@ -5878,7 +5948,7 @@
           <w:rFonts w:hint="eastAsia"/>
         </w:rPr>
       </w:pPr>
-      <w:bookmarkStart w:id="11" w:name="_Toc230336758"/>
+      <w:bookmarkStart w:id="11" w:name="_Toc231187133"/>
       <w:r>
         <w:rPr>
           <w:rFonts w:hint="eastAsia"/>
@@ -5894,7 +5964,7 @@
           <w:rFonts w:hint="eastAsia"/>
         </w:rPr>
       </w:pPr>
-      <w:bookmarkStart w:id="12" w:name="_Toc230336759"/>
+      <w:bookmarkStart w:id="12" w:name="_Toc231187134"/>
       <w:r>
         <w:rPr>
           <w:rFonts w:hint="eastAsia"/>
@@ -6014,17 +6084,37 @@
         <w:rPr>
           <w:rFonts w:hint="eastAsia"/>
         </w:rPr>
+        <w:lastRenderedPageBreak/>
         <w:t>添付ファイルの実体はオブジェクトストレージに保存し、DB には `application_documents` のメタデータを保存する。レスポンスに物理 `file_path` は返さない</w:t>
       </w:r>
     </w:p>
     <w:p>
       <w:pPr>
+        <w:pStyle w:val="afffffff8"/>
+        <w:numPr>
+          <w:ilvl w:val="0"/>
+          <w:numId w:val="3"/>
+        </w:numPr>
+        <w:ind w:leftChars="0"/>
+        <w:rPr>
+          <w:rFonts w:hint="eastAsia"/>
+        </w:rPr>
+      </w:pPr>
+      <w:r>
+        <w:rPr>
+          <w:rFonts w:hint="eastAsia"/>
+        </w:rPr>
+        <w:t>共有システム管理者アカウントは、作業対象施設が未削除である限り通常アカウント向けの担当施設割当・施設提供設定・ユーザー施設別設定による認可判定をバイパスする。ただし、選択資産、設置先、移動先、添付保存先などの業務データは作業対象施設に属することを必ず確認する</w:t>
+      </w:r>
+    </w:p>
+    <w:p>
+      <w:pPr>
         <w:pStyle w:val="2"/>
         <w:rPr>
           <w:rFonts w:hint="eastAsia"/>
         </w:rPr>
       </w:pPr>
-      <w:bookmarkStart w:id="13" w:name="_Toc230336760"/>
+      <w:bookmarkStart w:id="13" w:name="_Toc231187135"/>
       <w:r>
         <w:rPr>
           <w:rFonts w:hint="eastAsia"/>
@@ -6053,12 +6143,11 @@
           <w:rFonts w:hint="eastAsia"/>
         </w:rPr>
       </w:pPr>
-      <w:bookmarkStart w:id="14" w:name="_Toc230336761"/>
+      <w:bookmarkStart w:id="14" w:name="_Toc231187136"/>
       <w:r>
         <w:rPr>
           <w:rFonts w:hint="eastAsia"/>
         </w:rPr>
-        <w:lastRenderedPageBreak/>
         <w:t>権限モデル</w:t>
       </w:r>
       <w:bookmarkEnd w:id="14"/>
@@ -6073,7 +6162,7 @@
         <w:rPr>
           <w:rFonts w:hint="eastAsia"/>
         </w:rPr>
-        <w:t>本 API 群は `original_application` を起票実行権限として使用する。既存資産スナップショットを取得する処理では、同じ作業対象施設に対する `original_list_view` も前提とする。業務 API は `/auth/context` の表示用結果だけを信頼せず、Bearer トークン上の作業対象施設について `user_facility_assignments`、`facility_feature_settings`、`user_facility_feature_settings` を毎回再判定する。</w:t>
+        <w:t>本 API 群は `original_application` を起票実行権限として使用する。既存資産スナップショットを取得する処理では、同じ作業対象施設に対する `original_list_view` も前提とする。業務 API は `/auth/context` の表示用結果だけを信頼せず、Bearer トークン上の作業対象施設について通常アカウントでは `user_facility_assignments`、`facility_feature_settings`、`user_facility_feature_settings` を毎回再判定する。共有システム管理者アカウント（`users.account_type='SYSTEM_ADMIN'`）では、作業対象施設が未削除であることを確認できれば、担当施設割当、施設提供設定、ユーザー施設別設定による通常判定を行わず、`original_application` および必要な参照系 `feature_code` を有効として扱う。</w:t>
       </w:r>
     </w:p>
     <w:tbl>
@@ -6193,7 +6282,7 @@
               <w:rPr>
                 <w:rFonts w:hint="eastAsia"/>
               </w:rPr>
-              <w:t>選択資産スナップショットと申請可否を返す</w:t>
+              <w:t>通常アカウントは両 feature の実効有効を判定する。共有システム管理者は作業対象施設が未削除であれば許可する。選択資産スナップショットと申請可否を返す</w:t>
             </w:r>
           </w:p>
         </w:tc>
@@ -6231,7 +6320,7 @@
               <w:rPr>
                 <w:rFonts w:hint="eastAsia"/>
               </w:rPr>
-              <w:t>新規購入/増設購入/更新購入申請を作成する</w:t>
+              <w:t>通常アカウントは実効 `original_application` を判定する。共有システム管理者は作業対象施設が未削除であれば許可する。新規購入/増設購入/更新購入申請を作成する</w:t>
             </w:r>
           </w:p>
         </w:tc>
@@ -6269,7 +6358,14 @@
               <w:rPr>
                 <w:rFonts w:hint="eastAsia"/>
               </w:rPr>
-              <w:t>選択資産の移動申請を作成する</w:t>
+              <w:t>通常アカウントは実効 `original_application` を判定する。</w:t>
+            </w:r>
+            <w:r>
+              <w:rPr>
+                <w:rFonts w:hint="eastAsia"/>
+              </w:rPr>
+              <w:lastRenderedPageBreak/>
+              <w:t>共有システム管理者は作業対象施設が未削除であれば許可する。選択資産の移動申請を作成する</w:t>
             </w:r>
           </w:p>
         </w:tc>
@@ -6284,6 +6380,7 @@
               <w:rPr>
                 <w:rFonts w:hint="eastAsia"/>
               </w:rPr>
+              <w:lastRenderedPageBreak/>
               <w:t>廃棄申請作成</w:t>
             </w:r>
           </w:p>
@@ -6307,7 +6404,7 @@
               <w:rPr>
                 <w:rFonts w:hint="eastAsia"/>
               </w:rPr>
-              <w:t>選択資産の廃棄申請を作成する</w:t>
+              <w:t>通常アカウントは実効 `original_application` を判定する。共有システム管理者は作業対象施設が未削除であれば許可する。選択資産の廃棄申請を作成する</w:t>
             </w:r>
           </w:p>
         </w:tc>
@@ -6321,7 +6418,7 @@
           <w:rFonts w:hint="eastAsia"/>
         </w:rPr>
       </w:pPr>
-      <w:bookmarkStart w:id="15" w:name="_Toc230336762"/>
+      <w:bookmarkStart w:id="15" w:name="_Toc231187137"/>
       <w:r>
         <w:rPr>
           <w:rFonts w:hint="eastAsia"/>
@@ -6346,7 +6443,7 @@
         <w:rPr>
           <w:rFonts w:hint="eastAsia"/>
         </w:rPr>
-        <w:t>全 API は Bearer トークン上の作業対象施設を `targetFacilityId` として扱う。リクエストに `targetFacilityId` がある場合は作業対象施設と一致することを必須とする</w:t>
+        <w:t>全 API は Bearer トークン上の作業対象施設を `targetFacilityId` として扱う。リクエストに `targetFacilityId` がある場合は作業対象施設と一致することを必須とする。共有システム管理者アカウントでも、起票対象施設は現在選択中の作業対象施設に限定する</w:t>
       </w:r>
     </w:p>
     <w:p>
@@ -6365,7 +6462,7 @@
         <w:rPr>
           <w:rFonts w:hint="eastAsia"/>
         </w:rPr>
-        <w:t>既存資産を対象にする場合は、`asset_ledgers.facility_id` が作業対象施設と一致する未削除相当の資産だけを許可する</w:t>
+        <w:t>作業対象施設が存在しない、または `facilities.deleted_at IS NOT NULL` の場合は 404 とする。通常アカウントで作業対象施設に対する実効権限がない場合は 403 とする</w:t>
       </w:r>
     </w:p>
     <w:p>
@@ -6384,7 +6481,7 @@
         <w:rPr>
           <w:rFonts w:hint="eastAsia"/>
         </w:rPr>
-        <w:t>病院ユーザーが協業グループ経由で他施設資産を閲覧できる場合でも、申請起票は作業対象施設の自施設資産に限定する</w:t>
+        <w:t>既存資産を対象にする場合は、`asset_ledgers.facility_id` が作業対象施設と一致する資産だけを許可する</w:t>
       </w:r>
     </w:p>
     <w:p>
@@ -6403,6 +6500,25 @@
         <w:rPr>
           <w:rFonts w:hint="eastAsia"/>
         </w:rPr>
+        <w:t>病院ユーザーが協業グループ経由で他施設資産を閲覧できる場合でも、申請起票は作業対象施設の自施設資産に限定する。共有システム管理者が別施設の資産を起票対象にする場合は、その施設を作業対象施設として選択してから本 API を呼び出す</w:t>
+      </w:r>
+    </w:p>
+    <w:p>
+      <w:pPr>
+        <w:pStyle w:val="afffffff8"/>
+        <w:numPr>
+          <w:ilvl w:val="0"/>
+          <w:numId w:val="4"/>
+        </w:numPr>
+        <w:ind w:leftChars="0"/>
+        <w:rPr>
+          <w:rFonts w:hint="eastAsia"/>
+        </w:rPr>
+      </w:pPr>
+      <w:r>
+        <w:rPr>
+          <w:rFonts w:hint="eastAsia"/>
+        </w:rPr>
         <w:t>設置先/移動先は同一施設の `facility_locations.deleted_at IS NULL` の候補から選択する</w:t>
       </w:r>
     </w:p>
@@ -6413,7 +6529,7 @@
           <w:rFonts w:hint="eastAsia"/>
         </w:rPr>
       </w:pPr>
-      <w:bookmarkStart w:id="16" w:name="_Toc230336763"/>
+      <w:bookmarkStart w:id="16" w:name="_Toc231187138"/>
       <w:r>
         <w:rPr>
           <w:rFonts w:hint="eastAsia"/>
@@ -6506,7 +6622,7 @@
           <w:rFonts w:hint="eastAsia"/>
         </w:rPr>
       </w:pPr>
-      <w:bookmarkStart w:id="17" w:name="_Toc230336764"/>
+      <w:bookmarkStart w:id="17" w:name="_Toc231187139"/>
       <w:r>
         <w:rPr>
           <w:rFonts w:hint="eastAsia"/>
@@ -6522,7 +6638,7 @@
           <w:rFonts w:hint="eastAsia"/>
         </w:rPr>
       </w:pPr>
-      <w:bookmarkStart w:id="18" w:name="_Toc230336765"/>
+      <w:bookmarkStart w:id="18" w:name="_Toc231187140"/>
       <w:r>
         <w:rPr>
           <w:rFonts w:hint="eastAsia"/>
@@ -6825,7 +6941,7 @@
           <w:rFonts w:hint="eastAsia"/>
         </w:rPr>
       </w:pPr>
-      <w:bookmarkStart w:id="19" w:name="_Toc230336766"/>
+      <w:bookmarkStart w:id="19" w:name="_Toc231187141"/>
       <w:r>
         <w:rPr>
           <w:rFonts w:hint="eastAsia"/>
@@ -7267,7 +7383,7 @@
           <w:rFonts w:hint="eastAsia"/>
         </w:rPr>
       </w:pPr>
-      <w:bookmarkStart w:id="20" w:name="_Toc230336767"/>
+      <w:bookmarkStart w:id="20" w:name="_Toc231187142"/>
       <w:r>
         <w:rPr>
           <w:rFonts w:hint="eastAsia"/>
@@ -7283,7 +7399,7 @@
           <w:rFonts w:hint="eastAsia"/>
         </w:rPr>
       </w:pPr>
-      <w:bookmarkStart w:id="21" w:name="_Toc230336768"/>
+      <w:bookmarkStart w:id="21" w:name="_Toc231187143"/>
       <w:r>
         <w:rPr>
           <w:rFonts w:hint="eastAsia"/>
@@ -7349,7 +7465,7 @@
           <w:rFonts w:hint="eastAsia"/>
         </w:rPr>
       </w:pPr>
-      <w:bookmarkStart w:id="22" w:name="_Toc230336769"/>
+      <w:bookmarkStart w:id="22" w:name="_Toc231187144"/>
       <w:r>
         <w:rPr>
           <w:rFonts w:hint="eastAsia"/>
@@ -7678,7 +7794,7 @@
         <w:rPr>
           <w:rFonts w:hint="eastAsia"/>
         </w:rPr>
-        <w:t>Bearer トークン上の作業対象施設について `original_list_view` と `original_application` の両方を再判定する</w:t>
+        <w:t>認可条件: 共有システム管理者アカウント（`users.account_type='SYSTEM_ADMIN'`）の場合は、作業対象施設が未削除であることを確認し、通常アカウント向けの担当施設割当・施設提供設定・ユーザー施設別設定による `original_list_view` / `original_application` 判定をバイパスする</w:t>
       </w:r>
     </w:p>
     <w:p>
@@ -7691,7 +7807,33 @@
         <w:rPr>
           <w:rFonts w:hint="eastAsia"/>
         </w:rPr>
-        <w:t>協業グループ経由の他施設閲覧資産は起票対象にできない</w:t>
+        <w:t>認可条件: 通常アカウントの場合、Bearer トークン上の作業対象施設について `user_facility_assignments` に有効割当があること</w:t>
+      </w:r>
+    </w:p>
+    <w:p>
+      <w:pPr>
+        <w:rPr>
+          <w:rFonts w:hint="eastAsia"/>
+        </w:rPr>
+      </w:pPr>
+      <w:r>
+        <w:rPr>
+          <w:rFonts w:hint="eastAsia"/>
+        </w:rPr>
+        <w:t>認可条件: 通常アカウントの場合、Bearer トークン上の作業対象施設について `facility_feature_settings` と `user_facility_feature_settings` の両方で `original_list_view` と `original_application` が有効であること</w:t>
+      </w:r>
+    </w:p>
+    <w:p>
+      <w:pPr>
+        <w:rPr>
+          <w:rFonts w:hint="eastAsia"/>
+        </w:rPr>
+      </w:pPr>
+      <w:r>
+        <w:rPr>
+          <w:rFonts w:hint="eastAsia"/>
+        </w:rPr>
+        <w:t>業務条件: 選択資産、設置先、移動先は作業対象施設に属すること。協業グループ経由の他施設閲覧資産は、共有システム管理者であっても対象施設を作業対象施設として選択し直すまで起票対象にしない</w:t>
       </w:r>
     </w:p>
     <w:p>
@@ -7767,7 +7909,7 @@
           <w:rFonts w:hint="eastAsia"/>
         </w:rPr>
       </w:pPr>
-      <w:bookmarkStart w:id="23" w:name="_Toc230336770"/>
+      <w:bookmarkStart w:id="23" w:name="_Toc231187145"/>
       <w:r>
         <w:rPr>
           <w:rFonts w:hint="eastAsia"/>
@@ -8023,6 +8165,7 @@
           </w:tcPr>
           <w:p>
             <w:r>
+              <w:lastRenderedPageBreak/>
               <w:t>initialStatus</w:t>
             </w:r>
           </w:p>
@@ -8209,7 +8352,6 @@
         <w:rPr>
           <w:rFonts w:hint="eastAsia"/>
         </w:rPr>
-        <w:lastRenderedPageBreak/>
         <w:t>selectedAssets要素（ApplicationSourceAsset）</w:t>
       </w:r>
     </w:p>
@@ -8988,11 +9130,12 @@
           <w:rFonts w:hint="eastAsia"/>
         </w:rPr>
       </w:pPr>
-      <w:bookmarkStart w:id="24" w:name="_Toc230336771"/>
+      <w:bookmarkStart w:id="24" w:name="_Toc231187146"/>
       <w:r>
         <w:rPr>
           <w:rFonts w:hint="eastAsia"/>
         </w:rPr>
+        <w:lastRenderedPageBreak/>
         <w:t>ステータスコード</w:t>
       </w:r>
       <w:bookmarkEnd w:id="24"/>
@@ -9205,7 +9348,7 @@
               <w:rPr>
                 <w:rFonts w:hint="eastAsia"/>
               </w:rPr>
-              <w:t>作業対象施設に対する実効権限なし</w:t>
+              <w:t>通常アカウントで作業対象施設に対する実効 `original_list_view` + `original_application` なし</w:t>
             </w:r>
           </w:p>
         </w:tc>
@@ -9227,7 +9370,6 @@
           </w:tcPr>
           <w:p>
             <w:r>
-              <w:lastRenderedPageBreak/>
               <w:t>404</w:t>
             </w:r>
           </w:p>
@@ -9241,7 +9383,7 @@
               <w:rPr>
                 <w:rFonts w:hint="eastAsia"/>
               </w:rPr>
-              <w:t>指定資産または設置場所候補が存在しない</w:t>
+              <w:t>作業対象施設が存在しない、削除済み、または指定資産・設置場所候補が存在しない/作業対象施設に属さない</w:t>
             </w:r>
           </w:p>
         </w:tc>
@@ -9300,7 +9442,7 @@
           <w:rFonts w:hint="eastAsia"/>
         </w:rPr>
       </w:pPr>
-      <w:bookmarkStart w:id="25" w:name="_Toc230336772"/>
+      <w:bookmarkStart w:id="25" w:name="_Toc231187147"/>
       <w:r>
         <w:rPr>
           <w:rFonts w:hint="eastAsia"/>
@@ -9366,7 +9508,7 @@
           <w:rFonts w:hint="eastAsia"/>
         </w:rPr>
       </w:pPr>
-      <w:bookmarkStart w:id="26" w:name="_Toc230336773"/>
+      <w:bookmarkStart w:id="26" w:name="_Toc231187148"/>
       <w:r>
         <w:rPr>
           <w:rFonts w:hint="eastAsia"/>
@@ -9564,11 +9706,12 @@
           <w:rFonts w:hint="eastAsia"/>
         </w:rPr>
       </w:pPr>
-      <w:bookmarkStart w:id="27" w:name="_Toc230336774"/>
+      <w:bookmarkStart w:id="27" w:name="_Toc231187149"/>
       <w:r>
         <w:rPr>
           <w:rFonts w:hint="eastAsia"/>
         </w:rPr>
+        <w:lastRenderedPageBreak/>
         <w:t>リクエストボディ</w:t>
       </w:r>
       <w:bookmarkEnd w:id="27"/>
@@ -9862,7 +10005,6 @@
           </w:tcPr>
           <w:p>
             <w:r>
-              <w:lastRenderedPageBreak/>
               <w:t>installationLocationId</w:t>
             </w:r>
           </w:p>
@@ -10749,7 +10891,6 @@
           </w:tcPr>
           <w:p>
             <w:r>
-              <w:lastRenderedPageBreak/>
               <w:t>lastKnownUpdatedAt</w:t>
             </w:r>
           </w:p>
@@ -11574,6 +11715,7 @@
           </w:tcPr>
           <w:p>
             <w:r>
+              <w:lastRenderedPageBreak/>
               <w:t>continueReason</w:t>
             </w:r>
           </w:p>
@@ -11670,7 +11812,6 @@
         <w:rPr>
           <w:rFonts w:hint="eastAsia"/>
         </w:rPr>
-        <w:lastRenderedPageBreak/>
         <w:t>attachments要素（ApplicationAttachmentInput）</w:t>
       </w:r>
     </w:p>
@@ -12072,7 +12213,7 @@
         <w:rPr>
           <w:rFonts w:hint="eastAsia"/>
         </w:rPr>
-        <w:t>Bearer トークン上の作業対象施設について `original_application` の実効権限を再判定する</w:t>
+        <w:t>認可条件: 共有システム管理者アカウント（`users.account_type='SYSTEM_ADMIN'`）の場合は、作業対象施設が未削除であることを確認し、通常アカウント向けの担当施設割当・施設提供設定・ユーザー施設別設定による `original_application` 判定をバイパスする</w:t>
       </w:r>
     </w:p>
     <w:p>
@@ -12085,7 +12226,33 @@
         <w:rPr>
           <w:rFonts w:hint="eastAsia"/>
         </w:rPr>
-        <w:t>既存資産を対象にする場合は、同じ作業対象施設に対する `original_list_view` 相当の参照可否も満たすこと</w:t>
+        <w:t>認可条件: 通常アカウントの場合、Bearer トークン上の作業対象施設について `user_facility_assignments` に有効割当があること</w:t>
+      </w:r>
+    </w:p>
+    <w:p>
+      <w:pPr>
+        <w:rPr>
+          <w:rFonts w:hint="eastAsia"/>
+        </w:rPr>
+      </w:pPr>
+      <w:r>
+        <w:rPr>
+          <w:rFonts w:hint="eastAsia"/>
+        </w:rPr>
+        <w:t>認可条件: 通常アカウントの場合、Bearer トークン上の作業対象施設について `facility_feature_settings` と `user_facility_feature_settings` の両方で `original_application` が有効であること</w:t>
+      </w:r>
+    </w:p>
+    <w:p>
+      <w:pPr>
+        <w:rPr>
+          <w:rFonts w:hint="eastAsia"/>
+        </w:rPr>
+      </w:pPr>
+      <w:r>
+        <w:rPr>
+          <w:rFonts w:hint="eastAsia"/>
+        </w:rPr>
+        <w:t>業務条件: 既存資産を指定する場合は、対象資産が作業対象施設に属すること。通常アカウントで既存資産スナップショットを取得する文脈では `original_list_view` も満たすこと</w:t>
       </w:r>
     </w:p>
     <w:p>
@@ -12125,6 +12292,7 @@
         <w:rPr>
           <w:rFonts w:hint="eastAsia"/>
         </w:rPr>
+        <w:lastRenderedPageBreak/>
         <w:t>`purchaseType` ごとの必須条件を検証する。NEW は `requestedAssets` 1..3 件、EXPANSION は `currentAssets` 1件以上かつ `additionalQuantity&gt;=1`、REPLACEMENT は `currentAssets` 1件以上、`requestedAssets` 1..3件、全 `currentAssets` に対応する `replacementActions` を必須とする</w:t>
       </w:r>
     </w:p>
@@ -12190,7 +12358,6 @@
         <w:rPr>
           <w:rFonts w:hint="eastAsia"/>
         </w:rPr>
-        <w:lastRenderedPageBreak/>
         <w:t>`application_assets` へ既存資産は `asset_role='CURRENT'`、要望機器は `asset_role='REQUEST'` として保存する。増設購入では対象既存資産ごとに追加数量を `REQUEST` 行として作成する</w:t>
       </w:r>
     </w:p>
@@ -12266,7 +12433,7 @@
           <w:rFonts w:hint="eastAsia"/>
         </w:rPr>
       </w:pPr>
-      <w:bookmarkStart w:id="28" w:name="_Toc230336775"/>
+      <w:bookmarkStart w:id="28" w:name="_Toc231187150"/>
       <w:r>
         <w:rPr>
           <w:rFonts w:hint="eastAsia"/>
@@ -12519,6 +12686,7 @@
           </w:tcPr>
           <w:p>
             <w:r>
+              <w:lastRenderedPageBreak/>
               <w:t>purchaseType</w:t>
             </w:r>
           </w:p>
@@ -12747,7 +12915,6 @@
         <w:rPr>
           <w:rFonts w:hint="eastAsia"/>
         </w:rPr>
-        <w:lastRenderedPageBreak/>
         <w:t>linkedApplications要素（LinkedApplicationSummary）</w:t>
       </w:r>
     </w:p>
@@ -13042,7 +13209,7 @@
           <w:rFonts w:hint="eastAsia"/>
         </w:rPr>
       </w:pPr>
-      <w:bookmarkStart w:id="29" w:name="_Toc230336776"/>
+      <w:bookmarkStart w:id="29" w:name="_Toc231187151"/>
       <w:r>
         <w:rPr>
           <w:rFonts w:hint="eastAsia"/>
@@ -13294,7 +13461,7 @@
               <w:rPr>
                 <w:rFonts w:hint="eastAsia"/>
               </w:rPr>
-              <w:t>作業対象施設に対する実効 `original_application` なし</w:t>
+              <w:t>通常アカウントで作業対象施設に対する実効 `original_application` なし</w:t>
             </w:r>
           </w:p>
         </w:tc>
@@ -13329,7 +13496,14 @@
               <w:rPr>
                 <w:rFonts w:hint="eastAsia"/>
               </w:rPr>
-              <w:t>指定資産または設置場所が存在しない</w:t>
+              <w:t>作業対象施設が存在しない、削除済み、または指定資産・設</w:t>
+            </w:r>
+            <w:r>
+              <w:rPr>
+                <w:rFonts w:hint="eastAsia"/>
+              </w:rPr>
+              <w:lastRenderedPageBreak/>
+              <w:t>置場所が存在しない/作業対象施設に属さない</w:t>
             </w:r>
           </w:p>
         </w:tc>
@@ -13339,6 +13513,7 @@
           </w:tcPr>
           <w:p>
             <w:r>
+              <w:lastRenderedPageBreak/>
               <w:t>ErrorResponse</w:t>
             </w:r>
           </w:p>
@@ -13388,7 +13563,7 @@
           <w:rFonts w:hint="eastAsia"/>
         </w:rPr>
       </w:pPr>
-      <w:bookmarkStart w:id="30" w:name="_Toc230336777"/>
+      <w:bookmarkStart w:id="30" w:name="_Toc231187152"/>
       <w:r>
         <w:rPr>
           <w:rFonts w:hint="eastAsia"/>
@@ -13454,12 +13629,11 @@
           <w:rFonts w:hint="eastAsia"/>
         </w:rPr>
       </w:pPr>
-      <w:bookmarkStart w:id="31" w:name="_Toc230336778"/>
+      <w:bookmarkStart w:id="31" w:name="_Toc231187153"/>
       <w:r>
         <w:rPr>
           <w:rFonts w:hint="eastAsia"/>
         </w:rPr>
-        <w:lastRenderedPageBreak/>
         <w:t>リクエストヘッダー</w:t>
       </w:r>
       <w:bookmarkEnd w:id="31"/>
@@ -13653,7 +13827,7 @@
           <w:rFonts w:hint="eastAsia"/>
         </w:rPr>
       </w:pPr>
-      <w:bookmarkStart w:id="32" w:name="_Toc230336779"/>
+      <w:bookmarkStart w:id="32" w:name="_Toc231187154"/>
       <w:r>
         <w:rPr>
           <w:rFonts w:hint="eastAsia"/>
@@ -14018,7 +14192,46 @@
         <w:rPr>
           <w:rFonts w:hint="eastAsia"/>
         </w:rPr>
-        <w:t>Bearer トークン上の作業対象施設について `original_application` の実効権限を再判定する</w:t>
+        <w:t>認可条件: 共有システム管理者アカウント（`users.account_type='SYSTEM_ADMIN'`）の場合は、作業対象施設が未削除であることを確認し、通常アカウント向けの担当施設割当・施設提供設定・ユーザー施設別設定による `original_application` 判定をバイパスする</w:t>
+      </w:r>
+    </w:p>
+    <w:p>
+      <w:pPr>
+        <w:rPr>
+          <w:rFonts w:hint="eastAsia"/>
+        </w:rPr>
+      </w:pPr>
+      <w:r>
+        <w:rPr>
+          <w:rFonts w:hint="eastAsia"/>
+        </w:rPr>
+        <w:t>認可条件: 通常アカウントの場合、Bearer トークン上の作業対象施設について `user_facility_assignments` に有効割当があること</w:t>
+      </w:r>
+    </w:p>
+    <w:p>
+      <w:pPr>
+        <w:rPr>
+          <w:rFonts w:hint="eastAsia"/>
+        </w:rPr>
+      </w:pPr>
+      <w:r>
+        <w:rPr>
+          <w:rFonts w:hint="eastAsia"/>
+        </w:rPr>
+        <w:t>認可条件: 通常アカウントの場合、Bearer トークン上の作業対象施設について `facility_feature_settings` と `user_facility_feature_settings` の両方で `original_application` が有効であること</w:t>
+      </w:r>
+    </w:p>
+    <w:p>
+      <w:pPr>
+        <w:rPr>
+          <w:rFonts w:hint="eastAsia"/>
+        </w:rPr>
+      </w:pPr>
+      <w:r>
+        <w:rPr>
+          <w:rFonts w:hint="eastAsia"/>
+        </w:rPr>
+        <w:t>業務条件: 既存資産を指定する場合は、対象資産が作業対象施設に属すること</w:t>
       </w:r>
     </w:p>
     <w:p>
@@ -14123,7 +14336,6 @@
         <w:rPr>
           <w:rFonts w:hint="eastAsia"/>
         </w:rPr>
-        <w:lastRenderedPageBreak/>
         <w:t>`transfer_application_details` に移動元/移動先、移動理由を保存する</w:t>
       </w:r>
     </w:p>
@@ -14147,7 +14359,7 @@
           <w:rFonts w:hint="eastAsia"/>
         </w:rPr>
       </w:pPr>
-      <w:bookmarkStart w:id="33" w:name="_Toc230336780"/>
+      <w:bookmarkStart w:id="33" w:name="_Toc231187155"/>
       <w:r>
         <w:rPr>
           <w:rFonts w:hint="eastAsia"/>
@@ -14492,7 +14704,7 @@
           <w:rFonts w:hint="eastAsia"/>
         </w:rPr>
       </w:pPr>
-      <w:bookmarkStart w:id="34" w:name="_Toc230336781"/>
+      <w:bookmarkStart w:id="34" w:name="_Toc231187156"/>
       <w:r>
         <w:rPr>
           <w:rFonts w:hint="eastAsia"/>
@@ -14744,7 +14956,7 @@
               <w:rPr>
                 <w:rFonts w:hint="eastAsia"/>
               </w:rPr>
-              <w:t>作業対象施設に対する実効 `original_application` なし</w:t>
+              <w:t>通常アカウントで作業対象施設に対する実効 `original_application` なし</w:t>
             </w:r>
           </w:p>
         </w:tc>
@@ -14779,7 +14991,7 @@
               <w:rPr>
                 <w:rFonts w:hint="eastAsia"/>
               </w:rPr>
-              <w:t>指定資産または移動先が存在しない</w:t>
+              <w:t>作業対象施設が存在しない、削除済み、または指定資産・移動先が存在しない/作業対象施設に属さない</w:t>
             </w:r>
           </w:p>
         </w:tc>
@@ -14838,7 +15050,7 @@
           <w:rFonts w:hint="eastAsia"/>
         </w:rPr>
       </w:pPr>
-      <w:bookmarkStart w:id="35" w:name="_Toc230336782"/>
+      <w:bookmarkStart w:id="35" w:name="_Toc231187157"/>
       <w:r>
         <w:rPr>
           <w:rFonts w:hint="eastAsia"/>
@@ -14881,7 +15093,6 @@
     </w:p>
     <w:p>
       <w:r>
-        <w:lastRenderedPageBreak/>
         <w:t>Path: /disposal-applications</w:t>
       </w:r>
     </w:p>
@@ -14905,7 +15116,7 @@
           <w:rFonts w:hint="eastAsia"/>
         </w:rPr>
       </w:pPr>
-      <w:bookmarkStart w:id="36" w:name="_Toc230336783"/>
+      <w:bookmarkStart w:id="36" w:name="_Toc231187158"/>
       <w:r>
         <w:rPr>
           <w:rFonts w:hint="eastAsia"/>
@@ -15103,7 +15314,7 @@
           <w:rFonts w:hint="eastAsia"/>
         </w:rPr>
       </w:pPr>
-      <w:bookmarkStart w:id="37" w:name="_Toc230336784"/>
+      <w:bookmarkStart w:id="37" w:name="_Toc231187159"/>
       <w:r>
         <w:rPr>
           <w:rFonts w:hint="eastAsia"/>
@@ -15747,7 +15958,6 @@
           </w:tcPr>
           <w:p>
             <w:r>
-              <w:lastRenderedPageBreak/>
               <w:t>fileSizeBytes</w:t>
             </w:r>
           </w:p>
@@ -15889,6 +16099,7 @@
         <w:rPr>
           <w:rFonts w:hint="eastAsia"/>
         </w:rPr>
+        <w:lastRenderedPageBreak/>
         <w:t>権限チェック</w:t>
       </w:r>
     </w:p>
@@ -15902,7 +16113,46 @@
         <w:rPr>
           <w:rFonts w:hint="eastAsia"/>
         </w:rPr>
-        <w:t>Bearer トークン上の作業対象施設について `original_application` の実効権限を再判定する</w:t>
+        <w:t>認可条件: 共有システム管理者アカウント（`users.account_type='SYSTEM_ADMIN'`）の場合は、作業対象施設が未削除であることを確認し、通常アカウント向けの担当施設割当・施設提供設定・ユーザー施設別設定による `original_application` 判定をバイパスする</w:t>
+      </w:r>
+    </w:p>
+    <w:p>
+      <w:pPr>
+        <w:rPr>
+          <w:rFonts w:hint="eastAsia"/>
+        </w:rPr>
+      </w:pPr>
+      <w:r>
+        <w:rPr>
+          <w:rFonts w:hint="eastAsia"/>
+        </w:rPr>
+        <w:t>認可条件: 通常アカウントの場合、Bearer トークン上の作業対象施設について `user_facility_assignments` に有効割当があること</w:t>
+      </w:r>
+    </w:p>
+    <w:p>
+      <w:pPr>
+        <w:rPr>
+          <w:rFonts w:hint="eastAsia"/>
+        </w:rPr>
+      </w:pPr>
+      <w:r>
+        <w:rPr>
+          <w:rFonts w:hint="eastAsia"/>
+        </w:rPr>
+        <w:t>認可条件: 通常アカウントの場合、Bearer トークン上の作業対象施設について `facility_feature_settings` と `user_facility_feature_settings` の両方で `original_application` が有効であること</w:t>
+      </w:r>
+    </w:p>
+    <w:p>
+      <w:pPr>
+        <w:rPr>
+          <w:rFonts w:hint="eastAsia"/>
+        </w:rPr>
+      </w:pPr>
+      <w:r>
+        <w:rPr>
+          <w:rFonts w:hint="eastAsia"/>
+        </w:rPr>
+        <w:t>業務条件: 既存資産を指定する場合は、対象資産が作業対象施設に属すること</w:t>
       </w:r>
     </w:p>
     <w:p>
@@ -16043,7 +16293,7 @@
           <w:rFonts w:hint="eastAsia"/>
         </w:rPr>
       </w:pPr>
-      <w:bookmarkStart w:id="38" w:name="_Toc230336785"/>
+      <w:bookmarkStart w:id="38" w:name="_Toc231187160"/>
       <w:r>
         <w:rPr>
           <w:rFonts w:hint="eastAsia"/>
@@ -16341,6 +16591,7 @@
           </w:tcPr>
           <w:p>
             <w:r>
+              <w:lastRenderedPageBreak/>
               <w:t>createdAssetCount</w:t>
             </w:r>
           </w:p>
@@ -16386,7 +16637,6 @@
           </w:tcPr>
           <w:p>
             <w:r>
-              <w:lastRenderedPageBreak/>
               <w:t>createdAttachmentCount</w:t>
             </w:r>
           </w:p>
@@ -16434,7 +16684,7 @@
           <w:rFonts w:hint="eastAsia"/>
         </w:rPr>
       </w:pPr>
-      <w:bookmarkStart w:id="39" w:name="_Toc230336786"/>
+      <w:bookmarkStart w:id="39" w:name="_Toc231187161"/>
       <w:r>
         <w:rPr>
           <w:rFonts w:hint="eastAsia"/>
@@ -16686,7 +16936,7 @@
               <w:rPr>
                 <w:rFonts w:hint="eastAsia"/>
               </w:rPr>
-              <w:t>作業対象施設に対する実効 `original_application` なし</w:t>
+              <w:t>通常アカウントで作業対象施設に対する実効 `original_application` なし</w:t>
             </w:r>
           </w:p>
         </w:tc>
@@ -16721,7 +16971,7 @@
               <w:rPr>
                 <w:rFonts w:hint="eastAsia"/>
               </w:rPr>
-              <w:t>指定資産が存在しない</w:t>
+              <w:t>作業対象施設が存在しない、削除済み、または指定資産が存在しない/作業対象施設に属さない</w:t>
             </w:r>
           </w:p>
         </w:tc>
@@ -16780,7 +17030,7 @@
           <w:rFonts w:hint="eastAsia"/>
         </w:rPr>
       </w:pPr>
-      <w:bookmarkStart w:id="40" w:name="_Toc230336787"/>
+      <w:bookmarkStart w:id="40" w:name="_Toc231187162"/>
       <w:r>
         <w:rPr>
           <w:rFonts w:hint="eastAsia"/>
@@ -16796,7 +17046,7 @@
           <w:rFonts w:hint="eastAsia"/>
         </w:rPr>
       </w:pPr>
-      <w:bookmarkStart w:id="41" w:name="_Toc230336788"/>
+      <w:bookmarkStart w:id="41" w:name="_Toc231187163"/>
       <w:r>
         <w:rPr>
           <w:rFonts w:hint="eastAsia"/>
@@ -16925,7 +17175,14 @@
               <w:rPr>
                 <w:rFonts w:hint="eastAsia"/>
               </w:rPr>
-              <w:t>`applications.application_type=PURCHASE`、`purchase_application_details.purchase_type=NEW`、要望機器を `application_assets.asset_role=REQUEST` で保存</w:t>
+              <w:t>`applications.application_type=PURCHASE`、`purchase_application_details.purchase_type=NEW`、要望機器を `application_ass</w:t>
+            </w:r>
+            <w:r>
+              <w:rPr>
+                <w:rFonts w:hint="eastAsia"/>
+              </w:rPr>
+              <w:lastRenderedPageBreak/>
+              <w:t>ets.asset_role=REQUEST` で保存</w:t>
             </w:r>
           </w:p>
         </w:tc>
@@ -16940,6 +17197,7 @@
               <w:rPr>
                 <w:rFonts w:hint="eastAsia"/>
               </w:rPr>
+              <w:lastRenderedPageBreak/>
               <w:t>増設購入</w:t>
             </w:r>
           </w:p>
@@ -16953,14 +17211,7 @@
               <w:rPr>
                 <w:rFonts w:hint="eastAsia"/>
               </w:rPr>
-              <w:t>`purchaseType=EXPANSION`、`currentAssets` 1件</w:t>
-            </w:r>
-            <w:r>
-              <w:rPr>
-                <w:rFonts w:hint="eastAsia"/>
-              </w:rPr>
-              <w:lastRenderedPageBreak/>
-              <w:t>以上、各 `additionalQuantity&gt;=1`</w:t>
+              <w:t>`purchaseType=EXPANSION`、`currentAssets` 1件以上、各 `additionalQuantity&gt;=1`</w:t>
             </w:r>
           </w:p>
         </w:tc>
@@ -16973,7 +17224,6 @@
               <w:rPr>
                 <w:rFonts w:hint="eastAsia"/>
               </w:rPr>
-              <w:lastRenderedPageBreak/>
               <w:t>既存資産を `CURRENT`、追加希望を `REQUEST` として保存</w:t>
             </w:r>
           </w:p>
@@ -17111,7 +17361,7 @@
           <w:rFonts w:hint="eastAsia"/>
         </w:rPr>
       </w:pPr>
-      <w:bookmarkStart w:id="42" w:name="_Toc230336789"/>
+      <w:bookmarkStart w:id="42" w:name="_Toc231187164"/>
       <w:r>
         <w:rPr>
           <w:rFonts w:hint="eastAsia"/>
@@ -17203,11 +17453,12 @@
           <w:rFonts w:hint="eastAsia"/>
         </w:rPr>
       </w:pPr>
-      <w:bookmarkStart w:id="43" w:name="_Toc230336790"/>
+      <w:bookmarkStart w:id="43" w:name="_Toc231187165"/>
       <w:r>
         <w:rPr>
           <w:rFonts w:hint="eastAsia"/>
         </w:rPr>
+        <w:lastRenderedPageBreak/>
         <w:t>同時実行・冪等性</w:t>
       </w:r>
       <w:bookmarkEnd w:id="43"/>
@@ -17247,7 +17498,6 @@
         <w:rPr>
           <w:rFonts w:hint="eastAsia"/>
         </w:rPr>
-        <w:lastRenderedPageBreak/>
         <w:t>同一キー、同一ユーザー、同一施設、同一 API パス、同一 payload の再送は初回レスポンスを返す</w:t>
       </w:r>
     </w:p>
@@ -17286,7 +17536,7 @@
         <w:rPr>
           <w:rFonts w:hint="eastAsia"/>
         </w:rPr>
-        <w:t>既存資産を対象にする作成処理では、対象 `asset_ledgers` を同一トランザクション内で検証し、施設違い、削除相当、更新競合を拒否する</w:t>
+        <w:t>既存資産を対象にする作成処理では、対象 `asset_ledgers` を同一トランザクション内で検証し、施設違い、存在なし、更新競合を拒否する</w:t>
       </w:r>
     </w:p>
     <w:p>
@@ -17296,7 +17546,7 @@
           <w:rFonts w:hint="eastAsia"/>
         </w:rPr>
       </w:pPr>
-      <w:bookmarkStart w:id="44" w:name="_Toc230336791"/>
+      <w:bookmarkStart w:id="44" w:name="_Toc231187166"/>
       <w:r>
         <w:rPr>
           <w:rFonts w:hint="eastAsia"/>
@@ -17523,7 +17773,7 @@
               <w:rPr>
                 <w:rFonts w:hint="eastAsia"/>
               </w:rPr>
-              <w:t>作業対象施設に対する実効 `original_application` がない</w:t>
+              <w:t>通常アカウントで作業対象施設に対する実効 `original_application` がない。共有システム管理者では作業対象施設が未削除であれば通常権限判定をバイパスする</w:t>
             </w:r>
           </w:p>
         </w:tc>
@@ -17710,6 +17960,7 @@
           </w:tcPr>
           <w:p>
             <w:r>
+              <w:lastRenderedPageBreak/>
               <w:t>IDEMPOTENCY_KEY_REUSED</w:t>
             </w:r>
           </w:p>
@@ -17782,12 +18033,11 @@
           <w:rFonts w:hint="eastAsia"/>
         </w:rPr>
       </w:pPr>
-      <w:bookmarkStart w:id="45" w:name="_Toc230336792"/>
+      <w:bookmarkStart w:id="45" w:name="_Toc231187167"/>
       <w:r>
         <w:rPr>
           <w:rFonts w:hint="eastAsia"/>
         </w:rPr>
-        <w:lastRenderedPageBreak/>
         <w:t>第8章 運用・監査方針</w:t>
       </w:r>
       <w:bookmarkEnd w:id="45"/>
@@ -17875,7 +18125,7 @@
           <w:rFonts w:hint="eastAsia"/>
         </w:rPr>
       </w:pPr>
-      <w:bookmarkStart w:id="46" w:name="_Toc230336793"/>
+      <w:bookmarkStart w:id="46" w:name="_Toc231187168"/>
       <w:r>
         <w:rPr>
           <w:rFonts w:hint="eastAsia"/>
@@ -18142,6 +18392,7 @@
               <w:rPr>
                 <w:rFonts w:hint="eastAsia"/>
               </w:rPr>
+              <w:lastRenderedPageBreak/>
               <w:t>棚卸し自動起票</w:t>
             </w:r>
           </w:p>
@@ -18241,7 +18492,7 @@
 <file path=word/numbering.xml><?xml version="1.0" encoding="utf-8"?>
 <w:numbering xmlns:wpc="http://schemas.microsoft.com/office/word/2010/wordprocessingCanvas" xmlns:cx="http://schemas.microsoft.com/office/drawing/2014/chartex" xmlns:cx1="http://schemas.microsoft.com/office/drawing/2015/9/8/chartex" xmlns:cx2="http://schemas.microsoft.com/office/drawing/2015/10/21/chartex" xmlns:cx3="http://schemas.microsoft.com/office/drawing/2016/5/9/chartex" xmlns:cx4="http://schemas.microsoft.com/office/drawing/2016/5/10/chartex" xmlns:cx5="http://schemas.microsoft.com/office/drawing/2016/5/11/chartex" xmlns:cx6="http://schemas.microsoft.com/office/drawing/2016/5/12/chartex" xmlns:cx7="http://schemas.microsoft.com/office/drawing/2016/5/13/chartex" xmlns:cx8="http://schemas.microsoft.com/office/drawing/2016/5/14/chartex" xmlns:mc="http://schemas.openxmlformats.org/markup-compatibility/2006" xmlns:aink="http://schemas.microsoft.com/office/drawing/2016/ink" xmlns:am3d="http://schemas.microsoft.com/office/drawing/2017/model3d" xmlns:o="urn:schemas-microsoft-com:office:office" xmlns:oel="http://schemas.microsoft.com/office/2019/extlst" xmlns:r="http://schemas.openxmlformats.org/officeDocument/2006/relationships" xmlns:m="http://schemas.openxmlformats.org/officeDocument/2006/math" xmlns:v="urn:schemas-microsoft-com:vml" xmlns:wp14="http://schemas.microsoft.com/office/word/2010/wordprocessingDrawing" xmlns:wp="http://schemas.openxmlformats.org/drawingml/2006/wordprocessingDrawing" xmlns:w10="urn:schemas-microsoft-com:office:word" xmlns:w="http://schemas.openxmlformats.org/wordprocessingml/2006/main" xmlns:w14="http://schemas.microsoft.com/office/word/2010/wordml" xmlns:w15="http://schemas.microsoft.com/office/word/2012/wordml" xmlns:w16cex="http://schemas.microsoft.com/office/word/2018/wordml/cex" xmlns:w16cid="http://schemas.microsoft.com/office/word/2016/wordml/cid" xmlns:w16="http://schemas.microsoft.com/office/word/2018/wordml" xmlns:w16du="http://schemas.microsoft.com/office/word/2023/wordml/word16du" xmlns:w16sdtdh="http://schemas.microsoft.com/office/word/2020/wordml/sdtdatahash" xmlns:w16sdtfl="http://schemas.microsoft.com/office/word/2024/wordml/sdtformatlock" xmlns:w16se="http://schemas.microsoft.com/office/word/2015/wordml/symex" xmlns:wpg="http://schemas.microsoft.com/office/word/2010/wordprocessingGroup" xmlns:wpi="http://schemas.microsoft.com/office/word/2010/wordprocessingInk" xmlns:wne="http://schemas.microsoft.com/office/word/2006/wordml" xmlns:wps="http://schemas.microsoft.com/office/word/2010/wordprocessingShape" mc:Ignorable="w14 w15 w16se w16cid w16 w16cex w16sdtdh w16sdtfl w16du wp14">
   <w:abstractNum w:abstractNumId="0" w15:restartNumberingAfterBreak="0">
-    <w:nsid w:val="02F63E14"/>
+    <w:nsid w:val="3A7612FB"/>
     <w:multiLevelType w:val="singleLevel"/>
     <w:tmpl w:val="0409000F"/>
     <w:name w:val="__API_DOC_SQUARE_BULLET__"/>
@@ -18256,10 +18507,10 @@
     </w:lvl>
   </w:abstractNum>
   <w:abstractNum w:abstractNumId="1" w15:restartNumberingAfterBreak="0">
-    <w:nsid w:val="08BC46DD"/>
+    <w:nsid w:val="3FAD1BA1"/>
     <w:multiLevelType w:val="hybridMultilevel"/>
-    <w:tmpl w:val="7FFEB6F8"/>
-    <w:name w:val="__API_DOC_SQUARE_BULLET__2222"/>
+    <w:tmpl w:val="418CF02A"/>
+    <w:name w:val="__API_DOC_SQUARE_BULLET__22222"/>
     <w:lvl w:ilvl="0" w:tplc="0409000F">
       <w:start w:val="1"/>
       <w:numFmt w:val="decimal"/>
@@ -18343,10 +18594,10 @@
     </w:lvl>
   </w:abstractNum>
   <w:abstractNum w:abstractNumId="2" w15:restartNumberingAfterBreak="0">
-    <w:nsid w:val="1E887334"/>
+    <w:nsid w:val="4214459A"/>
     <w:multiLevelType w:val="hybridMultilevel"/>
-    <w:tmpl w:val="C0401128"/>
-    <w:name w:val="__API_DOC_SQUARE_BULLET__2"/>
+    <w:tmpl w:val="F5405BAA"/>
+    <w:name w:val="__API_DOC_SQUARE_BULLET__22"/>
     <w:lvl w:ilvl="0" w:tplc="0409000F">
       <w:start w:val="1"/>
       <w:numFmt w:val="decimal"/>
@@ -18430,10 +18681,10 @@
     </w:lvl>
   </w:abstractNum>
   <w:abstractNum w:abstractNumId="3" w15:restartNumberingAfterBreak="0">
-    <w:nsid w:val="39397F3D"/>
+    <w:nsid w:val="492F5260"/>
     <w:multiLevelType w:val="hybridMultilevel"/>
-    <w:tmpl w:val="395A9100"/>
-    <w:name w:val="__API_DOC_SQUARE_BULLET__22222"/>
+    <w:tmpl w:val="F144701E"/>
+    <w:name w:val="__API_DOC_SQUARE_BULLET__222"/>
     <w:lvl w:ilvl="0" w:tplc="0409000F">
       <w:start w:val="1"/>
       <w:numFmt w:val="decimal"/>
@@ -18517,7 +18768,7 @@
     </w:lvl>
   </w:abstractNum>
   <w:abstractNum w:abstractNumId="4" w15:restartNumberingAfterBreak="0">
-    <w:nsid w:val="3FCC2B92"/>
+    <w:nsid w:val="563A39D5"/>
     <w:multiLevelType w:val="singleLevel"/>
     <w:tmpl w:val="04090001"/>
     <w:lvl w:ilvl="0">
@@ -18534,10 +18785,10 @@
     </w:lvl>
   </w:abstractNum>
   <w:abstractNum w:abstractNumId="5" w15:restartNumberingAfterBreak="0">
-    <w:nsid w:val="464E65F1"/>
+    <w:nsid w:val="5C4D34E4"/>
     <w:multiLevelType w:val="hybridMultilevel"/>
-    <w:tmpl w:val="2BA848BE"/>
-    <w:name w:val="__API_DOC_SQUARE_BULLET__22"/>
+    <w:tmpl w:val="BB1A6688"/>
+    <w:name w:val="__API_DOC_SQUARE_BULLET__2"/>
     <w:lvl w:ilvl="0" w:tplc="0409000F">
       <w:start w:val="1"/>
       <w:numFmt w:val="decimal"/>
@@ -18621,93 +18872,6 @@
     </w:lvl>
   </w:abstractNum>
   <w:abstractNum w:abstractNumId="6" w15:restartNumberingAfterBreak="0">
-    <w:nsid w:val="61647BDA"/>
-    <w:multiLevelType w:val="hybridMultilevel"/>
-    <w:tmpl w:val="749A9A06"/>
-    <w:name w:val="__API_DOC_SQUARE_BULLET__222"/>
-    <w:lvl w:ilvl="0" w:tplc="0409000F">
-      <w:start w:val="1"/>
-      <w:numFmt w:val="decimal"/>
-      <w:lvlText w:val="%1."/>
-      <w:lvlJc w:val="left"/>
-      <w:pPr>
-        <w:ind w:left="440" w:hanging="440"/>
-      </w:pPr>
-    </w:lvl>
-    <w:lvl w:ilvl="1" w:tplc="04090017" w:tentative="1">
-      <w:start w:val="1"/>
-      <w:numFmt w:val="aiueoFullWidth"/>
-      <w:lvlText w:val="(%2)"/>
-      <w:lvlJc w:val="left"/>
-      <w:pPr>
-        <w:ind w:left="880" w:hanging="440"/>
-      </w:pPr>
-    </w:lvl>
-    <w:lvl w:ilvl="2" w:tplc="04090011" w:tentative="1">
-      <w:start w:val="1"/>
-      <w:numFmt w:val="decimalEnclosedCircle"/>
-      <w:lvlText w:val="%3"/>
-      <w:lvlJc w:val="left"/>
-      <w:pPr>
-        <w:ind w:left="1320" w:hanging="440"/>
-      </w:pPr>
-    </w:lvl>
-    <w:lvl w:ilvl="3" w:tplc="0409000F" w:tentative="1">
-      <w:start w:val="1"/>
-      <w:numFmt w:val="decimal"/>
-      <w:lvlText w:val="%4."/>
-      <w:lvlJc w:val="left"/>
-      <w:pPr>
-        <w:ind w:left="1760" w:hanging="440"/>
-      </w:pPr>
-    </w:lvl>
-    <w:lvl w:ilvl="4" w:tplc="04090017" w:tentative="1">
-      <w:start w:val="1"/>
-      <w:numFmt w:val="aiueoFullWidth"/>
-      <w:lvlText w:val="(%5)"/>
-      <w:lvlJc w:val="left"/>
-      <w:pPr>
-        <w:ind w:left="2200" w:hanging="440"/>
-      </w:pPr>
-    </w:lvl>
-    <w:lvl w:ilvl="5" w:tplc="04090011" w:tentative="1">
-      <w:start w:val="1"/>
-      <w:numFmt w:val="decimalEnclosedCircle"/>
-      <w:lvlText w:val="%6"/>
-      <w:lvlJc w:val="left"/>
-      <w:pPr>
-        <w:ind w:left="2640" w:hanging="440"/>
-      </w:pPr>
-    </w:lvl>
-    <w:lvl w:ilvl="6" w:tplc="0409000F" w:tentative="1">
-      <w:start w:val="1"/>
-      <w:numFmt w:val="decimal"/>
-      <w:lvlText w:val="%7."/>
-      <w:lvlJc w:val="left"/>
-      <w:pPr>
-        <w:ind w:left="3080" w:hanging="440"/>
-      </w:pPr>
-    </w:lvl>
-    <w:lvl w:ilvl="7" w:tplc="04090017" w:tentative="1">
-      <w:start w:val="1"/>
-      <w:numFmt w:val="aiueoFullWidth"/>
-      <w:lvlText w:val="(%8)"/>
-      <w:lvlJc w:val="left"/>
-      <w:pPr>
-        <w:ind w:left="3520" w:hanging="440"/>
-      </w:pPr>
-    </w:lvl>
-    <w:lvl w:ilvl="8" w:tplc="04090011" w:tentative="1">
-      <w:start w:val="1"/>
-      <w:numFmt w:val="decimalEnclosedCircle"/>
-      <w:lvlText w:val="%9"/>
-      <w:lvlJc w:val="left"/>
-      <w:pPr>
-        <w:ind w:left="3960" w:hanging="440"/>
-      </w:pPr>
-    </w:lvl>
-  </w:abstractNum>
-  <w:abstractNum w:abstractNumId="7" w15:restartNumberingAfterBreak="0">
     <w:nsid w:val="7AC532A8"/>
     <w:multiLevelType w:val="multilevel"/>
     <w:tmpl w:val="4E1E5628"/>
@@ -18821,29 +18985,116 @@
       </w:rPr>
     </w:lvl>
   </w:abstractNum>
+  <w:abstractNum w:abstractNumId="7" w15:restartNumberingAfterBreak="0">
+    <w:nsid w:val="7EA5639B"/>
+    <w:multiLevelType w:val="hybridMultilevel"/>
+    <w:tmpl w:val="FF32D646"/>
+    <w:name w:val="__API_DOC_SQUARE_BULLET__2222"/>
+    <w:lvl w:ilvl="0" w:tplc="0409000F">
+      <w:start w:val="1"/>
+      <w:numFmt w:val="decimal"/>
+      <w:lvlText w:val="%1."/>
+      <w:lvlJc w:val="left"/>
+      <w:pPr>
+        <w:ind w:left="440" w:hanging="440"/>
+      </w:pPr>
+    </w:lvl>
+    <w:lvl w:ilvl="1" w:tplc="04090017" w:tentative="1">
+      <w:start w:val="1"/>
+      <w:numFmt w:val="aiueoFullWidth"/>
+      <w:lvlText w:val="(%2)"/>
+      <w:lvlJc w:val="left"/>
+      <w:pPr>
+        <w:ind w:left="880" w:hanging="440"/>
+      </w:pPr>
+    </w:lvl>
+    <w:lvl w:ilvl="2" w:tplc="04090011" w:tentative="1">
+      <w:start w:val="1"/>
+      <w:numFmt w:val="decimalEnclosedCircle"/>
+      <w:lvlText w:val="%3"/>
+      <w:lvlJc w:val="left"/>
+      <w:pPr>
+        <w:ind w:left="1320" w:hanging="440"/>
+      </w:pPr>
+    </w:lvl>
+    <w:lvl w:ilvl="3" w:tplc="0409000F" w:tentative="1">
+      <w:start w:val="1"/>
+      <w:numFmt w:val="decimal"/>
+      <w:lvlText w:val="%4."/>
+      <w:lvlJc w:val="left"/>
+      <w:pPr>
+        <w:ind w:left="1760" w:hanging="440"/>
+      </w:pPr>
+    </w:lvl>
+    <w:lvl w:ilvl="4" w:tplc="04090017" w:tentative="1">
+      <w:start w:val="1"/>
+      <w:numFmt w:val="aiueoFullWidth"/>
+      <w:lvlText w:val="(%5)"/>
+      <w:lvlJc w:val="left"/>
+      <w:pPr>
+        <w:ind w:left="2200" w:hanging="440"/>
+      </w:pPr>
+    </w:lvl>
+    <w:lvl w:ilvl="5" w:tplc="04090011" w:tentative="1">
+      <w:start w:val="1"/>
+      <w:numFmt w:val="decimalEnclosedCircle"/>
+      <w:lvlText w:val="%6"/>
+      <w:lvlJc w:val="left"/>
+      <w:pPr>
+        <w:ind w:left="2640" w:hanging="440"/>
+      </w:pPr>
+    </w:lvl>
+    <w:lvl w:ilvl="6" w:tplc="0409000F" w:tentative="1">
+      <w:start w:val="1"/>
+      <w:numFmt w:val="decimal"/>
+      <w:lvlText w:val="%7."/>
+      <w:lvlJc w:val="left"/>
+      <w:pPr>
+        <w:ind w:left="3080" w:hanging="440"/>
+      </w:pPr>
+    </w:lvl>
+    <w:lvl w:ilvl="7" w:tplc="04090017" w:tentative="1">
+      <w:start w:val="1"/>
+      <w:numFmt w:val="aiueoFullWidth"/>
+      <w:lvlText w:val="(%8)"/>
+      <w:lvlJc w:val="left"/>
+      <w:pPr>
+        <w:ind w:left="3520" w:hanging="440"/>
+      </w:pPr>
+    </w:lvl>
+    <w:lvl w:ilvl="8" w:tplc="04090011" w:tentative="1">
+      <w:start w:val="1"/>
+      <w:numFmt w:val="decimalEnclosedCircle"/>
+      <w:lvlText w:val="%9"/>
+      <w:lvlJc w:val="left"/>
+      <w:pPr>
+        <w:ind w:left="3960" w:hanging="440"/>
+      </w:pPr>
+    </w:lvl>
+  </w:abstractNum>
   <w:num w:numId="1" w16cid:durableId="296302402">
+    <w:abstractNumId w:val="6"/>
+  </w:num>
+  <w:num w:numId="2" w16cid:durableId="1284386991">
+    <w:abstractNumId w:val="4"/>
+  </w:num>
+  <w:num w:numId="3" w16cid:durableId="1111780863">
+    <w:abstractNumId w:val="0"/>
+  </w:num>
+  <w:num w:numId="4" w16cid:durableId="922682379">
+    <w:abstractNumId w:val="5"/>
+  </w:num>
+  <w:num w:numId="5" w16cid:durableId="126703900">
+    <w:abstractNumId w:val="2"/>
+  </w:num>
+  <w:num w:numId="6" w16cid:durableId="669990670">
+    <w:abstractNumId w:val="3"/>
+  </w:num>
+  <w:num w:numId="7" w16cid:durableId="1608272947">
     <w:abstractNumId w:val="7"/>
   </w:num>
-  <w:num w:numId="2" w16cid:durableId="756361823">
-    <w:abstractNumId w:val="4"/>
-  </w:num>
-  <w:num w:numId="3" w16cid:durableId="1249846198">
-    <w:abstractNumId w:val="0"/>
-  </w:num>
-  <w:num w:numId="4" w16cid:durableId="62069138">
-    <w:abstractNumId w:val="2"/>
-  </w:num>
-  <w:num w:numId="5" w16cid:durableId="783579485">
-    <w:abstractNumId w:val="5"/>
-  </w:num>
-  <w:num w:numId="6" w16cid:durableId="1508712291">
-    <w:abstractNumId w:val="6"/>
-  </w:num>
-  <w:num w:numId="7" w16cid:durableId="565725175">
+  <w:num w:numId="8" w16cid:durableId="563561691">
     <w:abstractNumId w:val="1"/>
-  </w:num>
-  <w:num w:numId="8" w16cid:durableId="1939362512">
-    <w:abstractNumId w:val="3"/>
   </w:num>
   <w:numIdMacAtCleanup w:val="8"/>
 </w:numbering>

--- a/taniguchi/api/Fix/API設計書_資産申請起票.docx
+++ b/taniguchi/api/Fix/API設計書_資産申請起票.docx
@@ -1002,7 +1002,7 @@
       <w:r>
         <w:fldChar w:fldCharType="separate"/>
       </w:r>
-      <w:hyperlink w:anchor="_Toc231385779" w:history="1">
+      <w:hyperlink w:anchor="_Toc231754894" w:history="1">
         <w:r>
           <w:rPr>
             <w:rStyle w:val="afffffff5"/>
@@ -1029,7 +1029,7 @@
             <w:noProof/>
             <w:webHidden/>
           </w:rPr>
-          <w:instrText xml:space="preserve"> PAGEREF _Toc231385779 \h </w:instrText>
+          <w:instrText xml:space="preserve"> PAGEREF _Toc231754894 \h </w:instrText>
         </w:r>
         <w:r>
           <w:rPr>
@@ -1077,7 +1077,7 @@
           <w14:ligatures w14:val="standardContextual"/>
         </w:rPr>
       </w:pPr>
-      <w:hyperlink w:anchor="_Toc231385780" w:history="1">
+      <w:hyperlink w:anchor="_Toc231754895" w:history="1">
         <w:r>
           <w:rPr>
             <w:rStyle w:val="afffffff5"/>
@@ -1104,7 +1104,7 @@
             <w:noProof/>
             <w:webHidden/>
           </w:rPr>
-          <w:instrText xml:space="preserve"> PAGEREF _Toc231385780 \h </w:instrText>
+          <w:instrText xml:space="preserve"> PAGEREF _Toc231754895 \h </w:instrText>
         </w:r>
         <w:r>
           <w:rPr>
@@ -1152,7 +1152,7 @@
           <w14:ligatures w14:val="standardContextual"/>
         </w:rPr>
       </w:pPr>
-      <w:hyperlink w:anchor="_Toc231385781" w:history="1">
+      <w:hyperlink w:anchor="_Toc231754896" w:history="1">
         <w:r>
           <w:rPr>
             <w:rStyle w:val="afffffff5"/>
@@ -1179,7 +1179,7 @@
             <w:noProof/>
             <w:webHidden/>
           </w:rPr>
-          <w:instrText xml:space="preserve"> PAGEREF _Toc231385781 \h </w:instrText>
+          <w:instrText xml:space="preserve"> PAGEREF _Toc231754896 \h </w:instrText>
         </w:r>
         <w:r>
           <w:rPr>
@@ -1227,7 +1227,7 @@
           <w14:ligatures w14:val="standardContextual"/>
         </w:rPr>
       </w:pPr>
-      <w:hyperlink w:anchor="_Toc231385782" w:history="1">
+      <w:hyperlink w:anchor="_Toc231754897" w:history="1">
         <w:r>
           <w:rPr>
             <w:rStyle w:val="afffffff5"/>
@@ -1254,7 +1254,7 @@
             <w:noProof/>
             <w:webHidden/>
           </w:rPr>
-          <w:instrText xml:space="preserve"> PAGEREF _Toc231385782 \h </w:instrText>
+          <w:instrText xml:space="preserve"> PAGEREF _Toc231754897 \h </w:instrText>
         </w:r>
         <w:r>
           <w:rPr>
@@ -1302,7 +1302,7 @@
           <w14:ligatures w14:val="standardContextual"/>
         </w:rPr>
       </w:pPr>
-      <w:hyperlink w:anchor="_Toc231385783" w:history="1">
+      <w:hyperlink w:anchor="_Toc231754898" w:history="1">
         <w:r>
           <w:rPr>
             <w:rStyle w:val="afffffff5"/>
@@ -1329,7 +1329,7 @@
             <w:noProof/>
             <w:webHidden/>
           </w:rPr>
-          <w:instrText xml:space="preserve"> PAGEREF _Toc231385783 \h </w:instrText>
+          <w:instrText xml:space="preserve"> PAGEREF _Toc231754898 \h </w:instrText>
         </w:r>
         <w:r>
           <w:rPr>
@@ -1378,7 +1378,7 @@
           <w14:ligatures w14:val="standardContextual"/>
         </w:rPr>
       </w:pPr>
-      <w:hyperlink w:anchor="_Toc231385784" w:history="1">
+      <w:hyperlink w:anchor="_Toc231754899" w:history="1">
         <w:r>
           <w:rPr>
             <w:rStyle w:val="afffffff5"/>
@@ -1405,7 +1405,7 @@
             <w:noProof/>
             <w:webHidden/>
           </w:rPr>
-          <w:instrText xml:space="preserve"> PAGEREF _Toc231385784 \h </w:instrText>
+          <w:instrText xml:space="preserve"> PAGEREF _Toc231754899 \h </w:instrText>
         </w:r>
         <w:r>
           <w:rPr>
@@ -1453,7 +1453,7 @@
           <w14:ligatures w14:val="standardContextual"/>
         </w:rPr>
       </w:pPr>
-      <w:hyperlink w:anchor="_Toc231385785" w:history="1">
+      <w:hyperlink w:anchor="_Toc231754900" w:history="1">
         <w:r>
           <w:rPr>
             <w:rStyle w:val="afffffff5"/>
@@ -1480,7 +1480,7 @@
             <w:noProof/>
             <w:webHidden/>
           </w:rPr>
-          <w:instrText xml:space="preserve"> PAGEREF _Toc231385785 \h </w:instrText>
+          <w:instrText xml:space="preserve"> PAGEREF _Toc231754900 \h </w:instrText>
         </w:r>
         <w:r>
           <w:rPr>
@@ -1528,7 +1528,7 @@
           <w14:ligatures w14:val="standardContextual"/>
         </w:rPr>
       </w:pPr>
-      <w:hyperlink w:anchor="_Toc231385786" w:history="1">
+      <w:hyperlink w:anchor="_Toc231754901" w:history="1">
         <w:r>
           <w:rPr>
             <w:rStyle w:val="afffffff5"/>
@@ -1555,7 +1555,7 @@
             <w:noProof/>
             <w:webHidden/>
           </w:rPr>
-          <w:instrText xml:space="preserve"> PAGEREF _Toc231385786 \h </w:instrText>
+          <w:instrText xml:space="preserve"> PAGEREF _Toc231754901 \h </w:instrText>
         </w:r>
         <w:r>
           <w:rPr>
@@ -1603,7 +1603,7 @@
           <w14:ligatures w14:val="standardContextual"/>
         </w:rPr>
       </w:pPr>
-      <w:hyperlink w:anchor="_Toc231385787" w:history="1">
+      <w:hyperlink w:anchor="_Toc231754902" w:history="1">
         <w:r>
           <w:rPr>
             <w:rStyle w:val="afffffff5"/>
@@ -1630,7 +1630,7 @@
             <w:noProof/>
             <w:webHidden/>
           </w:rPr>
-          <w:instrText xml:space="preserve"> PAGEREF _Toc231385787 \h </w:instrText>
+          <w:instrText xml:space="preserve"> PAGEREF _Toc231754902 \h </w:instrText>
         </w:r>
         <w:r>
           <w:rPr>
@@ -1678,7 +1678,7 @@
           <w14:ligatures w14:val="standardContextual"/>
         </w:rPr>
       </w:pPr>
-      <w:hyperlink w:anchor="_Toc231385788" w:history="1">
+      <w:hyperlink w:anchor="_Toc231754903" w:history="1">
         <w:r>
           <w:rPr>
             <w:rStyle w:val="afffffff5"/>
@@ -1705,7 +1705,7 @@
             <w:noProof/>
             <w:webHidden/>
           </w:rPr>
-          <w:instrText xml:space="preserve"> PAGEREF _Toc231385788 \h </w:instrText>
+          <w:instrText xml:space="preserve"> PAGEREF _Toc231754903 \h </w:instrText>
         </w:r>
         <w:r>
           <w:rPr>
@@ -1754,7 +1754,7 @@
           <w14:ligatures w14:val="standardContextual"/>
         </w:rPr>
       </w:pPr>
-      <w:hyperlink w:anchor="_Toc231385789" w:history="1">
+      <w:hyperlink w:anchor="_Toc231754904" w:history="1">
         <w:r>
           <w:rPr>
             <w:rStyle w:val="afffffff5"/>
@@ -1781,7 +1781,7 @@
             <w:noProof/>
             <w:webHidden/>
           </w:rPr>
-          <w:instrText xml:space="preserve"> PAGEREF _Toc231385789 \h </w:instrText>
+          <w:instrText xml:space="preserve"> PAGEREF _Toc231754904 \h </w:instrText>
         </w:r>
         <w:r>
           <w:rPr>
@@ -1829,7 +1829,7 @@
           <w14:ligatures w14:val="standardContextual"/>
         </w:rPr>
       </w:pPr>
-      <w:hyperlink w:anchor="_Toc231385790" w:history="1">
+      <w:hyperlink w:anchor="_Toc231754905" w:history="1">
         <w:r>
           <w:rPr>
             <w:rStyle w:val="afffffff5"/>
@@ -1856,7 +1856,7 @@
             <w:noProof/>
             <w:webHidden/>
           </w:rPr>
-          <w:instrText xml:space="preserve"> PAGEREF _Toc231385790 \h </w:instrText>
+          <w:instrText xml:space="preserve"> PAGEREF _Toc231754905 \h </w:instrText>
         </w:r>
         <w:r>
           <w:rPr>
@@ -1904,7 +1904,7 @@
           <w14:ligatures w14:val="standardContextual"/>
         </w:rPr>
       </w:pPr>
-      <w:hyperlink w:anchor="_Toc231385791" w:history="1">
+      <w:hyperlink w:anchor="_Toc231754906" w:history="1">
         <w:r>
           <w:rPr>
             <w:rStyle w:val="afffffff5"/>
@@ -1931,7 +1931,7 @@
             <w:noProof/>
             <w:webHidden/>
           </w:rPr>
-          <w:instrText xml:space="preserve"> PAGEREF _Toc231385791 \h </w:instrText>
+          <w:instrText xml:space="preserve"> PAGEREF _Toc231754906 \h </w:instrText>
         </w:r>
         <w:r>
           <w:rPr>
@@ -1979,7 +1979,7 @@
           <w14:ligatures w14:val="standardContextual"/>
         </w:rPr>
       </w:pPr>
-      <w:hyperlink w:anchor="_Toc231385792" w:history="1">
+      <w:hyperlink w:anchor="_Toc231754907" w:history="1">
         <w:r>
           <w:rPr>
             <w:rStyle w:val="afffffff5"/>
@@ -2006,7 +2006,7 @@
             <w:noProof/>
             <w:webHidden/>
           </w:rPr>
-          <w:instrText xml:space="preserve"> PAGEREF _Toc231385792 \h </w:instrText>
+          <w:instrText xml:space="preserve"> PAGEREF _Toc231754907 \h </w:instrText>
         </w:r>
         <w:r>
           <w:rPr>
@@ -2054,7 +2054,7 @@
           <w14:ligatures w14:val="standardContextual"/>
         </w:rPr>
       </w:pPr>
-      <w:hyperlink w:anchor="_Toc231385793" w:history="1">
+      <w:hyperlink w:anchor="_Toc231754908" w:history="1">
         <w:r>
           <w:rPr>
             <w:rStyle w:val="afffffff5"/>
@@ -2081,7 +2081,7 @@
             <w:noProof/>
             <w:webHidden/>
           </w:rPr>
-          <w:instrText xml:space="preserve"> PAGEREF _Toc231385793 \h </w:instrText>
+          <w:instrText xml:space="preserve"> PAGEREF _Toc231754908 \h </w:instrText>
         </w:r>
         <w:r>
           <w:rPr>
@@ -2129,7 +2129,7 @@
           <w14:ligatures w14:val="standardContextual"/>
         </w:rPr>
       </w:pPr>
-      <w:hyperlink w:anchor="_Toc231385794" w:history="1">
+      <w:hyperlink w:anchor="_Toc231754909" w:history="1">
         <w:r>
           <w:rPr>
             <w:rStyle w:val="afffffff5"/>
@@ -2156,7 +2156,7 @@
             <w:noProof/>
             <w:webHidden/>
           </w:rPr>
-          <w:instrText xml:space="preserve"> PAGEREF _Toc231385794 \h </w:instrText>
+          <w:instrText xml:space="preserve"> PAGEREF _Toc231754909 \h </w:instrText>
         </w:r>
         <w:r>
           <w:rPr>
@@ -2204,7 +2204,7 @@
           <w14:ligatures w14:val="standardContextual"/>
         </w:rPr>
       </w:pPr>
-      <w:hyperlink w:anchor="_Toc231385795" w:history="1">
+      <w:hyperlink w:anchor="_Toc231754910" w:history="1">
         <w:r>
           <w:rPr>
             <w:rStyle w:val="afffffff5"/>
@@ -2231,7 +2231,7 @@
             <w:noProof/>
             <w:webHidden/>
           </w:rPr>
-          <w:instrText xml:space="preserve"> PAGEREF _Toc231385795 \h </w:instrText>
+          <w:instrText xml:space="preserve"> PAGEREF _Toc231754910 \h </w:instrText>
         </w:r>
         <w:r>
           <w:rPr>
@@ -2278,7 +2278,7 @@
           <w14:ligatures w14:val="standardContextual"/>
         </w:rPr>
       </w:pPr>
-      <w:hyperlink w:anchor="_Toc231385796" w:history="1">
+      <w:hyperlink w:anchor="_Toc231754911" w:history="1">
         <w:r>
           <w:rPr>
             <w:rStyle w:val="afffffff5"/>
@@ -2305,7 +2305,7 @@
             <w:noProof/>
             <w:webHidden/>
           </w:rPr>
-          <w:instrText xml:space="preserve"> PAGEREF _Toc231385796 \h </w:instrText>
+          <w:instrText xml:space="preserve"> PAGEREF _Toc231754911 \h </w:instrText>
         </w:r>
         <w:r>
           <w:rPr>
@@ -2354,7 +2354,7 @@
           <w14:ligatures w14:val="standardContextual"/>
         </w:rPr>
       </w:pPr>
-      <w:hyperlink w:anchor="_Toc231385797" w:history="1">
+      <w:hyperlink w:anchor="_Toc231754912" w:history="1">
         <w:r>
           <w:rPr>
             <w:rStyle w:val="afffffff5"/>
@@ -2381,7 +2381,7 @@
             <w:noProof/>
             <w:webHidden/>
           </w:rPr>
-          <w:instrText xml:space="preserve"> PAGEREF _Toc231385797 \h </w:instrText>
+          <w:instrText xml:space="preserve"> PAGEREF _Toc231754912 \h </w:instrText>
         </w:r>
         <w:r>
           <w:rPr>
@@ -2430,7 +2430,7 @@
           <w14:ligatures w14:val="standardContextual"/>
         </w:rPr>
       </w:pPr>
-      <w:hyperlink w:anchor="_Toc231385798" w:history="1">
+      <w:hyperlink w:anchor="_Toc231754913" w:history="1">
         <w:r>
           <w:rPr>
             <w:rStyle w:val="afffffff5"/>
@@ -2457,7 +2457,7 @@
             <w:noProof/>
             <w:webHidden/>
           </w:rPr>
-          <w:instrText xml:space="preserve"> PAGEREF _Toc231385798 \h </w:instrText>
+          <w:instrText xml:space="preserve"> PAGEREF _Toc231754913 \h </w:instrText>
         </w:r>
         <w:r>
           <w:rPr>
@@ -2505,7 +2505,7 @@
           <w14:ligatures w14:val="standardContextual"/>
         </w:rPr>
       </w:pPr>
-      <w:hyperlink w:anchor="_Toc231385799" w:history="1">
+      <w:hyperlink w:anchor="_Toc231754914" w:history="1">
         <w:r>
           <w:rPr>
             <w:rStyle w:val="afffffff5"/>
@@ -2532,7 +2532,7 @@
             <w:noProof/>
             <w:webHidden/>
           </w:rPr>
-          <w:instrText xml:space="preserve"> PAGEREF _Toc231385799 \h </w:instrText>
+          <w:instrText xml:space="preserve"> PAGEREF _Toc231754914 \h </w:instrText>
         </w:r>
         <w:r>
           <w:rPr>
@@ -2579,7 +2579,7 @@
           <w14:ligatures w14:val="standardContextual"/>
         </w:rPr>
       </w:pPr>
-      <w:hyperlink w:anchor="_Toc231385800" w:history="1">
+      <w:hyperlink w:anchor="_Toc231754915" w:history="1">
         <w:r>
           <w:rPr>
             <w:rStyle w:val="afffffff5"/>
@@ -2606,7 +2606,7 @@
             <w:noProof/>
             <w:webHidden/>
           </w:rPr>
-          <w:instrText xml:space="preserve"> PAGEREF _Toc231385800 \h </w:instrText>
+          <w:instrText xml:space="preserve"> PAGEREF _Toc231754915 \h </w:instrText>
         </w:r>
         <w:r>
           <w:rPr>
@@ -2653,7 +2653,7 @@
           <w14:ligatures w14:val="standardContextual"/>
         </w:rPr>
       </w:pPr>
-      <w:hyperlink w:anchor="_Toc231385801" w:history="1">
+      <w:hyperlink w:anchor="_Toc231754916" w:history="1">
         <w:r>
           <w:rPr>
             <w:rStyle w:val="afffffff5"/>
@@ -2680,7 +2680,7 @@
             <w:noProof/>
             <w:webHidden/>
           </w:rPr>
-          <w:instrText xml:space="preserve"> PAGEREF _Toc231385801 \h </w:instrText>
+          <w:instrText xml:space="preserve"> PAGEREF _Toc231754916 \h </w:instrText>
         </w:r>
         <w:r>
           <w:rPr>
@@ -2727,7 +2727,7 @@
           <w14:ligatures w14:val="standardContextual"/>
         </w:rPr>
       </w:pPr>
-      <w:hyperlink w:anchor="_Toc231385802" w:history="1">
+      <w:hyperlink w:anchor="_Toc231754917" w:history="1">
         <w:r>
           <w:rPr>
             <w:rStyle w:val="afffffff5"/>
@@ -2754,7 +2754,7 @@
             <w:noProof/>
             <w:webHidden/>
           </w:rPr>
-          <w:instrText xml:space="preserve"> PAGEREF _Toc231385802 \h </w:instrText>
+          <w:instrText xml:space="preserve"> PAGEREF _Toc231754917 \h </w:instrText>
         </w:r>
         <w:r>
           <w:rPr>
@@ -2802,7 +2802,7 @@
           <w14:ligatures w14:val="standardContextual"/>
         </w:rPr>
       </w:pPr>
-      <w:hyperlink w:anchor="_Toc231385803" w:history="1">
+      <w:hyperlink w:anchor="_Toc231754918" w:history="1">
         <w:r>
           <w:rPr>
             <w:rStyle w:val="afffffff5"/>
@@ -2829,7 +2829,7 @@
             <w:noProof/>
             <w:webHidden/>
           </w:rPr>
-          <w:instrText xml:space="preserve"> PAGEREF _Toc231385803 \h </w:instrText>
+          <w:instrText xml:space="preserve"> PAGEREF _Toc231754918 \h </w:instrText>
         </w:r>
         <w:r>
           <w:rPr>
@@ -2876,7 +2876,7 @@
           <w14:ligatures w14:val="standardContextual"/>
         </w:rPr>
       </w:pPr>
-      <w:hyperlink w:anchor="_Toc231385804" w:history="1">
+      <w:hyperlink w:anchor="_Toc231754919" w:history="1">
         <w:r>
           <w:rPr>
             <w:rStyle w:val="afffffff5"/>
@@ -2903,7 +2903,7 @@
             <w:noProof/>
             <w:webHidden/>
           </w:rPr>
-          <w:instrText xml:space="preserve"> PAGEREF _Toc231385804 \h </w:instrText>
+          <w:instrText xml:space="preserve"> PAGEREF _Toc231754919 \h </w:instrText>
         </w:r>
         <w:r>
           <w:rPr>
@@ -2950,7 +2950,7 @@
           <w14:ligatures w14:val="standardContextual"/>
         </w:rPr>
       </w:pPr>
-      <w:hyperlink w:anchor="_Toc231385805" w:history="1">
+      <w:hyperlink w:anchor="_Toc231754920" w:history="1">
         <w:r>
           <w:rPr>
             <w:rStyle w:val="afffffff5"/>
@@ -2977,7 +2977,7 @@
             <w:noProof/>
             <w:webHidden/>
           </w:rPr>
-          <w:instrText xml:space="preserve"> PAGEREF _Toc231385805 \h </w:instrText>
+          <w:instrText xml:space="preserve"> PAGEREF _Toc231754920 \h </w:instrText>
         </w:r>
         <w:r>
           <w:rPr>
@@ -3024,7 +3024,7 @@
           <w14:ligatures w14:val="standardContextual"/>
         </w:rPr>
       </w:pPr>
-      <w:hyperlink w:anchor="_Toc231385806" w:history="1">
+      <w:hyperlink w:anchor="_Toc231754921" w:history="1">
         <w:r>
           <w:rPr>
             <w:rStyle w:val="afffffff5"/>
@@ -3051,7 +3051,7 @@
             <w:noProof/>
             <w:webHidden/>
           </w:rPr>
-          <w:instrText xml:space="preserve"> PAGEREF _Toc231385806 \h </w:instrText>
+          <w:instrText xml:space="preserve"> PAGEREF _Toc231754921 \h </w:instrText>
         </w:r>
         <w:r>
           <w:rPr>
@@ -3098,7 +3098,7 @@
           <w14:ligatures w14:val="standardContextual"/>
         </w:rPr>
       </w:pPr>
-      <w:hyperlink w:anchor="_Toc231385807" w:history="1">
+      <w:hyperlink w:anchor="_Toc231754922" w:history="1">
         <w:r>
           <w:rPr>
             <w:rStyle w:val="afffffff5"/>
@@ -3125,7 +3125,7 @@
             <w:noProof/>
             <w:webHidden/>
           </w:rPr>
-          <w:instrText xml:space="preserve"> PAGEREF _Toc231385807 \h </w:instrText>
+          <w:instrText xml:space="preserve"> PAGEREF _Toc231754922 \h </w:instrText>
         </w:r>
         <w:r>
           <w:rPr>
@@ -3173,7 +3173,7 @@
           <w14:ligatures w14:val="standardContextual"/>
         </w:rPr>
       </w:pPr>
-      <w:hyperlink w:anchor="_Toc231385808" w:history="1">
+      <w:hyperlink w:anchor="_Toc231754923" w:history="1">
         <w:r>
           <w:rPr>
             <w:rStyle w:val="afffffff5"/>
@@ -3200,7 +3200,7 @@
             <w:noProof/>
             <w:webHidden/>
           </w:rPr>
-          <w:instrText xml:space="preserve"> PAGEREF _Toc231385808 \h </w:instrText>
+          <w:instrText xml:space="preserve"> PAGEREF _Toc231754923 \h </w:instrText>
         </w:r>
         <w:r>
           <w:rPr>
@@ -3247,7 +3247,7 @@
           <w14:ligatures w14:val="standardContextual"/>
         </w:rPr>
       </w:pPr>
-      <w:hyperlink w:anchor="_Toc231385809" w:history="1">
+      <w:hyperlink w:anchor="_Toc231754924" w:history="1">
         <w:r>
           <w:rPr>
             <w:rStyle w:val="afffffff5"/>
@@ -3274,7 +3274,7 @@
             <w:noProof/>
             <w:webHidden/>
           </w:rPr>
-          <w:instrText xml:space="preserve"> PAGEREF _Toc231385809 \h </w:instrText>
+          <w:instrText xml:space="preserve"> PAGEREF _Toc231754924 \h </w:instrText>
         </w:r>
         <w:r>
           <w:rPr>
@@ -3321,7 +3321,7 @@
           <w14:ligatures w14:val="standardContextual"/>
         </w:rPr>
       </w:pPr>
-      <w:hyperlink w:anchor="_Toc231385810" w:history="1">
+      <w:hyperlink w:anchor="_Toc231754925" w:history="1">
         <w:r>
           <w:rPr>
             <w:rStyle w:val="afffffff5"/>
@@ -3348,7 +3348,7 @@
             <w:noProof/>
             <w:webHidden/>
           </w:rPr>
-          <w:instrText xml:space="preserve"> PAGEREF _Toc231385810 \h </w:instrText>
+          <w:instrText xml:space="preserve"> PAGEREF _Toc231754925 \h </w:instrText>
         </w:r>
         <w:r>
           <w:rPr>
@@ -3395,7 +3395,7 @@
           <w14:ligatures w14:val="standardContextual"/>
         </w:rPr>
       </w:pPr>
-      <w:hyperlink w:anchor="_Toc231385811" w:history="1">
+      <w:hyperlink w:anchor="_Toc231754926" w:history="1">
         <w:r>
           <w:rPr>
             <w:rStyle w:val="afffffff5"/>
@@ -3422,7 +3422,7 @@
             <w:noProof/>
             <w:webHidden/>
           </w:rPr>
-          <w:instrText xml:space="preserve"> PAGEREF _Toc231385811 \h </w:instrText>
+          <w:instrText xml:space="preserve"> PAGEREF _Toc231754926 \h </w:instrText>
         </w:r>
         <w:r>
           <w:rPr>
@@ -3469,7 +3469,7 @@
           <w14:ligatures w14:val="standardContextual"/>
         </w:rPr>
       </w:pPr>
-      <w:hyperlink w:anchor="_Toc231385812" w:history="1">
+      <w:hyperlink w:anchor="_Toc231754927" w:history="1">
         <w:r>
           <w:rPr>
             <w:rStyle w:val="afffffff5"/>
@@ -3496,7 +3496,7 @@
             <w:noProof/>
             <w:webHidden/>
           </w:rPr>
-          <w:instrText xml:space="preserve"> PAGEREF _Toc231385812 \h </w:instrText>
+          <w:instrText xml:space="preserve"> PAGEREF _Toc231754927 \h </w:instrText>
         </w:r>
         <w:r>
           <w:rPr>
@@ -3544,7 +3544,7 @@
           <w14:ligatures w14:val="standardContextual"/>
         </w:rPr>
       </w:pPr>
-      <w:hyperlink w:anchor="_Toc231385813" w:history="1">
+      <w:hyperlink w:anchor="_Toc231754928" w:history="1">
         <w:r>
           <w:rPr>
             <w:rStyle w:val="afffffff5"/>
@@ -3571,7 +3571,7 @@
             <w:noProof/>
             <w:webHidden/>
           </w:rPr>
-          <w:instrText xml:space="preserve"> PAGEREF _Toc231385813 \h </w:instrText>
+          <w:instrText xml:space="preserve"> PAGEREF _Toc231754928 \h </w:instrText>
         </w:r>
         <w:r>
           <w:rPr>
@@ -3618,7 +3618,7 @@
           <w14:ligatures w14:val="standardContextual"/>
         </w:rPr>
       </w:pPr>
-      <w:hyperlink w:anchor="_Toc231385814" w:history="1">
+      <w:hyperlink w:anchor="_Toc231754929" w:history="1">
         <w:r>
           <w:rPr>
             <w:rStyle w:val="afffffff5"/>
@@ -3645,7 +3645,7 @@
             <w:noProof/>
             <w:webHidden/>
           </w:rPr>
-          <w:instrText xml:space="preserve"> PAGEREF _Toc231385814 \h </w:instrText>
+          <w:instrText xml:space="preserve"> PAGEREF _Toc231754929 \h </w:instrText>
         </w:r>
         <w:r>
           <w:rPr>
@@ -3692,7 +3692,7 @@
           <w14:ligatures w14:val="standardContextual"/>
         </w:rPr>
       </w:pPr>
-      <w:hyperlink w:anchor="_Toc231385815" w:history="1">
+      <w:hyperlink w:anchor="_Toc231754930" w:history="1">
         <w:r>
           <w:rPr>
             <w:rStyle w:val="afffffff5"/>
@@ -3719,7 +3719,7 @@
             <w:noProof/>
             <w:webHidden/>
           </w:rPr>
-          <w:instrText xml:space="preserve"> PAGEREF _Toc231385815 \h </w:instrText>
+          <w:instrText xml:space="preserve"> PAGEREF _Toc231754930 \h </w:instrText>
         </w:r>
         <w:r>
           <w:rPr>
@@ -3766,7 +3766,7 @@
           <w14:ligatures w14:val="standardContextual"/>
         </w:rPr>
       </w:pPr>
-      <w:hyperlink w:anchor="_Toc231385816" w:history="1">
+      <w:hyperlink w:anchor="_Toc231754931" w:history="1">
         <w:r>
           <w:rPr>
             <w:rStyle w:val="afffffff5"/>
@@ -3793,7 +3793,7 @@
             <w:noProof/>
             <w:webHidden/>
           </w:rPr>
-          <w:instrText xml:space="preserve"> PAGEREF _Toc231385816 \h </w:instrText>
+          <w:instrText xml:space="preserve"> PAGEREF _Toc231754931 \h </w:instrText>
         </w:r>
         <w:r>
           <w:rPr>
@@ -3840,7 +3840,7 @@
           <w14:ligatures w14:val="standardContextual"/>
         </w:rPr>
       </w:pPr>
-      <w:hyperlink w:anchor="_Toc231385817" w:history="1">
+      <w:hyperlink w:anchor="_Toc231754932" w:history="1">
         <w:r>
           <w:rPr>
             <w:rStyle w:val="afffffff5"/>
@@ -3867,7 +3867,7 @@
             <w:noProof/>
             <w:webHidden/>
           </w:rPr>
-          <w:instrText xml:space="preserve"> PAGEREF _Toc231385817 \h </w:instrText>
+          <w:instrText xml:space="preserve"> PAGEREF _Toc231754932 \h </w:instrText>
         </w:r>
         <w:r>
           <w:rPr>
@@ -3915,7 +3915,7 @@
           <w14:ligatures w14:val="standardContextual"/>
         </w:rPr>
       </w:pPr>
-      <w:hyperlink w:anchor="_Toc231385818" w:history="1">
+      <w:hyperlink w:anchor="_Toc231754933" w:history="1">
         <w:r>
           <w:rPr>
             <w:rStyle w:val="afffffff5"/>
@@ -3942,7 +3942,7 @@
             <w:noProof/>
             <w:webHidden/>
           </w:rPr>
-          <w:instrText xml:space="preserve"> PAGEREF _Toc231385818 \h </w:instrText>
+          <w:instrText xml:space="preserve"> PAGEREF _Toc231754933 \h </w:instrText>
         </w:r>
         <w:r>
           <w:rPr>
@@ -3989,7 +3989,7 @@
           <w14:ligatures w14:val="standardContextual"/>
         </w:rPr>
       </w:pPr>
-      <w:hyperlink w:anchor="_Toc231385819" w:history="1">
+      <w:hyperlink w:anchor="_Toc231754934" w:history="1">
         <w:r>
           <w:rPr>
             <w:rStyle w:val="afffffff5"/>
@@ -4016,7 +4016,7 @@
             <w:noProof/>
             <w:webHidden/>
           </w:rPr>
-          <w:instrText xml:space="preserve"> PAGEREF _Toc231385819 \h </w:instrText>
+          <w:instrText xml:space="preserve"> PAGEREF _Toc231754934 \h </w:instrText>
         </w:r>
         <w:r>
           <w:rPr>
@@ -4063,7 +4063,7 @@
           <w14:ligatures w14:val="standardContextual"/>
         </w:rPr>
       </w:pPr>
-      <w:hyperlink w:anchor="_Toc231385820" w:history="1">
+      <w:hyperlink w:anchor="_Toc231754935" w:history="1">
         <w:r>
           <w:rPr>
             <w:rStyle w:val="afffffff5"/>
@@ -4090,7 +4090,7 @@
             <w:noProof/>
             <w:webHidden/>
           </w:rPr>
-          <w:instrText xml:space="preserve"> PAGEREF _Toc231385820 \h </w:instrText>
+          <w:instrText xml:space="preserve"> PAGEREF _Toc231754935 \h </w:instrText>
         </w:r>
         <w:r>
           <w:rPr>
@@ -4137,7 +4137,7 @@
           <w14:ligatures w14:val="standardContextual"/>
         </w:rPr>
       </w:pPr>
-      <w:hyperlink w:anchor="_Toc231385821" w:history="1">
+      <w:hyperlink w:anchor="_Toc231754936" w:history="1">
         <w:r>
           <w:rPr>
             <w:rStyle w:val="afffffff5"/>
@@ -4164,7 +4164,7 @@
             <w:noProof/>
             <w:webHidden/>
           </w:rPr>
-          <w:instrText xml:space="preserve"> PAGEREF _Toc231385821 \h </w:instrText>
+          <w:instrText xml:space="preserve"> PAGEREF _Toc231754936 \h </w:instrText>
         </w:r>
         <w:r>
           <w:rPr>
@@ -4213,7 +4213,7 @@
           <w14:ligatures w14:val="standardContextual"/>
         </w:rPr>
       </w:pPr>
-      <w:hyperlink w:anchor="_Toc231385822" w:history="1">
+      <w:hyperlink w:anchor="_Toc231754937" w:history="1">
         <w:r>
           <w:rPr>
             <w:rStyle w:val="afffffff5"/>
@@ -4240,7 +4240,7 @@
             <w:noProof/>
             <w:webHidden/>
           </w:rPr>
-          <w:instrText xml:space="preserve"> PAGEREF _Toc231385822 \h </w:instrText>
+          <w:instrText xml:space="preserve"> PAGEREF _Toc231754937 \h </w:instrText>
         </w:r>
         <w:r>
           <w:rPr>
@@ -4288,7 +4288,7 @@
           <w14:ligatures w14:val="standardContextual"/>
         </w:rPr>
       </w:pPr>
-      <w:hyperlink w:anchor="_Toc231385823" w:history="1">
+      <w:hyperlink w:anchor="_Toc231754938" w:history="1">
         <w:r>
           <w:rPr>
             <w:rStyle w:val="afffffff5"/>
@@ -4315,7 +4315,7 @@
             <w:noProof/>
             <w:webHidden/>
           </w:rPr>
-          <w:instrText xml:space="preserve"> PAGEREF _Toc231385823 \h </w:instrText>
+          <w:instrText xml:space="preserve"> PAGEREF _Toc231754938 \h </w:instrText>
         </w:r>
         <w:r>
           <w:rPr>
@@ -4363,7 +4363,7 @@
           <w14:ligatures w14:val="standardContextual"/>
         </w:rPr>
       </w:pPr>
-      <w:hyperlink w:anchor="_Toc231385824" w:history="1">
+      <w:hyperlink w:anchor="_Toc231754939" w:history="1">
         <w:r>
           <w:rPr>
             <w:rStyle w:val="afffffff5"/>
@@ -4390,7 +4390,7 @@
             <w:noProof/>
             <w:webHidden/>
           </w:rPr>
-          <w:instrText xml:space="preserve"> PAGEREF _Toc231385824 \h </w:instrText>
+          <w:instrText xml:space="preserve"> PAGEREF _Toc231754939 \h </w:instrText>
         </w:r>
         <w:r>
           <w:rPr>
@@ -4438,7 +4438,7 @@
           <w14:ligatures w14:val="standardContextual"/>
         </w:rPr>
       </w:pPr>
-      <w:hyperlink w:anchor="_Toc231385825" w:history="1">
+      <w:hyperlink w:anchor="_Toc231754940" w:history="1">
         <w:r>
           <w:rPr>
             <w:rStyle w:val="afffffff5"/>
@@ -4465,7 +4465,7 @@
             <w:noProof/>
             <w:webHidden/>
           </w:rPr>
-          <w:instrText xml:space="preserve"> PAGEREF _Toc231385825 \h </w:instrText>
+          <w:instrText xml:space="preserve"> PAGEREF _Toc231754940 \h </w:instrText>
         </w:r>
         <w:r>
           <w:rPr>
@@ -4514,7 +4514,7 @@
           <w14:ligatures w14:val="standardContextual"/>
         </w:rPr>
       </w:pPr>
-      <w:hyperlink w:anchor="_Toc231385826" w:history="1">
+      <w:hyperlink w:anchor="_Toc231754941" w:history="1">
         <w:r>
           <w:rPr>
             <w:rStyle w:val="afffffff5"/>
@@ -4541,7 +4541,7 @@
             <w:noProof/>
             <w:webHidden/>
           </w:rPr>
-          <w:instrText xml:space="preserve"> PAGEREF _Toc231385826 \h </w:instrText>
+          <w:instrText xml:space="preserve"> PAGEREF _Toc231754941 \h </w:instrText>
         </w:r>
         <w:r>
           <w:rPr>
@@ -4590,7 +4590,7 @@
           <w14:ligatures w14:val="standardContextual"/>
         </w:rPr>
       </w:pPr>
-      <w:hyperlink w:anchor="_Toc231385827" w:history="1">
+      <w:hyperlink w:anchor="_Toc231754942" w:history="1">
         <w:r>
           <w:rPr>
             <w:rStyle w:val="afffffff5"/>
@@ -4617,7 +4617,7 @@
             <w:noProof/>
             <w:webHidden/>
           </w:rPr>
-          <w:instrText xml:space="preserve"> PAGEREF _Toc231385827 \h </w:instrText>
+          <w:instrText xml:space="preserve"> PAGEREF _Toc231754942 \h </w:instrText>
         </w:r>
         <w:r>
           <w:rPr>
@@ -4666,7 +4666,7 @@
           <w14:ligatures w14:val="standardContextual"/>
         </w:rPr>
       </w:pPr>
-      <w:hyperlink w:anchor="_Toc231385828" w:history="1">
+      <w:hyperlink w:anchor="_Toc231754943" w:history="1">
         <w:r>
           <w:rPr>
             <w:rStyle w:val="afffffff5"/>
@@ -4693,7 +4693,7 @@
             <w:noProof/>
             <w:webHidden/>
           </w:rPr>
-          <w:instrText xml:space="preserve"> PAGEREF _Toc231385828 \h </w:instrText>
+          <w:instrText xml:space="preserve"> PAGEREF _Toc231754943 \h </w:instrText>
         </w:r>
         <w:r>
           <w:rPr>
@@ -4735,7 +4735,7 @@
         <w:lastRenderedPageBreak/>
         <w:fldChar w:fldCharType="end"/>
       </w:r>
-      <w:bookmarkStart w:id="1" w:name="_Toc231385779"/>
+      <w:bookmarkStart w:id="1" w:name="_Toc231754894"/>
       <w:r>
         <w:rPr>
           <w:rFonts w:hint="eastAsia"/>
@@ -4751,7 +4751,7 @@
           <w:rFonts w:hint="eastAsia"/>
         </w:rPr>
       </w:pPr>
-      <w:bookmarkStart w:id="2" w:name="_Toc231385780"/>
+      <w:bookmarkStart w:id="2" w:name="_Toc231754895"/>
       <w:r>
         <w:rPr>
           <w:rFonts w:hint="eastAsia"/>
@@ -4806,7 +4806,7 @@
           <w:rFonts w:hint="eastAsia"/>
         </w:rPr>
       </w:pPr>
-      <w:bookmarkStart w:id="3" w:name="_Toc231385781"/>
+      <w:bookmarkStart w:id="3" w:name="_Toc231754896"/>
       <w:r>
         <w:rPr>
           <w:rFonts w:hint="eastAsia"/>
@@ -4848,7 +4848,7 @@
           <w:rFonts w:hint="eastAsia"/>
         </w:rPr>
       </w:pPr>
-      <w:bookmarkStart w:id="4" w:name="_Toc231385782"/>
+      <w:bookmarkStart w:id="4" w:name="_Toc231754897"/>
       <w:r>
         <w:rPr>
           <w:rFonts w:hint="eastAsia"/>
@@ -5070,7 +5070,7 @@
           <w:rFonts w:hint="eastAsia"/>
         </w:rPr>
       </w:pPr>
-      <w:bookmarkStart w:id="5" w:name="_Toc231385783"/>
+      <w:bookmarkStart w:id="5" w:name="_Toc231754898"/>
       <w:r>
         <w:rPr>
           <w:rFonts w:hint="eastAsia"/>
@@ -5210,7 +5210,7 @@
           <w:rFonts w:hint="eastAsia"/>
         </w:rPr>
       </w:pPr>
-      <w:bookmarkStart w:id="6" w:name="_Toc231385784"/>
+      <w:bookmarkStart w:id="6" w:name="_Toc231754899"/>
       <w:r>
         <w:rPr>
           <w:rFonts w:hint="eastAsia"/>
@@ -5226,7 +5226,7 @@
           <w:rFonts w:hint="eastAsia"/>
         </w:rPr>
       </w:pPr>
-      <w:bookmarkStart w:id="7" w:name="_Toc231385785"/>
+      <w:bookmarkStart w:id="7" w:name="_Toc231754900"/>
       <w:r>
         <w:rPr>
           <w:rFonts w:hint="eastAsia"/>
@@ -5268,7 +5268,7 @@
           <w:rFonts w:hint="eastAsia"/>
         </w:rPr>
       </w:pPr>
-      <w:bookmarkStart w:id="8" w:name="_Toc231385786"/>
+      <w:bookmarkStart w:id="8" w:name="_Toc231754901"/>
       <w:r>
         <w:rPr>
           <w:rFonts w:hint="eastAsia"/>
@@ -5567,7 +5567,7 @@
           <w:rFonts w:hint="eastAsia"/>
         </w:rPr>
       </w:pPr>
-      <w:bookmarkStart w:id="9" w:name="_Toc231385787"/>
+      <w:bookmarkStart w:id="9" w:name="_Toc231754902"/>
       <w:r>
         <w:rPr>
           <w:rFonts w:hint="eastAsia"/>
@@ -6167,7 +6167,7 @@
           <w:rFonts w:hint="eastAsia"/>
         </w:rPr>
       </w:pPr>
-      <w:bookmarkStart w:id="10" w:name="_Toc231385788"/>
+      <w:bookmarkStart w:id="10" w:name="_Toc231754903"/>
       <w:r>
         <w:rPr>
           <w:rFonts w:hint="eastAsia"/>
@@ -6298,7 +6298,7 @@
           <w:rFonts w:hint="eastAsia"/>
         </w:rPr>
       </w:pPr>
-      <w:bookmarkStart w:id="11" w:name="_Toc231385789"/>
+      <w:bookmarkStart w:id="11" w:name="_Toc231754904"/>
       <w:r>
         <w:rPr>
           <w:rFonts w:hint="eastAsia"/>
@@ -6314,7 +6314,7 @@
           <w:rFonts w:hint="eastAsia"/>
         </w:rPr>
       </w:pPr>
-      <w:bookmarkStart w:id="12" w:name="_Toc231385790"/>
+      <w:bookmarkStart w:id="12" w:name="_Toc231754905"/>
       <w:r>
         <w:rPr>
           <w:rFonts w:hint="eastAsia"/>
@@ -6463,7 +6463,7 @@
           <w:rFonts w:hint="eastAsia"/>
         </w:rPr>
       </w:pPr>
-      <w:bookmarkStart w:id="13" w:name="_Toc231385791"/>
+      <w:bookmarkStart w:id="13" w:name="_Toc231754906"/>
       <w:r>
         <w:rPr>
           <w:rFonts w:hint="eastAsia"/>
@@ -6492,7 +6492,7 @@
           <w:rFonts w:hint="eastAsia"/>
         </w:rPr>
       </w:pPr>
-      <w:bookmarkStart w:id="14" w:name="_Toc231385792"/>
+      <w:bookmarkStart w:id="14" w:name="_Toc231754907"/>
       <w:r>
         <w:rPr>
           <w:rFonts w:hint="eastAsia"/>
@@ -6805,7 +6805,7 @@
           <w:rFonts w:hint="eastAsia"/>
         </w:rPr>
       </w:pPr>
-      <w:bookmarkStart w:id="15" w:name="_Toc231385793"/>
+      <w:bookmarkStart w:id="15" w:name="_Toc231754908"/>
       <w:r>
         <w:rPr>
           <w:rFonts w:hint="eastAsia"/>
@@ -6916,7 +6916,7 @@
           <w:rFonts w:hint="eastAsia"/>
         </w:rPr>
       </w:pPr>
-      <w:bookmarkStart w:id="16" w:name="_Toc231385794"/>
+      <w:bookmarkStart w:id="16" w:name="_Toc231754909"/>
       <w:r>
         <w:rPr>
           <w:rFonts w:hint="eastAsia"/>
@@ -7008,7 +7008,7 @@
           <w:rFonts w:hint="eastAsia"/>
         </w:rPr>
       </w:pPr>
-      <w:bookmarkStart w:id="17" w:name="_Toc231385795"/>
+      <w:bookmarkStart w:id="17" w:name="_Toc231754910"/>
       <w:r>
         <w:rPr>
           <w:rFonts w:hint="eastAsia"/>
@@ -7025,7 +7025,7 @@
           <w:rFonts w:hint="eastAsia"/>
         </w:rPr>
       </w:pPr>
-      <w:bookmarkStart w:id="18" w:name="_Toc231385796"/>
+      <w:bookmarkStart w:id="18" w:name="_Toc231754911"/>
       <w:r>
         <w:rPr>
           <w:rFonts w:hint="eastAsia"/>
@@ -7328,7 +7328,7 @@
           <w:rFonts w:hint="eastAsia"/>
         </w:rPr>
       </w:pPr>
-      <w:bookmarkStart w:id="19" w:name="_Toc231385797"/>
+      <w:bookmarkStart w:id="19" w:name="_Toc231754912"/>
       <w:r>
         <w:rPr>
           <w:rFonts w:hint="eastAsia"/>
@@ -7830,7 +7830,7 @@
           <w:rFonts w:hint="eastAsia"/>
         </w:rPr>
       </w:pPr>
-      <w:bookmarkStart w:id="20" w:name="_Toc231385798"/>
+      <w:bookmarkStart w:id="20" w:name="_Toc231754913"/>
       <w:r>
         <w:rPr>
           <w:rFonts w:hint="eastAsia"/>
@@ -7846,7 +7846,7 @@
           <w:rFonts w:hint="eastAsia"/>
         </w:rPr>
       </w:pPr>
-      <w:bookmarkStart w:id="21" w:name="_Toc231385799"/>
+      <w:bookmarkStart w:id="21" w:name="_Toc231754914"/>
       <w:r>
         <w:rPr>
           <w:rFonts w:hint="eastAsia"/>
@@ -7912,7 +7912,7 @@
           <w:rFonts w:hint="eastAsia"/>
         </w:rPr>
       </w:pPr>
-      <w:bookmarkStart w:id="22" w:name="_Toc231385800"/>
+      <w:bookmarkStart w:id="22" w:name="_Toc231754915"/>
       <w:r>
         <w:rPr>
           <w:rFonts w:hint="eastAsia"/>
@@ -8350,7 +8350,7 @@
           <w:rFonts w:hint="eastAsia"/>
         </w:rPr>
       </w:pPr>
-      <w:bookmarkStart w:id="23" w:name="_Toc231385801"/>
+      <w:bookmarkStart w:id="23" w:name="_Toc231754916"/>
       <w:r>
         <w:rPr>
           <w:rFonts w:hint="eastAsia"/>
@@ -9571,7 +9571,7 @@
           <w:rFonts w:hint="eastAsia"/>
         </w:rPr>
       </w:pPr>
-      <w:bookmarkStart w:id="24" w:name="_Toc231385802"/>
+      <w:bookmarkStart w:id="24" w:name="_Toc231754917"/>
       <w:r>
         <w:rPr>
           <w:rFonts w:hint="eastAsia"/>
@@ -9883,7 +9883,7 @@
           <w:rFonts w:hint="eastAsia"/>
         </w:rPr>
       </w:pPr>
-      <w:bookmarkStart w:id="25" w:name="_Toc231385803"/>
+      <w:bookmarkStart w:id="25" w:name="_Toc231754918"/>
       <w:r>
         <w:rPr>
           <w:rFonts w:hint="eastAsia"/>
@@ -9949,7 +9949,7 @@
           <w:rFonts w:hint="eastAsia"/>
         </w:rPr>
       </w:pPr>
-      <w:bookmarkStart w:id="26" w:name="_Toc231385804"/>
+      <w:bookmarkStart w:id="26" w:name="_Toc231754919"/>
       <w:r>
         <w:rPr>
           <w:rFonts w:hint="eastAsia"/>
@@ -10147,7 +10147,7 @@
           <w:rFonts w:hint="eastAsia"/>
         </w:rPr>
       </w:pPr>
-      <w:bookmarkStart w:id="27" w:name="_Toc231385805"/>
+      <w:bookmarkStart w:id="27" w:name="_Toc231754920"/>
       <w:r>
         <w:rPr>
           <w:rFonts w:hint="eastAsia"/>
@@ -12911,7 +12911,7 @@
         <w:rPr>
           <w:rFonts w:hint="eastAsia"/>
         </w:rPr>
-        <w:t>添付ファイル本体をAPI内でAmazon S3へPutObjectし、S3オブジェクトキーは `applications/{targetFacilityId}/{applicationId}/attachments/{uploadUuid}.{ext}` 形式で発行する</w:t>
+        <w:t>添付ファイル本体をAPI内でAmazon S3へPutObjectし、S3オブジェクトキーは `application-documents/facility-{targetFacilityId}/{yyyy}/{mm}/{uploadUuid}.{ext}` 形式で発行する。keyは保存場所識別子であり、`applicationId` などの業務IDを含めない</w:t>
       </w:r>
     </w:p>
     <w:p>
@@ -12960,7 +12960,7 @@
           <w:rFonts w:hint="eastAsia"/>
         </w:rPr>
       </w:pPr>
-      <w:bookmarkStart w:id="28" w:name="_Toc231385806"/>
+      <w:bookmarkStart w:id="28" w:name="_Toc231754921"/>
       <w:r>
         <w:rPr>
           <w:rFonts w:hint="eastAsia"/>
@@ -13736,7 +13736,7 @@
           <w:rFonts w:hint="eastAsia"/>
         </w:rPr>
       </w:pPr>
-      <w:bookmarkStart w:id="29" w:name="_Toc231385807"/>
+      <w:bookmarkStart w:id="29" w:name="_Toc231754922"/>
       <w:r>
         <w:rPr>
           <w:rFonts w:hint="eastAsia"/>
@@ -14117,7 +14117,7 @@
           <w:rFonts w:hint="eastAsia"/>
         </w:rPr>
       </w:pPr>
-      <w:bookmarkStart w:id="30" w:name="_Toc231385808"/>
+      <w:bookmarkStart w:id="30" w:name="_Toc231754923"/>
       <w:r>
         <w:rPr>
           <w:rFonts w:hint="eastAsia"/>
@@ -14184,7 +14184,7 @@
           <w:rFonts w:hint="eastAsia"/>
         </w:rPr>
       </w:pPr>
-      <w:bookmarkStart w:id="31" w:name="_Toc231385809"/>
+      <w:bookmarkStart w:id="31" w:name="_Toc231754924"/>
       <w:r>
         <w:rPr>
           <w:rFonts w:hint="eastAsia"/>
@@ -14382,7 +14382,7 @@
           <w:rFonts w:hint="eastAsia"/>
         </w:rPr>
       </w:pPr>
-      <w:bookmarkStart w:id="32" w:name="_Toc231385810"/>
+      <w:bookmarkStart w:id="32" w:name="_Toc231754925"/>
       <w:r>
         <w:rPr>
           <w:rFonts w:hint="eastAsia"/>
@@ -14915,7 +14915,7 @@
           <w:rFonts w:hint="eastAsia"/>
         </w:rPr>
       </w:pPr>
-      <w:bookmarkStart w:id="33" w:name="_Toc231385811"/>
+      <w:bookmarkStart w:id="33" w:name="_Toc231754926"/>
       <w:r>
         <w:rPr>
           <w:rFonts w:hint="eastAsia"/>
@@ -15260,7 +15260,7 @@
           <w:rFonts w:hint="eastAsia"/>
         </w:rPr>
       </w:pPr>
-      <w:bookmarkStart w:id="34" w:name="_Toc231385812"/>
+      <w:bookmarkStart w:id="34" w:name="_Toc231754927"/>
       <w:r>
         <w:rPr>
           <w:rFonts w:hint="eastAsia"/>
@@ -15607,7 +15607,7 @@
           <w:rFonts w:hint="eastAsia"/>
         </w:rPr>
       </w:pPr>
-      <w:bookmarkStart w:id="35" w:name="_Toc231385813"/>
+      <w:bookmarkStart w:id="35" w:name="_Toc231754928"/>
       <w:r>
         <w:rPr>
           <w:rFonts w:hint="eastAsia"/>
@@ -15673,7 +15673,7 @@
           <w:rFonts w:hint="eastAsia"/>
         </w:rPr>
       </w:pPr>
-      <w:bookmarkStart w:id="36" w:name="_Toc231385814"/>
+      <w:bookmarkStart w:id="36" w:name="_Toc231754929"/>
       <w:r>
         <w:rPr>
           <w:rFonts w:hint="eastAsia"/>
@@ -15871,7 +15871,7 @@
           <w:rFonts w:hint="eastAsia"/>
         </w:rPr>
       </w:pPr>
-      <w:bookmarkStart w:id="37" w:name="_Toc231385815"/>
+      <w:bookmarkStart w:id="37" w:name="_Toc231754930"/>
       <w:r>
         <w:rPr>
           <w:rFonts w:hint="eastAsia"/>
@@ -16886,7 +16886,7 @@
         <w:rPr>
           <w:rFonts w:hint="eastAsia"/>
         </w:rPr>
-        <w:t>添付ファイル本体をAPI内でAmazon S3へPutObjectし、S3オブジェクトキーは `applications/{targetFacilityId}/{applicationId}/attachments/{uploadUuid}.{ext}` 形式で発行する</w:t>
+        <w:t>添付ファイル本体をAPI内でAmazon S3へPutObjectし、S3オブジェクトキーは `application-documents/facility-{targetFacilityId}/{yyyy}/{mm}/{uploadUuid}.{ext}` 形式で発行する。keyは保存場所識別子であり、`applicationId` などの業務IDを含めない</w:t>
       </w:r>
     </w:p>
     <w:p>
@@ -16899,14 +16899,8 @@
         <w:rPr>
           <w:rFonts w:hint="eastAsia"/>
         </w:rPr>
-        <w:t>添付は `application_documents` に `owner_type='APPLICATION'`、`application_id`、`document_category='ATTACHMENT'`、`document_type='APPLICATION_ATTAC</w:t>
-      </w:r>
-      <w:r>
-        <w:rPr>
-          <w:rFonts w:hint="eastAsia"/>
-        </w:rPr>
         <w:lastRenderedPageBreak/>
-        <w:t>HMENT'`、`file_name`、`file_path=S3オブジェクトキー`、`mime_type`、`file_size_bytes`、`content_hash`、`uploaded_by_user_id`、`uploaded_at` として保存する。S3バケット名やHTTPS URLはDBへ保存しない</w:t>
+        <w:t>添付は `application_documents` に `owner_type='APPLICATION'`、`application_id`、`document_category='ATTACHMENT'`、`document_type='APPLICATION_ATTACHMENT'`、`file_name`、`file_path=S3オブジェクトキー`、`mime_type`、`file_size_bytes`、`content_hash`、`uploaded_by_user_id`、`uploaded_at` として保存する。S3バケット名やHTTPS URLはDBへ保存しない</w:t>
       </w:r>
     </w:p>
     <w:p>
@@ -16942,7 +16936,7 @@
           <w:rFonts w:hint="eastAsia"/>
         </w:rPr>
       </w:pPr>
-      <w:bookmarkStart w:id="38" w:name="_Toc231385816"/>
+      <w:bookmarkStart w:id="38" w:name="_Toc231754931"/>
       <w:r>
         <w:rPr>
           <w:rFonts w:hint="eastAsia"/>
@@ -17332,7 +17326,7 @@
           <w:rFonts w:hint="eastAsia"/>
         </w:rPr>
       </w:pPr>
-      <w:bookmarkStart w:id="39" w:name="_Toc231385817"/>
+      <w:bookmarkStart w:id="39" w:name="_Toc231754932"/>
       <w:r>
         <w:rPr>
           <w:rFonts w:hint="eastAsia"/>
@@ -17619,7 +17613,14 @@
               <w:rPr>
                 <w:rFonts w:hint="eastAsia"/>
               </w:rPr>
-              <w:t>作業対象施設が存在しない、削除済み、または指定資産が存在しない/作業対象施設に属さない</w:t>
+              <w:t>作業対象施設が存在しない、削除済み、または指定資産が</w:t>
+            </w:r>
+            <w:r>
+              <w:rPr>
+                <w:rFonts w:hint="eastAsia"/>
+              </w:rPr>
+              <w:lastRenderedPageBreak/>
+              <w:t>存在しない/作業対象施設に属さない</w:t>
             </w:r>
           </w:p>
         </w:tc>
@@ -17629,6 +17630,7 @@
           </w:tcPr>
           <w:p>
             <w:r>
+              <w:lastRenderedPageBreak/>
               <w:t>ErrorResponse</w:t>
             </w:r>
           </w:p>
@@ -17641,7 +17643,6 @@
           </w:tcPr>
           <w:p>
             <w:r>
-              <w:lastRenderedPageBreak/>
               <w:t>409</w:t>
             </w:r>
           </w:p>
@@ -17714,7 +17715,7 @@
           <w:rFonts w:hint="eastAsia"/>
         </w:rPr>
       </w:pPr>
-      <w:bookmarkStart w:id="40" w:name="_Toc231385818"/>
+      <w:bookmarkStart w:id="40" w:name="_Toc231754933"/>
       <w:r>
         <w:rPr>
           <w:rFonts w:hint="eastAsia"/>
@@ -17780,7 +17781,7 @@
           <w:rFonts w:hint="eastAsia"/>
         </w:rPr>
       </w:pPr>
-      <w:bookmarkStart w:id="41" w:name="_Toc231385819"/>
+      <w:bookmarkStart w:id="41" w:name="_Toc231754934"/>
       <w:r>
         <w:rPr>
           <w:rFonts w:hint="eastAsia"/>
@@ -18037,6 +18038,7 @@
         <w:rPr>
           <w:rFonts w:hint="eastAsia"/>
         </w:rPr>
+        <w:lastRenderedPageBreak/>
         <w:t>権限チェック</w:t>
       </w:r>
     </w:p>
@@ -18063,7 +18065,6 @@
         <w:rPr>
           <w:rFonts w:hint="eastAsia"/>
         </w:rPr>
-        <w:lastRenderedPageBreak/>
         <w:t>認可条件: 通常アカウントの場合、Bearer トークン上の作業対象施設について `user_facility_assignments` に有効割当があること</w:t>
       </w:r>
     </w:p>
@@ -18205,7 +18206,7 @@
           <w:rFonts w:hint="eastAsia"/>
         </w:rPr>
       </w:pPr>
-      <w:bookmarkStart w:id="42" w:name="_Toc231385820"/>
+      <w:bookmarkStart w:id="42" w:name="_Toc231754935"/>
       <w:r>
         <w:rPr>
           <w:rFonts w:hint="eastAsia"/>
@@ -18371,6 +18372,7 @@
           </w:tcPr>
           <w:p>
             <w:r>
+              <w:lastRenderedPageBreak/>
               <w:t>applicationNo</w:t>
             </w:r>
           </w:p>
@@ -18458,7 +18460,6 @@
           </w:tcPr>
           <w:p>
             <w:r>
-              <w:lastRenderedPageBreak/>
               <w:t>purchaseType</w:t>
             </w:r>
           </w:p>
@@ -19095,6 +19096,7 @@
         <w:rPr>
           <w:rFonts w:hint="eastAsia"/>
         </w:rPr>
+        <w:lastRenderedPageBreak/>
         <w:t>requester要素（RequesterSnapshot）</w:t>
       </w:r>
     </w:p>
@@ -19255,7 +19257,6 @@
           </w:tcPr>
           <w:p>
             <w:r>
-              <w:lastRenderedPageBreak/>
               <w:t>name</w:t>
             </w:r>
           </w:p>
@@ -20305,6 +20306,7 @@
           </w:tcPr>
           <w:p>
             <w:r>
+              <w:lastRenderedPageBreak/>
               <w:t>requestConnectionDestination</w:t>
             </w:r>
           </w:p>
@@ -20350,7 +20352,6 @@
           </w:tcPr>
           <w:p>
             <w:r>
-              <w:lastRenderedPageBreak/>
               <w:t>comment</w:t>
             </w:r>
           </w:p>
@@ -21040,6 +21041,7 @@
           </w:tcPr>
           <w:p>
             <w:r>
+              <w:lastRenderedPageBreak/>
               <w:t>vendorId</w:t>
             </w:r>
           </w:p>
@@ -21085,7 +21087,6 @@
           </w:tcPr>
           <w:p>
             <w:r>
-              <w:lastRenderedPageBreak/>
               <w:t>vendorName</w:t>
             </w:r>
           </w:p>
@@ -21997,6 +21998,7 @@
           </w:tcPr>
           <w:p>
             <w:r>
+              <w:lastRenderedPageBreak/>
               <w:t>documentType</w:t>
             </w:r>
           </w:p>
@@ -22039,7 +22041,6 @@
           </w:tcPr>
           <w:p>
             <w:r>
-              <w:lastRenderedPageBreak/>
               <w:t>fileName</w:t>
             </w:r>
           </w:p>
@@ -22953,7 +22954,7 @@
           <w:rFonts w:hint="eastAsia"/>
         </w:rPr>
       </w:pPr>
-      <w:bookmarkStart w:id="43" w:name="_Toc231385821"/>
+      <w:bookmarkStart w:id="43" w:name="_Toc231754936"/>
       <w:r>
         <w:rPr>
           <w:rFonts w:hint="eastAsia"/>
@@ -23087,6 +23088,7 @@
           </w:tcPr>
           <w:p>
             <w:r>
+              <w:lastRenderedPageBreak/>
               <w:t>400</w:t>
             </w:r>
           </w:p>
@@ -23157,7 +23159,6 @@
           </w:tcPr>
           <w:p>
             <w:r>
-              <w:lastRenderedPageBreak/>
               <w:t>403</w:t>
             </w:r>
           </w:p>
@@ -23265,7 +23266,7 @@
           <w:rFonts w:hint="eastAsia"/>
         </w:rPr>
       </w:pPr>
-      <w:bookmarkStart w:id="44" w:name="_Toc231385822"/>
+      <w:bookmarkStart w:id="44" w:name="_Toc231754937"/>
       <w:r>
         <w:rPr>
           <w:rFonts w:hint="eastAsia"/>
@@ -23281,7 +23282,7 @@
           <w:rFonts w:hint="eastAsia"/>
         </w:rPr>
       </w:pPr>
-      <w:bookmarkStart w:id="45" w:name="_Toc231385823"/>
+      <w:bookmarkStart w:id="45" w:name="_Toc231754938"/>
       <w:r>
         <w:rPr>
           <w:rFonts w:hint="eastAsia"/>
@@ -23507,6 +23508,7 @@
               <w:rPr>
                 <w:rFonts w:hint="eastAsia"/>
               </w:rPr>
+              <w:lastRenderedPageBreak/>
               <w:t>移動</w:t>
             </w:r>
           </w:p>
@@ -23533,14 +23535,7 @@
               <w:rPr>
                 <w:rFonts w:hint="eastAsia"/>
               </w:rPr>
-              <w:t>`applications.application_type=TRANSFER`、対象資産を `application_assets.a</w:t>
-            </w:r>
-            <w:r>
-              <w:rPr>
-                <w:rFonts w:hint="eastAsia"/>
-              </w:rPr>
-              <w:lastRenderedPageBreak/>
-              <w:t>sset_role=TRANSFER` で保存</w:t>
+              <w:t>`applications.application_type=TRANSFER`、対象資産を `application_assets.asset_role=TRANSFER` で保存</w:t>
             </w:r>
           </w:p>
         </w:tc>
@@ -23555,7 +23550,6 @@
               <w:rPr>
                 <w:rFonts w:hint="eastAsia"/>
               </w:rPr>
-              <w:lastRenderedPageBreak/>
               <w:t>廃棄</w:t>
             </w:r>
           </w:p>
@@ -23596,7 +23590,7 @@
           <w:rFonts w:hint="eastAsia"/>
         </w:rPr>
       </w:pPr>
-      <w:bookmarkStart w:id="46" w:name="_Toc231385824"/>
+      <w:bookmarkStart w:id="46" w:name="_Toc231754939"/>
       <w:r>
         <w:rPr>
           <w:rFonts w:hint="eastAsia"/>
@@ -23726,7 +23720,7 @@
           <w:rFonts w:hint="eastAsia"/>
         </w:rPr>
       </w:pPr>
-      <w:bookmarkStart w:id="47" w:name="_Toc231385825"/>
+      <w:bookmarkStart w:id="47" w:name="_Toc231754940"/>
       <w:r>
         <w:rPr>
           <w:rFonts w:hint="eastAsia"/>
@@ -23770,6 +23764,7 @@
         <w:rPr>
           <w:rFonts w:hint="eastAsia"/>
         </w:rPr>
+        <w:lastRenderedPageBreak/>
         <w:t>同一キー、同一ユーザー、同一施設、同一 API パス、同一 payload と添付ファイルメタデータ/ハッシュの再送は初回レスポンスを返す</w:t>
       </w:r>
     </w:p>
@@ -23789,7 +23784,6 @@
         <w:rPr>
           <w:rFonts w:hint="eastAsia"/>
         </w:rPr>
-        <w:lastRenderedPageBreak/>
         <w:t>同一キーで payload または添付ファイルメタデータ/ハッシュが異なる場合は 409 (`IDEMPOTENCY_KEY_REUSED`) とする</w:t>
       </w:r>
     </w:p>
@@ -23819,7 +23813,7 @@
           <w:rFonts w:hint="eastAsia"/>
         </w:rPr>
       </w:pPr>
-      <w:bookmarkStart w:id="48" w:name="_Toc231385826"/>
+      <w:bookmarkStart w:id="48" w:name="_Toc231754941"/>
       <w:r>
         <w:rPr>
           <w:rFonts w:hint="eastAsia"/>
@@ -24233,6 +24227,7 @@
           </w:tcPr>
           <w:p>
             <w:r>
+              <w:lastRenderedPageBreak/>
               <w:t>APPLICATION_DETAIL_INCONSISTENT</w:t>
             </w:r>
           </w:p>
@@ -24268,7 +24263,6 @@
           </w:tcPr>
           <w:p>
             <w:r>
-              <w:lastRenderedPageBreak/>
               <w:t>ASSET_CONFLICT</w:t>
             </w:r>
           </w:p>
@@ -24376,7 +24370,7 @@
           <w:rFonts w:hint="eastAsia"/>
         </w:rPr>
       </w:pPr>
-      <w:bookmarkStart w:id="49" w:name="_Toc231385827"/>
+      <w:bookmarkStart w:id="49" w:name="_Toc231754942"/>
       <w:r>
         <w:rPr>
           <w:rFonts w:hint="eastAsia"/>
@@ -24487,7 +24481,7 @@
           <w:rFonts w:hint="eastAsia"/>
         </w:rPr>
       </w:pPr>
-      <w:bookmarkStart w:id="50" w:name="_Toc231385828"/>
+      <w:bookmarkStart w:id="50" w:name="_Toc231754943"/>
       <w:r>
         <w:rPr>
           <w:rFonts w:hint="eastAsia"/>
@@ -24631,6 +24625,7 @@
               <w:rPr>
                 <w:rFonts w:hint="eastAsia"/>
               </w:rPr>
+              <w:lastRenderedPageBreak/>
               <w:t>更新購入に伴う廃棄/移動</w:t>
             </w:r>
           </w:p>
@@ -24672,7 +24667,6 @@
               <w:rPr>
                 <w:rFonts w:hint="eastAsia"/>
               </w:rPr>
-              <w:lastRenderedPageBreak/>
               <w:t>貸出登録</w:t>
             </w:r>
           </w:p>
@@ -24854,9 +24848,9 @@
 <file path=word/numbering.xml><?xml version="1.0" encoding="utf-8"?>
 <w:numbering xmlns:wpc="http://schemas.microsoft.com/office/word/2010/wordprocessingCanvas" xmlns:cx="http://schemas.microsoft.com/office/drawing/2014/chartex" xmlns:cx1="http://schemas.microsoft.com/office/drawing/2015/9/8/chartex" xmlns:cx2="http://schemas.microsoft.com/office/drawing/2015/10/21/chartex" xmlns:cx3="http://schemas.microsoft.com/office/drawing/2016/5/9/chartex" xmlns:cx4="http://schemas.microsoft.com/office/drawing/2016/5/10/chartex" xmlns:cx5="http://schemas.microsoft.com/office/drawing/2016/5/11/chartex" xmlns:cx6="http://schemas.microsoft.com/office/drawing/2016/5/12/chartex" xmlns:cx7="http://schemas.microsoft.com/office/drawing/2016/5/13/chartex" xmlns:cx8="http://schemas.microsoft.com/office/drawing/2016/5/14/chartex" xmlns:mc="http://schemas.openxmlformats.org/markup-compatibility/2006" xmlns:aink="http://schemas.microsoft.com/office/drawing/2016/ink" xmlns:am3d="http://schemas.microsoft.com/office/drawing/2017/model3d" xmlns:o="urn:schemas-microsoft-com:office:office" xmlns:oel="http://schemas.microsoft.com/office/2019/extlst" xmlns:r="http://schemas.openxmlformats.org/officeDocument/2006/relationships" xmlns:m="http://schemas.openxmlformats.org/officeDocument/2006/math" xmlns:v="urn:schemas-microsoft-com:vml" xmlns:wp14="http://schemas.microsoft.com/office/word/2010/wordprocessingDrawing" xmlns:wp="http://schemas.openxmlformats.org/drawingml/2006/wordprocessingDrawing" xmlns:w10="urn:schemas-microsoft-com:office:word" xmlns:w="http://schemas.openxmlformats.org/wordprocessingml/2006/main" xmlns:w14="http://schemas.microsoft.com/office/word/2010/wordml" xmlns:w15="http://schemas.microsoft.com/office/word/2012/wordml" xmlns:w16cex="http://schemas.microsoft.com/office/word/2018/wordml/cex" xmlns:w16cid="http://schemas.microsoft.com/office/word/2016/wordml/cid" xmlns:w16="http://schemas.microsoft.com/office/word/2018/wordml" xmlns:w16du="http://schemas.microsoft.com/office/word/2023/wordml/word16du" xmlns:w16sdtdh="http://schemas.microsoft.com/office/word/2020/wordml/sdtdatahash" xmlns:w16sdtfl="http://schemas.microsoft.com/office/word/2024/wordml/sdtformatlock" xmlns:w16se="http://schemas.microsoft.com/office/word/2015/wordml/symex" xmlns:wpg="http://schemas.microsoft.com/office/word/2010/wordprocessingGroup" xmlns:wpi="http://schemas.microsoft.com/office/word/2010/wordprocessingInk" xmlns:wne="http://schemas.microsoft.com/office/word/2006/wordml" xmlns:wps="http://schemas.microsoft.com/office/word/2010/wordprocessingShape" mc:Ignorable="w14 w15 w16se w16cid w16 w16cex w16sdtdh w16sdtfl w16du wp14">
   <w:abstractNum w:abstractNumId="0" w15:restartNumberingAfterBreak="0">
-    <w:nsid w:val="103332DD"/>
+    <w:nsid w:val="08956758"/>
     <w:multiLevelType w:val="hybridMultilevel"/>
-    <w:tmpl w:val="045A4824"/>
+    <w:tmpl w:val="CD025CB4"/>
     <w:name w:val="__API_DOC_SQUARE_BULLET__222"/>
     <w:lvl w:ilvl="0" w:tplc="0409000F">
       <w:start w:val="1"/>
@@ -24941,9 +24935,96 @@
     </w:lvl>
   </w:abstractNum>
   <w:abstractNum w:abstractNumId="1" w15:restartNumberingAfterBreak="0">
-    <w:nsid w:val="28A32254"/>
+    <w:nsid w:val="09511385"/>
     <w:multiLevelType w:val="hybridMultilevel"/>
-    <w:tmpl w:val="2D16EDA0"/>
+    <w:tmpl w:val="F6EAF7A8"/>
+    <w:name w:val="__API_DOC_SQUARE_BULLET__2222"/>
+    <w:lvl w:ilvl="0" w:tplc="0409000F">
+      <w:start w:val="1"/>
+      <w:numFmt w:val="decimal"/>
+      <w:lvlText w:val="%1."/>
+      <w:lvlJc w:val="left"/>
+      <w:pPr>
+        <w:ind w:left="440" w:hanging="440"/>
+      </w:pPr>
+    </w:lvl>
+    <w:lvl w:ilvl="1" w:tplc="04090017" w:tentative="1">
+      <w:start w:val="1"/>
+      <w:numFmt w:val="aiueoFullWidth"/>
+      <w:lvlText w:val="(%2)"/>
+      <w:lvlJc w:val="left"/>
+      <w:pPr>
+        <w:ind w:left="880" w:hanging="440"/>
+      </w:pPr>
+    </w:lvl>
+    <w:lvl w:ilvl="2" w:tplc="04090011" w:tentative="1">
+      <w:start w:val="1"/>
+      <w:numFmt w:val="decimalEnclosedCircle"/>
+      <w:lvlText w:val="%3"/>
+      <w:lvlJc w:val="left"/>
+      <w:pPr>
+        <w:ind w:left="1320" w:hanging="440"/>
+      </w:pPr>
+    </w:lvl>
+    <w:lvl w:ilvl="3" w:tplc="0409000F" w:tentative="1">
+      <w:start w:val="1"/>
+      <w:numFmt w:val="decimal"/>
+      <w:lvlText w:val="%4."/>
+      <w:lvlJc w:val="left"/>
+      <w:pPr>
+        <w:ind w:left="1760" w:hanging="440"/>
+      </w:pPr>
+    </w:lvl>
+    <w:lvl w:ilvl="4" w:tplc="04090017" w:tentative="1">
+      <w:start w:val="1"/>
+      <w:numFmt w:val="aiueoFullWidth"/>
+      <w:lvlText w:val="(%5)"/>
+      <w:lvlJc w:val="left"/>
+      <w:pPr>
+        <w:ind w:left="2200" w:hanging="440"/>
+      </w:pPr>
+    </w:lvl>
+    <w:lvl w:ilvl="5" w:tplc="04090011" w:tentative="1">
+      <w:start w:val="1"/>
+      <w:numFmt w:val="decimalEnclosedCircle"/>
+      <w:lvlText w:val="%6"/>
+      <w:lvlJc w:val="left"/>
+      <w:pPr>
+        <w:ind w:left="2640" w:hanging="440"/>
+      </w:pPr>
+    </w:lvl>
+    <w:lvl w:ilvl="6" w:tplc="0409000F" w:tentative="1">
+      <w:start w:val="1"/>
+      <w:numFmt w:val="decimal"/>
+      <w:lvlText w:val="%7."/>
+      <w:lvlJc w:val="left"/>
+      <w:pPr>
+        <w:ind w:left="3080" w:hanging="440"/>
+      </w:pPr>
+    </w:lvl>
+    <w:lvl w:ilvl="7" w:tplc="04090017" w:tentative="1">
+      <w:start w:val="1"/>
+      <w:numFmt w:val="aiueoFullWidth"/>
+      <w:lvlText w:val="(%8)"/>
+      <w:lvlJc w:val="left"/>
+      <w:pPr>
+        <w:ind w:left="3520" w:hanging="440"/>
+      </w:pPr>
+    </w:lvl>
+    <w:lvl w:ilvl="8" w:tplc="04090011" w:tentative="1">
+      <w:start w:val="1"/>
+      <w:numFmt w:val="decimalEnclosedCircle"/>
+      <w:lvlText w:val="%9"/>
+      <w:lvlJc w:val="left"/>
+      <w:pPr>
+        <w:ind w:left="3960" w:hanging="440"/>
+      </w:pPr>
+    </w:lvl>
+  </w:abstractNum>
+  <w:abstractNum w:abstractNumId="2" w15:restartNumberingAfterBreak="0">
+    <w:nsid w:val="1A3C1ABC"/>
+    <w:multiLevelType w:val="hybridMultilevel"/>
+    <w:tmpl w:val="8A78B024"/>
     <w:name w:val="__API_DOC_SQUARE_BULLET__22"/>
     <w:lvl w:ilvl="0" w:tplc="0409000F">
       <w:start w:val="1"/>
@@ -25027,11 +25108,28 @@
       </w:pPr>
     </w:lvl>
   </w:abstractNum>
-  <w:abstractNum w:abstractNumId="2" w15:restartNumberingAfterBreak="0">
-    <w:nsid w:val="4B2B7004"/>
+  <w:abstractNum w:abstractNumId="3" w15:restartNumberingAfterBreak="0">
+    <w:nsid w:val="1FD97998"/>
+    <w:multiLevelType w:val="singleLevel"/>
+    <w:tmpl w:val="04090001"/>
+    <w:lvl w:ilvl="0">
+      <w:start w:val="1"/>
+      <w:numFmt w:val="bullet"/>
+      <w:lvlText w:val="■"/>
+      <w:lvlJc w:val="left"/>
+      <w:pPr>
+        <w:ind w:left="440" w:hanging="440"/>
+      </w:pPr>
+      <w:rPr>
+        <w:rFonts w:ascii="Meiryo UI" w:hAnsi="Meiryo UI" w:eastAsia="Meiryo UI" w:cs="Meiryo UI" w:hint="default"/>
+      </w:rPr>
+    </w:lvl>
+  </w:abstractNum>
+  <w:abstractNum w:abstractNumId="4" w15:restartNumberingAfterBreak="0">
+    <w:nsid w:val="224C659A"/>
     <w:multiLevelType w:val="hybridMultilevel"/>
-    <w:tmpl w:val="2CC27156"/>
-    <w:name w:val="__API_DOC_SQUARE_BULLET__2"/>
+    <w:tmpl w:val="43602E1A"/>
+    <w:name w:val="__API_DOC_SQUARE_BULLET__22222"/>
     <w:lvl w:ilvl="0" w:tplc="0409000F">
       <w:start w:val="1"/>
       <w:numFmt w:val="decimal"/>
@@ -25114,95 +25212,8 @@
       </w:pPr>
     </w:lvl>
   </w:abstractNum>
-  <w:abstractNum w:abstractNumId="3" w15:restartNumberingAfterBreak="0">
-    <w:nsid w:val="5CDF1DC7"/>
-    <w:multiLevelType w:val="hybridMultilevel"/>
-    <w:tmpl w:val="00FE49A2"/>
-    <w:name w:val="__API_DOC_SQUARE_BULLET__22222"/>
-    <w:lvl w:ilvl="0" w:tplc="0409000F">
-      <w:start w:val="1"/>
-      <w:numFmt w:val="decimal"/>
-      <w:lvlText w:val="%1."/>
-      <w:lvlJc w:val="left"/>
-      <w:pPr>
-        <w:ind w:left="440" w:hanging="440"/>
-      </w:pPr>
-    </w:lvl>
-    <w:lvl w:ilvl="1" w:tplc="04090017" w:tentative="1">
-      <w:start w:val="1"/>
-      <w:numFmt w:val="aiueoFullWidth"/>
-      <w:lvlText w:val="(%2)"/>
-      <w:lvlJc w:val="left"/>
-      <w:pPr>
-        <w:ind w:left="880" w:hanging="440"/>
-      </w:pPr>
-    </w:lvl>
-    <w:lvl w:ilvl="2" w:tplc="04090011" w:tentative="1">
-      <w:start w:val="1"/>
-      <w:numFmt w:val="decimalEnclosedCircle"/>
-      <w:lvlText w:val="%3"/>
-      <w:lvlJc w:val="left"/>
-      <w:pPr>
-        <w:ind w:left="1320" w:hanging="440"/>
-      </w:pPr>
-    </w:lvl>
-    <w:lvl w:ilvl="3" w:tplc="0409000F" w:tentative="1">
-      <w:start w:val="1"/>
-      <w:numFmt w:val="decimal"/>
-      <w:lvlText w:val="%4."/>
-      <w:lvlJc w:val="left"/>
-      <w:pPr>
-        <w:ind w:left="1760" w:hanging="440"/>
-      </w:pPr>
-    </w:lvl>
-    <w:lvl w:ilvl="4" w:tplc="04090017" w:tentative="1">
-      <w:start w:val="1"/>
-      <w:numFmt w:val="aiueoFullWidth"/>
-      <w:lvlText w:val="(%5)"/>
-      <w:lvlJc w:val="left"/>
-      <w:pPr>
-        <w:ind w:left="2200" w:hanging="440"/>
-      </w:pPr>
-    </w:lvl>
-    <w:lvl w:ilvl="5" w:tplc="04090011" w:tentative="1">
-      <w:start w:val="1"/>
-      <w:numFmt w:val="decimalEnclosedCircle"/>
-      <w:lvlText w:val="%6"/>
-      <w:lvlJc w:val="left"/>
-      <w:pPr>
-        <w:ind w:left="2640" w:hanging="440"/>
-      </w:pPr>
-    </w:lvl>
-    <w:lvl w:ilvl="6" w:tplc="0409000F" w:tentative="1">
-      <w:start w:val="1"/>
-      <w:numFmt w:val="decimal"/>
-      <w:lvlText w:val="%7."/>
-      <w:lvlJc w:val="left"/>
-      <w:pPr>
-        <w:ind w:left="3080" w:hanging="440"/>
-      </w:pPr>
-    </w:lvl>
-    <w:lvl w:ilvl="7" w:tplc="04090017" w:tentative="1">
-      <w:start w:val="1"/>
-      <w:numFmt w:val="aiueoFullWidth"/>
-      <w:lvlText w:val="(%8)"/>
-      <w:lvlJc w:val="left"/>
-      <w:pPr>
-        <w:ind w:left="3520" w:hanging="440"/>
-      </w:pPr>
-    </w:lvl>
-    <w:lvl w:ilvl="8" w:tplc="04090011" w:tentative="1">
-      <w:start w:val="1"/>
-      <w:numFmt w:val="decimalEnclosedCircle"/>
-      <w:lvlText w:val="%9"/>
-      <w:lvlJc w:val="left"/>
-      <w:pPr>
-        <w:ind w:left="3960" w:hanging="440"/>
-      </w:pPr>
-    </w:lvl>
-  </w:abstractNum>
-  <w:abstractNum w:abstractNumId="4" w15:restartNumberingAfterBreak="0">
-    <w:nsid w:val="6419702D"/>
+  <w:abstractNum w:abstractNumId="5" w15:restartNumberingAfterBreak="0">
+    <w:nsid w:val="28B030ED"/>
     <w:multiLevelType w:val="singleLevel"/>
     <w:tmpl w:val="0409000F"/>
     <w:name w:val="__API_DOC_SQUARE_BULLET__"/>
@@ -25216,24 +25227,94 @@
       </w:pPr>
     </w:lvl>
   </w:abstractNum>
-  <w:abstractNum w:abstractNumId="5" w15:restartNumberingAfterBreak="0">
-    <w:nsid w:val="649578CF"/>
-    <w:multiLevelType w:val="singleLevel"/>
-    <w:tmpl w:val="04090001"/>
-    <w:lvl w:ilvl="0">
+  <w:abstractNum w:abstractNumId="6" w15:restartNumberingAfterBreak="0">
+    <w:nsid w:val="424C2CF6"/>
+    <w:multiLevelType w:val="hybridMultilevel"/>
+    <w:tmpl w:val="2682D590"/>
+    <w:name w:val="__API_DOC_SQUARE_BULLET__2"/>
+    <w:lvl w:ilvl="0" w:tplc="0409000F">
       <w:start w:val="1"/>
-      <w:numFmt w:val="bullet"/>
-      <w:lvlText w:val="■"/>
+      <w:numFmt w:val="decimal"/>
+      <w:lvlText w:val="%1."/>
       <w:lvlJc w:val="left"/>
       <w:pPr>
         <w:ind w:left="440" w:hanging="440"/>
       </w:pPr>
-      <w:rPr>
-        <w:rFonts w:ascii="Meiryo UI" w:hAnsi="Meiryo UI" w:eastAsia="Meiryo UI" w:cs="Meiryo UI" w:hint="default"/>
-      </w:rPr>
+    </w:lvl>
+    <w:lvl w:ilvl="1" w:tplc="04090017" w:tentative="1">
+      <w:start w:val="1"/>
+      <w:numFmt w:val="aiueoFullWidth"/>
+      <w:lvlText w:val="(%2)"/>
+      <w:lvlJc w:val="left"/>
+      <w:pPr>
+        <w:ind w:left="880" w:hanging="440"/>
+      </w:pPr>
+    </w:lvl>
+    <w:lvl w:ilvl="2" w:tplc="04090011" w:tentative="1">
+      <w:start w:val="1"/>
+      <w:numFmt w:val="decimalEnclosedCircle"/>
+      <w:lvlText w:val="%3"/>
+      <w:lvlJc w:val="left"/>
+      <w:pPr>
+        <w:ind w:left="1320" w:hanging="440"/>
+      </w:pPr>
+    </w:lvl>
+    <w:lvl w:ilvl="3" w:tplc="0409000F" w:tentative="1">
+      <w:start w:val="1"/>
+      <w:numFmt w:val="decimal"/>
+      <w:lvlText w:val="%4."/>
+      <w:lvlJc w:val="left"/>
+      <w:pPr>
+        <w:ind w:left="1760" w:hanging="440"/>
+      </w:pPr>
+    </w:lvl>
+    <w:lvl w:ilvl="4" w:tplc="04090017" w:tentative="1">
+      <w:start w:val="1"/>
+      <w:numFmt w:val="aiueoFullWidth"/>
+      <w:lvlText w:val="(%5)"/>
+      <w:lvlJc w:val="left"/>
+      <w:pPr>
+        <w:ind w:left="2200" w:hanging="440"/>
+      </w:pPr>
+    </w:lvl>
+    <w:lvl w:ilvl="5" w:tplc="04090011" w:tentative="1">
+      <w:start w:val="1"/>
+      <w:numFmt w:val="decimalEnclosedCircle"/>
+      <w:lvlText w:val="%6"/>
+      <w:lvlJc w:val="left"/>
+      <w:pPr>
+        <w:ind w:left="2640" w:hanging="440"/>
+      </w:pPr>
+    </w:lvl>
+    <w:lvl w:ilvl="6" w:tplc="0409000F" w:tentative="1">
+      <w:start w:val="1"/>
+      <w:numFmt w:val="decimal"/>
+      <w:lvlText w:val="%7."/>
+      <w:lvlJc w:val="left"/>
+      <w:pPr>
+        <w:ind w:left="3080" w:hanging="440"/>
+      </w:pPr>
+    </w:lvl>
+    <w:lvl w:ilvl="7" w:tplc="04090017" w:tentative="1">
+      <w:start w:val="1"/>
+      <w:numFmt w:val="aiueoFullWidth"/>
+      <w:lvlText w:val="(%8)"/>
+      <w:lvlJc w:val="left"/>
+      <w:pPr>
+        <w:ind w:left="3520" w:hanging="440"/>
+      </w:pPr>
+    </w:lvl>
+    <w:lvl w:ilvl="8" w:tplc="04090011" w:tentative="1">
+      <w:start w:val="1"/>
+      <w:numFmt w:val="decimalEnclosedCircle"/>
+      <w:lvlText w:val="%9"/>
+      <w:lvlJc w:val="left"/>
+      <w:pPr>
+        <w:ind w:left="3960" w:hanging="440"/>
+      </w:pPr>
     </w:lvl>
   </w:abstractNum>
-  <w:abstractNum w:abstractNumId="6" w15:restartNumberingAfterBreak="0">
+  <w:abstractNum w:abstractNumId="7" w15:restartNumberingAfterBreak="0">
     <w:nsid w:val="7AC532A8"/>
     <w:multiLevelType w:val="multilevel"/>
     <w:tmpl w:val="4E1E5628"/>
@@ -25347,116 +25428,29 @@
       </w:rPr>
     </w:lvl>
   </w:abstractNum>
-  <w:abstractNum w:abstractNumId="7" w15:restartNumberingAfterBreak="0">
-    <w:nsid w:val="7C076F4F"/>
-    <w:multiLevelType w:val="hybridMultilevel"/>
-    <w:tmpl w:val="01B608AC"/>
-    <w:name w:val="__API_DOC_SQUARE_BULLET__2222"/>
-    <w:lvl w:ilvl="0" w:tplc="0409000F">
-      <w:start w:val="1"/>
-      <w:numFmt w:val="decimal"/>
-      <w:lvlText w:val="%1."/>
-      <w:lvlJc w:val="left"/>
-      <w:pPr>
-        <w:ind w:left="440" w:hanging="440"/>
-      </w:pPr>
-    </w:lvl>
-    <w:lvl w:ilvl="1" w:tplc="04090017" w:tentative="1">
-      <w:start w:val="1"/>
-      <w:numFmt w:val="aiueoFullWidth"/>
-      <w:lvlText w:val="(%2)"/>
-      <w:lvlJc w:val="left"/>
-      <w:pPr>
-        <w:ind w:left="880" w:hanging="440"/>
-      </w:pPr>
-    </w:lvl>
-    <w:lvl w:ilvl="2" w:tplc="04090011" w:tentative="1">
-      <w:start w:val="1"/>
-      <w:numFmt w:val="decimalEnclosedCircle"/>
-      <w:lvlText w:val="%3"/>
-      <w:lvlJc w:val="left"/>
-      <w:pPr>
-        <w:ind w:left="1320" w:hanging="440"/>
-      </w:pPr>
-    </w:lvl>
-    <w:lvl w:ilvl="3" w:tplc="0409000F" w:tentative="1">
-      <w:start w:val="1"/>
-      <w:numFmt w:val="decimal"/>
-      <w:lvlText w:val="%4."/>
-      <w:lvlJc w:val="left"/>
-      <w:pPr>
-        <w:ind w:left="1760" w:hanging="440"/>
-      </w:pPr>
-    </w:lvl>
-    <w:lvl w:ilvl="4" w:tplc="04090017" w:tentative="1">
-      <w:start w:val="1"/>
-      <w:numFmt w:val="aiueoFullWidth"/>
-      <w:lvlText w:val="(%5)"/>
-      <w:lvlJc w:val="left"/>
-      <w:pPr>
-        <w:ind w:left="2200" w:hanging="440"/>
-      </w:pPr>
-    </w:lvl>
-    <w:lvl w:ilvl="5" w:tplc="04090011" w:tentative="1">
-      <w:start w:val="1"/>
-      <w:numFmt w:val="decimalEnclosedCircle"/>
-      <w:lvlText w:val="%6"/>
-      <w:lvlJc w:val="left"/>
-      <w:pPr>
-        <w:ind w:left="2640" w:hanging="440"/>
-      </w:pPr>
-    </w:lvl>
-    <w:lvl w:ilvl="6" w:tplc="0409000F" w:tentative="1">
-      <w:start w:val="1"/>
-      <w:numFmt w:val="decimal"/>
-      <w:lvlText w:val="%7."/>
-      <w:lvlJc w:val="left"/>
-      <w:pPr>
-        <w:ind w:left="3080" w:hanging="440"/>
-      </w:pPr>
-    </w:lvl>
-    <w:lvl w:ilvl="7" w:tplc="04090017" w:tentative="1">
-      <w:start w:val="1"/>
-      <w:numFmt w:val="aiueoFullWidth"/>
-      <w:lvlText w:val="(%8)"/>
-      <w:lvlJc w:val="left"/>
-      <w:pPr>
-        <w:ind w:left="3520" w:hanging="440"/>
-      </w:pPr>
-    </w:lvl>
-    <w:lvl w:ilvl="8" w:tplc="04090011" w:tentative="1">
-      <w:start w:val="1"/>
-      <w:numFmt w:val="decimalEnclosedCircle"/>
-      <w:lvlText w:val="%9"/>
-      <w:lvlJc w:val="left"/>
-      <w:pPr>
-        <w:ind w:left="3960" w:hanging="440"/>
-      </w:pPr>
-    </w:lvl>
-  </w:abstractNum>
   <w:num w:numId="1" w16cid:durableId="296302402">
+    <w:abstractNumId w:val="7"/>
+  </w:num>
+  <w:num w:numId="2" w16cid:durableId="188614816">
+    <w:abstractNumId w:val="3"/>
+  </w:num>
+  <w:num w:numId="3" w16cid:durableId="14043896">
+    <w:abstractNumId w:val="5"/>
+  </w:num>
+  <w:num w:numId="4" w16cid:durableId="203250828">
     <w:abstractNumId w:val="6"/>
   </w:num>
-  <w:num w:numId="2" w16cid:durableId="155389738">
-    <w:abstractNumId w:val="5"/>
-  </w:num>
-  <w:num w:numId="3" w16cid:durableId="2055351126">
-    <w:abstractNumId w:val="4"/>
-  </w:num>
-  <w:num w:numId="4" w16cid:durableId="226186961">
+  <w:num w:numId="5" w16cid:durableId="1313876561">
     <w:abstractNumId w:val="2"/>
   </w:num>
-  <w:num w:numId="5" w16cid:durableId="1988703386">
+  <w:num w:numId="6" w16cid:durableId="1127356614">
+    <w:abstractNumId w:val="0"/>
+  </w:num>
+  <w:num w:numId="7" w16cid:durableId="2060736461">
     <w:abstractNumId w:val="1"/>
   </w:num>
-  <w:num w:numId="6" w16cid:durableId="1792749397">
-    <w:abstractNumId w:val="0"/>
-  </w:num>
-  <w:num w:numId="7" w16cid:durableId="1237937338">
-    <w:abstractNumId w:val="7"/>
-  </w:num>
-  <w:num w:numId="8" w16cid:durableId="1211108024">
-    <w:abstractNumId w:val="3"/>
+  <w:num w:numId="8" w16cid:durableId="738019266">
+    <w:abstractNumId w:val="4"/>
   </w:num>
   <w:numIdMacAtCleanup w:val="8"/>
 </w:numbering>

--- a/taniguchi/api/Fix/API設計書_資産申請起票.docx
+++ b/taniguchi/api/Fix/API設計書_資産申請起票.docx
@@ -1,6 +1,6 @@
 
 <file path=word/document.xml><?xml version="1.0" encoding="utf-8"?>
-<w:document xmlns:wpc="http://schemas.microsoft.com/office/word/2010/wordprocessingCanvas" xmlns:cx="http://schemas.microsoft.com/office/drawing/2014/chartex" xmlns:cx1="http://schemas.microsoft.com/office/drawing/2015/9/8/chartex" xmlns:cx2="http://schemas.microsoft.com/office/drawing/2015/10/21/chartex" xmlns:cx3="http://schemas.microsoft.com/office/drawing/2016/5/9/chartex" xmlns:cx4="http://schemas.microsoft.com/office/drawing/2016/5/10/chartex" xmlns:cx5="http://schemas.microsoft.com/office/drawing/2016/5/11/chartex" xmlns:cx6="http://schemas.microsoft.com/office/drawing/2016/5/12/chartex" xmlns:cx7="http://schemas.microsoft.com/office/drawing/2016/5/13/chartex" xmlns:cx8="http://schemas.microsoft.com/office/drawing/2016/5/14/chartex" xmlns:mc="http://schemas.openxmlformats.org/markup-compatibility/2006" xmlns:aink="http://schemas.microsoft.com/office/drawing/2016/ink" xmlns:am3d="http://schemas.microsoft.com/office/drawing/2017/model3d" xmlns:o="urn:schemas-microsoft-com:office:office" xmlns:oel="http://schemas.microsoft.com/office/2019/extlst" xmlns:r="http://schemas.openxmlformats.org/officeDocument/2006/relationships" xmlns:m="http://schemas.openxmlformats.org/officeDocument/2006/math" xmlns:v="urn:schemas-microsoft-com:vml" xmlns:wp14="http://schemas.microsoft.com/office/word/2010/wordprocessingDrawing" xmlns:wp="http://schemas.openxmlformats.org/drawingml/2006/wordprocessingDrawing" xmlns:w10="urn:schemas-microsoft-com:office:word" xmlns:w="http://schemas.openxmlformats.org/wordprocessingml/2006/main" xmlns:w14="http://schemas.microsoft.com/office/word/2010/wordml" xmlns:w15="http://schemas.microsoft.com/office/word/2012/wordml" xmlns:w16cex="http://schemas.microsoft.com/office/word/2018/wordml/cex" xmlns:w16cid="http://schemas.microsoft.com/office/word/2016/wordml/cid" xmlns:w16="http://schemas.microsoft.com/office/word/2018/wordml" xmlns:w16du="http://schemas.microsoft.com/office/word/2023/wordml/word16du" xmlns:w16sdtdh="http://schemas.microsoft.com/office/word/2020/wordml/sdtdatahash" xmlns:w16sdtfl="http://schemas.microsoft.com/office/word/2024/wordml/sdtformatlock" xmlns:w16se="http://schemas.microsoft.com/office/word/2015/wordml/symex" xmlns:wpg="http://schemas.microsoft.com/office/word/2010/wordprocessingGroup" xmlns:wpi="http://schemas.microsoft.com/office/word/2010/wordprocessingInk" xmlns:wne="http://schemas.microsoft.com/office/word/2006/wordml" xmlns:wps="http://schemas.microsoft.com/office/word/2010/wordprocessingShape" mc:Ignorable="w14 w15 w16se w16cid w16 w16cex w16sdtdh w16sdtfl w16du wp14">
+<w:document xmlns:wpc="http://schemas.microsoft.com/office/word/2010/wordprocessingCanvas" xmlns:cx="http://schemas.microsoft.com/office/drawing/2014/chartex" xmlns:cx1="http://schemas.microsoft.com/office/drawing/2015/9/8/chartex" xmlns:cx2="http://schemas.microsoft.com/office/drawing/2015/10/21/chartex" xmlns:cx3="http://schemas.microsoft.com/office/drawing/2016/5/9/chartex" xmlns:cx4="http://schemas.microsoft.com/office/drawing/2016/5/10/chartex" xmlns:cx5="http://schemas.microsoft.com/office/drawing/2016/5/11/chartex" xmlns:cx6="http://schemas.microsoft.com/office/drawing/2016/5/12/chartex" xmlns:cx7="http://schemas.microsoft.com/office/drawing/2016/5/13/chartex" xmlns:cx8="http://schemas.microsoft.com/office/drawing/2016/5/14/chartex" xmlns:mc="http://schemas.openxmlformats.org/markup-compatibility/2006" xmlns:aink="http://schemas.microsoft.com/office/drawing/2016/ink" xmlns:am3d="http://schemas.microsoft.com/office/drawing/2017/model3d" xmlns:o="urn:schemas-microsoft-com:office:office" xmlns:oel="http://schemas.microsoft.com/office/2019/extlst" xmlns:r="http://schemas.openxmlformats.org/officeDocument/2006/relationships" xmlns:m="http://schemas.openxmlformats.org/officeDocument/2006/math" xmlns:v="urn:schemas-microsoft-com:vml" xmlns:wp14="http://schemas.microsoft.com/office/word/2010/wordprocessingDrawing" xmlns:wp="http://schemas.openxmlformats.org/drawingml/2006/wordprocessingDrawing" xmlns:w10="urn:schemas-microsoft-com:office:word" xmlns:w="http://schemas.openxmlformats.org/wordprocessingml/2006/main" xmlns:w14="http://schemas.microsoft.com/office/word/2010/wordml" xmlns:w15="http://schemas.microsoft.com/office/word/2012/wordml" xmlns:w16cei="http://schemas.microsoft.com/office/word/2026/wordml/cei" xmlns:w16cex="http://schemas.microsoft.com/office/word/2018/wordml/cex" xmlns:w16cid="http://schemas.microsoft.com/office/word/2016/wordml/cid" xmlns:w16="http://schemas.microsoft.com/office/word/2018/wordml" xmlns:w16du="http://schemas.microsoft.com/office/word/2023/wordml/word16du" xmlns:w16sdtdh="http://schemas.microsoft.com/office/word/2020/wordml/sdtdatahash" xmlns:w16sdtfl="http://schemas.microsoft.com/office/word/2024/wordml/sdtformatlock" xmlns:w16se="http://schemas.microsoft.com/office/word/2015/wordml/symex" xmlns:wpg="http://schemas.microsoft.com/office/word/2010/wordprocessingGroup" xmlns:wpi="http://schemas.microsoft.com/office/word/2010/wordprocessingInk" xmlns:wne="http://schemas.microsoft.com/office/word/2006/wordml" xmlns:wps="http://schemas.microsoft.com/office/word/2010/wordprocessingShape" mc:Ignorable="w14 w15 w16se w16cid w16 w16cex w16sdtdh w16sdtfl w16du wp14">
   <w:body>
     <w:bookmarkStart w:id="0" w:name="_tad0l5kfozhu" w:colFirst="0" w:colLast="0" w:displacedByCustomXml="next"/>
     <w:bookmarkEnd w:id="0" w:displacedByCustomXml="next"/>
@@ -44,7 +44,7 @@
             <mc:AlternateContent>
               <mc:Choice Requires="wps">
                 <w:drawing>
-                  <wp:anchor distT="0" distB="0" distL="182880" distR="182880" simplePos="0" relativeHeight="251660288" behindDoc="0" locked="0" layoutInCell="1" allowOverlap="1" wp14:anchorId="4CE81125" wp14:editId="4991E769">
+                  <wp:anchor distT="0" distB="0" distL="182880" distR="182880" simplePos="0" relativeHeight="251660288" behindDoc="0" locked="0" layoutInCell="1" allowOverlap="1" wp14:anchorId="4CE81125" wp14:editId="65D5F85B">
                     <wp:simplePos x="0" y="0"/>
                     <wp:positionH relativeFrom="margin">
                       <wp:posOffset>568325</wp:posOffset>
@@ -53,9 +53,9 @@
                       <wp:posOffset>4146550</wp:posOffset>
                     </wp:positionV>
                     <wp:extent cx="4686300" cy="6720840"/>
-                    <wp:effectExtent l="0" t="0" r="10160" b="3810"/>
+                    <wp:effectExtent l="0" t="0" r="4445" b="2540"/>
                     <wp:wrapSquare wrapText="bothSides"/>
-                    <wp:docPr id="131" name="テキスト ボックス 10"/>
+                    <wp:docPr id="131" name="テキスト ボックス 10" descr="装飾用テキストボックス"/>
                     <wp:cNvGraphicFramePr/>
                     <a:graphic xmlns:a="http://schemas.openxmlformats.org/drawingml/2006/main">
                       <a:graphicData uri="http://schemas.microsoft.com/office/word/2010/wordprocessingShape">
@@ -224,7 +224,7 @@
                                     <w:sz w:val="28"/>
                                     <w:szCs w:val="28"/>
                                   </w:rPr>
-                                  <w:t>2026年4月27日</w:t>
+                                  <w:t>2026年8月4日</w:t>
                                 </w:r>
                               </w:p>
                               <w:p>
@@ -247,17 +247,7 @@
                                     <w:sz w:val="28"/>
                                     <w:szCs w:val="28"/>
                                   </w:rPr>
-                                  <w:t>版数：</w:t>
-                                </w:r>
-                                <w:r>
-                                  <w:rPr>
-                                    <w:rFonts w:ascii="Meiryo UI" w:hAnsi="Meiryo UI" w:cs="Meiryo UI"/>
-                                    <w:caps/>
-                                    <w:color w:val="215868" w:themeColor="accent5" w:themeShade="80"/>
-                                    <w:sz w:val="28"/>
-                                    <w:szCs w:val="28"/>
-                                  </w:rPr>
-                                  <w:t>1.0</w:t>
+                                  <w:t>版数：1.1</w:t>
                                 </w:r>
                               </w:p>
                             </w:txbxContent>
@@ -286,7 +276,7 @@
                     <v:stroke joinstyle="miter"/>
                     <v:path gradientshapeok="t" o:connecttype="rect"/>
                   </v:shapetype>
-                  <v:shape id="テキスト ボックス 10" o:spid="_x0000_s1026" type="#_x0000_t202" style="position:absolute;margin-left:44.75pt;margin-top:326.5pt;width:369pt;height:529.2pt;z-index:251660288;visibility:visible;mso-wrap-style:square;mso-width-percent:790;mso-height-percent:350;mso-wrap-distance-left:14.4pt;mso-wrap-distance-top:0;mso-wrap-distance-right:14.4pt;mso-wrap-distance-bottom:0;mso-position-horizontal:absolute;mso-position-horizontal-relative:margin;mso-position-vertical:absolute;mso-position-vertical-relative:page;mso-width-percent:790;mso-height-percent:350;mso-width-relative:margin;mso-height-relative:page;v-text-anchor:top" o:gfxdata="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" filled="f" stroked="f" strokeweight=".5pt">
+                  <v:shape id="テキスト ボックス 10" o:spid="_x0000_s1026" type="#_x0000_t202" alt="装飾用テキストボックス" style="position:absolute;margin-left:44.75pt;margin-top:326.5pt;width:369pt;height:529.2pt;z-index:251660288;visibility:visible;mso-wrap-style:square;mso-width-percent:790;mso-height-percent:350;mso-wrap-distance-left:14.4pt;mso-wrap-distance-top:0;mso-wrap-distance-right:14.4pt;mso-wrap-distance-bottom:0;mso-position-horizontal:absolute;mso-position-horizontal-relative:margin;mso-position-vertical:absolute;mso-position-vertical-relative:page;mso-width-percent:790;mso-height-percent:350;mso-width-relative:margin;mso-height-relative:page;v-text-anchor:top" o:gfxdata="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" filled="f" stroked="f" strokeweight=".5pt">
                     <v:textbox style="mso-fit-shape-to-text:t" inset="0,0,0,0">
                       <w:txbxContent>
                         <w:p>
@@ -422,7 +412,7 @@
                               <w:sz w:val="28"/>
                               <w:szCs w:val="28"/>
                             </w:rPr>
-                            <w:t>2026年4月27日</w:t>
+                            <w:t>2026年8月4日</w:t>
                           </w:r>
                         </w:p>
                         <w:p>
@@ -445,17 +435,7 @@
                               <w:sz w:val="28"/>
                               <w:szCs w:val="28"/>
                             </w:rPr>
-                            <w:t>版数：</w:t>
-                          </w:r>
-                          <w:r>
-                            <w:rPr>
-                              <w:rFonts w:ascii="Meiryo UI" w:hAnsi="Meiryo UI" w:cs="Meiryo UI"/>
-                              <w:caps/>
-                              <w:color w:val="215868" w:themeColor="accent5" w:themeShade="80"/>
-                              <w:sz w:val="28"/>
-                              <w:szCs w:val="28"/>
-                            </w:rPr>
-                            <w:t>1.0</w:t>
+                            <w:t>版数：1.1</w:t>
                           </w:r>
                         </w:p>
                       </w:txbxContent>
@@ -492,14 +472,15 @@
         <w:tbl>
           <w:tblPr>
             <w:tblStyle w:val="afffffff7"/>
-            <w:tblW w:w="5000" w:type="pct"/>
+            <w:tblW w:w="9020" w:type="dxa"/>
+            <w:tblLayout w:type="fixed"/>
             <w:tblLook w:val="04A0" w:firstRow="1" w:lastRow="0" w:firstColumn="1" w:lastColumn="0" w:noHBand="0" w:noVBand="1"/>
           </w:tblPr>
           <w:tblGrid>
-            <w:gridCol w:w="1043"/>
-            <w:gridCol w:w="1212"/>
-            <w:gridCol w:w="3382"/>
-            <w:gridCol w:w="3382"/>
+            <w:gridCol w:w="1400"/>
+            <w:gridCol w:w="1640"/>
+            <w:gridCol w:w="3600"/>
+            <w:gridCol w:w="2380"/>
           </w:tblGrid>
           <w:tr>
             <w:trPr>
@@ -507,7 +488,7 @@
             </w:trPr>
             <w:tc>
               <w:tcPr>
-                <w:tcW w:w="578" w:type="pct"/>
+                <w:tcW w:w="1400" w:type="dxa"/>
                 <w:shd w:val="clear" w:color="auto" w:fill="DBE5F1" w:themeFill="accent1" w:themeFillTint="33"/>
               </w:tcPr>
               <w:p>
@@ -537,7 +518,7 @@
             </w:tc>
             <w:tc>
               <w:tcPr>
-                <w:tcW w:w="672" w:type="pct"/>
+                <w:tcW w:w="1640" w:type="dxa"/>
                 <w:shd w:val="clear" w:color="auto" w:fill="DBE5F1" w:themeFill="accent1" w:themeFillTint="33"/>
               </w:tcPr>
               <w:p>
@@ -567,7 +548,7 @@
             </w:tc>
             <w:tc>
               <w:tcPr>
-                <w:tcW w:w="1875" w:type="pct"/>
+                <w:tcW w:w="3600" w:type="dxa"/>
                 <w:shd w:val="clear" w:color="auto" w:fill="DBE5F1" w:themeFill="accent1" w:themeFillTint="33"/>
               </w:tcPr>
               <w:p>
@@ -597,7 +578,7 @@
             </w:tc>
             <w:tc>
               <w:tcPr>
-                <w:tcW w:w="1875" w:type="pct"/>
+                <w:tcW w:w="2380" w:type="dxa"/>
                 <w:shd w:val="clear" w:color="auto" w:fill="DBE5F1" w:themeFill="accent1" w:themeFillTint="33"/>
               </w:tcPr>
               <w:p>
@@ -629,7 +610,7 @@
           <w:tr>
             <w:tc>
               <w:tcPr>
-                <w:tcW w:w="578" w:type="pct"/>
+                <w:tcW w:w="1400" w:type="dxa"/>
               </w:tcPr>
               <w:p>
                 <w:pPr>
@@ -643,13 +624,13 @@
                   </w:pBdr>
                 </w:pPr>
                 <w:r>
-                  <w:t>1.0</w:t>
+                  <w:t>1.1</w:t>
                 </w:r>
               </w:p>
             </w:tc>
             <w:tc>
               <w:tcPr>
-                <w:tcW w:w="672" w:type="pct"/>
+                <w:tcW w:w="1640" w:type="dxa"/>
               </w:tcPr>
               <w:p>
                 <w:pPr>
@@ -663,13 +644,13 @@
                   </w:pBdr>
                 </w:pPr>
                 <w:r>
-                  <w:t>2026/4/27</w:t>
+                  <w:t>2026/8/4</w:t>
                 </w:r>
               </w:p>
             </w:tc>
             <w:tc>
               <w:tcPr>
-                <w:tcW w:w="1875" w:type="pct"/>
+                <w:tcW w:w="3600" w:type="dxa"/>
               </w:tcPr>
               <w:p>
                 <w:pPr>
@@ -683,16 +664,13 @@
                   </w:pBdr>
                 </w:pPr>
                 <w:r>
-                  <w:rPr>
-                    <w:rFonts w:hint="eastAsia"/>
-                  </w:rPr>
-                  <w:t>初版作成</w:t>
+                  <w:t>OpenAPI方式へ移行</w:t>
                 </w:r>
               </w:p>
             </w:tc>
             <w:tc>
               <w:tcPr>
-                <w:tcW w:w="1875" w:type="pct"/>
+                <w:tcW w:w="2380" w:type="dxa"/>
               </w:tcPr>
               <w:p>
                 <w:pPr>
@@ -717,7 +695,7 @@
           <w:tr>
             <w:tc>
               <w:tcPr>
-                <w:tcW w:w="578" w:type="pct"/>
+                <w:tcW w:w="1400" w:type="dxa"/>
               </w:tcPr>
               <w:p>
                 <w:pPr>
@@ -734,7 +712,7 @@
             </w:tc>
             <w:tc>
               <w:tcPr>
-                <w:tcW w:w="672" w:type="pct"/>
+                <w:tcW w:w="1640" w:type="dxa"/>
               </w:tcPr>
               <w:p>
                 <w:pPr>
@@ -751,7 +729,7 @@
             </w:tc>
             <w:tc>
               <w:tcPr>
-                <w:tcW w:w="1875" w:type="pct"/>
+                <w:tcW w:w="3600" w:type="dxa"/>
               </w:tcPr>
               <w:p>
                 <w:pPr>
@@ -768,7 +746,7 @@
             </w:tc>
             <w:tc>
               <w:tcPr>
-                <w:tcW w:w="1875" w:type="pct"/>
+                <w:tcW w:w="2380" w:type="dxa"/>
               </w:tcPr>
               <w:p>
                 <w:pPr>
@@ -787,7 +765,7 @@
           <w:tr>
             <w:tc>
               <w:tcPr>
-                <w:tcW w:w="578" w:type="pct"/>
+                <w:tcW w:w="1400" w:type="dxa"/>
               </w:tcPr>
               <w:p>
                 <w:pPr>
@@ -804,7 +782,7 @@
             </w:tc>
             <w:tc>
               <w:tcPr>
-                <w:tcW w:w="672" w:type="pct"/>
+                <w:tcW w:w="1640" w:type="dxa"/>
               </w:tcPr>
               <w:p>
                 <w:pPr>
@@ -814,7 +792,7 @@
             </w:tc>
             <w:tc>
               <w:tcPr>
-                <w:tcW w:w="1875" w:type="pct"/>
+                <w:tcW w:w="3600" w:type="dxa"/>
               </w:tcPr>
               <w:p>
                 <w:pPr>
@@ -824,7 +802,7 @@
             </w:tc>
             <w:tc>
               <w:tcPr>
-                <w:tcW w:w="1875" w:type="pct"/>
+                <w:tcW w:w="2380" w:type="dxa"/>
               </w:tcPr>
               <w:p>
                 <w:pPr>
@@ -836,7 +814,7 @@
           <w:tr>
             <w:tc>
               <w:tcPr>
-                <w:tcW w:w="578" w:type="pct"/>
+                <w:tcW w:w="1400" w:type="dxa"/>
               </w:tcPr>
               <w:p>
                 <w:pPr>
@@ -853,7 +831,7 @@
             </w:tc>
             <w:tc>
               <w:tcPr>
-                <w:tcW w:w="672" w:type="pct"/>
+                <w:tcW w:w="1640" w:type="dxa"/>
               </w:tcPr>
               <w:p>
                 <w:pPr>
@@ -863,7 +841,7 @@
             </w:tc>
             <w:tc>
               <w:tcPr>
-                <w:tcW w:w="1875" w:type="pct"/>
+                <w:tcW w:w="3600" w:type="dxa"/>
               </w:tcPr>
               <w:p>
                 <w:pPr>
@@ -873,7 +851,7 @@
             </w:tc>
             <w:tc>
               <w:tcPr>
-                <w:tcW w:w="1875" w:type="pct"/>
+                <w:tcW w:w="2380" w:type="dxa"/>
               </w:tcPr>
               <w:p>
                 <w:pPr>
@@ -885,7 +863,7 @@
           <w:tr>
             <w:tc>
               <w:tcPr>
-                <w:tcW w:w="578" w:type="pct"/>
+                <w:tcW w:w="1400" w:type="dxa"/>
               </w:tcPr>
               <w:p>
                 <w:pPr>
@@ -902,7 +880,7 @@
             </w:tc>
             <w:tc>
               <w:tcPr>
-                <w:tcW w:w="672" w:type="pct"/>
+                <w:tcW w:w="1640" w:type="dxa"/>
               </w:tcPr>
               <w:p>
                 <w:pPr>
@@ -912,7 +890,7 @@
             </w:tc>
             <w:tc>
               <w:tcPr>
-                <w:tcW w:w="1875" w:type="pct"/>
+                <w:tcW w:w="3600" w:type="dxa"/>
               </w:tcPr>
               <w:p>
                 <w:pPr>
@@ -922,7 +900,7 @@
             </w:tc>
             <w:tc>
               <w:tcPr>
-                <w:tcW w:w="1875" w:type="pct"/>
+                <w:tcW w:w="2380" w:type="dxa"/>
               </w:tcPr>
               <w:p>
                 <w:pPr>
@@ -1002,7 +980,7 @@
       <w:r>
         <w:fldChar w:fldCharType="separate"/>
       </w:r>
-      <w:hyperlink w:anchor="_Toc231754894" w:history="1">
+      <w:hyperlink w:anchor="_Toc236707139" w:history="1">
         <w:r>
           <w:rPr>
             <w:rStyle w:val="afffffff5"/>
@@ -1029,7 +1007,7 @@
             <w:noProof/>
             <w:webHidden/>
           </w:rPr>
-          <w:instrText xml:space="preserve"> PAGEREF _Toc231754894 \h </w:instrText>
+          <w:instrText xml:space="preserve"> PAGEREF _Toc236707139 \h </w:instrText>
         </w:r>
         <w:r>
           <w:rPr>
@@ -1049,7 +1027,7 @@
             <w:noProof/>
             <w:webHidden/>
           </w:rPr>
-          <w:t>4</w:t>
+          <w:t>3</w:t>
         </w:r>
         <w:r>
           <w:rPr>
@@ -1077,7 +1055,7 @@
           <w14:ligatures w14:val="standardContextual"/>
         </w:rPr>
       </w:pPr>
-      <w:hyperlink w:anchor="_Toc231754895" w:history="1">
+      <w:hyperlink w:anchor="_Toc236707140" w:history="1">
         <w:r>
           <w:rPr>
             <w:rStyle w:val="afffffff5"/>
@@ -1104,7 +1082,7 @@
             <w:noProof/>
             <w:webHidden/>
           </w:rPr>
-          <w:instrText xml:space="preserve"> PAGEREF _Toc231754895 \h </w:instrText>
+          <w:instrText xml:space="preserve"> PAGEREF _Toc236707140 \h </w:instrText>
         </w:r>
         <w:r>
           <w:rPr>
@@ -1124,7 +1102,7 @@
             <w:noProof/>
             <w:webHidden/>
           </w:rPr>
-          <w:t>4</w:t>
+          <w:t>3</w:t>
         </w:r>
         <w:r>
           <w:rPr>
@@ -1152,7 +1130,7 @@
           <w14:ligatures w14:val="standardContextual"/>
         </w:rPr>
       </w:pPr>
-      <w:hyperlink w:anchor="_Toc231754896" w:history="1">
+      <w:hyperlink w:anchor="_Toc236707141" w:history="1">
         <w:r>
           <w:rPr>
             <w:rStyle w:val="afffffff5"/>
@@ -1179,7 +1157,7 @@
             <w:noProof/>
             <w:webHidden/>
           </w:rPr>
-          <w:instrText xml:space="preserve"> PAGEREF _Toc231754896 \h </w:instrText>
+          <w:instrText xml:space="preserve"> PAGEREF _Toc236707141 \h </w:instrText>
         </w:r>
         <w:r>
           <w:rPr>
@@ -1227,7 +1205,7 @@
           <w14:ligatures w14:val="standardContextual"/>
         </w:rPr>
       </w:pPr>
-      <w:hyperlink w:anchor="_Toc231754897" w:history="1">
+      <w:hyperlink w:anchor="_Toc236707142" w:history="1">
         <w:r>
           <w:rPr>
             <w:rStyle w:val="afffffff5"/>
@@ -1254,7 +1232,7 @@
             <w:noProof/>
             <w:webHidden/>
           </w:rPr>
-          <w:instrText xml:space="preserve"> PAGEREF _Toc231754897 \h </w:instrText>
+          <w:instrText xml:space="preserve"> PAGEREF _Toc236707142 \h </w:instrText>
         </w:r>
         <w:r>
           <w:rPr>
@@ -1302,7 +1280,7 @@
           <w14:ligatures w14:val="standardContextual"/>
         </w:rPr>
       </w:pPr>
-      <w:hyperlink w:anchor="_Toc231754898" w:history="1">
+      <w:hyperlink w:anchor="_Toc236707143" w:history="1">
         <w:r>
           <w:rPr>
             <w:rStyle w:val="afffffff5"/>
@@ -1329,7 +1307,7 @@
             <w:noProof/>
             <w:webHidden/>
           </w:rPr>
-          <w:instrText xml:space="preserve"> PAGEREF _Toc231754898 \h </w:instrText>
+          <w:instrText xml:space="preserve"> PAGEREF _Toc236707143 \h </w:instrText>
         </w:r>
         <w:r>
           <w:rPr>
@@ -1349,7 +1327,7 @@
             <w:noProof/>
             <w:webHidden/>
           </w:rPr>
-          <w:t>5</w:t>
+          <w:t>4</w:t>
         </w:r>
         <w:r>
           <w:rPr>
@@ -1378,7 +1356,7 @@
           <w14:ligatures w14:val="standardContextual"/>
         </w:rPr>
       </w:pPr>
-      <w:hyperlink w:anchor="_Toc231754899" w:history="1">
+      <w:hyperlink w:anchor="_Toc236707144" w:history="1">
         <w:r>
           <w:rPr>
             <w:rStyle w:val="afffffff5"/>
@@ -1405,7 +1383,7 @@
             <w:noProof/>
             <w:webHidden/>
           </w:rPr>
-          <w:instrText xml:space="preserve"> PAGEREF _Toc231754899 \h </w:instrText>
+          <w:instrText xml:space="preserve"> PAGEREF _Toc236707144 \h </w:instrText>
         </w:r>
         <w:r>
           <w:rPr>
@@ -1453,7 +1431,7 @@
           <w14:ligatures w14:val="standardContextual"/>
         </w:rPr>
       </w:pPr>
-      <w:hyperlink w:anchor="_Toc231754900" w:history="1">
+      <w:hyperlink w:anchor="_Toc236707145" w:history="1">
         <w:r>
           <w:rPr>
             <w:rStyle w:val="afffffff5"/>
@@ -1480,7 +1458,7 @@
             <w:noProof/>
             <w:webHidden/>
           </w:rPr>
-          <w:instrText xml:space="preserve"> PAGEREF _Toc231754900 \h </w:instrText>
+          <w:instrText xml:space="preserve"> PAGEREF _Toc236707145 \h </w:instrText>
         </w:r>
         <w:r>
           <w:rPr>
@@ -1528,7 +1506,7 @@
           <w14:ligatures w14:val="standardContextual"/>
         </w:rPr>
       </w:pPr>
-      <w:hyperlink w:anchor="_Toc231754901" w:history="1">
+      <w:hyperlink w:anchor="_Toc236707146" w:history="1">
         <w:r>
           <w:rPr>
             <w:rStyle w:val="afffffff5"/>
@@ -1555,7 +1533,7 @@
             <w:noProof/>
             <w:webHidden/>
           </w:rPr>
-          <w:instrText xml:space="preserve"> PAGEREF _Toc231754901 \h </w:instrText>
+          <w:instrText xml:space="preserve"> PAGEREF _Toc236707146 \h </w:instrText>
         </w:r>
         <w:r>
           <w:rPr>
@@ -1603,7 +1581,7 @@
           <w14:ligatures w14:val="standardContextual"/>
         </w:rPr>
       </w:pPr>
-      <w:hyperlink w:anchor="_Toc231754902" w:history="1">
+      <w:hyperlink w:anchor="_Toc236707147" w:history="1">
         <w:r>
           <w:rPr>
             <w:rStyle w:val="afffffff5"/>
@@ -1630,7 +1608,7 @@
             <w:noProof/>
             <w:webHidden/>
           </w:rPr>
-          <w:instrText xml:space="preserve"> PAGEREF _Toc231754902 \h </w:instrText>
+          <w:instrText xml:space="preserve"> PAGEREF _Toc236707147 \h </w:instrText>
         </w:r>
         <w:r>
           <w:rPr>
@@ -1678,7 +1656,7 @@
           <w14:ligatures w14:val="standardContextual"/>
         </w:rPr>
       </w:pPr>
-      <w:hyperlink w:anchor="_Toc231754903" w:history="1">
+      <w:hyperlink w:anchor="_Toc236707148" w:history="1">
         <w:r>
           <w:rPr>
             <w:rStyle w:val="afffffff5"/>
@@ -1705,7 +1683,7 @@
             <w:noProof/>
             <w:webHidden/>
           </w:rPr>
-          <w:instrText xml:space="preserve"> PAGEREF _Toc231754903 \h </w:instrText>
+          <w:instrText xml:space="preserve"> PAGEREF _Toc236707148 \h </w:instrText>
         </w:r>
         <w:r>
           <w:rPr>
@@ -1754,7 +1732,7 @@
           <w14:ligatures w14:val="standardContextual"/>
         </w:rPr>
       </w:pPr>
-      <w:hyperlink w:anchor="_Toc231754904" w:history="1">
+      <w:hyperlink w:anchor="_Toc236707149" w:history="1">
         <w:r>
           <w:rPr>
             <w:rStyle w:val="afffffff5"/>
@@ -1781,7 +1759,7 @@
             <w:noProof/>
             <w:webHidden/>
           </w:rPr>
-          <w:instrText xml:space="preserve"> PAGEREF _Toc231754904 \h </w:instrText>
+          <w:instrText xml:space="preserve"> PAGEREF _Toc236707149 \h </w:instrText>
         </w:r>
         <w:r>
           <w:rPr>
@@ -1829,7 +1807,7 @@
           <w14:ligatures w14:val="standardContextual"/>
         </w:rPr>
       </w:pPr>
-      <w:hyperlink w:anchor="_Toc231754905" w:history="1">
+      <w:hyperlink w:anchor="_Toc236707150" w:history="1">
         <w:r>
           <w:rPr>
             <w:rStyle w:val="afffffff5"/>
@@ -1856,7 +1834,7 @@
             <w:noProof/>
             <w:webHidden/>
           </w:rPr>
-          <w:instrText xml:space="preserve"> PAGEREF _Toc231754905 \h </w:instrText>
+          <w:instrText xml:space="preserve"> PAGEREF _Toc236707150 \h </w:instrText>
         </w:r>
         <w:r>
           <w:rPr>
@@ -1904,7 +1882,7 @@
           <w14:ligatures w14:val="standardContextual"/>
         </w:rPr>
       </w:pPr>
-      <w:hyperlink w:anchor="_Toc231754906" w:history="1">
+      <w:hyperlink w:anchor="_Toc236707151" w:history="1">
         <w:r>
           <w:rPr>
             <w:rStyle w:val="afffffff5"/>
@@ -1931,7 +1909,7 @@
             <w:noProof/>
             <w:webHidden/>
           </w:rPr>
-          <w:instrText xml:space="preserve"> PAGEREF _Toc231754906 \h </w:instrText>
+          <w:instrText xml:space="preserve"> PAGEREF _Toc236707151 \h </w:instrText>
         </w:r>
         <w:r>
           <w:rPr>
@@ -1979,7 +1957,7 @@
           <w14:ligatures w14:val="standardContextual"/>
         </w:rPr>
       </w:pPr>
-      <w:hyperlink w:anchor="_Toc231754907" w:history="1">
+      <w:hyperlink w:anchor="_Toc236707152" w:history="1">
         <w:r>
           <w:rPr>
             <w:rStyle w:val="afffffff5"/>
@@ -2006,7 +1984,7 @@
             <w:noProof/>
             <w:webHidden/>
           </w:rPr>
-          <w:instrText xml:space="preserve"> PAGEREF _Toc231754907 \h </w:instrText>
+          <w:instrText xml:space="preserve"> PAGEREF _Toc236707152 \h </w:instrText>
         </w:r>
         <w:r>
           <w:rPr>
@@ -2026,7 +2004,7 @@
             <w:noProof/>
             <w:webHidden/>
           </w:rPr>
-          <w:t>9</w:t>
+          <w:t>8</w:t>
         </w:r>
         <w:r>
           <w:rPr>
@@ -2054,7 +2032,7 @@
           <w14:ligatures w14:val="standardContextual"/>
         </w:rPr>
       </w:pPr>
-      <w:hyperlink w:anchor="_Toc231754908" w:history="1">
+      <w:hyperlink w:anchor="_Toc236707153" w:history="1">
         <w:r>
           <w:rPr>
             <w:rStyle w:val="afffffff5"/>
@@ -2081,7 +2059,7 @@
             <w:noProof/>
             <w:webHidden/>
           </w:rPr>
-          <w:instrText xml:space="preserve"> PAGEREF _Toc231754908 \h </w:instrText>
+          <w:instrText xml:space="preserve"> PAGEREF _Toc236707153 \h </w:instrText>
         </w:r>
         <w:r>
           <w:rPr>
@@ -2129,7 +2107,7 @@
           <w14:ligatures w14:val="standardContextual"/>
         </w:rPr>
       </w:pPr>
-      <w:hyperlink w:anchor="_Toc231754909" w:history="1">
+      <w:hyperlink w:anchor="_Toc236707154" w:history="1">
         <w:r>
           <w:rPr>
             <w:rStyle w:val="afffffff5"/>
@@ -2156,7 +2134,7 @@
             <w:noProof/>
             <w:webHidden/>
           </w:rPr>
-          <w:instrText xml:space="preserve"> PAGEREF _Toc231754909 \h </w:instrText>
+          <w:instrText xml:space="preserve"> PAGEREF _Toc236707154 \h </w:instrText>
         </w:r>
         <w:r>
           <w:rPr>
@@ -2204,7 +2182,7 @@
           <w14:ligatures w14:val="standardContextual"/>
         </w:rPr>
       </w:pPr>
-      <w:hyperlink w:anchor="_Toc231754910" w:history="1">
+      <w:hyperlink w:anchor="_Toc236707155" w:history="1">
         <w:r>
           <w:rPr>
             <w:rStyle w:val="afffffff5"/>
@@ -2231,7 +2209,7 @@
             <w:noProof/>
             <w:webHidden/>
           </w:rPr>
-          <w:instrText xml:space="preserve"> PAGEREF _Toc231754910 \h </w:instrText>
+          <w:instrText xml:space="preserve"> PAGEREF _Toc236707155 \h </w:instrText>
         </w:r>
         <w:r>
           <w:rPr>
@@ -2251,7 +2229,7 @@
             <w:noProof/>
             <w:webHidden/>
           </w:rPr>
-          <w:t>11</w:t>
+          <w:t>10</w:t>
         </w:r>
         <w:r>
           <w:rPr>
@@ -2278,7 +2256,7 @@
           <w14:ligatures w14:val="standardContextual"/>
         </w:rPr>
       </w:pPr>
-      <w:hyperlink w:anchor="_Toc231754911" w:history="1">
+      <w:hyperlink w:anchor="_Toc236707156" w:history="1">
         <w:r>
           <w:rPr>
             <w:rStyle w:val="afffffff5"/>
@@ -2305,7 +2283,7 @@
             <w:noProof/>
             <w:webHidden/>
           </w:rPr>
-          <w:instrText xml:space="preserve"> PAGEREF _Toc231754911 \h </w:instrText>
+          <w:instrText xml:space="preserve"> PAGEREF _Toc236707156 \h </w:instrText>
         </w:r>
         <w:r>
           <w:rPr>
@@ -2325,7 +2303,7 @@
             <w:noProof/>
             <w:webHidden/>
           </w:rPr>
-          <w:t>11</w:t>
+          <w:t>10</w:t>
         </w:r>
         <w:r>
           <w:rPr>
@@ -2354,7 +2332,7 @@
           <w14:ligatures w14:val="standardContextual"/>
         </w:rPr>
       </w:pPr>
-      <w:hyperlink w:anchor="_Toc231754912" w:history="1">
+      <w:hyperlink w:anchor="_Toc236707157" w:history="1">
         <w:r>
           <w:rPr>
             <w:rStyle w:val="afffffff5"/>
@@ -2381,7 +2359,7 @@
             <w:noProof/>
             <w:webHidden/>
           </w:rPr>
-          <w:instrText xml:space="preserve"> PAGEREF _Toc231754912 \h </w:instrText>
+          <w:instrText xml:space="preserve"> PAGEREF _Toc236707157 \h </w:instrText>
         </w:r>
         <w:r>
           <w:rPr>
@@ -2430,7 +2408,7 @@
           <w14:ligatures w14:val="standardContextual"/>
         </w:rPr>
       </w:pPr>
-      <w:hyperlink w:anchor="_Toc231754913" w:history="1">
+      <w:hyperlink w:anchor="_Toc236707158" w:history="1">
         <w:r>
           <w:rPr>
             <w:rStyle w:val="afffffff5"/>
@@ -2457,7 +2435,7 @@
             <w:noProof/>
             <w:webHidden/>
           </w:rPr>
-          <w:instrText xml:space="preserve"> PAGEREF _Toc231754913 \h </w:instrText>
+          <w:instrText xml:space="preserve"> PAGEREF _Toc236707158 \h </w:instrText>
         </w:r>
         <w:r>
           <w:rPr>
@@ -2505,7 +2483,7 @@
           <w14:ligatures w14:val="standardContextual"/>
         </w:rPr>
       </w:pPr>
-      <w:hyperlink w:anchor="_Toc231754914" w:history="1">
+      <w:hyperlink w:anchor="_Toc236707159" w:history="1">
         <w:r>
           <w:rPr>
             <w:rStyle w:val="afffffff5"/>
@@ -2532,7 +2510,7 @@
             <w:noProof/>
             <w:webHidden/>
           </w:rPr>
-          <w:instrText xml:space="preserve"> PAGEREF _Toc231754914 \h </w:instrText>
+          <w:instrText xml:space="preserve"> PAGEREF _Toc236707159 \h </w:instrText>
         </w:r>
         <w:r>
           <w:rPr>
@@ -2579,7 +2557,7 @@
           <w14:ligatures w14:val="standardContextual"/>
         </w:rPr>
       </w:pPr>
-      <w:hyperlink w:anchor="_Toc231754915" w:history="1">
+      <w:hyperlink w:anchor="_Toc236707160" w:history="1">
         <w:r>
           <w:rPr>
             <w:rStyle w:val="afffffff5"/>
@@ -2606,7 +2584,7 @@
             <w:noProof/>
             <w:webHidden/>
           </w:rPr>
-          <w:instrText xml:space="preserve"> PAGEREF _Toc231754915 \h </w:instrText>
+          <w:instrText xml:space="preserve"> PAGEREF _Toc236707160 \h </w:instrText>
         </w:r>
         <w:r>
           <w:rPr>
@@ -2653,7 +2631,7 @@
           <w14:ligatures w14:val="standardContextual"/>
         </w:rPr>
       </w:pPr>
-      <w:hyperlink w:anchor="_Toc231754916" w:history="1">
+      <w:hyperlink w:anchor="_Toc236707161" w:history="1">
         <w:r>
           <w:rPr>
             <w:rStyle w:val="afffffff5"/>
@@ -2680,7 +2658,7 @@
             <w:noProof/>
             <w:webHidden/>
           </w:rPr>
-          <w:instrText xml:space="preserve"> PAGEREF _Toc231754916 \h </w:instrText>
+          <w:instrText xml:space="preserve"> PAGEREF _Toc236707161 \h </w:instrText>
         </w:r>
         <w:r>
           <w:rPr>
@@ -2727,7 +2705,7 @@
           <w14:ligatures w14:val="standardContextual"/>
         </w:rPr>
       </w:pPr>
-      <w:hyperlink w:anchor="_Toc231754917" w:history="1">
+      <w:hyperlink w:anchor="_Toc236707162" w:history="1">
         <w:r>
           <w:rPr>
             <w:rStyle w:val="afffffff5"/>
@@ -2754,7 +2732,7 @@
             <w:noProof/>
             <w:webHidden/>
           </w:rPr>
-          <w:instrText xml:space="preserve"> PAGEREF _Toc231754917 \h </w:instrText>
+          <w:instrText xml:space="preserve"> PAGEREF _Toc236707162 \h </w:instrText>
         </w:r>
         <w:r>
           <w:rPr>
@@ -2774,7 +2752,7 @@
             <w:noProof/>
             <w:webHidden/>
           </w:rPr>
-          <w:t>15</w:t>
+          <w:t>14</w:t>
         </w:r>
         <w:r>
           <w:rPr>
@@ -2802,7 +2780,7 @@
           <w14:ligatures w14:val="standardContextual"/>
         </w:rPr>
       </w:pPr>
-      <w:hyperlink w:anchor="_Toc231754918" w:history="1">
+      <w:hyperlink w:anchor="_Toc236707163" w:history="1">
         <w:r>
           <w:rPr>
             <w:rStyle w:val="afffffff5"/>
@@ -2829,7 +2807,7 @@
             <w:noProof/>
             <w:webHidden/>
           </w:rPr>
-          <w:instrText xml:space="preserve"> PAGEREF _Toc231754918 \h </w:instrText>
+          <w:instrText xml:space="preserve"> PAGEREF _Toc236707163 \h </w:instrText>
         </w:r>
         <w:r>
           <w:rPr>
@@ -2876,7 +2854,7 @@
           <w14:ligatures w14:val="standardContextual"/>
         </w:rPr>
       </w:pPr>
-      <w:hyperlink w:anchor="_Toc231754919" w:history="1">
+      <w:hyperlink w:anchor="_Toc236707164" w:history="1">
         <w:r>
           <w:rPr>
             <w:rStyle w:val="afffffff5"/>
@@ -2903,7 +2881,7 @@
             <w:noProof/>
             <w:webHidden/>
           </w:rPr>
-          <w:instrText xml:space="preserve"> PAGEREF _Toc231754919 \h </w:instrText>
+          <w:instrText xml:space="preserve"> PAGEREF _Toc236707164 \h </w:instrText>
         </w:r>
         <w:r>
           <w:rPr>
@@ -2950,7 +2928,7 @@
           <w14:ligatures w14:val="standardContextual"/>
         </w:rPr>
       </w:pPr>
-      <w:hyperlink w:anchor="_Toc231754920" w:history="1">
+      <w:hyperlink w:anchor="_Toc236707165" w:history="1">
         <w:r>
           <w:rPr>
             <w:rStyle w:val="afffffff5"/>
@@ -2977,7 +2955,7 @@
             <w:noProof/>
             <w:webHidden/>
           </w:rPr>
-          <w:instrText xml:space="preserve"> PAGEREF _Toc231754920 \h </w:instrText>
+          <w:instrText xml:space="preserve"> PAGEREF _Toc236707165 \h </w:instrText>
         </w:r>
         <w:r>
           <w:rPr>
@@ -3024,7 +3002,7 @@
           <w14:ligatures w14:val="standardContextual"/>
         </w:rPr>
       </w:pPr>
-      <w:hyperlink w:anchor="_Toc231754921" w:history="1">
+      <w:hyperlink w:anchor="_Toc236707166" w:history="1">
         <w:r>
           <w:rPr>
             <w:rStyle w:val="afffffff5"/>
@@ -3051,7 +3029,7 @@
             <w:noProof/>
             <w:webHidden/>
           </w:rPr>
-          <w:instrText xml:space="preserve"> PAGEREF _Toc231754921 \h </w:instrText>
+          <w:instrText xml:space="preserve"> PAGEREF _Toc236707166 \h </w:instrText>
         </w:r>
         <w:r>
           <w:rPr>
@@ -3098,7 +3076,7 @@
           <w14:ligatures w14:val="standardContextual"/>
         </w:rPr>
       </w:pPr>
-      <w:hyperlink w:anchor="_Toc231754922" w:history="1">
+      <w:hyperlink w:anchor="_Toc236707167" w:history="1">
         <w:r>
           <w:rPr>
             <w:rStyle w:val="afffffff5"/>
@@ -3125,7 +3103,7 @@
             <w:noProof/>
             <w:webHidden/>
           </w:rPr>
-          <w:instrText xml:space="preserve"> PAGEREF _Toc231754922 \h </w:instrText>
+          <w:instrText xml:space="preserve"> PAGEREF _Toc236707167 \h </w:instrText>
         </w:r>
         <w:r>
           <w:rPr>
@@ -3173,7 +3151,7 @@
           <w14:ligatures w14:val="standardContextual"/>
         </w:rPr>
       </w:pPr>
-      <w:hyperlink w:anchor="_Toc231754923" w:history="1">
+      <w:hyperlink w:anchor="_Toc236707168" w:history="1">
         <w:r>
           <w:rPr>
             <w:rStyle w:val="afffffff5"/>
@@ -3200,7 +3178,7 @@
             <w:noProof/>
             <w:webHidden/>
           </w:rPr>
-          <w:instrText xml:space="preserve"> PAGEREF _Toc231754923 \h </w:instrText>
+          <w:instrText xml:space="preserve"> PAGEREF _Toc236707168 \h </w:instrText>
         </w:r>
         <w:r>
           <w:rPr>
@@ -3247,7 +3225,7 @@
           <w14:ligatures w14:val="standardContextual"/>
         </w:rPr>
       </w:pPr>
-      <w:hyperlink w:anchor="_Toc231754924" w:history="1">
+      <w:hyperlink w:anchor="_Toc236707169" w:history="1">
         <w:r>
           <w:rPr>
             <w:rStyle w:val="afffffff5"/>
@@ -3274,7 +3252,7 @@
             <w:noProof/>
             <w:webHidden/>
           </w:rPr>
-          <w:instrText xml:space="preserve"> PAGEREF _Toc231754924 \h </w:instrText>
+          <w:instrText xml:space="preserve"> PAGEREF _Toc236707169 \h </w:instrText>
         </w:r>
         <w:r>
           <w:rPr>
@@ -3321,7 +3299,7 @@
           <w14:ligatures w14:val="standardContextual"/>
         </w:rPr>
       </w:pPr>
-      <w:hyperlink w:anchor="_Toc231754925" w:history="1">
+      <w:hyperlink w:anchor="_Toc236707170" w:history="1">
         <w:r>
           <w:rPr>
             <w:rStyle w:val="afffffff5"/>
@@ -3348,7 +3326,7 @@
             <w:noProof/>
             <w:webHidden/>
           </w:rPr>
-          <w:instrText xml:space="preserve"> PAGEREF _Toc231754925 \h </w:instrText>
+          <w:instrText xml:space="preserve"> PAGEREF _Toc236707170 \h </w:instrText>
         </w:r>
         <w:r>
           <w:rPr>
@@ -3395,7 +3373,7 @@
           <w14:ligatures w14:val="standardContextual"/>
         </w:rPr>
       </w:pPr>
-      <w:hyperlink w:anchor="_Toc231754926" w:history="1">
+      <w:hyperlink w:anchor="_Toc236707171" w:history="1">
         <w:r>
           <w:rPr>
             <w:rStyle w:val="afffffff5"/>
@@ -3422,7 +3400,7 @@
             <w:noProof/>
             <w:webHidden/>
           </w:rPr>
-          <w:instrText xml:space="preserve"> PAGEREF _Toc231754926 \h </w:instrText>
+          <w:instrText xml:space="preserve"> PAGEREF _Toc236707171 \h </w:instrText>
         </w:r>
         <w:r>
           <w:rPr>
@@ -3469,7 +3447,7 @@
           <w14:ligatures w14:val="standardContextual"/>
         </w:rPr>
       </w:pPr>
-      <w:hyperlink w:anchor="_Toc231754927" w:history="1">
+      <w:hyperlink w:anchor="_Toc236707172" w:history="1">
         <w:r>
           <w:rPr>
             <w:rStyle w:val="afffffff5"/>
@@ -3496,7 +3474,7 @@
             <w:noProof/>
             <w:webHidden/>
           </w:rPr>
-          <w:instrText xml:space="preserve"> PAGEREF _Toc231754927 \h </w:instrText>
+          <w:instrText xml:space="preserve"> PAGEREF _Toc236707172 \h </w:instrText>
         </w:r>
         <w:r>
           <w:rPr>
@@ -3544,7 +3522,7 @@
           <w14:ligatures w14:val="standardContextual"/>
         </w:rPr>
       </w:pPr>
-      <w:hyperlink w:anchor="_Toc231754928" w:history="1">
+      <w:hyperlink w:anchor="_Toc236707173" w:history="1">
         <w:r>
           <w:rPr>
             <w:rStyle w:val="afffffff5"/>
@@ -3571,7 +3549,7 @@
             <w:noProof/>
             <w:webHidden/>
           </w:rPr>
-          <w:instrText xml:space="preserve"> PAGEREF _Toc231754928 \h </w:instrText>
+          <w:instrText xml:space="preserve"> PAGEREF _Toc236707173 \h </w:instrText>
         </w:r>
         <w:r>
           <w:rPr>
@@ -3618,7 +3596,7 @@
           <w14:ligatures w14:val="standardContextual"/>
         </w:rPr>
       </w:pPr>
-      <w:hyperlink w:anchor="_Toc231754929" w:history="1">
+      <w:hyperlink w:anchor="_Toc236707174" w:history="1">
         <w:r>
           <w:rPr>
             <w:rStyle w:val="afffffff5"/>
@@ -3645,7 +3623,7 @@
             <w:noProof/>
             <w:webHidden/>
           </w:rPr>
-          <w:instrText xml:space="preserve"> PAGEREF _Toc231754929 \h </w:instrText>
+          <w:instrText xml:space="preserve"> PAGEREF _Toc236707174 \h </w:instrText>
         </w:r>
         <w:r>
           <w:rPr>
@@ -3692,7 +3670,7 @@
           <w14:ligatures w14:val="standardContextual"/>
         </w:rPr>
       </w:pPr>
-      <w:hyperlink w:anchor="_Toc231754930" w:history="1">
+      <w:hyperlink w:anchor="_Toc236707175" w:history="1">
         <w:r>
           <w:rPr>
             <w:rStyle w:val="afffffff5"/>
@@ -3719,7 +3697,7 @@
             <w:noProof/>
             <w:webHidden/>
           </w:rPr>
-          <w:instrText xml:space="preserve"> PAGEREF _Toc231754930 \h </w:instrText>
+          <w:instrText xml:space="preserve"> PAGEREF _Toc236707175 \h </w:instrText>
         </w:r>
         <w:r>
           <w:rPr>
@@ -3739,7 +3717,7 @@
             <w:noProof/>
             <w:webHidden/>
           </w:rPr>
-          <w:t>25</w:t>
+          <w:t>24</w:t>
         </w:r>
         <w:r>
           <w:rPr>
@@ -3766,7 +3744,7 @@
           <w14:ligatures w14:val="standardContextual"/>
         </w:rPr>
       </w:pPr>
-      <w:hyperlink w:anchor="_Toc231754931" w:history="1">
+      <w:hyperlink w:anchor="_Toc236707176" w:history="1">
         <w:r>
           <w:rPr>
             <w:rStyle w:val="afffffff5"/>
@@ -3793,7 +3771,7 @@
             <w:noProof/>
             <w:webHidden/>
           </w:rPr>
-          <w:instrText xml:space="preserve"> PAGEREF _Toc231754931 \h </w:instrText>
+          <w:instrText xml:space="preserve"> PAGEREF _Toc236707176 \h </w:instrText>
         </w:r>
         <w:r>
           <w:rPr>
@@ -3840,7 +3818,7 @@
           <w14:ligatures w14:val="standardContextual"/>
         </w:rPr>
       </w:pPr>
-      <w:hyperlink w:anchor="_Toc231754932" w:history="1">
+      <w:hyperlink w:anchor="_Toc236707177" w:history="1">
         <w:r>
           <w:rPr>
             <w:rStyle w:val="afffffff5"/>
@@ -3867,7 +3845,7 @@
             <w:noProof/>
             <w:webHidden/>
           </w:rPr>
-          <w:instrText xml:space="preserve"> PAGEREF _Toc231754932 \h </w:instrText>
+          <w:instrText xml:space="preserve"> PAGEREF _Toc236707177 \h </w:instrText>
         </w:r>
         <w:r>
           <w:rPr>
@@ -3915,7 +3893,7 @@
           <w14:ligatures w14:val="standardContextual"/>
         </w:rPr>
       </w:pPr>
-      <w:hyperlink w:anchor="_Toc231754933" w:history="1">
+      <w:hyperlink w:anchor="_Toc236707178" w:history="1">
         <w:r>
           <w:rPr>
             <w:rStyle w:val="afffffff5"/>
@@ -3942,7 +3920,7 @@
             <w:noProof/>
             <w:webHidden/>
           </w:rPr>
-          <w:instrText xml:space="preserve"> PAGEREF _Toc231754933 \h </w:instrText>
+          <w:instrText xml:space="preserve"> PAGEREF _Toc236707178 \h </w:instrText>
         </w:r>
         <w:r>
           <w:rPr>
@@ -3989,7 +3967,7 @@
           <w14:ligatures w14:val="standardContextual"/>
         </w:rPr>
       </w:pPr>
-      <w:hyperlink w:anchor="_Toc231754934" w:history="1">
+      <w:hyperlink w:anchor="_Toc236707179" w:history="1">
         <w:r>
           <w:rPr>
             <w:rStyle w:val="afffffff5"/>
@@ -4016,7 +3994,7 @@
             <w:noProof/>
             <w:webHidden/>
           </w:rPr>
-          <w:instrText xml:space="preserve"> PAGEREF _Toc231754934 \h </w:instrText>
+          <w:instrText xml:space="preserve"> PAGEREF _Toc236707179 \h </w:instrText>
         </w:r>
         <w:r>
           <w:rPr>
@@ -4063,7 +4041,7 @@
           <w14:ligatures w14:val="standardContextual"/>
         </w:rPr>
       </w:pPr>
-      <w:hyperlink w:anchor="_Toc231754935" w:history="1">
+      <w:hyperlink w:anchor="_Toc236707180" w:history="1">
         <w:r>
           <w:rPr>
             <w:rStyle w:val="afffffff5"/>
@@ -4090,7 +4068,7 @@
             <w:noProof/>
             <w:webHidden/>
           </w:rPr>
-          <w:instrText xml:space="preserve"> PAGEREF _Toc231754935 \h </w:instrText>
+          <w:instrText xml:space="preserve"> PAGEREF _Toc236707180 \h </w:instrText>
         </w:r>
         <w:r>
           <w:rPr>
@@ -4137,7 +4115,7 @@
           <w14:ligatures w14:val="standardContextual"/>
         </w:rPr>
       </w:pPr>
-      <w:hyperlink w:anchor="_Toc231754936" w:history="1">
+      <w:hyperlink w:anchor="_Toc236707181" w:history="1">
         <w:r>
           <w:rPr>
             <w:rStyle w:val="afffffff5"/>
@@ -4164,7 +4142,7 @@
             <w:noProof/>
             <w:webHidden/>
           </w:rPr>
-          <w:instrText xml:space="preserve"> PAGEREF _Toc231754936 \h </w:instrText>
+          <w:instrText xml:space="preserve"> PAGEREF _Toc236707181 \h </w:instrText>
         </w:r>
         <w:r>
           <w:rPr>
@@ -4213,7 +4191,7 @@
           <w14:ligatures w14:val="standardContextual"/>
         </w:rPr>
       </w:pPr>
-      <w:hyperlink w:anchor="_Toc231754937" w:history="1">
+      <w:hyperlink w:anchor="_Toc236707182" w:history="1">
         <w:r>
           <w:rPr>
             <w:rStyle w:val="afffffff5"/>
@@ -4240,7 +4218,7 @@
             <w:noProof/>
             <w:webHidden/>
           </w:rPr>
-          <w:instrText xml:space="preserve"> PAGEREF _Toc231754937 \h </w:instrText>
+          <w:instrText xml:space="preserve"> PAGEREF _Toc236707182 \h </w:instrText>
         </w:r>
         <w:r>
           <w:rPr>
@@ -4288,7 +4266,7 @@
           <w14:ligatures w14:val="standardContextual"/>
         </w:rPr>
       </w:pPr>
-      <w:hyperlink w:anchor="_Toc231754938" w:history="1">
+      <w:hyperlink w:anchor="_Toc236707183" w:history="1">
         <w:r>
           <w:rPr>
             <w:rStyle w:val="afffffff5"/>
@@ -4315,7 +4293,7 @@
             <w:noProof/>
             <w:webHidden/>
           </w:rPr>
-          <w:instrText xml:space="preserve"> PAGEREF _Toc231754938 \h </w:instrText>
+          <w:instrText xml:space="preserve"> PAGEREF _Toc236707183 \h </w:instrText>
         </w:r>
         <w:r>
           <w:rPr>
@@ -4363,7 +4341,7 @@
           <w14:ligatures w14:val="standardContextual"/>
         </w:rPr>
       </w:pPr>
-      <w:hyperlink w:anchor="_Toc231754939" w:history="1">
+      <w:hyperlink w:anchor="_Toc236707184" w:history="1">
         <w:r>
           <w:rPr>
             <w:rStyle w:val="afffffff5"/>
@@ -4390,7 +4368,7 @@
             <w:noProof/>
             <w:webHidden/>
           </w:rPr>
-          <w:instrText xml:space="preserve"> PAGEREF _Toc231754939 \h </w:instrText>
+          <w:instrText xml:space="preserve"> PAGEREF _Toc236707184 \h </w:instrText>
         </w:r>
         <w:r>
           <w:rPr>
@@ -4410,7 +4388,7 @@
             <w:noProof/>
             <w:webHidden/>
           </w:rPr>
-          <w:t>36</w:t>
+          <w:t>35</w:t>
         </w:r>
         <w:r>
           <w:rPr>
@@ -4438,7 +4416,7 @@
           <w14:ligatures w14:val="standardContextual"/>
         </w:rPr>
       </w:pPr>
-      <w:hyperlink w:anchor="_Toc231754940" w:history="1">
+      <w:hyperlink w:anchor="_Toc236707185" w:history="1">
         <w:r>
           <w:rPr>
             <w:rStyle w:val="afffffff5"/>
@@ -4465,7 +4443,7 @@
             <w:noProof/>
             <w:webHidden/>
           </w:rPr>
-          <w:instrText xml:space="preserve"> PAGEREF _Toc231754940 \h </w:instrText>
+          <w:instrText xml:space="preserve"> PAGEREF _Toc236707185 \h </w:instrText>
         </w:r>
         <w:r>
           <w:rPr>
@@ -4514,7 +4492,7 @@
           <w14:ligatures w14:val="standardContextual"/>
         </w:rPr>
       </w:pPr>
-      <w:hyperlink w:anchor="_Toc231754941" w:history="1">
+      <w:hyperlink w:anchor="_Toc236707186" w:history="1">
         <w:r>
           <w:rPr>
             <w:rStyle w:val="afffffff5"/>
@@ -4541,7 +4519,7 @@
             <w:noProof/>
             <w:webHidden/>
           </w:rPr>
-          <w:instrText xml:space="preserve"> PAGEREF _Toc231754941 \h </w:instrText>
+          <w:instrText xml:space="preserve"> PAGEREF _Toc236707186 \h </w:instrText>
         </w:r>
         <w:r>
           <w:rPr>
@@ -4561,7 +4539,7 @@
             <w:noProof/>
             <w:webHidden/>
           </w:rPr>
-          <w:t>37</w:t>
+          <w:t>36</w:t>
         </w:r>
         <w:r>
           <w:rPr>
@@ -4590,7 +4568,7 @@
           <w14:ligatures w14:val="standardContextual"/>
         </w:rPr>
       </w:pPr>
-      <w:hyperlink w:anchor="_Toc231754942" w:history="1">
+      <w:hyperlink w:anchor="_Toc236707187" w:history="1">
         <w:r>
           <w:rPr>
             <w:rStyle w:val="afffffff5"/>
@@ -4617,7 +4595,7 @@
             <w:noProof/>
             <w:webHidden/>
           </w:rPr>
-          <w:instrText xml:space="preserve"> PAGEREF _Toc231754942 \h </w:instrText>
+          <w:instrText xml:space="preserve"> PAGEREF _Toc236707187 \h </w:instrText>
         </w:r>
         <w:r>
           <w:rPr>
@@ -4666,7 +4644,7 @@
           <w14:ligatures w14:val="standardContextual"/>
         </w:rPr>
       </w:pPr>
-      <w:hyperlink w:anchor="_Toc231754943" w:history="1">
+      <w:hyperlink w:anchor="_Toc236707188" w:history="1">
         <w:r>
           <w:rPr>
             <w:rStyle w:val="afffffff5"/>
@@ -4693,7 +4671,7 @@
             <w:noProof/>
             <w:webHidden/>
           </w:rPr>
-          <w:instrText xml:space="preserve"> PAGEREF _Toc231754943 \h </w:instrText>
+          <w:instrText xml:space="preserve"> PAGEREF _Toc236707188 \h </w:instrText>
         </w:r>
         <w:r>
           <w:rPr>
@@ -4732,10 +4710,9 @@
         </w:rPr>
       </w:pPr>
       <w:r>
-        <w:lastRenderedPageBreak/>
         <w:fldChar w:fldCharType="end"/>
       </w:r>
-      <w:bookmarkStart w:id="1" w:name="_Toc231754894"/>
+      <w:bookmarkStart w:id="1" w:name="_Toc236707139"/>
       <w:r>
         <w:rPr>
           <w:rFonts w:hint="eastAsia"/>
@@ -4751,7 +4728,7 @@
           <w:rFonts w:hint="eastAsia"/>
         </w:rPr>
       </w:pPr>
-      <w:bookmarkStart w:id="2" w:name="_Toc231754895"/>
+      <w:bookmarkStart w:id="2" w:name="_Toc236707140"/>
       <w:r>
         <w:rPr>
           <w:rFonts w:hint="eastAsia"/>
@@ -4770,7 +4747,7 @@
         <w:rPr>
           <w:rFonts w:hint="eastAsia"/>
         </w:rPr>
-        <w:t>本書は、資産一覧画面（`/asset-search-result`）から起票する新規購入、増設購入、更新購入、移動、廃棄申請の API 仕様を定義する。</w:t>
+        <w:t>本書は、資産一覧画面（/asset-search-result）から起票する新規購入、増設購入、更新購入、移動、廃棄申請の API 仕様を定義する。</w:t>
       </w:r>
     </w:p>
     <w:p>
@@ -4796,7 +4773,7 @@
         <w:rPr>
           <w:rFonts w:hint="eastAsia"/>
         </w:rPr>
-        <w:t>資産一覧画面の「貸出登録」ボタンは申請起票ではなく `lending_devices` への貸出管理対象登録であるため、本書では定義しない。貸出機器登録モーダルで利用する API は「貸出管理 API 設計書」を参照する。</w:t>
+        <w:t>資産一覧画面の「貸出登録」ボタンは申請起票ではなく lending_devices への貸出管理対象登録であるため、本書では定義しない。貸出機器登録モーダルで利用する API は「貸出管理 API 設計書」を参照する。</w:t>
       </w:r>
     </w:p>
     <w:p>
@@ -4806,11 +4783,12 @@
           <w:rFonts w:hint="eastAsia"/>
         </w:rPr>
       </w:pPr>
-      <w:bookmarkStart w:id="3" w:name="_Toc231754896"/>
+      <w:bookmarkStart w:id="3" w:name="_Toc236707141"/>
       <w:r>
         <w:rPr>
           <w:rFonts w:hint="eastAsia"/>
         </w:rPr>
+        <w:lastRenderedPageBreak/>
         <w:t>対象システム概要</w:t>
       </w:r>
       <w:bookmarkEnd w:id="3"/>
@@ -4848,7 +4826,7 @@
           <w:rFonts w:hint="eastAsia"/>
         </w:rPr>
       </w:pPr>
-      <w:bookmarkStart w:id="4" w:name="_Toc231754897"/>
+      <w:bookmarkStart w:id="4" w:name="_Toc236707142"/>
       <w:r>
         <w:rPr>
           <w:rFonts w:hint="eastAsia"/>
@@ -4877,6 +4855,7 @@
       </w:tblGrid>
       <w:tr>
         <w:trPr>
+          <w:cantSplit/>
           <w:tblHeader/>
         </w:trPr>
         <w:tc>
@@ -4921,6 +4900,9 @@
         </w:tc>
       </w:tr>
       <w:tr>
+        <w:trPr>
+          <w:cantSplit/>
+        </w:trPr>
         <w:tc>
           <w:tcPr>
             <w:tcW w:w="2500" w:type="pct"/>
@@ -4943,12 +4925,15 @@
               <w:rPr>
                 <w:rFonts w:hint="eastAsia"/>
               </w:rPr>
-              <w:t>資産一覧から申請を作成し、`applications` を親とする申請レコード群を初期状態で保存する処理</w:t>
-            </w:r>
-          </w:p>
-        </w:tc>
-      </w:tr>
-      <w:tr>
+              <w:t>資産一覧から申請を作成し、applications を親とする申請レコード群を初期状態で保存する処理</w:t>
+            </w:r>
+          </w:p>
+        </w:tc>
+      </w:tr>
+      <w:tr>
+        <w:trPr>
+          <w:cantSplit/>
+        </w:trPr>
         <w:tc>
           <w:tcPr>
             <w:tcW w:w="2500" w:type="pct"/>
@@ -4971,12 +4956,15 @@
               <w:rPr>
                 <w:rFonts w:hint="eastAsia"/>
               </w:rPr>
-              <w:t>`applications.application_type='PURCHASE'` の申請。`purchase_application_details.purchase_type` で NEW / EXPANSION / REPLACEMENT を区別する</w:t>
-            </w:r>
-          </w:p>
-        </w:tc>
-      </w:tr>
-      <w:tr>
+              <w:t>applications.application_type='PURCHASE' の申請。purchase_application_details.purchase_type で NEW / EXPANSION / REPLACEMENT を区別する</w:t>
+            </w:r>
+          </w:p>
+        </w:tc>
+      </w:tr>
+      <w:tr>
+        <w:trPr>
+          <w:cantSplit/>
+        </w:trPr>
         <w:tc>
           <w:tcPr>
             <w:tcW w:w="2500" w:type="pct"/>
@@ -4999,12 +4987,15 @@
               <w:rPr>
                 <w:rFonts w:hint="eastAsia"/>
               </w:rPr>
-              <w:t>`applications.application_type='TRANSFER'` の申請。選択資産と移動先を保存し、移動・廃棄管理側で承認・原本反映する</w:t>
-            </w:r>
-          </w:p>
-        </w:tc>
-      </w:tr>
-      <w:tr>
+              <w:t>applications.application_type='TRANSFER' の申請。選択資産と移動先を保存し、移動・廃棄管理側で承認・原本反映する</w:t>
+            </w:r>
+          </w:p>
+        </w:tc>
+      </w:tr>
+      <w:tr>
+        <w:trPr>
+          <w:cantSplit/>
+        </w:trPr>
         <w:tc>
           <w:tcPr>
             <w:tcW w:w="2500" w:type="pct"/>
@@ -5027,12 +5018,15 @@
               <w:rPr>
                 <w:rFonts w:hint="eastAsia"/>
               </w:rPr>
-              <w:t>`applications.application_type='DISPOSAL'` の申請。選択資産と廃棄理由、添付を保存し、廃棄管理側で後続タスクを進める</w:t>
-            </w:r>
-          </w:p>
-        </w:tc>
-      </w:tr>
-      <w:tr>
+              <w:t>applications.application_type='DISPOSAL' の申請。選択資産と廃棄理由、添付を保存し、廃棄管理側で後続タスクを進める</w:t>
+            </w:r>
+          </w:p>
+        </w:tc>
+      </w:tr>
+      <w:tr>
+        <w:trPr>
+          <w:cantSplit/>
+        </w:trPr>
         <w:tc>
           <w:tcPr>
             <w:tcW w:w="2500" w:type="pct"/>
@@ -5042,7 +5036,6 @@
               <w:rPr>
                 <w:rFonts w:hint="eastAsia"/>
               </w:rPr>
-              <w:lastRenderedPageBreak/>
               <w:t>更新購入後処理</w:t>
             </w:r>
           </w:p>
@@ -5070,7 +5063,7 @@
           <w:rFonts w:hint="eastAsia"/>
         </w:rPr>
       </w:pPr>
-      <w:bookmarkStart w:id="5" w:name="_Toc231754898"/>
+      <w:bookmarkStart w:id="5" w:name="_Toc236707143"/>
       <w:r>
         <w:rPr>
           <w:rFonts w:hint="eastAsia"/>
@@ -5100,6 +5093,7 @@
       </w:tblGrid>
       <w:tr>
         <w:trPr>
+          <w:cantSplit/>
           <w:tblHeader/>
         </w:trPr>
         <w:tc>
@@ -5164,6 +5158,9 @@
         </w:tc>
       </w:tr>
       <w:tr>
+        <w:trPr>
+          <w:cantSplit/>
+        </w:trPr>
         <w:tc>
           <w:tcPr>
             <w:tcW w:w="1666" w:type="pct"/>
@@ -5210,11 +5207,12 @@
           <w:rFonts w:hint="eastAsia"/>
         </w:rPr>
       </w:pPr>
-      <w:bookmarkStart w:id="6" w:name="_Toc231754899"/>
+      <w:bookmarkStart w:id="6" w:name="_Toc236707144"/>
       <w:r>
         <w:rPr>
           <w:rFonts w:hint="eastAsia"/>
         </w:rPr>
+        <w:lastRenderedPageBreak/>
         <w:t>第2章 システム全体構成</w:t>
       </w:r>
       <w:bookmarkEnd w:id="6"/>
@@ -5226,7 +5224,7 @@
           <w:rFonts w:hint="eastAsia"/>
         </w:rPr>
       </w:pPr>
-      <w:bookmarkStart w:id="7" w:name="_Toc231754900"/>
+      <w:bookmarkStart w:id="7" w:name="_Toc236707145"/>
       <w:r>
         <w:rPr>
           <w:rFonts w:hint="eastAsia"/>
@@ -5245,7 +5243,7 @@
         <w:rPr>
           <w:rFonts w:hint="eastAsia"/>
         </w:rPr>
-        <w:t>本 API 群は、資産一覧画面からの申請作成入口である。資産一覧・資産詳細 API が返す `canOpenOriginalApplications` と選択資産を前提に、起票時は本 API が `original_application` の実効権限を再判定する。</w:t>
+        <w:t>本 API 群は、資産一覧画面からの申請作成入口である。資産一覧・資産詳細 API が返す canOpenOriginalApplications と選択資産を前提に、起票時は本 API が original_application の実効権限を再判定する。</w:t>
       </w:r>
     </w:p>
     <w:p>
@@ -5258,7 +5256,7 @@
         <w:rPr>
           <w:rFonts w:hint="eastAsia"/>
         </w:rPr>
-        <w:t>申請作成は 1 API 呼び出しを 1 トランザクションで扱う。`applications`、`application_assets`、申請種別別詳細、`application_documents`、`application_status_histories` のいずれかに失敗した場合は全体をロールバックする。添付ファイルをAmazon S3へ保存済みの場合は、保存済みS3オブジェクトをDeleteObjectで破棄してからエラー応答する。</w:t>
+        <w:t>申請作成は 1 API 呼び出しを 1 トランザクションで扱う。applications、application_assets、申請種別別詳細、application_documents、application_status_histories のいずれかに失敗した場合は全体をロールバックする。添付ファイルをAmazon S3へ保存済みの場合は、保存済みS3オブジェクトをDeleteObjectで破棄してからエラー応答する。</w:t>
       </w:r>
     </w:p>
     <w:p>
@@ -5268,7 +5266,7 @@
           <w:rFonts w:hint="eastAsia"/>
         </w:rPr>
       </w:pPr>
-      <w:bookmarkStart w:id="8" w:name="_Toc231754901"/>
+      <w:bookmarkStart w:id="8" w:name="_Toc236707146"/>
       <w:r>
         <w:rPr>
           <w:rFonts w:hint="eastAsia"/>
@@ -5298,6 +5296,7 @@
       </w:tblGrid>
       <w:tr>
         <w:trPr>
+          <w:cantSplit/>
           <w:tblHeader/>
         </w:trPr>
         <w:tc>
@@ -5361,6 +5360,9 @@
         </w:tc>
       </w:tr>
       <w:tr>
+        <w:trPr>
+          <w:cantSplit/>
+        </w:trPr>
         <w:tc>
           <w:tcPr>
             <w:tcW w:w="1666" w:type="pct"/>
@@ -5399,6 +5401,9 @@
         </w:tc>
       </w:tr>
       <w:tr>
+        <w:trPr>
+          <w:cantSplit/>
+        </w:trPr>
         <w:tc>
           <w:tcPr>
             <w:tcW w:w="1666" w:type="pct"/>
@@ -5431,19 +5436,15 @@
               <w:rPr>
                 <w:rFonts w:hint="eastAsia"/>
               </w:rPr>
-              <w:t>購入申請を作成する。更新購入で廃棄/移動を選んだ場合は</w:t>
-            </w:r>
-            <w:r>
-              <w:rPr>
-                <w:rFonts w:hint="eastAsia"/>
-              </w:rPr>
-              <w:lastRenderedPageBreak/>
-              <w:t>関連申請も同一トランザクションで作成する</w:t>
-            </w:r>
-          </w:p>
-        </w:tc>
-      </w:tr>
-      <w:tr>
+              <w:t>購入申請を作成する。更新購入で廃棄/移動を選んだ場合は関連申請も同一トランザクションで作成する</w:t>
+            </w:r>
+          </w:p>
+        </w:tc>
+      </w:tr>
+      <w:tr>
+        <w:trPr>
+          <w:cantSplit/>
+        </w:trPr>
         <w:tc>
           <w:tcPr>
             <w:tcW w:w="1666" w:type="pct"/>
@@ -5453,7 +5454,6 @@
               <w:rPr>
                 <w:rFonts w:hint="eastAsia"/>
               </w:rPr>
-              <w:lastRenderedPageBreak/>
               <w:t>移動申請を送信する</w:t>
             </w:r>
           </w:p>
@@ -5483,6 +5483,9 @@
         </w:tc>
       </w:tr>
       <w:tr>
+        <w:trPr>
+          <w:cantSplit/>
+        </w:trPr>
         <w:tc>
           <w:tcPr>
             <w:tcW w:w="1666" w:type="pct"/>
@@ -5521,6 +5524,9 @@
         </w:tc>
       </w:tr>
       <w:tr>
+        <w:trPr>
+          <w:cantSplit/>
+        </w:trPr>
         <w:tc>
           <w:tcPr>
             <w:tcW w:w="1666" w:type="pct"/>
@@ -5567,11 +5573,12 @@
           <w:rFonts w:hint="eastAsia"/>
         </w:rPr>
       </w:pPr>
-      <w:bookmarkStart w:id="9" w:name="_Toc231754902"/>
+      <w:bookmarkStart w:id="9" w:name="_Toc236707147"/>
       <w:r>
         <w:rPr>
           <w:rFonts w:hint="eastAsia"/>
         </w:rPr>
+        <w:lastRenderedPageBreak/>
         <w:t>使用テーブル</w:t>
       </w:r>
       <w:bookmarkEnd w:id="9"/>
@@ -5597,6 +5604,7 @@
       </w:tblGrid>
       <w:tr>
         <w:trPr>
+          <w:cantSplit/>
           <w:tblHeader/>
         </w:trPr>
         <w:tc>
@@ -5661,6 +5669,9 @@
         </w:tc>
       </w:tr>
       <w:tr>
+        <w:trPr>
+          <w:cantSplit/>
+        </w:trPr>
         <w:tc>
           <w:tcPr>
             <w:tcW w:w="1666" w:type="pct"/>
@@ -5696,6 +5707,9 @@
         </w:tc>
       </w:tr>
       <w:tr>
+        <w:trPr>
+          <w:cantSplit/>
+        </w:trPr>
         <w:tc>
           <w:tcPr>
             <w:tcW w:w="1666" w:type="pct"/>
@@ -5731,6 +5745,9 @@
         </w:tc>
       </w:tr>
       <w:tr>
+        <w:trPr>
+          <w:cantSplit/>
+        </w:trPr>
         <w:tc>
           <w:tcPr>
             <w:tcW w:w="1666" w:type="pct"/>
@@ -5766,6 +5783,9 @@
         </w:tc>
       </w:tr>
       <w:tr>
+        <w:trPr>
+          <w:cantSplit/>
+        </w:trPr>
         <w:tc>
           <w:tcPr>
             <w:tcW w:w="1666" w:type="pct"/>
@@ -5801,6 +5821,9 @@
         </w:tc>
       </w:tr>
       <w:tr>
+        <w:trPr>
+          <w:cantSplit/>
+        </w:trPr>
         <w:tc>
           <w:tcPr>
             <w:tcW w:w="1666" w:type="pct"/>
@@ -5836,6 +5859,9 @@
         </w:tc>
       </w:tr>
       <w:tr>
+        <w:trPr>
+          <w:cantSplit/>
+        </w:trPr>
         <w:tc>
           <w:tcPr>
             <w:tcW w:w="1666" w:type="pct"/>
@@ -5865,27 +5891,213 @@
               <w:rPr>
                 <w:rFonts w:hint="eastAsia"/>
               </w:rPr>
-              <w:t>購入/廃棄申請の添付ファイルメタデータを `owner_type='APPLICATION'` として保存する。ファイル実体はAmazon S3に保存し、`file_path` にはS3オブジェクトキーのみを保持する。詳細取得レスポンスではS</w:t>
-            </w:r>
-            <w:r>
-              <w:rPr>
-                <w:rFonts w:hint="eastAsia"/>
-              </w:rPr>
+              <w:t>購入/廃棄申請の添付ファイルメタデータを owner_type='APPLICATION' として保存する。ファイル実体はAmazon S3に保存し、file_path にはS3オブジェクトキーのみを保持する。詳細取得レスポンスではS3オブジェクトキー、S3バケット名、HTTPS URLを返さない</w:t>
+            </w:r>
+          </w:p>
+        </w:tc>
+      </w:tr>
+      <w:tr>
+        <w:trPr>
+          <w:cantSplit/>
+        </w:trPr>
+        <w:tc>
+          <w:tcPr>
+            <w:tcW w:w="1666" w:type="pct"/>
+          </w:tcPr>
+          <w:p>
+            <w:r>
+              <w:t>application_status_definitions</w:t>
+            </w:r>
+          </w:p>
+        </w:tc>
+        <w:tc>
+          <w:tcPr>
+            <w:tcW w:w="1667" w:type="pct"/>
+          </w:tcPr>
+          <w:p>
+            <w:r>
+              <w:t>READ</w:t>
+            </w:r>
+          </w:p>
+        </w:tc>
+        <w:tc>
+          <w:tcPr>
+            <w:tcW w:w="1667" w:type="pct"/>
+          </w:tcPr>
+          <w:p>
+            <w:r>
+              <w:rPr>
+                <w:rFonts w:hint="eastAsia"/>
+              </w:rPr>
+              <w:t>申請種別ごとの初期ステータスを解決する</w:t>
+            </w:r>
+          </w:p>
+        </w:tc>
+      </w:tr>
+      <w:tr>
+        <w:trPr>
+          <w:cantSplit/>
+        </w:trPr>
+        <w:tc>
+          <w:tcPr>
+            <w:tcW w:w="1666" w:type="pct"/>
+          </w:tcPr>
+          <w:p>
+            <w:r>
+              <w:t>application_status_histories</w:t>
+            </w:r>
+          </w:p>
+        </w:tc>
+        <w:tc>
+          <w:tcPr>
+            <w:tcW w:w="1667" w:type="pct"/>
+          </w:tcPr>
+          <w:p>
+            <w:r>
+              <w:t>CREATE / READ</w:t>
+            </w:r>
+          </w:p>
+        </w:tc>
+        <w:tc>
+          <w:tcPr>
+            <w:tcW w:w="1667" w:type="pct"/>
+          </w:tcPr>
+          <w:p>
+            <w:r>
+              <w:rPr>
+                <w:rFonts w:hint="eastAsia"/>
+              </w:rPr>
+              <w:t>申請作成時の初期ステータス履歴を保存し、詳細取得で履歴として返却する</w:t>
+            </w:r>
+          </w:p>
+        </w:tc>
+      </w:tr>
+      <w:tr>
+        <w:trPr>
+          <w:cantSplit/>
+        </w:trPr>
+        <w:tc>
+          <w:tcPr>
+            <w:tcW w:w="1666" w:type="pct"/>
+          </w:tcPr>
+          <w:p>
+            <w:r>
+              <w:t>asset_ledgers</w:t>
+            </w:r>
+          </w:p>
+        </w:tc>
+        <w:tc>
+          <w:tcPr>
+            <w:tcW w:w="1667" w:type="pct"/>
+          </w:tcPr>
+          <w:p>
+            <w:r>
+              <w:t>READ</w:t>
+            </w:r>
+          </w:p>
+        </w:tc>
+        <w:tc>
+          <w:tcPr>
+            <w:tcW w:w="1667" w:type="pct"/>
+          </w:tcPr>
+          <w:p>
+            <w:r>
+              <w:rPr>
+                <w:rFonts w:hint="eastAsia"/>
+              </w:rPr>
+              <w:t>選択済み既存資産の施設所属、状態、分類、設置場所、数量を確認する</w:t>
+            </w:r>
+          </w:p>
+        </w:tc>
+      </w:tr>
+      <w:tr>
+        <w:trPr>
+          <w:cantSplit/>
+        </w:trPr>
+        <w:tc>
+          <w:tcPr>
+            <w:tcW w:w="1666" w:type="pct"/>
+          </w:tcPr>
+          <w:p>
+            <w:r>
+              <w:t>facility_locations</w:t>
+            </w:r>
+          </w:p>
+        </w:tc>
+        <w:tc>
+          <w:tcPr>
+            <w:tcW w:w="1667" w:type="pct"/>
+          </w:tcPr>
+          <w:p>
+            <w:r>
+              <w:t>READ</w:t>
+            </w:r>
+          </w:p>
+        </w:tc>
+        <w:tc>
+          <w:tcPr>
+            <w:tcW w:w="1667" w:type="pct"/>
+          </w:tcPr>
+          <w:p>
+            <w:r>
+              <w:rPr>
+                <w:rFonts w:hint="eastAsia"/>
+              </w:rPr>
+              <w:t>設置先、移動先、部署/室名候補を確認し、スナップショットを取得する</w:t>
+            </w:r>
+          </w:p>
+        </w:tc>
+      </w:tr>
+      <w:tr>
+        <w:trPr>
+          <w:cantSplit/>
+        </w:trPr>
+        <w:tc>
+          <w:tcPr>
+            <w:tcW w:w="1666" w:type="pct"/>
+          </w:tcPr>
+          <w:p>
+            <w:r>
               <w:lastRenderedPageBreak/>
-              <w:t>3オブジェクトキー、S3バケット名、HTTPS URLを返さない</w:t>
-            </w:r>
-          </w:p>
-        </w:tc>
-      </w:tr>
-      <w:tr>
+              <w:t>facilities</w:t>
+            </w:r>
+          </w:p>
+        </w:tc>
+        <w:tc>
+          <w:tcPr>
+            <w:tcW w:w="1667" w:type="pct"/>
+          </w:tcPr>
+          <w:p>
+            <w:r>
+              <w:t>READ</w:t>
+            </w:r>
+          </w:p>
+        </w:tc>
+        <w:tc>
+          <w:tcPr>
+            <w:tcW w:w="1667" w:type="pct"/>
+          </w:tcPr>
+          <w:p>
+            <w:r>
+              <w:rPr>
+                <w:rFonts w:hint="eastAsia"/>
+              </w:rPr>
+              <w:t>作業対象施設の存在確認、論理削除判定、共有システム管理者アカウントの未削除施設判定に使用する</w:t>
+            </w:r>
+          </w:p>
+        </w:tc>
+      </w:tr>
+      <w:tr>
+        <w:trPr>
+          <w:cantSplit/>
+        </w:trPr>
         <w:tc>
           <w:tcPr>
             <w:tcW w:w="1666" w:type="pct"/>
           </w:tcPr>
           <w:p>
             <w:r>
-              <w:lastRenderedPageBreak/>
-              <w:t>application_status_definitions</w:t>
+              <w:t>users</w:t>
             </w:r>
           </w:p>
         </w:tc>
@@ -5908,19 +6120,22 @@
               <w:rPr>
                 <w:rFonts w:hint="eastAsia"/>
               </w:rPr>
-              <w:t>申請種別ごとの初期ステータスを解決する</w:t>
-            </w:r>
-          </w:p>
-        </w:tc>
-      </w:tr>
-      <w:tr>
+              <w:t>申請者スナップショット、共有システム管理者アカウント判定、監査記録の実行ユーザー解決に使用する</w:t>
+            </w:r>
+          </w:p>
+        </w:tc>
+      </w:tr>
+      <w:tr>
+        <w:trPr>
+          <w:cantSplit/>
+        </w:trPr>
         <w:tc>
           <w:tcPr>
             <w:tcW w:w="1666" w:type="pct"/>
           </w:tcPr>
           <w:p>
             <w:r>
-              <w:t>application_status_histories</w:t>
+              <w:t>user_facility_assignments / facility_feature_settings / user_facility_feature_settings</w:t>
             </w:r>
           </w:p>
         </w:tc>
@@ -5930,7 +6145,7 @@
           </w:tcPr>
           <w:p>
             <w:r>
-              <w:t>CREATE / READ</w:t>
+              <w:t>READ</w:t>
             </w:r>
           </w:p>
         </w:tc>
@@ -5943,187 +6158,15 @@
               <w:rPr>
                 <w:rFonts w:hint="eastAsia"/>
               </w:rPr>
-              <w:t>申請作成時の初期ステータス履歴を保存し、詳細取得で履歴として返却する</w:t>
-            </w:r>
-          </w:p>
-        </w:tc>
-      </w:tr>
-      <w:tr>
-        <w:tc>
-          <w:tcPr>
-            <w:tcW w:w="1666" w:type="pct"/>
-          </w:tcPr>
-          <w:p>
-            <w:r>
-              <w:t>asset_ledgers</w:t>
-            </w:r>
-          </w:p>
-        </w:tc>
-        <w:tc>
-          <w:tcPr>
-            <w:tcW w:w="1667" w:type="pct"/>
-          </w:tcPr>
-          <w:p>
-            <w:r>
-              <w:t>READ</w:t>
-            </w:r>
-          </w:p>
-        </w:tc>
-        <w:tc>
-          <w:tcPr>
-            <w:tcW w:w="1667" w:type="pct"/>
-          </w:tcPr>
-          <w:p>
-            <w:r>
-              <w:rPr>
-                <w:rFonts w:hint="eastAsia"/>
-              </w:rPr>
-              <w:t>選択済み既存資産の施設所属、状態、分類、設置場所、数量を確認する</w:t>
-            </w:r>
-          </w:p>
-        </w:tc>
-      </w:tr>
-      <w:tr>
-        <w:tc>
-          <w:tcPr>
-            <w:tcW w:w="1666" w:type="pct"/>
-          </w:tcPr>
-          <w:p>
-            <w:r>
-              <w:t>facility_locations</w:t>
-            </w:r>
-          </w:p>
-        </w:tc>
-        <w:tc>
-          <w:tcPr>
-            <w:tcW w:w="1667" w:type="pct"/>
-          </w:tcPr>
-          <w:p>
-            <w:r>
-              <w:t>READ</w:t>
-            </w:r>
-          </w:p>
-        </w:tc>
-        <w:tc>
-          <w:tcPr>
-            <w:tcW w:w="1667" w:type="pct"/>
-          </w:tcPr>
-          <w:p>
-            <w:r>
-              <w:rPr>
-                <w:rFonts w:hint="eastAsia"/>
-              </w:rPr>
-              <w:t>設置先、移動先、部署/室名候補を確認し、スナップショットを取得する</w:t>
-            </w:r>
-          </w:p>
-        </w:tc>
-      </w:tr>
-      <w:tr>
-        <w:tc>
-          <w:tcPr>
-            <w:tcW w:w="1666" w:type="pct"/>
-          </w:tcPr>
-          <w:p>
-            <w:r>
-              <w:t>facilities</w:t>
-            </w:r>
-          </w:p>
-        </w:tc>
-        <w:tc>
-          <w:tcPr>
-            <w:tcW w:w="1667" w:type="pct"/>
-          </w:tcPr>
-          <w:p>
-            <w:r>
-              <w:t>READ</w:t>
-            </w:r>
-          </w:p>
-        </w:tc>
-        <w:tc>
-          <w:tcPr>
-            <w:tcW w:w="1667" w:type="pct"/>
-          </w:tcPr>
-          <w:p>
-            <w:r>
-              <w:rPr>
-                <w:rFonts w:hint="eastAsia"/>
-              </w:rPr>
-              <w:t>作業対象施設の存在確認、論理削除判定、共有システム管理者アカウントの未削除施設判定に使用する</w:t>
-            </w:r>
-          </w:p>
-        </w:tc>
-      </w:tr>
-      <w:tr>
-        <w:tc>
-          <w:tcPr>
-            <w:tcW w:w="1666" w:type="pct"/>
-          </w:tcPr>
-          <w:p>
-            <w:r>
-              <w:t>users</w:t>
-            </w:r>
-          </w:p>
-        </w:tc>
-        <w:tc>
-          <w:tcPr>
-            <w:tcW w:w="1667" w:type="pct"/>
-          </w:tcPr>
-          <w:p>
-            <w:r>
-              <w:t>READ</w:t>
-            </w:r>
-          </w:p>
-        </w:tc>
-        <w:tc>
-          <w:tcPr>
-            <w:tcW w:w="1667" w:type="pct"/>
-          </w:tcPr>
-          <w:p>
-            <w:r>
-              <w:rPr>
-                <w:rFonts w:hint="eastAsia"/>
-              </w:rPr>
-              <w:t>申請者スナップショット、共有システム管理者アカウント判定、監査記録の実行ユーザー解決に使用する</w:t>
-            </w:r>
-          </w:p>
-        </w:tc>
-      </w:tr>
-      <w:tr>
-        <w:tc>
-          <w:tcPr>
-            <w:tcW w:w="1666" w:type="pct"/>
-          </w:tcPr>
-          <w:p>
-            <w:r>
-              <w:t>user_facility_assignments / facility_feature_settings / user_facility_feature_settings</w:t>
-            </w:r>
-          </w:p>
-        </w:tc>
-        <w:tc>
-          <w:tcPr>
-            <w:tcW w:w="1667" w:type="pct"/>
-          </w:tcPr>
-          <w:p>
-            <w:r>
-              <w:t>READ</w:t>
-            </w:r>
-          </w:p>
-        </w:tc>
-        <w:tc>
-          <w:tcPr>
-            <w:tcW w:w="1667" w:type="pct"/>
-          </w:tcPr>
-          <w:p>
-            <w:r>
-              <w:rPr>
-                <w:rFonts w:hint="eastAsia"/>
-              </w:rPr>
-              <w:t>通常アカウントの担当施設割当、施設提供設定、ユーザー施設別設定から `original_list_view` / `original_application` の実効権限を判定する</w:t>
-            </w:r>
-          </w:p>
-        </w:tc>
-      </w:tr>
-      <w:tr>
+              <w:t>通常アカウントの担当施設割当、施設提供設定、ユーザー施設別設定から original_list_view / original_application の実効権限を判定する</w:t>
+            </w:r>
+          </w:p>
+        </w:tc>
+      </w:tr>
+      <w:tr>
+        <w:trPr>
+          <w:cantSplit/>
+        </w:trPr>
         <w:tc>
           <w:tcPr>
             <w:tcW w:w="1666" w:type="pct"/>
@@ -6167,7 +6210,7 @@
           <w:rFonts w:hint="eastAsia"/>
         </w:rPr>
       </w:pPr>
-      <w:bookmarkStart w:id="10" w:name="_Toc231754903"/>
+      <w:bookmarkStart w:id="10" w:name="_Toc236707148"/>
       <w:r>
         <w:rPr>
           <w:rFonts w:hint="eastAsia"/>
@@ -6230,7 +6273,6 @@
         <w:rPr>
           <w:rFonts w:hint="eastAsia"/>
         </w:rPr>
-        <w:lastRenderedPageBreak/>
         <w:t>購入管理・リモデル管理・RFQ API は、起票済み購入申請の一覧、編集リスト連携、RFQ 作成、見積依頼進行を扱う</w:t>
       </w:r>
     </w:p>
@@ -6298,11 +6340,12 @@
           <w:rFonts w:hint="eastAsia"/>
         </w:rPr>
       </w:pPr>
-      <w:bookmarkStart w:id="11" w:name="_Toc231754904"/>
+      <w:bookmarkStart w:id="11" w:name="_Toc236707149"/>
       <w:r>
         <w:rPr>
           <w:rFonts w:hint="eastAsia"/>
         </w:rPr>
+        <w:lastRenderedPageBreak/>
         <w:t>第3章 共通仕様</w:t>
       </w:r>
       <w:bookmarkEnd w:id="11"/>
@@ -6314,7 +6357,7 @@
           <w:rFonts w:hint="eastAsia"/>
         </w:rPr>
       </w:pPr>
-      <w:bookmarkStart w:id="12" w:name="_Toc231754905"/>
+      <w:bookmarkStart w:id="12" w:name="_Toc236707150"/>
       <w:r>
         <w:rPr>
           <w:rFonts w:hint="eastAsia"/>
@@ -6396,7 +6439,7 @@
         <w:rPr>
           <w:rFonts w:hint="eastAsia"/>
         </w:rPr>
-        <w:t>日時形式: ISO 8601。日付のみの項目は `YYYY-MM-DD` とする</w:t>
+        <w:t>日時形式: ISO 8601。日付のみの項目は YYYY-MM-DD とする</w:t>
       </w:r>
     </w:p>
     <w:p>
@@ -6415,7 +6458,7 @@
         <w:rPr>
           <w:rFonts w:hint="eastAsia"/>
         </w:rPr>
-        <w:t>更新系 API は `Idempotency-Key` ヘッダーを必須とし、同一ユーザー、同一施設、同一 API パス、同一 payload と添付ファイルメタデータ/ハッシュの再送は初回応答を返す</w:t>
+        <w:t>更新系 API は Idempotency-Key ヘッダーを必須とし、同一ユーザー、同一施設、同一 API パス、同一 payload と添付ファイルメタデータ/ハッシュの再送は初回応答を返す</w:t>
       </w:r>
     </w:p>
     <w:p>
@@ -6434,7 +6477,7 @@
         <w:rPr>
           <w:rFonts w:hint="eastAsia"/>
         </w:rPr>
-        <w:t>添付ファイルの実体はAPI内でAmazon S3へPutObjectし、DB には `application_documents` のメタデータを保存する。`application_documents.file_path` にはS3オブジェクトキーのみを保存し、レスポンスにS3オブジェクトキー、S3バケット名、HTTPS URLは返さない</w:t>
+        <w:t>添付ファイルの実体はAPI内でAmazon S3へPutObjectし、DB には application_documents のメタデータを保存する。application_documents.file_path にはS3オブジェクトキーのみを保存し、レスポンスにS3オブジェクトキー、S3バケット名、HTTPS URLは返さない</w:t>
       </w:r>
     </w:p>
     <w:p>
@@ -6463,7 +6506,7 @@
           <w:rFonts w:hint="eastAsia"/>
         </w:rPr>
       </w:pPr>
-      <w:bookmarkStart w:id="13" w:name="_Toc231754906"/>
+      <w:bookmarkStart w:id="13" w:name="_Toc236707151"/>
       <w:r>
         <w:rPr>
           <w:rFonts w:hint="eastAsia"/>
@@ -6482,7 +6525,7 @@
         <w:rPr>
           <w:rFonts w:hint="eastAsia"/>
         </w:rPr>
-        <w:t>ログイン認証で取得した Bearer トークンを `Authorization` ヘッダーに付与して呼び出す。未認証時は 401 を返却する。</w:t>
+        <w:t>ログイン認証で取得した Bearer トークンを Authorization ヘッダーに付与して呼び出す。未認証時は 401 を返却する。</w:t>
       </w:r>
     </w:p>
     <w:p>
@@ -6492,12 +6535,11 @@
           <w:rFonts w:hint="eastAsia"/>
         </w:rPr>
       </w:pPr>
-      <w:bookmarkStart w:id="14" w:name="_Toc231754907"/>
+      <w:bookmarkStart w:id="14" w:name="_Toc236707152"/>
       <w:r>
         <w:rPr>
           <w:rFonts w:hint="eastAsia"/>
         </w:rPr>
-        <w:lastRenderedPageBreak/>
         <w:t>権限モデル</w:t>
       </w:r>
       <w:bookmarkEnd w:id="14"/>
@@ -6512,7 +6554,7 @@
         <w:rPr>
           <w:rFonts w:hint="eastAsia"/>
         </w:rPr>
-        <w:t>本 API 群は `original_application` を起票実行権限として使用する。既存資産スナップショットを取得する処理では、同じ作業対象施設に対する `original_list_view` も前提とする。業務 API は `/auth/context` の表示用結果だけを信頼せず、Bearer トークン上の作業対象施設について通常アカウントでは `user_facility_assignments`、`facility_feature_settings`、`user_facility_feature_settings` を毎回再判定する。共有システム管理者アカウント（`users.account_type='SYSTEM_ADMIN'`）では、作業対象施設が未削除であることを確認できれば、担当施設割当、施設提供設定、ユーザー施設別設定による通常判定を行わず、`original_application` および必要な参照系 `feature_code` を有効として扱う。</w:t>
+        <w:t>本 API 群は original_application を起票実行権限として使用する。既存資産スナップショットを取得する処理では、同じ作業対象施設に対する original_list_view も前提とする。業務 API は /auth/context の表示用結果だけを信頼せず、Bearer トークン上の作業対象施設について通常アカウントでは user_facility_assignments、facility_feature_settings、user_facility_feature_settings を毎回再判定する。共有システム管理者アカウント（users.account_type='SYSTEM_ADMIN'）では、作業対象施設が未削除であることを確認できれば、担当施設割当、施設提供設定、ユーザー施設別設定による通常判定を行わず、original_application および必要な参照系 feature_code を有効として扱う。</w:t>
       </w:r>
     </w:p>
     <w:tbl>
@@ -6536,6 +6578,7 @@
       </w:tblGrid>
       <w:tr>
         <w:trPr>
+          <w:cantSplit/>
           <w:tblHeader/>
         </w:trPr>
         <w:tc>
@@ -6554,6 +6597,7 @@
                 <w:rFonts w:hint="eastAsia"/>
                 <w:b/>
               </w:rPr>
+              <w:lastRenderedPageBreak/>
               <w:t>処理</w:t>
             </w:r>
           </w:p>
@@ -6600,6 +6644,9 @@
         </w:tc>
       </w:tr>
       <w:tr>
+        <w:trPr>
+          <w:cantSplit/>
+        </w:trPr>
         <w:tc>
           <w:tcPr>
             <w:tcW w:w="1666" w:type="pct"/>
@@ -6619,7 +6666,7 @@
           </w:tcPr>
           <w:p>
             <w:r>
-              <w:t>`original_list_view` + `original_application`</w:t>
+              <w:t>original_list_view + original_application</w:t>
             </w:r>
           </w:p>
         </w:tc>
@@ -6638,6 +6685,9 @@
         </w:tc>
       </w:tr>
       <w:tr>
+        <w:trPr>
+          <w:cantSplit/>
+        </w:trPr>
         <w:tc>
           <w:tcPr>
             <w:tcW w:w="1666" w:type="pct"/>
@@ -6657,7 +6707,7 @@
           </w:tcPr>
           <w:p>
             <w:r>
-              <w:t>`original_application`</w:t>
+              <w:t>original_application</w:t>
             </w:r>
           </w:p>
         </w:tc>
@@ -6670,12 +6720,15 @@
               <w:rPr>
                 <w:rFonts w:hint="eastAsia"/>
               </w:rPr>
-              <w:t>通常アカウントは実効 `original_application` を判定する。共有システム管理者は作業対象施設が未削除であれば許可する。新規購入/増設購入/更新購入申請を作成する</w:t>
-            </w:r>
-          </w:p>
-        </w:tc>
-      </w:tr>
-      <w:tr>
+              <w:t>通常アカウントは実効 original_application を判定する。共有システム管理者は作業対象施設が未削除であれば許可する。新規購入/増設購入/更新購入申請を作成する</w:t>
+            </w:r>
+          </w:p>
+        </w:tc>
+      </w:tr>
+      <w:tr>
+        <w:trPr>
+          <w:cantSplit/>
+        </w:trPr>
         <w:tc>
           <w:tcPr>
             <w:tcW w:w="1666" w:type="pct"/>
@@ -6695,7 +6748,7 @@
           </w:tcPr>
           <w:p>
             <w:r>
-              <w:t>`original_application`</w:t>
+              <w:t>original_application</w:t>
             </w:r>
           </w:p>
         </w:tc>
@@ -6708,12 +6761,15 @@
               <w:rPr>
                 <w:rFonts w:hint="eastAsia"/>
               </w:rPr>
-              <w:t>通常アカウントは実効 `original_application` を判定する。共有システム管理者は作業対象施設が未削除であれば許可する。選択資産の移動申請を作成する</w:t>
-            </w:r>
-          </w:p>
-        </w:tc>
-      </w:tr>
-      <w:tr>
+              <w:t>通常アカウントは実効 original_application を判定する。共有システム管理者は作業対象施設が未削除であれば許可する。選択資産の移動申請を作成する</w:t>
+            </w:r>
+          </w:p>
+        </w:tc>
+      </w:tr>
+      <w:tr>
+        <w:trPr>
+          <w:cantSplit/>
+        </w:trPr>
         <w:tc>
           <w:tcPr>
             <w:tcW w:w="1666" w:type="pct"/>
@@ -6733,7 +6789,7 @@
           </w:tcPr>
           <w:p>
             <w:r>
-              <w:t>`original_application`</w:t>
+              <w:t>original_application</w:t>
             </w:r>
           </w:p>
         </w:tc>
@@ -6746,12 +6802,15 @@
               <w:rPr>
                 <w:rFonts w:hint="eastAsia"/>
               </w:rPr>
-              <w:t>通常アカウントは実効 `original_application` を判定する。共有システム管理者は作業対象施設が未削除であれば許可する。選択資産の廃棄申請を作成する</w:t>
-            </w:r>
-          </w:p>
-        </w:tc>
-      </w:tr>
-      <w:tr>
+              <w:t>通常アカウントは実効 original_application を判定する。共有システム管理者は作業対象施設が未削除であれば許可する。選択資産の廃棄申請を作成する</w:t>
+            </w:r>
+          </w:p>
+        </w:tc>
+      </w:tr>
+      <w:tr>
+        <w:trPr>
+          <w:cantSplit/>
+        </w:trPr>
         <w:tc>
           <w:tcPr>
             <w:tcW w:w="1666" w:type="pct"/>
@@ -6771,7 +6830,7 @@
           </w:tcPr>
           <w:p>
             <w:r>
-              <w:t>`original_application`</w:t>
+              <w:t>original_application</w:t>
             </w:r>
           </w:p>
         </w:tc>
@@ -6784,14 +6843,7 @@
               <w:rPr>
                 <w:rFonts w:hint="eastAsia"/>
               </w:rPr>
-              <w:t>通常アカウントは実効 `original_application` を判定し、</w:t>
-            </w:r>
-            <w:r>
-              <w:rPr>
-                <w:rFonts w:hint="eastAsia"/>
-              </w:rPr>
-              <w:lastRenderedPageBreak/>
-              <w:t>申請が作業対象施設に属することを確認する。共有システム管理者は作業対象施設が未削除であれば許可する</w:t>
+              <w:t>通常アカウントは実効 original_application を判定し、申請が作業対象施設に属することを確認する。共有システム管理者は作業対象施設が未削除であれば許可する</w:t>
             </w:r>
           </w:p>
         </w:tc>
@@ -6805,11 +6857,12 @@
           <w:rFonts w:hint="eastAsia"/>
         </w:rPr>
       </w:pPr>
-      <w:bookmarkStart w:id="15" w:name="_Toc231754908"/>
+      <w:bookmarkStart w:id="15" w:name="_Toc236707153"/>
       <w:r>
         <w:rPr>
           <w:rFonts w:hint="eastAsia"/>
         </w:rPr>
+        <w:lastRenderedPageBreak/>
         <w:t>施設スコープ</w:t>
       </w:r>
       <w:bookmarkEnd w:id="15"/>
@@ -6830,7 +6883,7 @@
         <w:rPr>
           <w:rFonts w:hint="eastAsia"/>
         </w:rPr>
-        <w:t>全 API は Bearer トークン上の作業対象施設を `targetFacilityId` として扱う。リクエストに `targetFacilityId` がある場合は作業対象施設と一致することを必須とする。共有システム管理者アカウントでも、起票対象施設は現在選択中の作業対象施設に限定する</w:t>
+        <w:t>全 API は Bearer トークン上の作業対象施設を targetFacilityId として扱う。リクエストに targetFacilityId がある場合は作業対象施設と一致することを必須とする。共有システム管理者アカウントでも、起票対象施設は現在選択中の作業対象施設に限定する</w:t>
       </w:r>
     </w:p>
     <w:p>
@@ -6849,7 +6902,7 @@
         <w:rPr>
           <w:rFonts w:hint="eastAsia"/>
         </w:rPr>
-        <w:t>作業対象施設が存在しない、または `facilities.deleted_at IS NOT NULL` の場合は 404 とする。通常アカウントで作業対象施設に対する実効権限がない場合は 403 とする</w:t>
+        <w:t>作業対象施設が存在しない、または facilities.deleted_at IS NOT NULL の場合は 404 とする。通常アカウントで作業対象施設に対する実効権限がない場合は 403 とする</w:t>
       </w:r>
     </w:p>
     <w:p>
@@ -6868,7 +6921,7 @@
         <w:rPr>
           <w:rFonts w:hint="eastAsia"/>
         </w:rPr>
-        <w:t>既存資産を対象にする場合は、`asset_ledgers.facility_id` が作業対象施設と一致する資産だけを許可する</w:t>
+        <w:t>既存資産を対象にする場合は、asset_ledgers.facility_id が作業対象施設と一致する資産だけを許可する</w:t>
       </w:r>
     </w:p>
     <w:p>
@@ -6906,7 +6959,7 @@
         <w:rPr>
           <w:rFonts w:hint="eastAsia"/>
         </w:rPr>
-        <w:t>設置先/移動先は同一施設の `facility_locations.deleted_at IS NULL` の候補から選択する</w:t>
+        <w:t>設置先/移動先は同一施設の facility_locations.deleted_at IS NULL の候補から選択する</w:t>
       </w:r>
     </w:p>
     <w:p>
@@ -6916,7 +6969,7 @@
           <w:rFonts w:hint="eastAsia"/>
         </w:rPr>
       </w:pPr>
-      <w:bookmarkStart w:id="16" w:name="_Toc231754909"/>
+      <w:bookmarkStart w:id="16" w:name="_Toc236707154"/>
       <w:r>
         <w:rPr>
           <w:rFonts w:hint="eastAsia"/>
@@ -6941,7 +6994,7 @@
         <w:rPr>
           <w:rFonts w:hint="eastAsia"/>
         </w:rPr>
-        <w:t>`application_no` はサーバー側で生成する。採番は `application_type` 別プレフィックス（PUR / TRF / DSP）と `application_id` を組み合わせ、同一申請を一意に識別できる値とする</w:t>
+        <w:t>application_no はサーバー側で生成する。採番は application_type 別プレフィックス（PUR / TRF / DSP）と application_id を組み合わせ、同一申請を一意に識別できる値とする</w:t>
       </w:r>
     </w:p>
     <w:p>
@@ -6960,7 +7013,7 @@
         <w:rPr>
           <w:rFonts w:hint="eastAsia"/>
         </w:rPr>
-        <w:t>`applications.status` は `application_status_definitions` から `application_type` ごとに `is_initial_status=true` の1件を取得して設定する</w:t>
+        <w:t>applications.status は application_status_definitions から application_type ごとに is_initial_status=true の1件を取得して設定する</w:t>
       </w:r>
     </w:p>
     <w:p>
@@ -6979,7 +7032,7 @@
         <w:rPr>
           <w:rFonts w:hint="eastAsia"/>
         </w:rPr>
-        <w:t>起票時は `application_status_histories.from_status=null`、`to_status=初期ステータス`、`changed_by_user_id=申請者`、`changed_at=サーバー時刻` の履歴を必ず1件作成する</w:t>
+        <w:t>起票時は application_status_histories.from_status=null、to_status=初期ステータス、changed_by_user_id=申請者、changed_at=サーバー時刻 の履歴を必ず1件作成する</w:t>
       </w:r>
     </w:p>
     <w:p>
@@ -6998,7 +7051,7 @@
         <w:rPr>
           <w:rFonts w:hint="eastAsia"/>
         </w:rPr>
-        <w:t>初期ステータス定義が存在しない、または複数存在する場合は 500 ではなく設定不備として 409 (`APPLICATION_INITIAL_STATUS_INVALID`) を返す</w:t>
+        <w:t>初期ステータス定義が存在しない、または複数存在する場合は 500 ではなく設定不備として 409 (APPLICATION_INITIAL_STATUS_INVALID) を返す</w:t>
       </w:r>
     </w:p>
     <w:p>
@@ -7008,12 +7061,11 @@
           <w:rFonts w:hint="eastAsia"/>
         </w:rPr>
       </w:pPr>
-      <w:bookmarkStart w:id="17" w:name="_Toc231754910"/>
+      <w:bookmarkStart w:id="17" w:name="_Toc236707155"/>
       <w:r>
         <w:rPr>
           <w:rFonts w:hint="eastAsia"/>
         </w:rPr>
-        <w:lastRenderedPageBreak/>
         <w:t>エラーレスポンス仕様</w:t>
       </w:r>
       <w:bookmarkEnd w:id="17"/>
@@ -7025,7 +7077,7 @@
           <w:rFonts w:hint="eastAsia"/>
         </w:rPr>
       </w:pPr>
-      <w:bookmarkStart w:id="18" w:name="_Toc231754911"/>
+      <w:bookmarkStart w:id="18" w:name="_Toc236707156"/>
       <w:r>
         <w:rPr>
           <w:rFonts w:hint="eastAsia"/>
@@ -7056,6 +7108,7 @@
       </w:tblGrid>
       <w:tr>
         <w:trPr>
+          <w:cantSplit/>
           <w:tblHeader/>
         </w:trPr>
         <w:tc>
@@ -7140,6 +7193,9 @@
         </w:tc>
       </w:tr>
       <w:tr>
+        <w:trPr>
+          <w:cantSplit/>
+        </w:trPr>
         <w:tc>
           <w:tcPr>
             <w:tcW w:w="1250" w:type="pct"/>
@@ -7185,6 +7241,9 @@
         </w:tc>
       </w:tr>
       <w:tr>
+        <w:trPr>
+          <w:cantSplit/>
+        </w:trPr>
         <w:tc>
           <w:tcPr>
             <w:tcW w:w="1250" w:type="pct"/>
@@ -7230,6 +7289,9 @@
         </w:tc>
       </w:tr>
       <w:tr>
+        <w:trPr>
+          <w:cantSplit/>
+        </w:trPr>
         <w:tc>
           <w:tcPr>
             <w:tcW w:w="1250" w:type="pct"/>
@@ -7275,12 +7337,16 @@
         </w:tc>
       </w:tr>
       <w:tr>
-        <w:tc>
-          <w:tcPr>
-            <w:tcW w:w="1250" w:type="pct"/>
-          </w:tcPr>
-          <w:p>
-            <w:r>
+        <w:trPr>
+          <w:cantSplit/>
+        </w:trPr>
+        <w:tc>
+          <w:tcPr>
+            <w:tcW w:w="1250" w:type="pct"/>
+          </w:tcPr>
+          <w:p>
+            <w:r>
+              <w:lastRenderedPageBreak/>
               <w:t>correlationId</w:t>
             </w:r>
           </w:p>
@@ -7328,7 +7394,7 @@
           <w:rFonts w:hint="eastAsia"/>
         </w:rPr>
       </w:pPr>
-      <w:bookmarkStart w:id="19" w:name="_Toc231754912"/>
+      <w:bookmarkStart w:id="19" w:name="_Toc236707157"/>
       <w:r>
         <w:rPr>
           <w:rFonts w:hint="eastAsia"/>
@@ -7361,6 +7427,7 @@
       </w:tblGrid>
       <w:tr>
         <w:trPr>
+          <w:cantSplit/>
           <w:tblHeader/>
         </w:trPr>
         <w:tc>
@@ -7482,6 +7549,9 @@
         </w:tc>
       </w:tr>
       <w:tr>
+        <w:trPr>
+          <w:cantSplit/>
+        </w:trPr>
         <w:tc>
           <w:tcPr>
             <w:tcW w:w="833" w:type="pct"/>
@@ -7544,12 +7614,15 @@
           </w:tcPr>
           <w:p>
             <w:r>
-              <w:t>`original_list_view` + `original_application`</w:t>
-            </w:r>
-          </w:p>
-        </w:tc>
-      </w:tr>
-      <w:tr>
+              <w:t>original_list_view + original_application</w:t>
+            </w:r>
+          </w:p>
+        </w:tc>
+      </w:tr>
+      <w:tr>
+        <w:trPr>
+          <w:cantSplit/>
+        </w:trPr>
         <w:tc>
           <w:tcPr>
             <w:tcW w:w="833" w:type="pct"/>
@@ -7612,12 +7685,15 @@
           </w:tcPr>
           <w:p>
             <w:r>
-              <w:t>`original_application`</w:t>
-            </w:r>
-          </w:p>
-        </w:tc>
-      </w:tr>
-      <w:tr>
+              <w:t>original_application</w:t>
+            </w:r>
+          </w:p>
+        </w:tc>
+      </w:tr>
+      <w:tr>
+        <w:trPr>
+          <w:cantSplit/>
+        </w:trPr>
         <w:tc>
           <w:tcPr>
             <w:tcW w:w="833" w:type="pct"/>
@@ -7680,12 +7756,15 @@
           </w:tcPr>
           <w:p>
             <w:r>
-              <w:t>`original_application`</w:t>
-            </w:r>
-          </w:p>
-        </w:tc>
-      </w:tr>
-      <w:tr>
+              <w:t>original_application</w:t>
+            </w:r>
+          </w:p>
+        </w:tc>
+      </w:tr>
+      <w:tr>
+        <w:trPr>
+          <w:cantSplit/>
+        </w:trPr>
         <w:tc>
           <w:tcPr>
             <w:tcW w:w="833" w:type="pct"/>
@@ -7748,12 +7827,15 @@
           </w:tcPr>
           <w:p>
             <w:r>
-              <w:t>`original_application`</w:t>
-            </w:r>
-          </w:p>
-        </w:tc>
-      </w:tr>
-      <w:tr>
+              <w:t>original_application</w:t>
+            </w:r>
+          </w:p>
+        </w:tc>
+      </w:tr>
+      <w:tr>
+        <w:trPr>
+          <w:cantSplit/>
+        </w:trPr>
         <w:tc>
           <w:tcPr>
             <w:tcW w:w="833" w:type="pct"/>
@@ -7816,7 +7898,7 @@
           </w:tcPr>
           <w:p>
             <w:r>
-              <w:t>`original_application`</w:t>
+              <w:t>original_application</w:t>
             </w:r>
           </w:p>
         </w:tc>
@@ -7830,11 +7912,12 @@
           <w:rFonts w:hint="eastAsia"/>
         </w:rPr>
       </w:pPr>
-      <w:bookmarkStart w:id="20" w:name="_Toc231754913"/>
+      <w:bookmarkStart w:id="20" w:name="_Toc236707158"/>
       <w:r>
         <w:rPr>
           <w:rFonts w:hint="eastAsia"/>
         </w:rPr>
+        <w:lastRenderedPageBreak/>
         <w:t>第5章 資産申請起票機能設計</w:t>
       </w:r>
       <w:bookmarkEnd w:id="20"/>
@@ -7846,7 +7929,7 @@
           <w:rFonts w:hint="eastAsia"/>
         </w:rPr>
       </w:pPr>
-      <w:bookmarkStart w:id="21" w:name="_Toc231754914"/>
+      <w:bookmarkStart w:id="21" w:name="_Toc236707159"/>
       <w:r>
         <w:rPr>
           <w:rFonts w:hint="eastAsia"/>
@@ -7912,7 +7995,7 @@
           <w:rFonts w:hint="eastAsia"/>
         </w:rPr>
       </w:pPr>
-      <w:bookmarkStart w:id="22" w:name="_Toc231754915"/>
+      <w:bookmarkStart w:id="22" w:name="_Toc236707160"/>
       <w:r>
         <w:rPr>
           <w:rFonts w:hint="eastAsia"/>
@@ -7944,6 +8027,7 @@
       </w:tblGrid>
       <w:tr>
         <w:trPr>
+          <w:cantSplit/>
           <w:tblHeader/>
         </w:trPr>
         <w:tc>
@@ -8047,6 +8131,9 @@
         </w:tc>
       </w:tr>
       <w:tr>
+        <w:trPr>
+          <w:cantSplit/>
+        </w:trPr>
         <w:tc>
           <w:tcPr>
             <w:tcW w:w="1000" w:type="pct"/>
@@ -8099,6 +8186,9 @@
         </w:tc>
       </w:tr>
       <w:tr>
+        <w:trPr>
+          <w:cantSplit/>
+        </w:trPr>
         <w:tc>
           <w:tcPr>
             <w:tcW w:w="1000" w:type="pct"/>
@@ -8154,6 +8244,9 @@
         </w:tc>
       </w:tr>
       <w:tr>
+        <w:trPr>
+          <w:cantSplit/>
+        </w:trPr>
         <w:tc>
           <w:tcPr>
             <w:tcW w:w="1000" w:type="pct"/>
@@ -8235,7 +8328,7 @@
         <w:rPr>
           <w:rFonts w:hint="eastAsia"/>
         </w:rPr>
-        <w:t>認可条件: 共有システム管理者アカウント（`users.account_type='SYSTEM_ADMIN'`）の場合は、作業対象施設が未削除であることを確認し、通常アカウント向けの担当施設割当・施設提供設定・ユーザー施設別設定による `original_list_view` / `original_application` 判定をバイパスする</w:t>
+        <w:t>認可条件: 共有システム管理者アカウント（users.account_type='SYSTEM_ADMIN'）の場合は、作業対象施設が未削除であることを確認し、通常アカウント向けの担当施設割当・施設提供設定・ユーザー施設別設定による original_list_view / original_application 判定をバイパスする</w:t>
       </w:r>
     </w:p>
     <w:p>
@@ -8248,7 +8341,7 @@
         <w:rPr>
           <w:rFonts w:hint="eastAsia"/>
         </w:rPr>
-        <w:t>認可条件: 通常アカウントの場合、Bearer トークン上の作業対象施設について `user_facility_assignments` に有効割当があること</w:t>
+        <w:t>認可条件: 通常アカウントの場合、Bearer トークン上の作業対象施設について user_facility_assignments に有効割当があること</w:t>
       </w:r>
     </w:p>
     <w:p>
@@ -8261,7 +8354,7 @@
         <w:rPr>
           <w:rFonts w:hint="eastAsia"/>
         </w:rPr>
-        <w:t>認可条件: 通常アカウントの場合、Bearer トークン上の作業対象施設について `facility_feature_settings` と `user_facility_feature_settings` の両方で `original_list_view` と `original_application` が有効であること</w:t>
+        <w:t>認可条件: 通常アカウントの場合、Bearer トークン上の作業対象施設について facility_feature_settings と user_facility_feature_settings の両方で original_list_view と original_application が有効であること</w:t>
       </w:r>
     </w:p>
     <w:p>
@@ -8301,7 +8394,7 @@
         <w:rPr>
           <w:rFonts w:hint="eastAsia"/>
         </w:rPr>
-        <w:t>`applicationKind` を検証し、購入系は `PURCHASE`、移動は `TRANSFER`、廃棄は `DISPOSAL` の初期ステータスを `application_status_definitions` から取得する</w:t>
+        <w:t>applicationKind を検証し、購入系は PURCHASE、移動は TRANSFER、廃棄は DISPOSAL の初期ステータスを application_status_definitions から取得する</w:t>
       </w:r>
     </w:p>
     <w:p>
@@ -8314,7 +8407,7 @@
         <w:rPr>
           <w:rFonts w:hint="eastAsia"/>
         </w:rPr>
-        <w:t>`assetLedgerIds` がある場合は `asset_ledgers` を作業対象施設で絞り、指定件数と一致することを確認する</w:t>
+        <w:t>assetLedgerIds がある場合は asset_ledgers を作業対象施設で絞り、指定件数と一致することを確認する</w:t>
       </w:r>
     </w:p>
     <w:p>
@@ -8327,7 +8420,7 @@
         <w:rPr>
           <w:rFonts w:hint="eastAsia"/>
         </w:rPr>
-        <w:t>`facility_locations.deleted_at IS NULL` の設置場所候補を取得し、部署/室名候補として返却する</w:t>
+        <w:t>facility_locations.deleted_at IS NULL の設置場所候補を取得し、部署/室名候補として返却する</w:t>
       </w:r>
     </w:p>
     <w:p>
@@ -8350,7 +8443,7 @@
           <w:rFonts w:hint="eastAsia"/>
         </w:rPr>
       </w:pPr>
-      <w:bookmarkStart w:id="23" w:name="_Toc231754916"/>
+      <w:bookmarkStart w:id="23" w:name="_Toc236707161"/>
       <w:r>
         <w:rPr>
           <w:rFonts w:hint="eastAsia"/>
@@ -8381,6 +8474,7 @@
       </w:tblGrid>
       <w:tr>
         <w:trPr>
+          <w:cantSplit/>
           <w:tblHeader/>
         </w:trPr>
         <w:tc>
@@ -8465,6 +8559,9 @@
         </w:tc>
       </w:tr>
       <w:tr>
+        <w:trPr>
+          <w:cantSplit/>
+        </w:trPr>
         <w:tc>
           <w:tcPr>
             <w:tcW w:w="1250" w:type="pct"/>
@@ -8510,6 +8607,9 @@
         </w:tc>
       </w:tr>
       <w:tr>
+        <w:trPr>
+          <w:cantSplit/>
+        </w:trPr>
         <w:tc>
           <w:tcPr>
             <w:tcW w:w="1250" w:type="pct"/>
@@ -8555,6 +8655,9 @@
         </w:tc>
       </w:tr>
       <w:tr>
+        <w:trPr>
+          <w:cantSplit/>
+        </w:trPr>
         <w:tc>
           <w:tcPr>
             <w:tcW w:w="1250" w:type="pct"/>
@@ -8600,6 +8703,9 @@
         </w:tc>
       </w:tr>
       <w:tr>
+        <w:trPr>
+          <w:cantSplit/>
+        </w:trPr>
         <w:tc>
           <w:tcPr>
             <w:tcW w:w="1250" w:type="pct"/>
@@ -8645,6 +8751,9 @@
         </w:tc>
       </w:tr>
       <w:tr>
+        <w:trPr>
+          <w:cantSplit/>
+        </w:trPr>
         <w:tc>
           <w:tcPr>
             <w:tcW w:w="1250" w:type="pct"/>
@@ -8690,6 +8799,57 @@
         </w:tc>
       </w:tr>
       <w:tr>
+        <w:trPr>
+          <w:cantSplit/>
+        </w:trPr>
+        <w:tc>
+          <w:tcPr>
+            <w:tcW w:w="1250" w:type="pct"/>
+          </w:tcPr>
+          <w:p>
+            <w:r>
+              <w:t>locationOptions</w:t>
+            </w:r>
+          </w:p>
+        </w:tc>
+        <w:tc>
+          <w:tcPr>
+            <w:tcW w:w="1250" w:type="pct"/>
+          </w:tcPr>
+          <w:p>
+            <w:r>
+              <w:t>string[]</w:t>
+            </w:r>
+          </w:p>
+        </w:tc>
+        <w:tc>
+          <w:tcPr>
+            <w:tcW w:w="1250" w:type="pct"/>
+          </w:tcPr>
+          <w:p>
+            <w:r>
+              <w:t>✓</w:t>
+            </w:r>
+          </w:p>
+        </w:tc>
+        <w:tc>
+          <w:tcPr>
+            <w:tcW w:w="1250" w:type="pct"/>
+          </w:tcPr>
+          <w:p>
+            <w:r>
+              <w:rPr>
+                <w:rFonts w:hint="eastAsia"/>
+              </w:rPr>
+              <w:t>設置先/移動先候補</w:t>
+            </w:r>
+          </w:p>
+        </w:tc>
+      </w:tr>
+      <w:tr>
+        <w:trPr>
+          <w:cantSplit/>
+        </w:trPr>
         <w:tc>
           <w:tcPr>
             <w:tcW w:w="1250" w:type="pct"/>
@@ -8697,51 +8857,6 @@
           <w:p>
             <w:r>
               <w:lastRenderedPageBreak/>
-              <w:t>locationOptions</w:t>
-            </w:r>
-          </w:p>
-        </w:tc>
-        <w:tc>
-          <w:tcPr>
-            <w:tcW w:w="1250" w:type="pct"/>
-          </w:tcPr>
-          <w:p>
-            <w:r>
-              <w:t>FacilityLocationOption[]</w:t>
-            </w:r>
-          </w:p>
-        </w:tc>
-        <w:tc>
-          <w:tcPr>
-            <w:tcW w:w="1250" w:type="pct"/>
-          </w:tcPr>
-          <w:p>
-            <w:r>
-              <w:t>✓</w:t>
-            </w:r>
-          </w:p>
-        </w:tc>
-        <w:tc>
-          <w:tcPr>
-            <w:tcW w:w="1250" w:type="pct"/>
-          </w:tcPr>
-          <w:p>
-            <w:r>
-              <w:rPr>
-                <w:rFonts w:hint="eastAsia"/>
-              </w:rPr>
-              <w:t>設置先/移動先候補</w:t>
-            </w:r>
-          </w:p>
-        </w:tc>
-      </w:tr>
-      <w:tr>
-        <w:tc>
-          <w:tcPr>
-            <w:tcW w:w="1250" w:type="pct"/>
-          </w:tcPr>
-          <w:p>
-            <w:r>
               <w:t>rules</w:t>
             </w:r>
           </w:p>
@@ -8818,6 +8933,7 @@
       </w:tblGrid>
       <w:tr>
         <w:trPr>
+          <w:cantSplit/>
           <w:tblHeader/>
         </w:trPr>
         <w:tc>
@@ -8902,6 +9018,9 @@
         </w:tc>
       </w:tr>
       <w:tr>
+        <w:trPr>
+          <w:cantSplit/>
+        </w:trPr>
         <w:tc>
           <w:tcPr>
             <w:tcW w:w="1250" w:type="pct"/>
@@ -8947,6 +9066,9 @@
         </w:tc>
       </w:tr>
       <w:tr>
+        <w:trPr>
+          <w:cantSplit/>
+        </w:trPr>
         <w:tc>
           <w:tcPr>
             <w:tcW w:w="1250" w:type="pct"/>
@@ -8992,6 +9114,9 @@
         </w:tc>
       </w:tr>
       <w:tr>
+        <w:trPr>
+          <w:cantSplit/>
+        </w:trPr>
         <w:tc>
           <w:tcPr>
             <w:tcW w:w="1250" w:type="pct"/>
@@ -9037,6 +9162,9 @@
         </w:tc>
       </w:tr>
       <w:tr>
+        <w:trPr>
+          <w:cantSplit/>
+        </w:trPr>
         <w:tc>
           <w:tcPr>
             <w:tcW w:w="1250" w:type="pct"/>
@@ -9082,6 +9210,9 @@
         </w:tc>
       </w:tr>
       <w:tr>
+        <w:trPr>
+          <w:cantSplit/>
+        </w:trPr>
         <w:tc>
           <w:tcPr>
             <w:tcW w:w="1250" w:type="pct"/>
@@ -9127,6 +9258,9 @@
         </w:tc>
       </w:tr>
       <w:tr>
+        <w:trPr>
+          <w:cantSplit/>
+        </w:trPr>
         <w:tc>
           <w:tcPr>
             <w:tcW w:w="1250" w:type="pct"/>
@@ -9172,6 +9306,9 @@
         </w:tc>
       </w:tr>
       <w:tr>
+        <w:trPr>
+          <w:cantSplit/>
+        </w:trPr>
         <w:tc>
           <w:tcPr>
             <w:tcW w:w="1250" w:type="pct"/>
@@ -9217,6 +9354,9 @@
         </w:tc>
       </w:tr>
       <w:tr>
+        <w:trPr>
+          <w:cantSplit/>
+        </w:trPr>
         <w:tc>
           <w:tcPr>
             <w:tcW w:w="1250" w:type="pct"/>
@@ -9262,6 +9402,9 @@
         </w:tc>
       </w:tr>
       <w:tr>
+        <w:trPr>
+          <w:cantSplit/>
+        </w:trPr>
         <w:tc>
           <w:tcPr>
             <w:tcW w:w="1250" w:type="pct"/>
@@ -9344,6 +9487,7 @@
       </w:tblGrid>
       <w:tr>
         <w:trPr>
+          <w:cantSplit/>
           <w:tblHeader/>
         </w:trPr>
         <w:tc>
@@ -9428,6 +9572,9 @@
         </w:tc>
       </w:tr>
       <w:tr>
+        <w:trPr>
+          <w:cantSplit/>
+        </w:trPr>
         <w:tc>
           <w:tcPr>
             <w:tcW w:w="1250" w:type="pct"/>
@@ -9473,6 +9620,9 @@
         </w:tc>
       </w:tr>
       <w:tr>
+        <w:trPr>
+          <w:cantSplit/>
+        </w:trPr>
         <w:tc>
           <w:tcPr>
             <w:tcW w:w="1250" w:type="pct"/>
@@ -9518,6 +9668,9 @@
         </w:tc>
       </w:tr>
       <w:tr>
+        <w:trPr>
+          <w:cantSplit/>
+        </w:trPr>
         <w:tc>
           <w:tcPr>
             <w:tcW w:w="1250" w:type="pct"/>
@@ -9571,12 +9724,11 @@
           <w:rFonts w:hint="eastAsia"/>
         </w:rPr>
       </w:pPr>
-      <w:bookmarkStart w:id="24" w:name="_Toc231754917"/>
+      <w:bookmarkStart w:id="24" w:name="_Toc236707162"/>
       <w:r>
         <w:rPr>
           <w:rFonts w:hint="eastAsia"/>
         </w:rPr>
-        <w:lastRenderedPageBreak/>
         <w:t>ステータスコード</w:t>
       </w:r>
       <w:bookmarkEnd w:id="24"/>
@@ -9602,6 +9754,7 @@
       </w:tblGrid>
       <w:tr>
         <w:trPr>
+          <w:cantSplit/>
           <w:tblHeader/>
         </w:trPr>
         <w:tc>
@@ -9665,6 +9818,9 @@
         </w:tc>
       </w:tr>
       <w:tr>
+        <w:trPr>
+          <w:cantSplit/>
+        </w:trPr>
         <w:tc>
           <w:tcPr>
             <w:tcW w:w="1666" w:type="pct"/>
@@ -9700,12 +9856,16 @@
         </w:tc>
       </w:tr>
       <w:tr>
+        <w:trPr>
+          <w:cantSplit/>
+        </w:trPr>
         <w:tc>
           <w:tcPr>
             <w:tcW w:w="1666" w:type="pct"/>
           </w:tcPr>
           <w:p>
             <w:r>
+              <w:lastRenderedPageBreak/>
               <w:t>400</w:t>
             </w:r>
           </w:p>
@@ -9735,6 +9895,9 @@
         </w:tc>
       </w:tr>
       <w:tr>
+        <w:trPr>
+          <w:cantSplit/>
+        </w:trPr>
         <w:tc>
           <w:tcPr>
             <w:tcW w:w="1666" w:type="pct"/>
@@ -9770,6 +9933,9 @@
         </w:tc>
       </w:tr>
       <w:tr>
+        <w:trPr>
+          <w:cantSplit/>
+        </w:trPr>
         <w:tc>
           <w:tcPr>
             <w:tcW w:w="1666" w:type="pct"/>
@@ -9789,7 +9955,7 @@
               <w:rPr>
                 <w:rFonts w:hint="eastAsia"/>
               </w:rPr>
-              <w:t>通常アカウントで作業対象施設に対する実効 `original_list_view` + `original_application` なし</w:t>
+              <w:t>通常アカウントで作業対象施設に対する実効 original_list_view + original_application なし</w:t>
             </w:r>
           </w:p>
         </w:tc>
@@ -9805,6 +9971,9 @@
         </w:tc>
       </w:tr>
       <w:tr>
+        <w:trPr>
+          <w:cantSplit/>
+        </w:trPr>
         <w:tc>
           <w:tcPr>
             <w:tcW w:w="1666" w:type="pct"/>
@@ -9840,6 +10009,9 @@
         </w:tc>
       </w:tr>
       <w:tr>
+        <w:trPr>
+          <w:cantSplit/>
+        </w:trPr>
         <w:tc>
           <w:tcPr>
             <w:tcW w:w="1666" w:type="pct"/>
@@ -9883,7 +10055,7 @@
           <w:rFonts w:hint="eastAsia"/>
         </w:rPr>
       </w:pPr>
-      <w:bookmarkStart w:id="25" w:name="_Toc231754918"/>
+      <w:bookmarkStart w:id="25" w:name="_Toc236707163"/>
       <w:r>
         <w:rPr>
           <w:rFonts w:hint="eastAsia"/>
@@ -9949,7 +10121,7 @@
           <w:rFonts w:hint="eastAsia"/>
         </w:rPr>
       </w:pPr>
-      <w:bookmarkStart w:id="26" w:name="_Toc231754919"/>
+      <w:bookmarkStart w:id="26" w:name="_Toc236707164"/>
       <w:r>
         <w:rPr>
           <w:rFonts w:hint="eastAsia"/>
@@ -9981,6 +10153,7 @@
       </w:tblGrid>
       <w:tr>
         <w:trPr>
+          <w:cantSplit/>
           <w:tblHeader/>
         </w:trPr>
         <w:tc>
@@ -10084,6 +10257,9 @@
         </w:tc>
       </w:tr>
       <w:tr>
+        <w:trPr>
+          <w:cantSplit/>
+        </w:trPr>
         <w:tc>
           <w:tcPr>
             <w:tcW w:w="1000" w:type="pct"/>
@@ -10147,7 +10323,7 @@
           <w:rFonts w:hint="eastAsia"/>
         </w:rPr>
       </w:pPr>
-      <w:bookmarkStart w:id="27" w:name="_Toc231754920"/>
+      <w:bookmarkStart w:id="27" w:name="_Toc236707165"/>
       <w:r>
         <w:rPr>
           <w:rFonts w:hint="eastAsia"/>
@@ -10179,6 +10355,7 @@
       </w:tblGrid>
       <w:tr>
         <w:trPr>
+          <w:cantSplit/>
           <w:tblHeader/>
         </w:trPr>
         <w:tc>
@@ -10263,6 +10440,9 @@
         </w:tc>
       </w:tr>
       <w:tr>
+        <w:trPr>
+          <w:cantSplit/>
+        </w:trPr>
         <w:tc>
           <w:tcPr>
             <w:tcW w:w="1250" w:type="pct"/>
@@ -10308,6 +10488,9 @@
         </w:tc>
       </w:tr>
       <w:tr>
+        <w:trPr>
+          <w:cantSplit/>
+        </w:trPr>
         <w:tc>
           <w:tcPr>
             <w:tcW w:w="1250" w:type="pct"/>
@@ -10350,6 +10533,9 @@
         </w:tc>
       </w:tr>
       <w:tr>
+        <w:trPr>
+          <w:cantSplit/>
+        </w:trPr>
         <w:tc>
           <w:tcPr>
             <w:tcW w:w="1250" w:type="pct"/>
@@ -10366,7 +10552,7 @@
           </w:tcPr>
           <w:p>
             <w:r>
-              <w:t>date</w:t>
+              <w:t>string(date)</w:t>
             </w:r>
           </w:p>
         </w:tc>
@@ -10395,6 +10581,9 @@
         </w:tc>
       </w:tr>
       <w:tr>
+        <w:trPr>
+          <w:cantSplit/>
+        </w:trPr>
         <w:tc>
           <w:tcPr>
             <w:tcW w:w="1250" w:type="pct"/>
@@ -10440,6 +10629,9 @@
         </w:tc>
       </w:tr>
       <w:tr>
+        <w:trPr>
+          <w:cantSplit/>
+        </w:trPr>
         <w:tc>
           <w:tcPr>
             <w:tcW w:w="1250" w:type="pct"/>
@@ -10485,6 +10677,9 @@
         </w:tc>
       </w:tr>
       <w:tr>
+        <w:trPr>
+          <w:cantSplit/>
+        </w:trPr>
         <w:tc>
           <w:tcPr>
             <w:tcW w:w="1250" w:type="pct"/>
@@ -10530,6 +10725,9 @@
         </w:tc>
       </w:tr>
       <w:tr>
+        <w:trPr>
+          <w:cantSplit/>
+        </w:trPr>
         <w:tc>
           <w:tcPr>
             <w:tcW w:w="1250" w:type="pct"/>
@@ -10546,7 +10744,7 @@
           </w:tcPr>
           <w:p>
             <w:r>
-              <w:t>date</w:t>
+              <w:t>string(date)</w:t>
             </w:r>
           </w:p>
         </w:tc>
@@ -10575,6 +10773,9 @@
         </w:tc>
       </w:tr>
       <w:tr>
+        <w:trPr>
+          <w:cantSplit/>
+        </w:trPr>
         <w:tc>
           <w:tcPr>
             <w:tcW w:w="1250" w:type="pct"/>
@@ -10620,6 +10821,9 @@
         </w:tc>
       </w:tr>
       <w:tr>
+        <w:trPr>
+          <w:cantSplit/>
+        </w:trPr>
         <w:tc>
           <w:tcPr>
             <w:tcW w:w="1250" w:type="pct"/>
@@ -10665,6 +10869,9 @@
         </w:tc>
       </w:tr>
       <w:tr>
+        <w:trPr>
+          <w:cantSplit/>
+        </w:trPr>
         <w:tc>
           <w:tcPr>
             <w:tcW w:w="1250" w:type="pct"/>
@@ -10710,6 +10917,9 @@
         </w:tc>
       </w:tr>
       <w:tr>
+        <w:trPr>
+          <w:cantSplit/>
+        </w:trPr>
         <w:tc>
           <w:tcPr>
             <w:tcW w:w="1250" w:type="pct"/>
@@ -10755,6 +10965,9 @@
         </w:tc>
       </w:tr>
       <w:tr>
+        <w:trPr>
+          <w:cantSplit/>
+        </w:trPr>
         <w:tc>
           <w:tcPr>
             <w:tcW w:w="1250" w:type="pct"/>
@@ -10800,6 +11013,9 @@
         </w:tc>
       </w:tr>
       <w:tr>
+        <w:trPr>
+          <w:cantSplit/>
+        </w:trPr>
         <w:tc>
           <w:tcPr>
             <w:tcW w:w="1250" w:type="pct"/>
@@ -10845,6 +11061,9 @@
         </w:tc>
       </w:tr>
       <w:tr>
+        <w:trPr>
+          <w:cantSplit/>
+        </w:trPr>
         <w:tc>
           <w:tcPr>
             <w:tcW w:w="1250" w:type="pct"/>
@@ -10890,6 +11109,9 @@
         </w:tc>
       </w:tr>
       <w:tr>
+        <w:trPr>
+          <w:cantSplit/>
+        </w:trPr>
         <w:tc>
           <w:tcPr>
             <w:tcW w:w="1250" w:type="pct"/>
@@ -10935,6 +11157,9 @@
         </w:tc>
       </w:tr>
       <w:tr>
+        <w:trPr>
+          <w:cantSplit/>
+        </w:trPr>
         <w:tc>
           <w:tcPr>
             <w:tcW w:w="1250" w:type="pct"/>
@@ -10981,6 +11206,9 @@
         </w:tc>
       </w:tr>
       <w:tr>
+        <w:trPr>
+          <w:cantSplit/>
+        </w:trPr>
         <w:tc>
           <w:tcPr>
             <w:tcW w:w="1250" w:type="pct"/>
@@ -11026,6 +11254,9 @@
         </w:tc>
       </w:tr>
       <w:tr>
+        <w:trPr>
+          <w:cantSplit/>
+        </w:trPr>
         <w:tc>
           <w:tcPr>
             <w:tcW w:w="1250" w:type="pct"/>
@@ -11071,6 +11302,9 @@
         </w:tc>
       </w:tr>
       <w:tr>
+        <w:trPr>
+          <w:cantSplit/>
+        </w:trPr>
         <w:tc>
           <w:tcPr>
             <w:tcW w:w="1250" w:type="pct"/>
@@ -11110,12 +11344,15 @@
               <w:rPr>
                 <w:rFonts w:hint="eastAsia"/>
               </w:rPr>
-              <w:t>添付ファイルメタデータ。各要素の `filePartName` で対応するファイルパートを指定する</w:t>
-            </w:r>
-          </w:p>
-        </w:tc>
-      </w:tr>
-      <w:tr>
+              <w:t>添付ファイルメタデータ。各要素の filePartName で対応するファイルパートを指定する</w:t>
+            </w:r>
+          </w:p>
+        </w:tc>
+      </w:tr>
+      <w:tr>
+        <w:trPr>
+          <w:cantSplit/>
+        </w:trPr>
         <w:tc>
           <w:tcPr>
             <w:tcW w:w="1250" w:type="pct"/>
@@ -11155,7 +11392,7 @@
               <w:rPr>
                 <w:rFonts w:hint="eastAsia"/>
               </w:rPr>
-              <w:t>`payload.attachments[].filePartName` で参照される添付ファイル本体</w:t>
+              <w:t>payload.attachments[].filePartName で参照される添付ファイル本体</w:t>
             </w:r>
           </w:p>
         </w:tc>
@@ -11198,6 +11435,7 @@
       </w:tblGrid>
       <w:tr>
         <w:trPr>
+          <w:cantSplit/>
           <w:tblHeader/>
         </w:trPr>
         <w:tc>
@@ -11282,6 +11520,9 @@
         </w:tc>
       </w:tr>
       <w:tr>
+        <w:trPr>
+          <w:cantSplit/>
+        </w:trPr>
         <w:tc>
           <w:tcPr>
             <w:tcW w:w="1250" w:type="pct"/>
@@ -11327,6 +11568,9 @@
         </w:tc>
       </w:tr>
       <w:tr>
+        <w:trPr>
+          <w:cantSplit/>
+        </w:trPr>
         <w:tc>
           <w:tcPr>
             <w:tcW w:w="1250" w:type="pct"/>
@@ -11372,6 +11616,9 @@
         </w:tc>
       </w:tr>
       <w:tr>
+        <w:trPr>
+          <w:cantSplit/>
+        </w:trPr>
         <w:tc>
           <w:tcPr>
             <w:tcW w:w="1250" w:type="pct"/>
@@ -11454,6 +11701,7 @@
       </w:tblGrid>
       <w:tr>
         <w:trPr>
+          <w:cantSplit/>
           <w:tblHeader/>
         </w:trPr>
         <w:tc>
@@ -11538,6 +11786,9 @@
         </w:tc>
       </w:tr>
       <w:tr>
+        <w:trPr>
+          <w:cantSplit/>
+        </w:trPr>
         <w:tc>
           <w:tcPr>
             <w:tcW w:w="1250" w:type="pct"/>
@@ -11583,6 +11834,9 @@
         </w:tc>
       </w:tr>
       <w:tr>
+        <w:trPr>
+          <w:cantSplit/>
+        </w:trPr>
         <w:tc>
           <w:tcPr>
             <w:tcW w:w="1250" w:type="pct"/>
@@ -11628,6 +11882,9 @@
         </w:tc>
       </w:tr>
       <w:tr>
+        <w:trPr>
+          <w:cantSplit/>
+        </w:trPr>
         <w:tc>
           <w:tcPr>
             <w:tcW w:w="1250" w:type="pct"/>
@@ -11667,12 +11924,15 @@
               <w:rPr>
                 <w:rFonts w:hint="eastAsia"/>
               </w:rPr>
-              <w:t>品目名。`assetItemId` 未指定時も必須</w:t>
-            </w:r>
-          </w:p>
-        </w:tc>
-      </w:tr>
-      <w:tr>
+              <w:t>品目名。assetItemId 未指定時も必須</w:t>
+            </w:r>
+          </w:p>
+        </w:tc>
+      </w:tr>
+      <w:tr>
+        <w:trPr>
+          <w:cantSplit/>
+        </w:trPr>
         <w:tc>
           <w:tcPr>
             <w:tcW w:w="1250" w:type="pct"/>
@@ -11718,6 +11978,9 @@
         </w:tc>
       </w:tr>
       <w:tr>
+        <w:trPr>
+          <w:cantSplit/>
+        </w:trPr>
         <w:tc>
           <w:tcPr>
             <w:tcW w:w="1250" w:type="pct"/>
@@ -11764,6 +12027,9 @@
         </w:tc>
       </w:tr>
       <w:tr>
+        <w:trPr>
+          <w:cantSplit/>
+        </w:trPr>
         <w:tc>
           <w:tcPr>
             <w:tcW w:w="1250" w:type="pct"/>
@@ -11809,6 +12075,9 @@
         </w:tc>
       </w:tr>
       <w:tr>
+        <w:trPr>
+          <w:cantSplit/>
+        </w:trPr>
         <w:tc>
           <w:tcPr>
             <w:tcW w:w="1250" w:type="pct"/>
@@ -11854,6 +12123,9 @@
         </w:tc>
       </w:tr>
       <w:tr>
+        <w:trPr>
+          <w:cantSplit/>
+        </w:trPr>
         <w:tc>
           <w:tcPr>
             <w:tcW w:w="1250" w:type="pct"/>
@@ -11899,6 +12171,9 @@
         </w:tc>
       </w:tr>
       <w:tr>
+        <w:trPr>
+          <w:cantSplit/>
+        </w:trPr>
         <w:tc>
           <w:tcPr>
             <w:tcW w:w="1250" w:type="pct"/>
@@ -11981,6 +12256,7 @@
       </w:tblGrid>
       <w:tr>
         <w:trPr>
+          <w:cantSplit/>
           <w:tblHeader/>
         </w:trPr>
         <w:tc>
@@ -12065,6 +12341,9 @@
         </w:tc>
       </w:tr>
       <w:tr>
+        <w:trPr>
+          <w:cantSplit/>
+        </w:trPr>
         <w:tc>
           <w:tcPr>
             <w:tcW w:w="1250" w:type="pct"/>
@@ -12110,6 +12389,9 @@
         </w:tc>
       </w:tr>
       <w:tr>
+        <w:trPr>
+          <w:cantSplit/>
+        </w:trPr>
         <w:tc>
           <w:tcPr>
             <w:tcW w:w="1250" w:type="pct"/>
@@ -12152,6 +12434,9 @@
         </w:tc>
       </w:tr>
       <w:tr>
+        <w:trPr>
+          <w:cantSplit/>
+        </w:trPr>
         <w:tc>
           <w:tcPr>
             <w:tcW w:w="1250" w:type="pct"/>
@@ -12197,6 +12482,9 @@
         </w:tc>
       </w:tr>
       <w:tr>
+        <w:trPr>
+          <w:cantSplit/>
+        </w:trPr>
         <w:tc>
           <w:tcPr>
             <w:tcW w:w="1250" w:type="pct"/>
@@ -12242,6 +12530,9 @@
         </w:tc>
       </w:tr>
       <w:tr>
+        <w:trPr>
+          <w:cantSplit/>
+        </w:trPr>
         <w:tc>
           <w:tcPr>
             <w:tcW w:w="1250" w:type="pct"/>
@@ -12324,6 +12615,7 @@
       </w:tblGrid>
       <w:tr>
         <w:trPr>
+          <w:cantSplit/>
           <w:tblHeader/>
         </w:trPr>
         <w:tc>
@@ -12408,6 +12700,9 @@
         </w:tc>
       </w:tr>
       <w:tr>
+        <w:trPr>
+          <w:cantSplit/>
+        </w:trPr>
         <w:tc>
           <w:tcPr>
             <w:tcW w:w="1250" w:type="pct"/>
@@ -12453,6 +12748,9 @@
         </w:tc>
       </w:tr>
       <w:tr>
+        <w:trPr>
+          <w:cantSplit/>
+        </w:trPr>
         <w:tc>
           <w:tcPr>
             <w:tcW w:w="1250" w:type="pct"/>
@@ -12498,6 +12796,9 @@
         </w:tc>
       </w:tr>
       <w:tr>
+        <w:trPr>
+          <w:cantSplit/>
+        </w:trPr>
         <w:tc>
           <w:tcPr>
             <w:tcW w:w="1250" w:type="pct"/>
@@ -12543,6 +12844,9 @@
         </w:tc>
       </w:tr>
       <w:tr>
+        <w:trPr>
+          <w:cantSplit/>
+        </w:trPr>
         <w:tc>
           <w:tcPr>
             <w:tcW w:w="1250" w:type="pct"/>
@@ -12585,6 +12889,9 @@
         </w:tc>
       </w:tr>
       <w:tr>
+        <w:trPr>
+          <w:cantSplit/>
+        </w:trPr>
         <w:tc>
           <w:tcPr>
             <w:tcW w:w="1250" w:type="pct"/>
@@ -12630,6 +12937,9 @@
         </w:tc>
       </w:tr>
       <w:tr>
+        <w:trPr>
+          <w:cantSplit/>
+        </w:trPr>
         <w:tc>
           <w:tcPr>
             <w:tcW w:w="1250" w:type="pct"/>
@@ -12701,7 +13011,7 @@
         <w:rPr>
           <w:rFonts w:hint="eastAsia"/>
         </w:rPr>
-        <w:t>認可条件: 共有システム管理者アカウント（`users.account_type='SYSTEM_ADMIN'`）の場合は、作業対象施設が未削除であることを確認し、通常アカウント向けの担当施設割当・施設提供設定・ユーザー施設別設定による `original_application` 判定をバイパスする</w:t>
+        <w:t>認可条件: 共有システム管理者アカウント（users.account_type='SYSTEM_ADMIN'）の場合は、作業対象施設が未削除であることを確認し、通常アカウント向けの担当施設割当・施設提供設定・ユーザー施設別設定による original_application 判定をバイパスする</w:t>
       </w:r>
     </w:p>
     <w:p>
@@ -12714,7 +13024,7 @@
         <w:rPr>
           <w:rFonts w:hint="eastAsia"/>
         </w:rPr>
-        <w:t>認可条件: 通常アカウントの場合、Bearer トークン上の作業対象施設について `user_facility_assignments` に有効割当があること</w:t>
+        <w:t>認可条件: 通常アカウントの場合、Bearer トークン上の作業対象施設について user_facility_assignments に有効割当があること</w:t>
       </w:r>
     </w:p>
     <w:p>
@@ -12727,7 +13037,7 @@
         <w:rPr>
           <w:rFonts w:hint="eastAsia"/>
         </w:rPr>
-        <w:t>認可条件: 通常アカウントの場合、Bearer トークン上の作業対象施設について `facility_feature_settings` と `user_facility_feature_settings` の両方で `original_application` が有効であること</w:t>
+        <w:t>認可条件: 通常アカウントの場合、Bearer トークン上の作業対象施設について facility_feature_settings と user_facility_feature_settings の両方で original_application が有効であること</w:t>
       </w:r>
     </w:p>
     <w:p>
@@ -12740,7 +13050,7 @@
         <w:rPr>
           <w:rFonts w:hint="eastAsia"/>
         </w:rPr>
-        <w:t>業務条件: 既存資産を指定する場合は、対象資産が作業対象施設に属すること。通常アカウントで既存資産スナップショットを取得する文脈では `original_list_view` も満たすこと</w:t>
+        <w:t>業務条件: 既存資産を指定する場合は、対象資産が作業対象施設に属すること。通常アカウントで既存資産スナップショットを取得する文脈では original_list_view も満たすこと</w:t>
       </w:r>
     </w:p>
     <w:p>
@@ -12767,7 +13077,7 @@
         <w:rPr>
           <w:rFonts w:hint="eastAsia"/>
         </w:rPr>
-        <w:t>`Idempotency-Key` と正規化 payload、添付ファイルメタデータ/ハッシュの組み合わせを検証し、同一内容の再送は初回応答を返す。異なる内容の再送は 409 (`IDEMPOTENCY_KEY_REUSED`) とする</w:t>
+        <w:t>Idempotency-Key と正規化 payload、添付ファイルメタデータ/ハッシュの組み合わせを検証し、同一内容の再送は初回応答を返す。異なる内容の再送は 409 (IDEMPOTENCY_KEY_REUSED) とする</w:t>
       </w:r>
     </w:p>
     <w:p>
@@ -12780,7 +13090,7 @@
         <w:rPr>
           <w:rFonts w:hint="eastAsia"/>
         </w:rPr>
-        <w:t>`purchaseType` ごとの必須条件を検証する。NEW は `requestedAssets` 1..3 件、EXPANSION は `currentAssets` 1件以上かつ `additionalQuantity&gt;=1`、REPLACEMENT は `currentAssets` 1件以上、`requestedAssets` 1..3件、全 `currentAssets` に対応する `replacementActions` を必須とする</w:t>
+        <w:t>purchaseType ごとの必須条件を検証する。NEW は requestedAssets 1..3 件、EXPANSION は currentAssets 1件以上かつ additionalQuantity&gt;=1、REPLACEMENT は currentAssets 1件以上、requestedAssets 1..3件、全 currentAssets に対応する replacementActions を必須とする</w:t>
       </w:r>
     </w:p>
     <w:p>
@@ -12793,7 +13103,7 @@
         <w:rPr>
           <w:rFonts w:hint="eastAsia"/>
         </w:rPr>
-        <w:t>対象既存資産を `asset_ledgers` から作業対象施設で排他取得し、存在件数、施設、更新競合を検証する</w:t>
+        <w:t>対象既存資産を asset_ledgers から作業対象施設で排他取得し、存在件数、施設、更新競合を検証する</w:t>
       </w:r>
     </w:p>
     <w:p>
@@ -12806,7 +13116,7 @@
         <w:rPr>
           <w:rFonts w:hint="eastAsia"/>
         </w:rPr>
-        <w:t>設置先/移動先が指定された場合は `facility_locations.deleted_at IS NULL` かつ作業対象施設に属することを検証し、名称スナップショットを取得する</w:t>
+        <w:t>設置先/移動先が指定された場合は facility_locations.deleted_at IS NULL かつ作業対象施設に属することを検証し、名称スナップショットを取得する</w:t>
       </w:r>
     </w:p>
     <w:p>
@@ -12819,7 +13129,7 @@
         <w:rPr>
           <w:rFonts w:hint="eastAsia"/>
         </w:rPr>
-        <w:t>`applications` に `application_type='PURCHASE'`、初期ステータス、申請者/設置場所/管理部署/コメントを保存し、`application_no` をサーバー生成する</w:t>
+        <w:t>applications に application_type='PURCHASE'、初期ステータス、申請者/設置場所/管理部署/コメントを保存し、application_no をサーバー生成する</w:t>
       </w:r>
     </w:p>
     <w:p>
@@ -12832,7 +13142,7 @@
         <w:rPr>
           <w:rFonts w:hint="eastAsia"/>
         </w:rPr>
-        <w:t>`purchase_application_details` に `purchase_type`、`priority`、希望納期、用途、症例数、接続情報、コメントを保存する</w:t>
+        <w:t>purchase_application_details に purchase_type、priority、希望納期、用途、症例数、接続情報、コメントを保存する</w:t>
       </w:r>
     </w:p>
     <w:p>
@@ -12845,7 +13155,7 @@
         <w:rPr>
           <w:rFonts w:hint="eastAsia"/>
         </w:rPr>
-        <w:t>`application_assets` へ既存資産は `asset_role='CURRENT'`、要望機器は `asset_role='REQUEST'` として保存する。増設購入では対象既存資産ごとに追加数量を `REQUEST` 行として作成する</w:t>
+        <w:t>application_assets へ既存資産は asset_role='CURRENT'、要望機器は asset_role='REQUEST' として保存する。増設購入では対象既存資産ごとに追加数量を REQUEST 行として作成する</w:t>
       </w:r>
     </w:p>
     <w:p>
@@ -12858,7 +13168,7 @@
         <w:rPr>
           <w:rFonts w:hint="eastAsia"/>
         </w:rPr>
-        <w:t>更新購入の `replacementActions` は `application_assets.replacement_action` / `continue_reason` として CURRENT 行へ保存する</w:t>
+        <w:t>更新購入の replacementActions は application_assets.replacement_action / continue_reason として CURRENT 行へ保存する</w:t>
       </w:r>
     </w:p>
     <w:p>
@@ -12872,7 +13182,7 @@
           <w:rFonts w:hint="eastAsia"/>
         </w:rPr>
         <w:lastRenderedPageBreak/>
-        <w:t>`replacementActions.action='DISPOSAL'` の対象は、関連する `DISPOSAL` 申請、`application_assets(asset_role='DISPOSAL')`、`disposal_application_details.related_purchase_application_id` を同一トランザクションで作成する</w:t>
+        <w:t>replacementActions.action='DISPOSAL' の対象は、関連する DISPOSAL 申請、application_assets(asset_role='DISPOSAL')、disposal_application_details.related_purchase_application_id を同一トランザクションで作成する</w:t>
       </w:r>
     </w:p>
     <w:p>
@@ -12885,7 +13195,7 @@
         <w:rPr>
           <w:rFonts w:hint="eastAsia"/>
         </w:rPr>
-        <w:t>`replacementActions.action='TRANSFER'` の対象は、関連する `TRANSFER` 申請、`application_assets(asset_role='TRANSFER')`、`transfer_application_details.related_purchase_application_id` を同一トランザクションで作成する</w:t>
+        <w:t>replacementActions.action='TRANSFER' の対象は、関連する TRANSFER 申請、application_assets(asset_role='TRANSFER')、transfer_application_details.related_purchase_application_id を同一トランザクションで作成する</w:t>
       </w:r>
     </w:p>
     <w:p>
@@ -12898,7 +13208,7 @@
         <w:rPr>
           <w:rFonts w:hint="eastAsia"/>
         </w:rPr>
-        <w:t>`payload.attachments[].filePartName` が multipart のファイルパートに存在することを確認し、ファイルサイズ、MIME Type、拡張子を検証する</w:t>
+        <w:t>payload.attachments[].filePartName が multipart のファイルパートに存在することを確認し、ファイルサイズ、MIME Type、拡張子を検証する</w:t>
       </w:r>
     </w:p>
     <w:p>
@@ -12911,7 +13221,7 @@
         <w:rPr>
           <w:rFonts w:hint="eastAsia"/>
         </w:rPr>
-        <w:t>添付ファイル本体をAPI内でAmazon S3へPutObjectし、S3オブジェクトキーは `application-documents/facility-{targetFacilityId}/{yyyy}/{mm}/{uploadUuid}.{ext}` 形式で発行する。keyは保存場所識別子であり、`applicationId` などの業務IDを含めない</w:t>
+        <w:t>添付ファイル本体をAPI内でAmazon S3へPutObjectし、S3オブジェクトキーは application-documents/facility-{targetFacilityId}/{yyyy}/{mm}/{uploadUuid}.{ext} 形式で発行する。keyは保存場所識別子であり、applicationId などの業務IDを含めない</w:t>
       </w:r>
     </w:p>
     <w:p>
@@ -12924,7 +13234,7 @@
         <w:rPr>
           <w:rFonts w:hint="eastAsia"/>
         </w:rPr>
-        <w:t>添付は `application_documents` に `owner_type='APPLICATION'`、`application_id`、`document_category='ATTACHMENT'`、`document_type='APPLICATION_ATTACHMENT'`、`file_name`、`file_path=S3オブジェクトキー`、`mime_type`、`file_size_bytes`、`content_hash`、`uploaded_by_user_id`、`uploaded_at` として保存する。S3バケット名やHTTPS URLはDBへ保存しない</w:t>
+        <w:t>添付は application_documents に owner_type='APPLICATION'、application_id、document_category='ATTACHMENT'、document_type='APPLICATION_ATTACHMENT'、file_name、file_path=S3オブジェクトキー、mime_type、file_size_bytes、content_hash、uploaded_by_user_id、uploaded_at として保存する。S3バケット名やHTTPS URLはDBへ保存しない</w:t>
       </w:r>
     </w:p>
     <w:p>
@@ -12937,7 +13247,7 @@
         <w:rPr>
           <w:rFonts w:hint="eastAsia"/>
         </w:rPr>
-        <w:t>S3保存後にDB登録または申請作成トランザクションへ失敗した場合は、保存済みS3オブジェクトをDeleteObjectで破棄する。破棄に失敗した場合は 502 (`APPLICATION_ATTACHMENT_502_S3_WRITE_FAILED`) を返却し、再試行可能な運用ログを残す</w:t>
+        <w:t>S3保存後にDB登録または申請作成トランザクションへ失敗した場合は、保存済みS3オブジェクトをDeleteObjectで破棄する。破棄に失敗した場合は 502 (APPLICATION_ATTACHMENT_502_S3_WRITE_FAILED) を返却し、再試行可能な運用ログを残す</w:t>
       </w:r>
     </w:p>
     <w:p>
@@ -12950,7 +13260,7 @@
         <w:rPr>
           <w:rFonts w:hint="eastAsia"/>
         </w:rPr>
-        <w:t>作成した各 `applications` に対し、`application_status_histories` の初期履歴を作成する</w:t>
+        <w:t>作成した各 applications に対し、application_status_histories の初期履歴を作成する</w:t>
       </w:r>
     </w:p>
     <w:p>
@@ -12960,7 +13270,7 @@
           <w:rFonts w:hint="eastAsia"/>
         </w:rPr>
       </w:pPr>
-      <w:bookmarkStart w:id="28" w:name="_Toc231754921"/>
+      <w:bookmarkStart w:id="28" w:name="_Toc236707166"/>
       <w:r>
         <w:rPr>
           <w:rFonts w:hint="eastAsia"/>
@@ -12991,6 +13301,7 @@
       </w:tblGrid>
       <w:tr>
         <w:trPr>
+          <w:cantSplit/>
           <w:tblHeader/>
         </w:trPr>
         <w:tc>
@@ -13075,6 +13386,9 @@
         </w:tc>
       </w:tr>
       <w:tr>
+        <w:trPr>
+          <w:cantSplit/>
+        </w:trPr>
         <w:tc>
           <w:tcPr>
             <w:tcW w:w="1250" w:type="pct"/>
@@ -13120,6 +13434,9 @@
         </w:tc>
       </w:tr>
       <w:tr>
+        <w:trPr>
+          <w:cantSplit/>
+        </w:trPr>
         <w:tc>
           <w:tcPr>
             <w:tcW w:w="1250" w:type="pct"/>
@@ -13165,6 +13482,9 @@
         </w:tc>
       </w:tr>
       <w:tr>
+        <w:trPr>
+          <w:cantSplit/>
+        </w:trPr>
         <w:tc>
           <w:tcPr>
             <w:tcW w:w="1250" w:type="pct"/>
@@ -13207,6 +13527,9 @@
         </w:tc>
       </w:tr>
       <w:tr>
+        <w:trPr>
+          <w:cantSplit/>
+        </w:trPr>
         <w:tc>
           <w:tcPr>
             <w:tcW w:w="1250" w:type="pct"/>
@@ -13249,6 +13572,9 @@
         </w:tc>
       </w:tr>
       <w:tr>
+        <w:trPr>
+          <w:cantSplit/>
+        </w:trPr>
         <w:tc>
           <w:tcPr>
             <w:tcW w:w="1250" w:type="pct"/>
@@ -13294,6 +13620,9 @@
         </w:tc>
       </w:tr>
       <w:tr>
+        <w:trPr>
+          <w:cantSplit/>
+        </w:trPr>
         <w:tc>
           <w:tcPr>
             <w:tcW w:w="1250" w:type="pct"/>
@@ -13339,6 +13668,9 @@
         </w:tc>
       </w:tr>
       <w:tr>
+        <w:trPr>
+          <w:cantSplit/>
+        </w:trPr>
         <w:tc>
           <w:tcPr>
             <w:tcW w:w="1250" w:type="pct"/>
@@ -13384,6 +13716,9 @@
         </w:tc>
       </w:tr>
       <w:tr>
+        <w:trPr>
+          <w:cantSplit/>
+        </w:trPr>
         <w:tc>
           <w:tcPr>
             <w:tcW w:w="1250" w:type="pct"/>
@@ -13467,6 +13802,7 @@
       </w:tblGrid>
       <w:tr>
         <w:trPr>
+          <w:cantSplit/>
           <w:tblHeader/>
         </w:trPr>
         <w:tc>
@@ -13551,6 +13887,9 @@
         </w:tc>
       </w:tr>
       <w:tr>
+        <w:trPr>
+          <w:cantSplit/>
+        </w:trPr>
         <w:tc>
           <w:tcPr>
             <w:tcW w:w="1250" w:type="pct"/>
@@ -13596,6 +13935,9 @@
         </w:tc>
       </w:tr>
       <w:tr>
+        <w:trPr>
+          <w:cantSplit/>
+        </w:trPr>
         <w:tc>
           <w:tcPr>
             <w:tcW w:w="1250" w:type="pct"/>
@@ -13641,6 +13983,9 @@
         </w:tc>
       </w:tr>
       <w:tr>
+        <w:trPr>
+          <w:cantSplit/>
+        </w:trPr>
         <w:tc>
           <w:tcPr>
             <w:tcW w:w="1250" w:type="pct"/>
@@ -13683,6 +14028,9 @@
         </w:tc>
       </w:tr>
       <w:tr>
+        <w:trPr>
+          <w:cantSplit/>
+        </w:trPr>
         <w:tc>
           <w:tcPr>
             <w:tcW w:w="1250" w:type="pct"/>
@@ -13736,7 +14084,7 @@
           <w:rFonts w:hint="eastAsia"/>
         </w:rPr>
       </w:pPr>
-      <w:bookmarkStart w:id="29" w:name="_Toc231754922"/>
+      <w:bookmarkStart w:id="29" w:name="_Toc236707167"/>
       <w:r>
         <w:rPr>
           <w:rFonts w:hint="eastAsia"/>
@@ -13766,6 +14114,7 @@
       </w:tblGrid>
       <w:tr>
         <w:trPr>
+          <w:cantSplit/>
           <w:tblHeader/>
         </w:trPr>
         <w:tc>
@@ -13829,6 +14178,9 @@
         </w:tc>
       </w:tr>
       <w:tr>
+        <w:trPr>
+          <w:cantSplit/>
+        </w:trPr>
         <w:tc>
           <w:tcPr>
             <w:tcW w:w="1666" w:type="pct"/>
@@ -13864,6 +14216,9 @@
         </w:tc>
       </w:tr>
       <w:tr>
+        <w:trPr>
+          <w:cantSplit/>
+        </w:trPr>
         <w:tc>
           <w:tcPr>
             <w:tcW w:w="1666" w:type="pct"/>
@@ -13883,7 +14238,7 @@
               <w:rPr>
                 <w:rFonts w:hint="eastAsia"/>
               </w:rPr>
-              <w:t>同一 `Idempotency-Key` の再送を既存結果で受理</w:t>
+              <w:t>同一 Idempotency-Key の再送を既存結果で受理</w:t>
             </w:r>
           </w:p>
         </w:tc>
@@ -13899,6 +14254,9 @@
         </w:tc>
       </w:tr>
       <w:tr>
+        <w:trPr>
+          <w:cantSplit/>
+        </w:trPr>
         <w:tc>
           <w:tcPr>
             <w:tcW w:w="1666" w:type="pct"/>
@@ -13934,6 +14292,9 @@
         </w:tc>
       </w:tr>
       <w:tr>
+        <w:trPr>
+          <w:cantSplit/>
+        </w:trPr>
         <w:tc>
           <w:tcPr>
             <w:tcW w:w="1666" w:type="pct"/>
@@ -13969,6 +14330,9 @@
         </w:tc>
       </w:tr>
       <w:tr>
+        <w:trPr>
+          <w:cantSplit/>
+        </w:trPr>
         <w:tc>
           <w:tcPr>
             <w:tcW w:w="1666" w:type="pct"/>
@@ -13988,7 +14352,7 @@
               <w:rPr>
                 <w:rFonts w:hint="eastAsia"/>
               </w:rPr>
-              <w:t>通常アカウントで作業対象施設に対する実効 `original_application` なし</w:t>
+              <w:t>通常アカウントで作業対象施設に対する実効 original_application なし</w:t>
             </w:r>
           </w:p>
         </w:tc>
@@ -14004,6 +14368,9 @@
         </w:tc>
       </w:tr>
       <w:tr>
+        <w:trPr>
+          <w:cantSplit/>
+        </w:trPr>
         <w:tc>
           <w:tcPr>
             <w:tcW w:w="1666" w:type="pct"/>
@@ -14039,6 +14406,9 @@
         </w:tc>
       </w:tr>
       <w:tr>
+        <w:trPr>
+          <w:cantSplit/>
+        </w:trPr>
         <w:tc>
           <w:tcPr>
             <w:tcW w:w="1666" w:type="pct"/>
@@ -14074,6 +14444,9 @@
         </w:tc>
       </w:tr>
       <w:tr>
+        <w:trPr>
+          <w:cantSplit/>
+        </w:trPr>
         <w:tc>
           <w:tcPr>
             <w:tcW w:w="1666" w:type="pct"/>
@@ -14117,7 +14490,7 @@
           <w:rFonts w:hint="eastAsia"/>
         </w:rPr>
       </w:pPr>
-      <w:bookmarkStart w:id="30" w:name="_Toc231754923"/>
+      <w:bookmarkStart w:id="30" w:name="_Toc236707168"/>
       <w:r>
         <w:rPr>
           <w:rFonts w:hint="eastAsia"/>
@@ -14184,7 +14557,7 @@
           <w:rFonts w:hint="eastAsia"/>
         </w:rPr>
       </w:pPr>
-      <w:bookmarkStart w:id="31" w:name="_Toc231754924"/>
+      <w:bookmarkStart w:id="31" w:name="_Toc236707169"/>
       <w:r>
         <w:rPr>
           <w:rFonts w:hint="eastAsia"/>
@@ -14216,6 +14589,7 @@
       </w:tblGrid>
       <w:tr>
         <w:trPr>
+          <w:cantSplit/>
           <w:tblHeader/>
         </w:trPr>
         <w:tc>
@@ -14319,6 +14693,9 @@
         </w:tc>
       </w:tr>
       <w:tr>
+        <w:trPr>
+          <w:cantSplit/>
+        </w:trPr>
         <w:tc>
           <w:tcPr>
             <w:tcW w:w="1000" w:type="pct"/>
@@ -14382,7 +14759,7 @@
           <w:rFonts w:hint="eastAsia"/>
         </w:rPr>
       </w:pPr>
-      <w:bookmarkStart w:id="32" w:name="_Toc231754925"/>
+      <w:bookmarkStart w:id="32" w:name="_Toc236707170"/>
       <w:r>
         <w:rPr>
           <w:rFonts w:hint="eastAsia"/>
@@ -14413,6 +14790,7 @@
       </w:tblGrid>
       <w:tr>
         <w:trPr>
+          <w:cantSplit/>
           <w:tblHeader/>
         </w:trPr>
         <w:tc>
@@ -14497,6 +14875,9 @@
         </w:tc>
       </w:tr>
       <w:tr>
+        <w:trPr>
+          <w:cantSplit/>
+        </w:trPr>
         <w:tc>
           <w:tcPr>
             <w:tcW w:w="1250" w:type="pct"/>
@@ -14542,6 +14923,9 @@
         </w:tc>
       </w:tr>
       <w:tr>
+        <w:trPr>
+          <w:cantSplit/>
+        </w:trPr>
         <w:tc>
           <w:tcPr>
             <w:tcW w:w="1250" w:type="pct"/>
@@ -14587,6 +14971,9 @@
         </w:tc>
       </w:tr>
       <w:tr>
+        <w:trPr>
+          <w:cantSplit/>
+        </w:trPr>
         <w:tc>
           <w:tcPr>
             <w:tcW w:w="1250" w:type="pct"/>
@@ -14632,6 +15019,9 @@
         </w:tc>
       </w:tr>
       <w:tr>
+        <w:trPr>
+          <w:cantSplit/>
+        </w:trPr>
         <w:tc>
           <w:tcPr>
             <w:tcW w:w="1250" w:type="pct"/>
@@ -14677,6 +15067,9 @@
         </w:tc>
       </w:tr>
       <w:tr>
+        <w:trPr>
+          <w:cantSplit/>
+        </w:trPr>
         <w:tc>
           <w:tcPr>
             <w:tcW w:w="1250" w:type="pct"/>
@@ -14693,7 +15086,7 @@
           </w:tcPr>
           <w:p>
             <w:r>
-              <w:t>date</w:t>
+              <w:t>string(date)</w:t>
             </w:r>
           </w:p>
         </w:tc>
@@ -14747,7 +15140,7 @@
         <w:rPr>
           <w:rFonts w:hint="eastAsia"/>
         </w:rPr>
-        <w:t>認可条件: 共有システム管理者アカウント（`users.account_type='SYSTEM_ADMIN'`）の場合は、作業対象施設が未削除であることを確認し、通常アカウント向けの担当施設割当・施設提供設定・ユーザー施設別設定による `original_application` 判定をバイパスする</w:t>
+        <w:t>認可条件: 共有システム管理者アカウント（users.account_type='SYSTEM_ADMIN'）の場合は、作業対象施設が未削除であることを確認し、通常アカウント向けの担当施設割当・施設提供設定・ユーザー施設別設定による original_application 判定をバイパスする</w:t>
       </w:r>
     </w:p>
     <w:p>
@@ -14761,7 +15154,7 @@
           <w:rFonts w:hint="eastAsia"/>
         </w:rPr>
         <w:lastRenderedPageBreak/>
-        <w:t>認可条件: 通常アカウントの場合、Bearer トークン上の作業対象施設について `user_facility_assignments` に有効割当があること</w:t>
+        <w:t>認可条件: 通常アカウントの場合、Bearer トークン上の作業対象施設について user_facility_assignments に有効割当があること</w:t>
       </w:r>
     </w:p>
     <w:p>
@@ -14774,7 +15167,7 @@
         <w:rPr>
           <w:rFonts w:hint="eastAsia"/>
         </w:rPr>
-        <w:t>認可条件: 通常アカウントの場合、Bearer トークン上の作業対象施設について `facility_feature_settings` と `user_facility_feature_settings` の両方で `original_application` が有効であること</w:t>
+        <w:t>認可条件: 通常アカウントの場合、Bearer トークン上の作業対象施設について facility_feature_settings と user_facility_feature_settings の両方で original_application が有効であること</w:t>
       </w:r>
     </w:p>
     <w:p>
@@ -14814,7 +15207,7 @@
         <w:rPr>
           <w:rFonts w:hint="eastAsia"/>
         </w:rPr>
-        <w:t>`Idempotency-Key` と正規化 payload の組み合わせを検証する</w:t>
+        <w:t>Idempotency-Key と正規化 payload の組み合わせを検証する</w:t>
       </w:r>
     </w:p>
     <w:p>
@@ -14827,7 +15220,7 @@
         <w:rPr>
           <w:rFonts w:hint="eastAsia"/>
         </w:rPr>
-        <w:t>`assetLedgerIds` は1件以上必須とし、重複を禁止する</w:t>
+        <w:t>assetLedgerIds は1件以上必須とし、重複を禁止する</w:t>
       </w:r>
     </w:p>
     <w:p>
@@ -14840,7 +15233,7 @@
         <w:rPr>
           <w:rFonts w:hint="eastAsia"/>
         </w:rPr>
-        <w:t>対象資産を `asset_ledgers` から作業対象施設で排他取得し、指定件数と一致することを確認する</w:t>
+        <w:t>対象資産を asset_ledgers から作業対象施設で排他取得し、指定件数と一致することを確認する</w:t>
       </w:r>
     </w:p>
     <w:p>
@@ -14853,7 +15246,7 @@
         <w:rPr>
           <w:rFonts w:hint="eastAsia"/>
         </w:rPr>
-        <w:t>移動先 `facility_locations` が作業対象施設に属し、`deleted_at IS NULL` であることを確認する</w:t>
+        <w:t>移動先 facility_locations が作業対象施設に属し、deleted_at IS NULL であることを確認する</w:t>
       </w:r>
     </w:p>
     <w:p>
@@ -14866,7 +15259,7 @@
         <w:rPr>
           <w:rFonts w:hint="eastAsia"/>
         </w:rPr>
-        <w:t>`applications` に `application_type='TRANSFER'`、初期ステータス、申請者、移動先スナップショット、コメントを保存し、`application_no` をサーバー生成する</w:t>
+        <w:t>applications に application_type='TRANSFER'、初期ステータス、申請者、移動先スナップショット、コメントを保存し、application_no をサーバー生成する</w:t>
       </w:r>
     </w:p>
     <w:p>
@@ -14879,7 +15272,7 @@
         <w:rPr>
           <w:rFonts w:hint="eastAsia"/>
         </w:rPr>
-        <w:t>`application_assets` に対象資産を `asset_role='TRANSFER'` として保存し、現設置場所と移動先のスナップショットを保持する</w:t>
+        <w:t>application_assets に対象資産を asset_role='TRANSFER' として保存し、現設置場所と移動先のスナップショットを保持する</w:t>
       </w:r>
     </w:p>
     <w:p>
@@ -14892,7 +15285,7 @@
         <w:rPr>
           <w:rFonts w:hint="eastAsia"/>
         </w:rPr>
-        <w:t>`transfer_application_details` に移動元/移動先、移動理由を保存する</w:t>
+        <w:t>transfer_application_details に移動元/移動先、移動理由を保存する</w:t>
       </w:r>
     </w:p>
     <w:p>
@@ -14905,7 +15298,7 @@
         <w:rPr>
           <w:rFonts w:hint="eastAsia"/>
         </w:rPr>
-        <w:t>`application_status_histories` に初期履歴を作成する</w:t>
+        <w:t>application_status_histories に初期履歴を作成する</w:t>
       </w:r>
     </w:p>
     <w:p>
@@ -14915,7 +15308,7 @@
           <w:rFonts w:hint="eastAsia"/>
         </w:rPr>
       </w:pPr>
-      <w:bookmarkStart w:id="33" w:name="_Toc231754926"/>
+      <w:bookmarkStart w:id="33" w:name="_Toc236707171"/>
       <w:r>
         <w:rPr>
           <w:rFonts w:hint="eastAsia"/>
@@ -14946,6 +15339,7 @@
       </w:tblGrid>
       <w:tr>
         <w:trPr>
+          <w:cantSplit/>
           <w:tblHeader/>
         </w:trPr>
         <w:tc>
@@ -15030,6 +15424,9 @@
         </w:tc>
       </w:tr>
       <w:tr>
+        <w:trPr>
+          <w:cantSplit/>
+        </w:trPr>
         <w:tc>
           <w:tcPr>
             <w:tcW w:w="1250" w:type="pct"/>
@@ -15075,6 +15472,9 @@
         </w:tc>
       </w:tr>
       <w:tr>
+        <w:trPr>
+          <w:cantSplit/>
+        </w:trPr>
         <w:tc>
           <w:tcPr>
             <w:tcW w:w="1250" w:type="pct"/>
@@ -15120,6 +15520,9 @@
         </w:tc>
       </w:tr>
       <w:tr>
+        <w:trPr>
+          <w:cantSplit/>
+        </w:trPr>
         <w:tc>
           <w:tcPr>
             <w:tcW w:w="1250" w:type="pct"/>
@@ -15162,6 +15565,9 @@
         </w:tc>
       </w:tr>
       <w:tr>
+        <w:trPr>
+          <w:cantSplit/>
+        </w:trPr>
         <w:tc>
           <w:tcPr>
             <w:tcW w:w="1250" w:type="pct"/>
@@ -15207,6 +15613,9 @@
         </w:tc>
       </w:tr>
       <w:tr>
+        <w:trPr>
+          <w:cantSplit/>
+        </w:trPr>
         <w:tc>
           <w:tcPr>
             <w:tcW w:w="1250" w:type="pct"/>
@@ -15260,7 +15669,7 @@
           <w:rFonts w:hint="eastAsia"/>
         </w:rPr>
       </w:pPr>
-      <w:bookmarkStart w:id="34" w:name="_Toc231754927"/>
+      <w:bookmarkStart w:id="34" w:name="_Toc236707172"/>
       <w:r>
         <w:rPr>
           <w:rFonts w:hint="eastAsia"/>
@@ -15290,6 +15699,7 @@
       </w:tblGrid>
       <w:tr>
         <w:trPr>
+          <w:cantSplit/>
           <w:tblHeader/>
         </w:trPr>
         <w:tc>
@@ -15353,6 +15763,9 @@
         </w:tc>
       </w:tr>
       <w:tr>
+        <w:trPr>
+          <w:cantSplit/>
+        </w:trPr>
         <w:tc>
           <w:tcPr>
             <w:tcW w:w="1666" w:type="pct"/>
@@ -15388,14 +15801,55 @@
         </w:tc>
       </w:tr>
       <w:tr>
+        <w:trPr>
+          <w:cantSplit/>
+        </w:trPr>
         <w:tc>
           <w:tcPr>
             <w:tcW w:w="1666" w:type="pct"/>
           </w:tcPr>
           <w:p>
             <w:r>
+              <w:t>200</w:t>
+            </w:r>
+          </w:p>
+        </w:tc>
+        <w:tc>
+          <w:tcPr>
+            <w:tcW w:w="1667" w:type="pct"/>
+          </w:tcPr>
+          <w:p>
+            <w:r>
+              <w:rPr>
+                <w:rFonts w:hint="eastAsia"/>
+              </w:rPr>
+              <w:t>同一 Idempotency-Key の再送を既存結果で受理</w:t>
+            </w:r>
+          </w:p>
+        </w:tc>
+        <w:tc>
+          <w:tcPr>
+            <w:tcW w:w="1667" w:type="pct"/>
+          </w:tcPr>
+          <w:p>
+            <w:r>
+              <w:t>AssetApplicationCreateResponse</w:t>
+            </w:r>
+          </w:p>
+        </w:tc>
+      </w:tr>
+      <w:tr>
+        <w:trPr>
+          <w:cantSplit/>
+        </w:trPr>
+        <w:tc>
+          <w:tcPr>
+            <w:tcW w:w="1666" w:type="pct"/>
+          </w:tcPr>
+          <w:p>
+            <w:r>
               <w:lastRenderedPageBreak/>
-              <w:t>200</w:t>
+              <w:t>400</w:t>
             </w:r>
           </w:p>
         </w:tc>
@@ -15408,7 +15862,7 @@
               <w:rPr>
                 <w:rFonts w:hint="eastAsia"/>
               </w:rPr>
-              <w:t>同一 `Idempotency-Key` の再送を既存結果で受理</w:t>
+              <w:t>入力不正</w:t>
             </w:r>
           </w:p>
         </w:tc>
@@ -15418,19 +15872,22 @@
           </w:tcPr>
           <w:p>
             <w:r>
-              <w:t>AssetApplicationCreateResponse</w:t>
-            </w:r>
-          </w:p>
-        </w:tc>
-      </w:tr>
-      <w:tr>
+              <w:t>ErrorResponse</w:t>
+            </w:r>
+          </w:p>
+        </w:tc>
+      </w:tr>
+      <w:tr>
+        <w:trPr>
+          <w:cantSplit/>
+        </w:trPr>
         <w:tc>
           <w:tcPr>
             <w:tcW w:w="1666" w:type="pct"/>
           </w:tcPr>
           <w:p>
             <w:r>
-              <w:t>400</w:t>
+              <w:t>401</w:t>
             </w:r>
           </w:p>
         </w:tc>
@@ -15443,7 +15900,7 @@
               <w:rPr>
                 <w:rFonts w:hint="eastAsia"/>
               </w:rPr>
-              <w:t>入力不正</w:t>
+              <w:t>未認証</w:t>
             </w:r>
           </w:p>
         </w:tc>
@@ -15459,13 +15916,16 @@
         </w:tc>
       </w:tr>
       <w:tr>
+        <w:trPr>
+          <w:cantSplit/>
+        </w:trPr>
         <w:tc>
           <w:tcPr>
             <w:tcW w:w="1666" w:type="pct"/>
           </w:tcPr>
           <w:p>
             <w:r>
-              <w:t>401</w:t>
+              <w:t>403</w:t>
             </w:r>
           </w:p>
         </w:tc>
@@ -15478,7 +15938,7 @@
               <w:rPr>
                 <w:rFonts w:hint="eastAsia"/>
               </w:rPr>
-              <w:t>未認証</w:t>
+              <w:t>通常アカウントで作業対象施設に対する実効 original_application なし</w:t>
             </w:r>
           </w:p>
         </w:tc>
@@ -15494,13 +15954,16 @@
         </w:tc>
       </w:tr>
       <w:tr>
+        <w:trPr>
+          <w:cantSplit/>
+        </w:trPr>
         <w:tc>
           <w:tcPr>
             <w:tcW w:w="1666" w:type="pct"/>
           </w:tcPr>
           <w:p>
             <w:r>
-              <w:t>403</w:t>
+              <w:t>404</w:t>
             </w:r>
           </w:p>
         </w:tc>
@@ -15513,7 +15976,7 @@
               <w:rPr>
                 <w:rFonts w:hint="eastAsia"/>
               </w:rPr>
-              <w:t>通常アカウントで作業対象施設に対する実効 `original_application` なし</w:t>
+              <w:t>作業対象施設が存在しない、削除済み、または指定資産・移動先が存在しない/作業対象施設に属さない</w:t>
             </w:r>
           </w:p>
         </w:tc>
@@ -15529,41 +15992,9 @@
         </w:tc>
       </w:tr>
       <w:tr>
-        <w:tc>
-          <w:tcPr>
-            <w:tcW w:w="1666" w:type="pct"/>
-          </w:tcPr>
-          <w:p>
-            <w:r>
-              <w:t>404</w:t>
-            </w:r>
-          </w:p>
-        </w:tc>
-        <w:tc>
-          <w:tcPr>
-            <w:tcW w:w="1667" w:type="pct"/>
-          </w:tcPr>
-          <w:p>
-            <w:r>
-              <w:rPr>
-                <w:rFonts w:hint="eastAsia"/>
-              </w:rPr>
-              <w:t>作業対象施設が存在しない、削除済み、または指定資産・移動先が存在しない/作業対象施設に属さない</w:t>
-            </w:r>
-          </w:p>
-        </w:tc>
-        <w:tc>
-          <w:tcPr>
-            <w:tcW w:w="1667" w:type="pct"/>
-          </w:tcPr>
-          <w:p>
-            <w:r>
-              <w:t>ErrorResponse</w:t>
-            </w:r>
-          </w:p>
-        </w:tc>
-      </w:tr>
-      <w:tr>
+        <w:trPr>
+          <w:cantSplit/>
+        </w:trPr>
         <w:tc>
           <w:tcPr>
             <w:tcW w:w="1666" w:type="pct"/>
@@ -15607,7 +16038,7 @@
           <w:rFonts w:hint="eastAsia"/>
         </w:rPr>
       </w:pPr>
-      <w:bookmarkStart w:id="35" w:name="_Toc231754928"/>
+      <w:bookmarkStart w:id="35" w:name="_Toc236707173"/>
       <w:r>
         <w:rPr>
           <w:rFonts w:hint="eastAsia"/>
@@ -15673,7 +16104,7 @@
           <w:rFonts w:hint="eastAsia"/>
         </w:rPr>
       </w:pPr>
-      <w:bookmarkStart w:id="36" w:name="_Toc231754929"/>
+      <w:bookmarkStart w:id="36" w:name="_Toc236707174"/>
       <w:r>
         <w:rPr>
           <w:rFonts w:hint="eastAsia"/>
@@ -15705,6 +16136,7 @@
       </w:tblGrid>
       <w:tr>
         <w:trPr>
+          <w:cantSplit/>
           <w:tblHeader/>
         </w:trPr>
         <w:tc>
@@ -15808,6 +16240,9 @@
         </w:tc>
       </w:tr>
       <w:tr>
+        <w:trPr>
+          <w:cantSplit/>
+        </w:trPr>
         <w:tc>
           <w:tcPr>
             <w:tcW w:w="1000" w:type="pct"/>
@@ -15871,12 +16306,11 @@
           <w:rFonts w:hint="eastAsia"/>
         </w:rPr>
       </w:pPr>
-      <w:bookmarkStart w:id="37" w:name="_Toc231754930"/>
+      <w:bookmarkStart w:id="37" w:name="_Toc236707175"/>
       <w:r>
         <w:rPr>
           <w:rFonts w:hint="eastAsia"/>
         </w:rPr>
-        <w:lastRenderedPageBreak/>
         <w:t>リクエストボディ（multipart/form-data）</w:t>
       </w:r>
       <w:bookmarkEnd w:id="37"/>
@@ -15903,6 +16337,7 @@
       </w:tblGrid>
       <w:tr>
         <w:trPr>
+          <w:cantSplit/>
           <w:tblHeader/>
         </w:trPr>
         <w:tc>
@@ -15987,6 +16422,9 @@
         </w:tc>
       </w:tr>
       <w:tr>
+        <w:trPr>
+          <w:cantSplit/>
+        </w:trPr>
         <w:tc>
           <w:tcPr>
             <w:tcW w:w="1250" w:type="pct"/>
@@ -16032,12 +16470,16 @@
         </w:tc>
       </w:tr>
       <w:tr>
-        <w:tc>
-          <w:tcPr>
-            <w:tcW w:w="1250" w:type="pct"/>
-          </w:tcPr>
-          <w:p>
-            <w:r>
+        <w:trPr>
+          <w:cantSplit/>
+        </w:trPr>
+        <w:tc>
+          <w:tcPr>
+            <w:tcW w:w="1250" w:type="pct"/>
+          </w:tcPr>
+          <w:p>
+            <w:r>
+              <w:lastRenderedPageBreak/>
               <w:t>payload.assetLedgerIds</w:t>
             </w:r>
           </w:p>
@@ -16077,6 +16519,9 @@
         </w:tc>
       </w:tr>
       <w:tr>
+        <w:trPr>
+          <w:cantSplit/>
+        </w:trPr>
         <w:tc>
           <w:tcPr>
             <w:tcW w:w="1250" w:type="pct"/>
@@ -16122,6 +16567,9 @@
         </w:tc>
       </w:tr>
       <w:tr>
+        <w:trPr>
+          <w:cantSplit/>
+        </w:trPr>
         <w:tc>
           <w:tcPr>
             <w:tcW w:w="1250" w:type="pct"/>
@@ -16167,6 +16615,9 @@
         </w:tc>
       </w:tr>
       <w:tr>
+        <w:trPr>
+          <w:cantSplit/>
+        </w:trPr>
         <w:tc>
           <w:tcPr>
             <w:tcW w:w="1250" w:type="pct"/>
@@ -16183,7 +16634,7 @@
           </w:tcPr>
           <w:p>
             <w:r>
-              <w:t>date</w:t>
+              <w:t>string(date)</w:t>
             </w:r>
           </w:p>
         </w:tc>
@@ -16212,6 +16663,9 @@
         </w:tc>
       </w:tr>
       <w:tr>
+        <w:trPr>
+          <w:cantSplit/>
+        </w:trPr>
         <w:tc>
           <w:tcPr>
             <w:tcW w:w="1250" w:type="pct"/>
@@ -16251,12 +16705,15 @@
               <w:rPr>
                 <w:rFonts w:hint="eastAsia"/>
               </w:rPr>
-              <w:t>添付ファイルメタデータ。各要素の `filePartName` で対応するファイルパートを指定する</w:t>
-            </w:r>
-          </w:p>
-        </w:tc>
-      </w:tr>
-      <w:tr>
+              <w:t>添付ファイルメタデータ。各要素の filePartName で対応するファイルパートを指定する</w:t>
+            </w:r>
+          </w:p>
+        </w:tc>
+      </w:tr>
+      <w:tr>
+        <w:trPr>
+          <w:cantSplit/>
+        </w:trPr>
         <w:tc>
           <w:tcPr>
             <w:tcW w:w="1250" w:type="pct"/>
@@ -16296,7 +16753,7 @@
               <w:rPr>
                 <w:rFonts w:hint="eastAsia"/>
               </w:rPr>
-              <w:t>`payload.attachments[].filePartName` で参照される添付ファイル本体</w:t>
+              <w:t>payload.attachments[].filePartName で参照される添付ファイル本体</w:t>
             </w:r>
           </w:p>
         </w:tc>
@@ -16339,6 +16796,7 @@
       </w:tblGrid>
       <w:tr>
         <w:trPr>
+          <w:cantSplit/>
           <w:tblHeader/>
         </w:trPr>
         <w:tc>
@@ -16423,6 +16881,9 @@
         </w:tc>
       </w:tr>
       <w:tr>
+        <w:trPr>
+          <w:cantSplit/>
+        </w:trPr>
         <w:tc>
           <w:tcPr>
             <w:tcW w:w="1250" w:type="pct"/>
@@ -16468,6 +16929,9 @@
         </w:tc>
       </w:tr>
       <w:tr>
+        <w:trPr>
+          <w:cantSplit/>
+        </w:trPr>
         <w:tc>
           <w:tcPr>
             <w:tcW w:w="1250" w:type="pct"/>
@@ -16513,6 +16977,9 @@
         </w:tc>
       </w:tr>
       <w:tr>
+        <w:trPr>
+          <w:cantSplit/>
+        </w:trPr>
         <w:tc>
           <w:tcPr>
             <w:tcW w:w="1250" w:type="pct"/>
@@ -16558,6 +17025,9 @@
         </w:tc>
       </w:tr>
       <w:tr>
+        <w:trPr>
+          <w:cantSplit/>
+        </w:trPr>
         <w:tc>
           <w:tcPr>
             <w:tcW w:w="1250" w:type="pct"/>
@@ -16600,6 +17070,9 @@
         </w:tc>
       </w:tr>
       <w:tr>
+        <w:trPr>
+          <w:cantSplit/>
+        </w:trPr>
         <w:tc>
           <w:tcPr>
             <w:tcW w:w="1250" w:type="pct"/>
@@ -16645,13 +17118,15 @@
         </w:tc>
       </w:tr>
       <w:tr>
-        <w:tc>
-          <w:tcPr>
-            <w:tcW w:w="1250" w:type="pct"/>
-          </w:tcPr>
-          <w:p>
-            <w:r>
-              <w:lastRenderedPageBreak/>
+        <w:trPr>
+          <w:cantSplit/>
+        </w:trPr>
+        <w:tc>
+          <w:tcPr>
+            <w:tcW w:w="1250" w:type="pct"/>
+          </w:tcPr>
+          <w:p>
+            <w:r>
               <w:t>contentHash</w:t>
             </w:r>
           </w:p>
@@ -16703,6 +17178,7 @@
         <w:rPr>
           <w:rFonts w:hint="eastAsia"/>
         </w:rPr>
+        <w:lastRenderedPageBreak/>
         <w:t>権限チェック</w:t>
       </w:r>
     </w:p>
@@ -16716,7 +17192,7 @@
         <w:rPr>
           <w:rFonts w:hint="eastAsia"/>
         </w:rPr>
-        <w:t>認可条件: 共有システム管理者アカウント（`users.account_type='SYSTEM_ADMIN'`）の場合は、作業対象施設が未削除であることを確認し、通常アカウント向けの担当施設割当・施設提供設定・ユーザー施設別設定による `original_application` 判定をバイパスする</w:t>
+        <w:t>認可条件: 共有システム管理者アカウント（users.account_type='SYSTEM_ADMIN'）の場合は、作業対象施設が未削除であることを確認し、通常アカウント向けの担当施設割当・施設提供設定・ユーザー施設別設定による original_application 判定をバイパスする</w:t>
       </w:r>
     </w:p>
     <w:p>
@@ -16729,7 +17205,7 @@
         <w:rPr>
           <w:rFonts w:hint="eastAsia"/>
         </w:rPr>
-        <w:t>認可条件: 通常アカウントの場合、Bearer トークン上の作業対象施設について `user_facility_assignments` に有効割当があること</w:t>
+        <w:t>認可条件: 通常アカウントの場合、Bearer トークン上の作業対象施設について user_facility_assignments に有効割当があること</w:t>
       </w:r>
     </w:p>
     <w:p>
@@ -16742,7 +17218,7 @@
         <w:rPr>
           <w:rFonts w:hint="eastAsia"/>
         </w:rPr>
-        <w:t>認可条件: 通常アカウントの場合、Bearer トークン上の作業対象施設について `facility_feature_settings` と `user_facility_feature_settings` の両方で `original_application` が有効であること</w:t>
+        <w:t>認可条件: 通常アカウントの場合、Bearer トークン上の作業対象施設について facility_feature_settings と user_facility_feature_settings の両方で original_application が有効であること</w:t>
       </w:r>
     </w:p>
     <w:p>
@@ -16782,7 +17258,7 @@
         <w:rPr>
           <w:rFonts w:hint="eastAsia"/>
         </w:rPr>
-        <w:t>`Idempotency-Key` と正規化 payload、添付ファイルメタデータ/ハッシュの組み合わせを検証する</w:t>
+        <w:t>Idempotency-Key と正規化 payload、添付ファイルメタデータ/ハッシュの組み合わせを検証する</w:t>
       </w:r>
     </w:p>
     <w:p>
@@ -16795,7 +17271,7 @@
         <w:rPr>
           <w:rFonts w:hint="eastAsia"/>
         </w:rPr>
-        <w:t>`assetLedgerIds` は1件以上必須とし、重複を禁止する</w:t>
+        <w:t>assetLedgerIds は1件以上必須とし、重複を禁止する</w:t>
       </w:r>
     </w:p>
     <w:p>
@@ -16808,7 +17284,7 @@
         <w:rPr>
           <w:rFonts w:hint="eastAsia"/>
         </w:rPr>
-        <w:t>対象資産を `asset_ledgers` から作業対象施設で排他取得し、指定件数と一致することを確認する</w:t>
+        <w:t>対象資産を asset_ledgers から作業対象施設で排他取得し、指定件数と一致することを確認する</w:t>
       </w:r>
     </w:p>
     <w:p>
@@ -16821,7 +17297,7 @@
         <w:rPr>
           <w:rFonts w:hint="eastAsia"/>
         </w:rPr>
-        <w:t>`disposalReasonCode` 未指定時は、資産一覧の廃棄申請モーダルがコメント入力のみであるため `OTHER` を採用し、コメントを `disposalReasonText` として保存する</w:t>
+        <w:t>disposalReasonCode 未指定時は、資産一覧の廃棄申請モーダルがコメント入力のみであるため OTHER を採用し、コメントを disposalReasonText として保存する</w:t>
       </w:r>
     </w:p>
     <w:p>
@@ -16834,7 +17310,7 @@
         <w:rPr>
           <w:rFonts w:hint="eastAsia"/>
         </w:rPr>
-        <w:t>`applications` に `application_type='DISPOSAL'`、初期ステータス、申請者、コメントを保存し、`application_no` をサーバー生成する</w:t>
+        <w:t>applications に application_type='DISPOSAL'、初期ステータス、申請者、コメントを保存し、application_no をサーバー生成する</w:t>
       </w:r>
     </w:p>
     <w:p>
@@ -16847,7 +17323,7 @@
         <w:rPr>
           <w:rFonts w:hint="eastAsia"/>
         </w:rPr>
-        <w:t>`application_assets` に対象資産を `asset_role='DISPOSAL'` として保存する</w:t>
+        <w:t>application_assets に対象資産を asset_role='DISPOSAL' として保存する</w:t>
       </w:r>
     </w:p>
     <w:p>
@@ -16860,7 +17336,7 @@
         <w:rPr>
           <w:rFonts w:hint="eastAsia"/>
         </w:rPr>
-        <w:t>`disposal_application_details` に廃棄理由を保存する。廃棄業者、受付、期限、発注、検収に関する項目は後続の廃棄管理 API で更新するため起票時は未設定とする</w:t>
+        <w:t>disposal_application_details に廃棄理由を保存する。廃棄業者、受付、期限、発注、検収に関する項目は後続の廃棄管理 API で更新するため起票時は未設定とする</w:t>
       </w:r>
     </w:p>
     <w:p>
@@ -16873,7 +17349,7 @@
         <w:rPr>
           <w:rFonts w:hint="eastAsia"/>
         </w:rPr>
-        <w:t>`payload.attachments[].filePartName` が multipart のファイルパートに存在することを確認し、ファイルサイズ、MIME Type、拡張子を検証する</w:t>
+        <w:t>payload.attachments[].filePartName が multipart のファイルパートに存在することを確認し、ファイルサイズ、MIME Type、拡張子を検証する</w:t>
       </w:r>
     </w:p>
     <w:p>
@@ -16886,7 +17362,7 @@
         <w:rPr>
           <w:rFonts w:hint="eastAsia"/>
         </w:rPr>
-        <w:t>添付ファイル本体をAPI内でAmazon S3へPutObjectし、S3オブジェクトキーは `application-documents/facility-{targetFacilityId}/{yyyy}/{mm}/{uploadUuid}.{ext}` 形式で発行する。keyは保存場所識別子であり、`applicationId` などの業務IDを含めない</w:t>
+        <w:t>添付ファイル本体をAPI内でAmazon S3へPutObjectし、S3オブジェクトキーは application-documents/facility-{targetFacilityId}/{yyyy}/{mm}/{uploadUuid}.{ext} 形式で発行する。keyは保存場所識別子であり、applicationId などの業務IDを含めない</w:t>
       </w:r>
     </w:p>
     <w:p>
@@ -16899,8 +17375,7 @@
         <w:rPr>
           <w:rFonts w:hint="eastAsia"/>
         </w:rPr>
-        <w:lastRenderedPageBreak/>
-        <w:t>添付は `application_documents` に `owner_type='APPLICATION'`、`application_id`、`document_category='ATTACHMENT'`、`document_type='APPLICATION_ATTACHMENT'`、`file_name`、`file_path=S3オブジェクトキー`、`mime_type`、`file_size_bytes`、`content_hash`、`uploaded_by_user_id`、`uploaded_at` として保存する。S3バケット名やHTTPS URLはDBへ保存しない</w:t>
+        <w:t>添付は application_documents に owner_type='APPLICATION'、application_id、document_category='ATTACHMENT'、document_type='APPLICATION_ATTACHMENT'、file_name、file_path=S3オブジェクトキー、mime_type、file_size_bytes、content_hash、uploaded_by_user_id、uploaded_at として保存する。S3バケット名やHTTPS URLはDBへ保存しない</w:t>
       </w:r>
     </w:p>
     <w:p>
@@ -16913,7 +17388,7 @@
         <w:rPr>
           <w:rFonts w:hint="eastAsia"/>
         </w:rPr>
-        <w:t>S3保存後にDB登録または申請作成トランザクションへ失敗した場合は、保存済みS3オブジェクトをDeleteObjectで破棄する。破棄に失敗した場合は 502 (`APPLICATION_ATTACHMENT_502_S3_WRITE_FAILED`) を返却し、再試行可能な運用ログを残す</w:t>
+        <w:t>S3保存後にDB登録または申請作成トランザクションへ失敗した場合は、保存済みS3オブジェクトをDeleteObjectで破棄する。破棄に失敗した場合は 502 (APPLICATION_ATTACHMENT_502_S3_WRITE_FAILED) を返却し、再試行可能な運用ログを残す</w:t>
       </w:r>
     </w:p>
     <w:p>
@@ -16926,7 +17401,8 @@
         <w:rPr>
           <w:rFonts w:hint="eastAsia"/>
         </w:rPr>
-        <w:t>`application_status_histories` に初期履歴を作成する</w:t>
+        <w:lastRenderedPageBreak/>
+        <w:t>application_status_histories に初期履歴を作成する</w:t>
       </w:r>
     </w:p>
     <w:p>
@@ -16936,7 +17412,7 @@
           <w:rFonts w:hint="eastAsia"/>
         </w:rPr>
       </w:pPr>
-      <w:bookmarkStart w:id="38" w:name="_Toc231754931"/>
+      <w:bookmarkStart w:id="38" w:name="_Toc236707176"/>
       <w:r>
         <w:rPr>
           <w:rFonts w:hint="eastAsia"/>
@@ -16967,6 +17443,7 @@
       </w:tblGrid>
       <w:tr>
         <w:trPr>
+          <w:cantSplit/>
           <w:tblHeader/>
         </w:trPr>
         <w:tc>
@@ -17051,6 +17528,9 @@
         </w:tc>
       </w:tr>
       <w:tr>
+        <w:trPr>
+          <w:cantSplit/>
+        </w:trPr>
         <w:tc>
           <w:tcPr>
             <w:tcW w:w="1250" w:type="pct"/>
@@ -17096,6 +17576,9 @@
         </w:tc>
       </w:tr>
       <w:tr>
+        <w:trPr>
+          <w:cantSplit/>
+        </w:trPr>
         <w:tc>
           <w:tcPr>
             <w:tcW w:w="1250" w:type="pct"/>
@@ -17141,6 +17624,9 @@
         </w:tc>
       </w:tr>
       <w:tr>
+        <w:trPr>
+          <w:cantSplit/>
+        </w:trPr>
         <w:tc>
           <w:tcPr>
             <w:tcW w:w="1250" w:type="pct"/>
@@ -17183,6 +17669,9 @@
         </w:tc>
       </w:tr>
       <w:tr>
+        <w:trPr>
+          <w:cantSplit/>
+        </w:trPr>
         <w:tc>
           <w:tcPr>
             <w:tcW w:w="1250" w:type="pct"/>
@@ -17228,6 +17717,9 @@
         </w:tc>
       </w:tr>
       <w:tr>
+        <w:trPr>
+          <w:cantSplit/>
+        </w:trPr>
         <w:tc>
           <w:tcPr>
             <w:tcW w:w="1250" w:type="pct"/>
@@ -17273,6 +17765,9 @@
         </w:tc>
       </w:tr>
       <w:tr>
+        <w:trPr>
+          <w:cantSplit/>
+        </w:trPr>
         <w:tc>
           <w:tcPr>
             <w:tcW w:w="1250" w:type="pct"/>
@@ -17326,7 +17821,7 @@
           <w:rFonts w:hint="eastAsia"/>
         </w:rPr>
       </w:pPr>
-      <w:bookmarkStart w:id="39" w:name="_Toc231754932"/>
+      <w:bookmarkStart w:id="39" w:name="_Toc236707177"/>
       <w:r>
         <w:rPr>
           <w:rFonts w:hint="eastAsia"/>
@@ -17356,6 +17851,7 @@
       </w:tblGrid>
       <w:tr>
         <w:trPr>
+          <w:cantSplit/>
           <w:tblHeader/>
         </w:trPr>
         <w:tc>
@@ -17419,6 +17915,9 @@
         </w:tc>
       </w:tr>
       <w:tr>
+        <w:trPr>
+          <w:cantSplit/>
+        </w:trPr>
         <w:tc>
           <w:tcPr>
             <w:tcW w:w="1666" w:type="pct"/>
@@ -17454,6 +17953,9 @@
         </w:tc>
       </w:tr>
       <w:tr>
+        <w:trPr>
+          <w:cantSplit/>
+        </w:trPr>
         <w:tc>
           <w:tcPr>
             <w:tcW w:w="1666" w:type="pct"/>
@@ -17473,7 +17975,7 @@
               <w:rPr>
                 <w:rFonts w:hint="eastAsia"/>
               </w:rPr>
-              <w:t>同一 `Idempotency-Key` の再送を既存結果で受理</w:t>
+              <w:t>同一 Idempotency-Key の再送を既存結果で受理</w:t>
             </w:r>
           </w:p>
         </w:tc>
@@ -17489,6 +17991,9 @@
         </w:tc>
       </w:tr>
       <w:tr>
+        <w:trPr>
+          <w:cantSplit/>
+        </w:trPr>
         <w:tc>
           <w:tcPr>
             <w:tcW w:w="1666" w:type="pct"/>
@@ -17524,6 +18029,9 @@
         </w:tc>
       </w:tr>
       <w:tr>
+        <w:trPr>
+          <w:cantSplit/>
+        </w:trPr>
         <w:tc>
           <w:tcPr>
             <w:tcW w:w="1666" w:type="pct"/>
@@ -17559,6 +18067,9 @@
         </w:tc>
       </w:tr>
       <w:tr>
+        <w:trPr>
+          <w:cantSplit/>
+        </w:trPr>
         <w:tc>
           <w:tcPr>
             <w:tcW w:w="1666" w:type="pct"/>
@@ -17578,7 +18089,7 @@
               <w:rPr>
                 <w:rFonts w:hint="eastAsia"/>
               </w:rPr>
-              <w:t>通常アカウントで作業対象施設に対する実効 `original_application` なし</w:t>
+              <w:t>通常アカウントで作業対象施設に対する実効 original_application なし</w:t>
             </w:r>
           </w:p>
         </w:tc>
@@ -17594,6 +18105,9 @@
         </w:tc>
       </w:tr>
       <w:tr>
+        <w:trPr>
+          <w:cantSplit/>
+        </w:trPr>
         <w:tc>
           <w:tcPr>
             <w:tcW w:w="1666" w:type="pct"/>
@@ -17613,14 +18127,7 @@
               <w:rPr>
                 <w:rFonts w:hint="eastAsia"/>
               </w:rPr>
-              <w:t>作業対象施設が存在しない、削除済み、または指定資産が</w:t>
-            </w:r>
-            <w:r>
-              <w:rPr>
-                <w:rFonts w:hint="eastAsia"/>
-              </w:rPr>
-              <w:lastRenderedPageBreak/>
-              <w:t>存在しない/作業対象施設に属さない</w:t>
+              <w:t>作業対象施設が存在しない、削除済み、または指定資産が存在しない/作業対象施設に属さない</w:t>
             </w:r>
           </w:p>
         </w:tc>
@@ -17630,13 +18137,15 @@
           </w:tcPr>
           <w:p>
             <w:r>
-              <w:lastRenderedPageBreak/>
               <w:t>ErrorResponse</w:t>
             </w:r>
           </w:p>
         </w:tc>
       </w:tr>
       <w:tr>
+        <w:trPr>
+          <w:cantSplit/>
+        </w:trPr>
         <w:tc>
           <w:tcPr>
             <w:tcW w:w="1666" w:type="pct"/>
@@ -17672,6 +18181,9 @@
         </w:tc>
       </w:tr>
       <w:tr>
+        <w:trPr>
+          <w:cantSplit/>
+        </w:trPr>
         <w:tc>
           <w:tcPr>
             <w:tcW w:w="1666" w:type="pct"/>
@@ -17715,11 +18227,12 @@
           <w:rFonts w:hint="eastAsia"/>
         </w:rPr>
       </w:pPr>
-      <w:bookmarkStart w:id="40" w:name="_Toc231754933"/>
+      <w:bookmarkStart w:id="40" w:name="_Toc236707178"/>
       <w:r>
         <w:rPr>
           <w:rFonts w:hint="eastAsia"/>
         </w:rPr>
+        <w:lastRenderedPageBreak/>
         <w:t>申請詳細取得（/asset-applications/{applicationId}）</w:t>
       </w:r>
       <w:bookmarkEnd w:id="40"/>
@@ -17781,7 +18294,7 @@
           <w:rFonts w:hint="eastAsia"/>
         </w:rPr>
       </w:pPr>
-      <w:bookmarkStart w:id="41" w:name="_Toc231754934"/>
+      <w:bookmarkStart w:id="41" w:name="_Toc236707179"/>
       <w:r>
         <w:rPr>
           <w:rFonts w:hint="eastAsia"/>
@@ -17813,6 +18326,7 @@
       </w:tblGrid>
       <w:tr>
         <w:trPr>
+          <w:cantSplit/>
           <w:tblHeader/>
         </w:trPr>
         <w:tc>
@@ -17916,6 +18430,9 @@
         </w:tc>
       </w:tr>
       <w:tr>
+        <w:trPr>
+          <w:cantSplit/>
+        </w:trPr>
         <w:tc>
           <w:tcPr>
             <w:tcW w:w="1000" w:type="pct"/>
@@ -17965,12 +18482,15 @@
               <w:rPr>
                 <w:rFonts w:hint="eastAsia"/>
               </w:rPr>
-              <w:t>取得対象の申請ID。`applications.application_id`</w:t>
-            </w:r>
-          </w:p>
-        </w:tc>
-      </w:tr>
-      <w:tr>
+              <w:t>取得対象の申請ID。applications.application_id</w:t>
+            </w:r>
+          </w:p>
+        </w:tc>
+      </w:tr>
+      <w:tr>
+        <w:trPr>
+          <w:cantSplit/>
+        </w:trPr>
         <w:tc>
           <w:tcPr>
             <w:tcW w:w="1000" w:type="pct"/>
@@ -18038,7 +18558,6 @@
         <w:rPr>
           <w:rFonts w:hint="eastAsia"/>
         </w:rPr>
-        <w:lastRenderedPageBreak/>
         <w:t>権限チェック</w:t>
       </w:r>
     </w:p>
@@ -18052,7 +18571,7 @@
         <w:rPr>
           <w:rFonts w:hint="eastAsia"/>
         </w:rPr>
-        <w:t>認可条件: 共有システム管理者アカウント（`users.account_type='SYSTEM_ADMIN'`）の場合は、作業対象施設が未削除であることを確認し、通常アカウント向けの担当施設割当・施設提供設定・ユーザー施設別設定による `original_application` 判定をバイパスする</w:t>
+        <w:t>認可条件: 共有システム管理者アカウント（users.account_type='SYSTEM_ADMIN'）の場合は、作業対象施設が未削除であることを確認し、通常アカウント向けの担当施設割当・施設提供設定・ユーザー施設別設定による original_application 判定をバイパスする</w:t>
       </w:r>
     </w:p>
     <w:p>
@@ -18065,7 +18584,7 @@
         <w:rPr>
           <w:rFonts w:hint="eastAsia"/>
         </w:rPr>
-        <w:t>認可条件: 通常アカウントの場合、Bearer トークン上の作業対象施設について `user_facility_assignments` に有効割当があること</w:t>
+        <w:t>認可条件: 通常アカウントの場合、Bearer トークン上の作業対象施設について user_facility_assignments に有効割当があること</w:t>
       </w:r>
     </w:p>
     <w:p>
@@ -18078,7 +18597,7 @@
         <w:rPr>
           <w:rFonts w:hint="eastAsia"/>
         </w:rPr>
-        <w:t>認可条件: 通常アカウントの場合、Bearer トークン上の作業対象施設について `facility_feature_settings` と `user_facility_feature_settings` の両方で `original_application` が有効であること</w:t>
+        <w:t>認可条件: 通常アカウントの場合、Bearer トークン上の作業対象施設について facility_feature_settings と user_facility_feature_settings の両方で original_application が有効であること</w:t>
       </w:r>
     </w:p>
     <w:p>
@@ -18091,7 +18610,7 @@
         <w:rPr>
           <w:rFonts w:hint="eastAsia"/>
         </w:rPr>
-        <w:t>業務条件: 取得対象申請の `applications.facility_id` が作業対象施設と一致し、`applications.deleted_at IS NULL` であること</w:t>
+        <w:t>業務条件: 取得対象申請の applications.facility_id が作業対象施設と一致し、applications.deleted_at IS NULL であること</w:t>
       </w:r>
     </w:p>
     <w:p>
@@ -18105,6 +18624,7 @@
         <w:rPr>
           <w:rFonts w:hint="eastAsia"/>
         </w:rPr>
+        <w:lastRenderedPageBreak/>
         <w:t>処理仕様</w:t>
       </w:r>
     </w:p>
@@ -18118,7 +18638,7 @@
         <w:rPr>
           <w:rFonts w:hint="eastAsia"/>
         </w:rPr>
-        <w:t>`applicationId` と作業対象施設で `applications` を取得し、存在しない、削除済み、または施設不一致の場合は 404 とする</w:t>
+        <w:t>applicationId と作業対象施設で applications を取得し、存在しない、削除済み、または施設不一致の場合は 404 とする</w:t>
       </w:r>
     </w:p>
     <w:p>
@@ -18131,7 +18651,7 @@
         <w:rPr>
           <w:rFonts w:hint="eastAsia"/>
         </w:rPr>
-        <w:t>`applications.application_type` に応じて `purchase_application_details`、`transfer_application_details`、`disposal_application_details` のいずれかを取得する。該当詳細が存在しない場合は 409 (`APPLICATION_DETAIL_INCONSISTENT`) とする</w:t>
+        <w:t>applications.application_type に応じて purchase_application_details、transfer_application_details、disposal_application_details のいずれかを取得する。該当詳細が存在しない場合は 409 (APPLICATION_DETAIL_INCONSISTENT) とする</w:t>
       </w:r>
     </w:p>
     <w:p>
@@ -18144,7 +18664,7 @@
         <w:rPr>
           <w:rFonts w:hint="eastAsia"/>
         </w:rPr>
-        <w:t>`application_assets` を `line_no` 昇順で取得し、既存資産、要望機器、移動/廃棄対象、更新購入後処理のスナップショットを返却する</w:t>
+        <w:t>application_assets を line_no 昇順で取得し、既存資産、要望機器、移動/廃棄対象、更新購入後処理のスナップショットを返却する</w:t>
       </w:r>
     </w:p>
     <w:p>
@@ -18157,7 +18677,7 @@
         <w:rPr>
           <w:rFonts w:hint="eastAsia"/>
         </w:rPr>
-        <w:t>`application_documents` は `deleted_at IS NULL` のメタデータだけを返却する。`file_path`、S3オブジェクトキー、S3バケット名、HTTPS URLはレスポンスへ含めない</w:t>
+        <w:t>application_documents は deleted_at IS NULL のメタデータだけを返却する。file_path、S3オブジェクトキー、S3バケット名、HTTPS URLはレスポンスへ含めない</w:t>
       </w:r>
     </w:p>
     <w:p>
@@ -18170,7 +18690,7 @@
         <w:rPr>
           <w:rFonts w:hint="eastAsia"/>
         </w:rPr>
-        <w:t>`application_status_histories` を `changed_at` 昇順で取得し、ステータス履歴として返却する</w:t>
+        <w:t>application_status_histories を changed_at 昇順で取得し、ステータス履歴として返却する</w:t>
       </w:r>
     </w:p>
     <w:p>
@@ -18183,7 +18703,7 @@
         <w:rPr>
           <w:rFonts w:hint="eastAsia"/>
         </w:rPr>
-        <w:t>更新購入に伴って作成された関連移動/廃棄申請は、`transfer_application_details.related_purchase_application_id` と `disposal_application_details.related_purchase_application_id` から取得して `linkedApplications` に返却する</w:t>
+        <w:t>更新購入に伴って作成された関連移動/廃棄申請は、transfer_application_details.related_purchase_application_id と disposal_application_details.related_purchase_application_id から取得して linkedApplications に返却する</w:t>
       </w:r>
     </w:p>
     <w:p>
@@ -18196,7 +18716,7 @@
         <w:rPr>
           <w:rFonts w:hint="eastAsia"/>
         </w:rPr>
-        <w:t>移動/廃棄申請が更新購入から作成された場合は、自身の詳細テーブルの `related_purchase_application_id` を `sourceApplication` として返却する</w:t>
+        <w:t>移動/廃棄申請が更新購入から作成された場合は、自身の詳細テーブルの related_purchase_application_id を sourceApplication として返却する</w:t>
       </w:r>
     </w:p>
     <w:p>
@@ -18206,7 +18726,7 @@
           <w:rFonts w:hint="eastAsia"/>
         </w:rPr>
       </w:pPr>
-      <w:bookmarkStart w:id="42" w:name="_Toc231754935"/>
+      <w:bookmarkStart w:id="42" w:name="_Toc236707180"/>
       <w:r>
         <w:rPr>
           <w:rFonts w:hint="eastAsia"/>
@@ -18237,6 +18757,7 @@
       </w:tblGrid>
       <w:tr>
         <w:trPr>
+          <w:cantSplit/>
           <w:tblHeader/>
         </w:trPr>
         <w:tc>
@@ -18321,6 +18842,9 @@
         </w:tc>
       </w:tr>
       <w:tr>
+        <w:trPr>
+          <w:cantSplit/>
+        </w:trPr>
         <w:tc>
           <w:tcPr>
             <w:tcW w:w="1250" w:type="pct"/>
@@ -18366,6 +18890,390 @@
         </w:tc>
       </w:tr>
       <w:tr>
+        <w:trPr>
+          <w:cantSplit/>
+        </w:trPr>
+        <w:tc>
+          <w:tcPr>
+            <w:tcW w:w="1250" w:type="pct"/>
+          </w:tcPr>
+          <w:p>
+            <w:r>
+              <w:t>applicationNo</w:t>
+            </w:r>
+          </w:p>
+        </w:tc>
+        <w:tc>
+          <w:tcPr>
+            <w:tcW w:w="1250" w:type="pct"/>
+          </w:tcPr>
+          <w:p>
+            <w:r>
+              <w:t>string</w:t>
+            </w:r>
+          </w:p>
+        </w:tc>
+        <w:tc>
+          <w:tcPr>
+            <w:tcW w:w="1250" w:type="pct"/>
+          </w:tcPr>
+          <w:p>
+            <w:r>
+              <w:t>✓</w:t>
+            </w:r>
+          </w:p>
+        </w:tc>
+        <w:tc>
+          <w:tcPr>
+            <w:tcW w:w="1250" w:type="pct"/>
+          </w:tcPr>
+          <w:p>
+            <w:r>
+              <w:rPr>
+                <w:rFonts w:hint="eastAsia"/>
+              </w:rPr>
+              <w:t>申請番号</w:t>
+            </w:r>
+          </w:p>
+        </w:tc>
+      </w:tr>
+      <w:tr>
+        <w:trPr>
+          <w:cantSplit/>
+        </w:trPr>
+        <w:tc>
+          <w:tcPr>
+            <w:tcW w:w="1250" w:type="pct"/>
+          </w:tcPr>
+          <w:p>
+            <w:r>
+              <w:t>applicationType</w:t>
+            </w:r>
+          </w:p>
+        </w:tc>
+        <w:tc>
+          <w:tcPr>
+            <w:tcW w:w="1250" w:type="pct"/>
+          </w:tcPr>
+          <w:p>
+            <w:r>
+              <w:t>string</w:t>
+            </w:r>
+          </w:p>
+        </w:tc>
+        <w:tc>
+          <w:tcPr>
+            <w:tcW w:w="1250" w:type="pct"/>
+          </w:tcPr>
+          <w:p>
+            <w:r>
+              <w:t>✓</w:t>
+            </w:r>
+          </w:p>
+        </w:tc>
+        <w:tc>
+          <w:tcPr>
+            <w:tcW w:w="1250" w:type="pct"/>
+          </w:tcPr>
+          <w:p>
+            <w:r>
+              <w:t>PURCHASE / TRANSFER / DISPOSAL</w:t>
+            </w:r>
+          </w:p>
+        </w:tc>
+      </w:tr>
+      <w:tr>
+        <w:trPr>
+          <w:cantSplit/>
+        </w:trPr>
+        <w:tc>
+          <w:tcPr>
+            <w:tcW w:w="1250" w:type="pct"/>
+          </w:tcPr>
+          <w:p>
+            <w:r>
+              <w:t>purchaseType</w:t>
+            </w:r>
+          </w:p>
+        </w:tc>
+        <w:tc>
+          <w:tcPr>
+            <w:tcW w:w="1250" w:type="pct"/>
+          </w:tcPr>
+          <w:p>
+            <w:r>
+              <w:t>string</w:t>
+            </w:r>
+          </w:p>
+        </w:tc>
+        <w:tc>
+          <w:tcPr>
+            <w:tcW w:w="1250" w:type="pct"/>
+          </w:tcPr>
+          <w:p>
+            <w:r>
+              <w:t>-</w:t>
+            </w:r>
+          </w:p>
+        </w:tc>
+        <w:tc>
+          <w:tcPr>
+            <w:tcW w:w="1250" w:type="pct"/>
+          </w:tcPr>
+          <w:p>
+            <w:r>
+              <w:rPr>
+                <w:rFonts w:hint="eastAsia"/>
+              </w:rPr>
+              <w:t>購入申請の場合の NEW / EXPANSION / REPLACEMENT</w:t>
+            </w:r>
+          </w:p>
+        </w:tc>
+      </w:tr>
+      <w:tr>
+        <w:trPr>
+          <w:cantSplit/>
+        </w:trPr>
+        <w:tc>
+          <w:tcPr>
+            <w:tcW w:w="1250" w:type="pct"/>
+          </w:tcPr>
+          <w:p>
+            <w:r>
+              <w:t>targetFacilityId</w:t>
+            </w:r>
+          </w:p>
+        </w:tc>
+        <w:tc>
+          <w:tcPr>
+            <w:tcW w:w="1250" w:type="pct"/>
+          </w:tcPr>
+          <w:p>
+            <w:r>
+              <w:t>int64</w:t>
+            </w:r>
+          </w:p>
+        </w:tc>
+        <w:tc>
+          <w:tcPr>
+            <w:tcW w:w="1250" w:type="pct"/>
+          </w:tcPr>
+          <w:p>
+            <w:r>
+              <w:t>✓</w:t>
+            </w:r>
+          </w:p>
+        </w:tc>
+        <w:tc>
+          <w:tcPr>
+            <w:tcW w:w="1250" w:type="pct"/>
+          </w:tcPr>
+          <w:p>
+            <w:r>
+              <w:rPr>
+                <w:rFonts w:hint="eastAsia"/>
+              </w:rPr>
+              <w:t>対象施設ID</w:t>
+            </w:r>
+          </w:p>
+        </w:tc>
+      </w:tr>
+      <w:tr>
+        <w:trPr>
+          <w:cantSplit/>
+        </w:trPr>
+        <w:tc>
+          <w:tcPr>
+            <w:tcW w:w="1250" w:type="pct"/>
+          </w:tcPr>
+          <w:p>
+            <w:r>
+              <w:t>status</w:t>
+            </w:r>
+          </w:p>
+        </w:tc>
+        <w:tc>
+          <w:tcPr>
+            <w:tcW w:w="1250" w:type="pct"/>
+          </w:tcPr>
+          <w:p>
+            <w:r>
+              <w:t>string</w:t>
+            </w:r>
+          </w:p>
+        </w:tc>
+        <w:tc>
+          <w:tcPr>
+            <w:tcW w:w="1250" w:type="pct"/>
+          </w:tcPr>
+          <w:p>
+            <w:r>
+              <w:t>✓</w:t>
+            </w:r>
+          </w:p>
+        </w:tc>
+        <w:tc>
+          <w:tcPr>
+            <w:tcW w:w="1250" w:type="pct"/>
+          </w:tcPr>
+          <w:p>
+            <w:r>
+              <w:rPr>
+                <w:rFonts w:hint="eastAsia"/>
+              </w:rPr>
+              <w:t>現在ステータス</w:t>
+            </w:r>
+          </w:p>
+        </w:tc>
+      </w:tr>
+      <w:tr>
+        <w:trPr>
+          <w:cantSplit/>
+        </w:trPr>
+        <w:tc>
+          <w:tcPr>
+            <w:tcW w:w="1250" w:type="pct"/>
+          </w:tcPr>
+          <w:p>
+            <w:r>
+              <w:t>requestedOn</w:t>
+            </w:r>
+          </w:p>
+        </w:tc>
+        <w:tc>
+          <w:tcPr>
+            <w:tcW w:w="1250" w:type="pct"/>
+          </w:tcPr>
+          <w:p>
+            <w:r>
+              <w:t>string(date)</w:t>
+            </w:r>
+          </w:p>
+        </w:tc>
+        <w:tc>
+          <w:tcPr>
+            <w:tcW w:w="1250" w:type="pct"/>
+          </w:tcPr>
+          <w:p>
+            <w:r>
+              <w:t>✓</w:t>
+            </w:r>
+          </w:p>
+        </w:tc>
+        <w:tc>
+          <w:tcPr>
+            <w:tcW w:w="1250" w:type="pct"/>
+          </w:tcPr>
+          <w:p>
+            <w:r>
+              <w:rPr>
+                <w:rFonts w:hint="eastAsia"/>
+              </w:rPr>
+              <w:t>申請日</w:t>
+            </w:r>
+          </w:p>
+        </w:tc>
+      </w:tr>
+      <w:tr>
+        <w:trPr>
+          <w:cantSplit/>
+        </w:trPr>
+        <w:tc>
+          <w:tcPr>
+            <w:tcW w:w="1250" w:type="pct"/>
+          </w:tcPr>
+          <w:p>
+            <w:r>
+              <w:t>requester</w:t>
+            </w:r>
+          </w:p>
+        </w:tc>
+        <w:tc>
+          <w:tcPr>
+            <w:tcW w:w="1250" w:type="pct"/>
+          </w:tcPr>
+          <w:p>
+            <w:r>
+              <w:t>RequesterSnapshot</w:t>
+            </w:r>
+          </w:p>
+        </w:tc>
+        <w:tc>
+          <w:tcPr>
+            <w:tcW w:w="1250" w:type="pct"/>
+          </w:tcPr>
+          <w:p>
+            <w:r>
+              <w:t>✓</w:t>
+            </w:r>
+          </w:p>
+        </w:tc>
+        <w:tc>
+          <w:tcPr>
+            <w:tcW w:w="1250" w:type="pct"/>
+          </w:tcPr>
+          <w:p>
+            <w:r>
+              <w:rPr>
+                <w:rFonts w:hint="eastAsia"/>
+              </w:rPr>
+              <w:t>申請者スナップショット</w:t>
+            </w:r>
+          </w:p>
+        </w:tc>
+      </w:tr>
+      <w:tr>
+        <w:trPr>
+          <w:cantSplit/>
+        </w:trPr>
+        <w:tc>
+          <w:tcPr>
+            <w:tcW w:w="1250" w:type="pct"/>
+          </w:tcPr>
+          <w:p>
+            <w:r>
+              <w:t>location</w:t>
+            </w:r>
+          </w:p>
+        </w:tc>
+        <w:tc>
+          <w:tcPr>
+            <w:tcW w:w="1250" w:type="pct"/>
+          </w:tcPr>
+          <w:p>
+            <w:r>
+              <w:t>ApplicationLocationSnapshot</w:t>
+            </w:r>
+          </w:p>
+        </w:tc>
+        <w:tc>
+          <w:tcPr>
+            <w:tcW w:w="1250" w:type="pct"/>
+          </w:tcPr>
+          <w:p>
+            <w:r>
+              <w:t>-</w:t>
+            </w:r>
+          </w:p>
+        </w:tc>
+        <w:tc>
+          <w:tcPr>
+            <w:tcW w:w="1250" w:type="pct"/>
+          </w:tcPr>
+          <w:p>
+            <w:r>
+              <w:rPr>
+                <w:rFonts w:hint="eastAsia"/>
+              </w:rPr>
+              <w:t>設置先または移動先のスナップショット</w:t>
+            </w:r>
+          </w:p>
+        </w:tc>
+      </w:tr>
+      <w:tr>
+        <w:trPr>
+          <w:cantSplit/>
+        </w:trPr>
         <w:tc>
           <w:tcPr>
             <w:tcW w:w="1250" w:type="pct"/>
@@ -18373,17 +19281,161 @@
           <w:p>
             <w:r>
               <w:lastRenderedPageBreak/>
-              <w:t>applicationNo</w:t>
-            </w:r>
-          </w:p>
-        </w:tc>
-        <w:tc>
-          <w:tcPr>
-            <w:tcW w:w="1250" w:type="pct"/>
-          </w:tcPr>
-          <w:p>
-            <w:r>
-              <w:t>string</w:t>
+              <w:t>purchaseDetail</w:t>
+            </w:r>
+          </w:p>
+        </w:tc>
+        <w:tc>
+          <w:tcPr>
+            <w:tcW w:w="1250" w:type="pct"/>
+          </w:tcPr>
+          <w:p>
+            <w:r>
+              <w:t>PurchaseApplicationDetail</w:t>
+            </w:r>
+          </w:p>
+        </w:tc>
+        <w:tc>
+          <w:tcPr>
+            <w:tcW w:w="1250" w:type="pct"/>
+          </w:tcPr>
+          <w:p>
+            <w:r>
+              <w:t>-</w:t>
+            </w:r>
+          </w:p>
+        </w:tc>
+        <w:tc>
+          <w:tcPr>
+            <w:tcW w:w="1250" w:type="pct"/>
+          </w:tcPr>
+          <w:p>
+            <w:r>
+              <w:rPr>
+                <w:rFonts w:hint="eastAsia"/>
+              </w:rPr>
+              <w:t>購入申請詳細。購入申請の場合のみ返却する</w:t>
+            </w:r>
+          </w:p>
+        </w:tc>
+      </w:tr>
+      <w:tr>
+        <w:trPr>
+          <w:cantSplit/>
+        </w:trPr>
+        <w:tc>
+          <w:tcPr>
+            <w:tcW w:w="1250" w:type="pct"/>
+          </w:tcPr>
+          <w:p>
+            <w:r>
+              <w:t>transferDetail</w:t>
+            </w:r>
+          </w:p>
+        </w:tc>
+        <w:tc>
+          <w:tcPr>
+            <w:tcW w:w="1250" w:type="pct"/>
+          </w:tcPr>
+          <w:p>
+            <w:r>
+              <w:t>TransferApplicationDetail</w:t>
+            </w:r>
+          </w:p>
+        </w:tc>
+        <w:tc>
+          <w:tcPr>
+            <w:tcW w:w="1250" w:type="pct"/>
+          </w:tcPr>
+          <w:p>
+            <w:r>
+              <w:t>-</w:t>
+            </w:r>
+          </w:p>
+        </w:tc>
+        <w:tc>
+          <w:tcPr>
+            <w:tcW w:w="1250" w:type="pct"/>
+          </w:tcPr>
+          <w:p>
+            <w:r>
+              <w:rPr>
+                <w:rFonts w:hint="eastAsia"/>
+              </w:rPr>
+              <w:t>移動申請詳細。移動申請の場合のみ返却する</w:t>
+            </w:r>
+          </w:p>
+        </w:tc>
+      </w:tr>
+      <w:tr>
+        <w:trPr>
+          <w:cantSplit/>
+        </w:trPr>
+        <w:tc>
+          <w:tcPr>
+            <w:tcW w:w="1250" w:type="pct"/>
+          </w:tcPr>
+          <w:p>
+            <w:r>
+              <w:t>disposalDetail</w:t>
+            </w:r>
+          </w:p>
+        </w:tc>
+        <w:tc>
+          <w:tcPr>
+            <w:tcW w:w="1250" w:type="pct"/>
+          </w:tcPr>
+          <w:p>
+            <w:r>
+              <w:t>DisposalApplicationDetail</w:t>
+            </w:r>
+          </w:p>
+        </w:tc>
+        <w:tc>
+          <w:tcPr>
+            <w:tcW w:w="1250" w:type="pct"/>
+          </w:tcPr>
+          <w:p>
+            <w:r>
+              <w:t>-</w:t>
+            </w:r>
+          </w:p>
+        </w:tc>
+        <w:tc>
+          <w:tcPr>
+            <w:tcW w:w="1250" w:type="pct"/>
+          </w:tcPr>
+          <w:p>
+            <w:r>
+              <w:rPr>
+                <w:rFonts w:hint="eastAsia"/>
+              </w:rPr>
+              <w:t>廃棄申請詳細。廃棄申請の場合のみ返却する</w:t>
+            </w:r>
+          </w:p>
+        </w:tc>
+      </w:tr>
+      <w:tr>
+        <w:trPr>
+          <w:cantSplit/>
+        </w:trPr>
+        <w:tc>
+          <w:tcPr>
+            <w:tcW w:w="1250" w:type="pct"/>
+          </w:tcPr>
+          <w:p>
+            <w:r>
+              <w:t>assets</w:t>
+            </w:r>
+          </w:p>
+        </w:tc>
+        <w:tc>
+          <w:tcPr>
+            <w:tcW w:w="1250" w:type="pct"/>
+          </w:tcPr>
+          <w:p>
+            <w:r>
+              <w:t>ApplicationAssetDetail[]</w:t>
             </w:r>
           </w:p>
         </w:tc>
@@ -18406,29 +19458,32 @@
               <w:rPr>
                 <w:rFonts w:hint="eastAsia"/>
               </w:rPr>
-              <w:t>申請番号</w:t>
-            </w:r>
-          </w:p>
-        </w:tc>
-      </w:tr>
-      <w:tr>
-        <w:tc>
-          <w:tcPr>
-            <w:tcW w:w="1250" w:type="pct"/>
-          </w:tcPr>
-          <w:p>
-            <w:r>
-              <w:t>applicationType</w:t>
-            </w:r>
-          </w:p>
-        </w:tc>
-        <w:tc>
-          <w:tcPr>
-            <w:tcW w:w="1250" w:type="pct"/>
-          </w:tcPr>
-          <w:p>
-            <w:r>
-              <w:t>string</w:t>
+              <w:t>申請対象資産・要望機器の明細</w:t>
+            </w:r>
+          </w:p>
+        </w:tc>
+      </w:tr>
+      <w:tr>
+        <w:trPr>
+          <w:cantSplit/>
+        </w:trPr>
+        <w:tc>
+          <w:tcPr>
+            <w:tcW w:w="1250" w:type="pct"/>
+          </w:tcPr>
+          <w:p>
+            <w:r>
+              <w:t>attachments</w:t>
+            </w:r>
+          </w:p>
+        </w:tc>
+        <w:tc>
+          <w:tcPr>
+            <w:tcW w:w="1250" w:type="pct"/>
+          </w:tcPr>
+          <w:p>
+            <w:r>
+              <w:t>ApplicationAttachmentSummary[]</w:t>
             </w:r>
           </w:p>
         </w:tc>
@@ -18448,74 +19503,35 @@
           </w:tcPr>
           <w:p>
             <w:r>
-              <w:t>PURCHASE / TRANSFER / DISPOSAL</w:t>
-            </w:r>
-          </w:p>
-        </w:tc>
-      </w:tr>
-      <w:tr>
-        <w:tc>
-          <w:tcPr>
-            <w:tcW w:w="1250" w:type="pct"/>
-          </w:tcPr>
-          <w:p>
-            <w:r>
-              <w:t>purchaseType</w:t>
-            </w:r>
-          </w:p>
-        </w:tc>
-        <w:tc>
-          <w:tcPr>
-            <w:tcW w:w="1250" w:type="pct"/>
-          </w:tcPr>
-          <w:p>
-            <w:r>
-              <w:t>string</w:t>
-            </w:r>
-          </w:p>
-        </w:tc>
-        <w:tc>
-          <w:tcPr>
-            <w:tcW w:w="1250" w:type="pct"/>
-          </w:tcPr>
-          <w:p>
-            <w:r>
-              <w:t>-</w:t>
-            </w:r>
-          </w:p>
-        </w:tc>
-        <w:tc>
-          <w:tcPr>
-            <w:tcW w:w="1250" w:type="pct"/>
-          </w:tcPr>
-          <w:p>
-            <w:r>
-              <w:rPr>
-                <w:rFonts w:hint="eastAsia"/>
-              </w:rPr>
-              <w:t>購入申請の場合の NEW / EXPANSION / REPLACEMENT</w:t>
-            </w:r>
-          </w:p>
-        </w:tc>
-      </w:tr>
-      <w:tr>
-        <w:tc>
-          <w:tcPr>
-            <w:tcW w:w="1250" w:type="pct"/>
-          </w:tcPr>
-          <w:p>
-            <w:r>
-              <w:t>targetFacilityId</w:t>
-            </w:r>
-          </w:p>
-        </w:tc>
-        <w:tc>
-          <w:tcPr>
-            <w:tcW w:w="1250" w:type="pct"/>
-          </w:tcPr>
-          <w:p>
-            <w:r>
-              <w:t>int64</w:t>
+              <w:rPr>
+                <w:rFonts w:hint="eastAsia"/>
+              </w:rPr>
+              <w:t>添付ファイルメタデータ。S3キー/URLは含めない</w:t>
+            </w:r>
+          </w:p>
+        </w:tc>
+      </w:tr>
+      <w:tr>
+        <w:trPr>
+          <w:cantSplit/>
+        </w:trPr>
+        <w:tc>
+          <w:tcPr>
+            <w:tcW w:w="1250" w:type="pct"/>
+          </w:tcPr>
+          <w:p>
+            <w:r>
+              <w:t>statusHistories</w:t>
+            </w:r>
+          </w:p>
+        </w:tc>
+        <w:tc>
+          <w:tcPr>
+            <w:tcW w:w="1250" w:type="pct"/>
+          </w:tcPr>
+          <w:p>
+            <w:r>
+              <w:t>ApplicationStatusHistory[]</w:t>
             </w:r>
           </w:p>
         </w:tc>
@@ -18538,29 +19554,32 @@
               <w:rPr>
                 <w:rFonts w:hint="eastAsia"/>
               </w:rPr>
-              <w:t>対象施設ID</w:t>
-            </w:r>
-          </w:p>
-        </w:tc>
-      </w:tr>
-      <w:tr>
-        <w:tc>
-          <w:tcPr>
-            <w:tcW w:w="1250" w:type="pct"/>
-          </w:tcPr>
-          <w:p>
-            <w:r>
-              <w:t>status</w:t>
-            </w:r>
-          </w:p>
-        </w:tc>
-        <w:tc>
-          <w:tcPr>
-            <w:tcW w:w="1250" w:type="pct"/>
-          </w:tcPr>
-          <w:p>
-            <w:r>
-              <w:t>string</w:t>
+              <w:t>申請ステータス履歴</w:t>
+            </w:r>
+          </w:p>
+        </w:tc>
+      </w:tr>
+      <w:tr>
+        <w:trPr>
+          <w:cantSplit/>
+        </w:trPr>
+        <w:tc>
+          <w:tcPr>
+            <w:tcW w:w="1250" w:type="pct"/>
+          </w:tcPr>
+          <w:p>
+            <w:r>
+              <w:t>linkedApplications</w:t>
+            </w:r>
+          </w:p>
+        </w:tc>
+        <w:tc>
+          <w:tcPr>
+            <w:tcW w:w="1250" w:type="pct"/>
+          </w:tcPr>
+          <w:p>
+            <w:r>
+              <w:t>LinkedApplicationSummary[]</w:t>
             </w:r>
           </w:p>
         </w:tc>
@@ -18583,462 +19602,15 @@
               <w:rPr>
                 <w:rFonts w:hint="eastAsia"/>
               </w:rPr>
-              <w:t>現在ステータス</w:t>
-            </w:r>
-          </w:p>
-        </w:tc>
-      </w:tr>
-      <w:tr>
-        <w:tc>
-          <w:tcPr>
-            <w:tcW w:w="1250" w:type="pct"/>
-          </w:tcPr>
-          <w:p>
-            <w:r>
-              <w:t>requestedOn</w:t>
-            </w:r>
-          </w:p>
-        </w:tc>
-        <w:tc>
-          <w:tcPr>
-            <w:tcW w:w="1250" w:type="pct"/>
-          </w:tcPr>
-          <w:p>
-            <w:r>
-              <w:t>date</w:t>
-            </w:r>
-          </w:p>
-        </w:tc>
-        <w:tc>
-          <w:tcPr>
-            <w:tcW w:w="1250" w:type="pct"/>
-          </w:tcPr>
-          <w:p>
-            <w:r>
-              <w:t>✓</w:t>
-            </w:r>
-          </w:p>
-        </w:tc>
-        <w:tc>
-          <w:tcPr>
-            <w:tcW w:w="1250" w:type="pct"/>
-          </w:tcPr>
-          <w:p>
-            <w:r>
-              <w:rPr>
-                <w:rFonts w:hint="eastAsia"/>
-              </w:rPr>
-              <w:t>申請日</w:t>
-            </w:r>
-          </w:p>
-        </w:tc>
-      </w:tr>
-      <w:tr>
-        <w:tc>
-          <w:tcPr>
-            <w:tcW w:w="1250" w:type="pct"/>
-          </w:tcPr>
-          <w:p>
-            <w:r>
-              <w:t>requester</w:t>
-            </w:r>
-          </w:p>
-        </w:tc>
-        <w:tc>
-          <w:tcPr>
-            <w:tcW w:w="1250" w:type="pct"/>
-          </w:tcPr>
-          <w:p>
-            <w:r>
-              <w:t>RequesterSnapshot</w:t>
-            </w:r>
-          </w:p>
-        </w:tc>
-        <w:tc>
-          <w:tcPr>
-            <w:tcW w:w="1250" w:type="pct"/>
-          </w:tcPr>
-          <w:p>
-            <w:r>
-              <w:t>✓</w:t>
-            </w:r>
-          </w:p>
-        </w:tc>
-        <w:tc>
-          <w:tcPr>
-            <w:tcW w:w="1250" w:type="pct"/>
-          </w:tcPr>
-          <w:p>
-            <w:r>
-              <w:rPr>
-                <w:rFonts w:hint="eastAsia"/>
-              </w:rPr>
-              <w:t>申請者スナップショット</w:t>
-            </w:r>
-          </w:p>
-        </w:tc>
-      </w:tr>
-      <w:tr>
-        <w:tc>
-          <w:tcPr>
-            <w:tcW w:w="1250" w:type="pct"/>
-          </w:tcPr>
-          <w:p>
-            <w:r>
-              <w:t>location</w:t>
-            </w:r>
-          </w:p>
-        </w:tc>
-        <w:tc>
-          <w:tcPr>
-            <w:tcW w:w="1250" w:type="pct"/>
-          </w:tcPr>
-          <w:p>
-            <w:r>
-              <w:t>ApplicationLocationSnapshot</w:t>
-            </w:r>
-          </w:p>
-        </w:tc>
-        <w:tc>
-          <w:tcPr>
-            <w:tcW w:w="1250" w:type="pct"/>
-          </w:tcPr>
-          <w:p>
-            <w:r>
-              <w:t>-</w:t>
-            </w:r>
-          </w:p>
-        </w:tc>
-        <w:tc>
-          <w:tcPr>
-            <w:tcW w:w="1250" w:type="pct"/>
-          </w:tcPr>
-          <w:p>
-            <w:r>
-              <w:rPr>
-                <w:rFonts w:hint="eastAsia"/>
-              </w:rPr>
-              <w:t>設置先または移動先のスナップショット</w:t>
-            </w:r>
-          </w:p>
-        </w:tc>
-      </w:tr>
-      <w:tr>
-        <w:tc>
-          <w:tcPr>
-            <w:tcW w:w="1250" w:type="pct"/>
-          </w:tcPr>
-          <w:p>
-            <w:r>
-              <w:t>purchaseDetail</w:t>
-            </w:r>
-          </w:p>
-        </w:tc>
-        <w:tc>
-          <w:tcPr>
-            <w:tcW w:w="1250" w:type="pct"/>
-          </w:tcPr>
-          <w:p>
-            <w:r>
-              <w:t>PurchaseApplicationDetail</w:t>
-            </w:r>
-          </w:p>
-        </w:tc>
-        <w:tc>
-          <w:tcPr>
-            <w:tcW w:w="1250" w:type="pct"/>
-          </w:tcPr>
-          <w:p>
-            <w:r>
-              <w:t>-</w:t>
-            </w:r>
-          </w:p>
-        </w:tc>
-        <w:tc>
-          <w:tcPr>
-            <w:tcW w:w="1250" w:type="pct"/>
-          </w:tcPr>
-          <w:p>
-            <w:r>
-              <w:rPr>
-                <w:rFonts w:hint="eastAsia"/>
-              </w:rPr>
-              <w:t>購入申請詳細。購入申請の場合のみ返却する</w:t>
-            </w:r>
-          </w:p>
-        </w:tc>
-      </w:tr>
-      <w:tr>
-        <w:tc>
-          <w:tcPr>
-            <w:tcW w:w="1250" w:type="pct"/>
-          </w:tcPr>
-          <w:p>
-            <w:r>
-              <w:t>transferDetail</w:t>
-            </w:r>
-          </w:p>
-        </w:tc>
-        <w:tc>
-          <w:tcPr>
-            <w:tcW w:w="1250" w:type="pct"/>
-          </w:tcPr>
-          <w:p>
-            <w:r>
-              <w:t>TransferApplicationDetail</w:t>
-            </w:r>
-          </w:p>
-        </w:tc>
-        <w:tc>
-          <w:tcPr>
-            <w:tcW w:w="1250" w:type="pct"/>
-          </w:tcPr>
-          <w:p>
-            <w:r>
-              <w:t>-</w:t>
-            </w:r>
-          </w:p>
-        </w:tc>
-        <w:tc>
-          <w:tcPr>
-            <w:tcW w:w="1250" w:type="pct"/>
-          </w:tcPr>
-          <w:p>
-            <w:r>
-              <w:rPr>
-                <w:rFonts w:hint="eastAsia"/>
-              </w:rPr>
-              <w:t>移動申請詳細。移動申請の場合のみ返却する</w:t>
-            </w:r>
-          </w:p>
-        </w:tc>
-      </w:tr>
-      <w:tr>
-        <w:tc>
-          <w:tcPr>
-            <w:tcW w:w="1250" w:type="pct"/>
-          </w:tcPr>
-          <w:p>
-            <w:r>
-              <w:t>disposalDetail</w:t>
-            </w:r>
-          </w:p>
-        </w:tc>
-        <w:tc>
-          <w:tcPr>
-            <w:tcW w:w="1250" w:type="pct"/>
-          </w:tcPr>
-          <w:p>
-            <w:r>
-              <w:t>DisposalApplicationDetail</w:t>
-            </w:r>
-          </w:p>
-        </w:tc>
-        <w:tc>
-          <w:tcPr>
-            <w:tcW w:w="1250" w:type="pct"/>
-          </w:tcPr>
-          <w:p>
-            <w:r>
-              <w:t>-</w:t>
-            </w:r>
-          </w:p>
-        </w:tc>
-        <w:tc>
-          <w:tcPr>
-            <w:tcW w:w="1250" w:type="pct"/>
-          </w:tcPr>
-          <w:p>
-            <w:r>
-              <w:rPr>
-                <w:rFonts w:hint="eastAsia"/>
-              </w:rPr>
-              <w:t>廃棄申請詳細。廃棄申請の場合のみ返却する</w:t>
-            </w:r>
-          </w:p>
-        </w:tc>
-      </w:tr>
-      <w:tr>
-        <w:tc>
-          <w:tcPr>
-            <w:tcW w:w="1250" w:type="pct"/>
-          </w:tcPr>
-          <w:p>
-            <w:r>
-              <w:t>assets</w:t>
-            </w:r>
-          </w:p>
-        </w:tc>
-        <w:tc>
-          <w:tcPr>
-            <w:tcW w:w="1250" w:type="pct"/>
-          </w:tcPr>
-          <w:p>
-            <w:r>
-              <w:t>ApplicationAssetDetail[]</w:t>
-            </w:r>
-          </w:p>
-        </w:tc>
-        <w:tc>
-          <w:tcPr>
-            <w:tcW w:w="1250" w:type="pct"/>
-          </w:tcPr>
-          <w:p>
-            <w:r>
-              <w:t>✓</w:t>
-            </w:r>
-          </w:p>
-        </w:tc>
-        <w:tc>
-          <w:tcPr>
-            <w:tcW w:w="1250" w:type="pct"/>
-          </w:tcPr>
-          <w:p>
-            <w:r>
-              <w:rPr>
-                <w:rFonts w:hint="eastAsia"/>
-              </w:rPr>
-              <w:t>申請対象資産・要望機器の明細</w:t>
-            </w:r>
-          </w:p>
-        </w:tc>
-      </w:tr>
-      <w:tr>
-        <w:tc>
-          <w:tcPr>
-            <w:tcW w:w="1250" w:type="pct"/>
-          </w:tcPr>
-          <w:p>
-            <w:r>
-              <w:t>attachments</w:t>
-            </w:r>
-          </w:p>
-        </w:tc>
-        <w:tc>
-          <w:tcPr>
-            <w:tcW w:w="1250" w:type="pct"/>
-          </w:tcPr>
-          <w:p>
-            <w:r>
-              <w:t>ApplicationAttachmentSummary[]</w:t>
-            </w:r>
-          </w:p>
-        </w:tc>
-        <w:tc>
-          <w:tcPr>
-            <w:tcW w:w="1250" w:type="pct"/>
-          </w:tcPr>
-          <w:p>
-            <w:r>
-              <w:t>✓</w:t>
-            </w:r>
-          </w:p>
-        </w:tc>
-        <w:tc>
-          <w:tcPr>
-            <w:tcW w:w="1250" w:type="pct"/>
-          </w:tcPr>
-          <w:p>
-            <w:r>
-              <w:rPr>
-                <w:rFonts w:hint="eastAsia"/>
-              </w:rPr>
-              <w:t>添付ファイルメタデータ。S3キー/URLは含めない</w:t>
-            </w:r>
-          </w:p>
-        </w:tc>
-      </w:tr>
-      <w:tr>
-        <w:tc>
-          <w:tcPr>
-            <w:tcW w:w="1250" w:type="pct"/>
-          </w:tcPr>
-          <w:p>
-            <w:r>
-              <w:t>statusHistories</w:t>
-            </w:r>
-          </w:p>
-        </w:tc>
-        <w:tc>
-          <w:tcPr>
-            <w:tcW w:w="1250" w:type="pct"/>
-          </w:tcPr>
-          <w:p>
-            <w:r>
-              <w:t>ApplicationStatusHistory[]</w:t>
-            </w:r>
-          </w:p>
-        </w:tc>
-        <w:tc>
-          <w:tcPr>
-            <w:tcW w:w="1250" w:type="pct"/>
-          </w:tcPr>
-          <w:p>
-            <w:r>
-              <w:t>✓</w:t>
-            </w:r>
-          </w:p>
-        </w:tc>
-        <w:tc>
-          <w:tcPr>
-            <w:tcW w:w="1250" w:type="pct"/>
-          </w:tcPr>
-          <w:p>
-            <w:r>
-              <w:rPr>
-                <w:rFonts w:hint="eastAsia"/>
-              </w:rPr>
-              <w:t>申請ステータス履歴</w:t>
-            </w:r>
-          </w:p>
-        </w:tc>
-      </w:tr>
-      <w:tr>
-        <w:tc>
-          <w:tcPr>
-            <w:tcW w:w="1250" w:type="pct"/>
-          </w:tcPr>
-          <w:p>
-            <w:r>
-              <w:t>linkedApplications</w:t>
-            </w:r>
-          </w:p>
-        </w:tc>
-        <w:tc>
-          <w:tcPr>
-            <w:tcW w:w="1250" w:type="pct"/>
-          </w:tcPr>
-          <w:p>
-            <w:r>
-              <w:t>LinkedApplicationSummary[]</w:t>
-            </w:r>
-          </w:p>
-        </w:tc>
-        <w:tc>
-          <w:tcPr>
-            <w:tcW w:w="1250" w:type="pct"/>
-          </w:tcPr>
-          <w:p>
-            <w:r>
-              <w:t>✓</w:t>
-            </w:r>
-          </w:p>
-        </w:tc>
-        <w:tc>
-          <w:tcPr>
-            <w:tcW w:w="1250" w:type="pct"/>
-          </w:tcPr>
-          <w:p>
-            <w:r>
-              <w:rPr>
-                <w:rFonts w:hint="eastAsia"/>
-              </w:rPr>
               <w:t>更新購入に伴う関連移動/廃棄申請一覧</w:t>
             </w:r>
           </w:p>
         </w:tc>
       </w:tr>
       <w:tr>
+        <w:trPr>
+          <w:cantSplit/>
+        </w:trPr>
         <w:tc>
           <w:tcPr>
             <w:tcW w:w="1250" w:type="pct"/>
@@ -19096,7 +19668,6 @@
         <w:rPr>
           <w:rFonts w:hint="eastAsia"/>
         </w:rPr>
-        <w:lastRenderedPageBreak/>
         <w:t>requester要素（RequesterSnapshot）</w:t>
       </w:r>
     </w:p>
@@ -19122,6 +19693,7 @@
       </w:tblGrid>
       <w:tr>
         <w:trPr>
+          <w:cantSplit/>
           <w:tblHeader/>
         </w:trPr>
         <w:tc>
@@ -19206,6 +19778,9 @@
         </w:tc>
       </w:tr>
       <w:tr>
+        <w:trPr>
+          <w:cantSplit/>
+        </w:trPr>
         <w:tc>
           <w:tcPr>
             <w:tcW w:w="1250" w:type="pct"/>
@@ -19251,6 +19826,9 @@
         </w:tc>
       </w:tr>
       <w:tr>
+        <w:trPr>
+          <w:cantSplit/>
+        </w:trPr>
         <w:tc>
           <w:tcPr>
             <w:tcW w:w="1250" w:type="pct"/>
@@ -19296,6 +19874,9 @@
         </w:tc>
       </w:tr>
       <w:tr>
+        <w:trPr>
+          <w:cantSplit/>
+        </w:trPr>
         <w:tc>
           <w:tcPr>
             <w:tcW w:w="1250" w:type="pct"/>
@@ -19341,6 +19922,9 @@
         </w:tc>
       </w:tr>
       <w:tr>
+        <w:trPr>
+          <w:cantSplit/>
+        </w:trPr>
         <w:tc>
           <w:tcPr>
             <w:tcW w:w="1250" w:type="pct"/>
@@ -19398,6 +19982,7 @@
         <w:rPr>
           <w:rFonts w:hint="eastAsia"/>
         </w:rPr>
+        <w:lastRenderedPageBreak/>
         <w:t>location要素（ApplicationLocationSnapshot）</w:t>
       </w:r>
     </w:p>
@@ -19423,6 +20008,7 @@
       </w:tblGrid>
       <w:tr>
         <w:trPr>
+          <w:cantSplit/>
           <w:tblHeader/>
         </w:trPr>
         <w:tc>
@@ -19507,6 +20093,9 @@
         </w:tc>
       </w:tr>
       <w:tr>
+        <w:trPr>
+          <w:cantSplit/>
+        </w:trPr>
         <w:tc>
           <w:tcPr>
             <w:tcW w:w="1250" w:type="pct"/>
@@ -19552,6 +20141,9 @@
         </w:tc>
       </w:tr>
       <w:tr>
+        <w:trPr>
+          <w:cantSplit/>
+        </w:trPr>
         <w:tc>
           <w:tcPr>
             <w:tcW w:w="1250" w:type="pct"/>
@@ -19597,6 +20189,9 @@
         </w:tc>
       </w:tr>
       <w:tr>
+        <w:trPr>
+          <w:cantSplit/>
+        </w:trPr>
         <w:tc>
           <w:tcPr>
             <w:tcW w:w="1250" w:type="pct"/>
@@ -19642,6 +20237,9 @@
         </w:tc>
       </w:tr>
       <w:tr>
+        <w:trPr>
+          <w:cantSplit/>
+        </w:trPr>
         <w:tc>
           <w:tcPr>
             <w:tcW w:w="1250" w:type="pct"/>
@@ -19687,6 +20285,9 @@
         </w:tc>
       </w:tr>
       <w:tr>
+        <w:trPr>
+          <w:cantSplit/>
+        </w:trPr>
         <w:tc>
           <w:tcPr>
             <w:tcW w:w="1250" w:type="pct"/>
@@ -19732,6 +20333,9 @@
         </w:tc>
       </w:tr>
       <w:tr>
+        <w:trPr>
+          <w:cantSplit/>
+        </w:trPr>
         <w:tc>
           <w:tcPr>
             <w:tcW w:w="1250" w:type="pct"/>
@@ -19814,6 +20418,7 @@
       </w:tblGrid>
       <w:tr>
         <w:trPr>
+          <w:cantSplit/>
           <w:tblHeader/>
         </w:trPr>
         <w:tc>
@@ -19898,6 +20503,9 @@
         </w:tc>
       </w:tr>
       <w:tr>
+        <w:trPr>
+          <w:cantSplit/>
+        </w:trPr>
         <w:tc>
           <w:tcPr>
             <w:tcW w:w="1250" w:type="pct"/>
@@ -19940,6 +20548,9 @@
         </w:tc>
       </w:tr>
       <w:tr>
+        <w:trPr>
+          <w:cantSplit/>
+        </w:trPr>
         <w:tc>
           <w:tcPr>
             <w:tcW w:w="1250" w:type="pct"/>
@@ -19985,6 +20596,9 @@
         </w:tc>
       </w:tr>
       <w:tr>
+        <w:trPr>
+          <w:cantSplit/>
+        </w:trPr>
         <w:tc>
           <w:tcPr>
             <w:tcW w:w="1250" w:type="pct"/>
@@ -20030,6 +20644,9 @@
         </w:tc>
       </w:tr>
       <w:tr>
+        <w:trPr>
+          <w:cantSplit/>
+        </w:trPr>
         <w:tc>
           <w:tcPr>
             <w:tcW w:w="1250" w:type="pct"/>
@@ -20075,6 +20692,9 @@
         </w:tc>
       </w:tr>
       <w:tr>
+        <w:trPr>
+          <w:cantSplit/>
+        </w:trPr>
         <w:tc>
           <w:tcPr>
             <w:tcW w:w="1250" w:type="pct"/>
@@ -20120,6 +20740,9 @@
         </w:tc>
       </w:tr>
       <w:tr>
+        <w:trPr>
+          <w:cantSplit/>
+        </w:trPr>
         <w:tc>
           <w:tcPr>
             <w:tcW w:w="1250" w:type="pct"/>
@@ -20165,6 +20788,9 @@
         </w:tc>
       </w:tr>
       <w:tr>
+        <w:trPr>
+          <w:cantSplit/>
+        </w:trPr>
         <w:tc>
           <w:tcPr>
             <w:tcW w:w="1250" w:type="pct"/>
@@ -20210,6 +20836,9 @@
         </w:tc>
       </w:tr>
       <w:tr>
+        <w:trPr>
+          <w:cantSplit/>
+        </w:trPr>
         <w:tc>
           <w:tcPr>
             <w:tcW w:w="1250" w:type="pct"/>
@@ -20255,6 +20884,9 @@
         </w:tc>
       </w:tr>
       <w:tr>
+        <w:trPr>
+          <w:cantSplit/>
+        </w:trPr>
         <w:tc>
           <w:tcPr>
             <w:tcW w:w="1250" w:type="pct"/>
@@ -20300,13 +20932,15 @@
         </w:tc>
       </w:tr>
       <w:tr>
-        <w:tc>
-          <w:tcPr>
-            <w:tcW w:w="1250" w:type="pct"/>
-          </w:tcPr>
-          <w:p>
-            <w:r>
-              <w:lastRenderedPageBreak/>
+        <w:trPr>
+          <w:cantSplit/>
+        </w:trPr>
+        <w:tc>
+          <w:tcPr>
+            <w:tcW w:w="1250" w:type="pct"/>
+          </w:tcPr>
+          <w:p>
+            <w:r>
               <w:t>requestConnectionDestination</w:t>
             </w:r>
           </w:p>
@@ -20346,6 +20980,9 @@
         </w:tc>
       </w:tr>
       <w:tr>
+        <w:trPr>
+          <w:cantSplit/>
+        </w:trPr>
         <w:tc>
           <w:tcPr>
             <w:tcW w:w="1250" w:type="pct"/>
@@ -20428,6 +21065,7 @@
       </w:tblGrid>
       <w:tr>
         <w:trPr>
+          <w:cantSplit/>
           <w:tblHeader/>
         </w:trPr>
         <w:tc>
@@ -20512,6 +21150,9 @@
         </w:tc>
       </w:tr>
       <w:tr>
+        <w:trPr>
+          <w:cantSplit/>
+        </w:trPr>
         <w:tc>
           <w:tcPr>
             <w:tcW w:w="1250" w:type="pct"/>
@@ -20557,12 +21198,16 @@
         </w:tc>
       </w:tr>
       <w:tr>
-        <w:tc>
-          <w:tcPr>
-            <w:tcW w:w="1250" w:type="pct"/>
-          </w:tcPr>
-          <w:p>
-            <w:r>
+        <w:trPr>
+          <w:cantSplit/>
+        </w:trPr>
+        <w:tc>
+          <w:tcPr>
+            <w:tcW w:w="1250" w:type="pct"/>
+          </w:tcPr>
+          <w:p>
+            <w:r>
+              <w:lastRenderedPageBreak/>
               <w:t>sourceFacilityLocationId</w:t>
             </w:r>
           </w:p>
@@ -20602,6 +21247,9 @@
         </w:tc>
       </w:tr>
       <w:tr>
+        <w:trPr>
+          <w:cantSplit/>
+        </w:trPr>
         <w:tc>
           <w:tcPr>
             <w:tcW w:w="1250" w:type="pct"/>
@@ -20647,6 +21295,9 @@
         </w:tc>
       </w:tr>
       <w:tr>
+        <w:trPr>
+          <w:cantSplit/>
+        </w:trPr>
         <w:tc>
           <w:tcPr>
             <w:tcW w:w="1250" w:type="pct"/>
@@ -20692,6 +21343,9 @@
         </w:tc>
       </w:tr>
       <w:tr>
+        <w:trPr>
+          <w:cantSplit/>
+        </w:trPr>
         <w:tc>
           <w:tcPr>
             <w:tcW w:w="1250" w:type="pct"/>
@@ -20774,6 +21428,7 @@
       </w:tblGrid>
       <w:tr>
         <w:trPr>
+          <w:cantSplit/>
           <w:tblHeader/>
         </w:trPr>
         <w:tc>
@@ -20858,6 +21513,9 @@
         </w:tc>
       </w:tr>
       <w:tr>
+        <w:trPr>
+          <w:cantSplit/>
+        </w:trPr>
         <w:tc>
           <w:tcPr>
             <w:tcW w:w="1250" w:type="pct"/>
@@ -20900,6 +21558,9 @@
         </w:tc>
       </w:tr>
       <w:tr>
+        <w:trPr>
+          <w:cantSplit/>
+        </w:trPr>
         <w:tc>
           <w:tcPr>
             <w:tcW w:w="1250" w:type="pct"/>
@@ -20945,6 +21606,9 @@
         </w:tc>
       </w:tr>
       <w:tr>
+        <w:trPr>
+          <w:cantSplit/>
+        </w:trPr>
         <w:tc>
           <w:tcPr>
             <w:tcW w:w="1250" w:type="pct"/>
@@ -20990,6 +21654,9 @@
         </w:tc>
       </w:tr>
       <w:tr>
+        <w:trPr>
+          <w:cantSplit/>
+        </w:trPr>
         <w:tc>
           <w:tcPr>
             <w:tcW w:w="1250" w:type="pct"/>
@@ -21035,13 +21702,15 @@
         </w:tc>
       </w:tr>
       <w:tr>
-        <w:tc>
-          <w:tcPr>
-            <w:tcW w:w="1250" w:type="pct"/>
-          </w:tcPr>
-          <w:p>
-            <w:r>
-              <w:lastRenderedPageBreak/>
+        <w:trPr>
+          <w:cantSplit/>
+        </w:trPr>
+        <w:tc>
+          <w:tcPr>
+            <w:tcW w:w="1250" w:type="pct"/>
+          </w:tcPr>
+          <w:p>
+            <w:r>
               <w:t>vendorId</w:t>
             </w:r>
           </w:p>
@@ -21081,6 +21750,9 @@
         </w:tc>
       </w:tr>
       <w:tr>
+        <w:trPr>
+          <w:cantSplit/>
+        </w:trPr>
         <w:tc>
           <w:tcPr>
             <w:tcW w:w="1250" w:type="pct"/>
@@ -21163,6 +21835,7 @@
       </w:tblGrid>
       <w:tr>
         <w:trPr>
+          <w:cantSplit/>
           <w:tblHeader/>
         </w:trPr>
         <w:tc>
@@ -21247,6 +21920,9 @@
         </w:tc>
       </w:tr>
       <w:tr>
+        <w:trPr>
+          <w:cantSplit/>
+        </w:trPr>
         <w:tc>
           <w:tcPr>
             <w:tcW w:w="1250" w:type="pct"/>
@@ -21292,6 +21968,9 @@
         </w:tc>
       </w:tr>
       <w:tr>
+        <w:trPr>
+          <w:cantSplit/>
+        </w:trPr>
         <w:tc>
           <w:tcPr>
             <w:tcW w:w="1250" w:type="pct"/>
@@ -21337,12 +22016,16 @@
         </w:tc>
       </w:tr>
       <w:tr>
-        <w:tc>
-          <w:tcPr>
-            <w:tcW w:w="1250" w:type="pct"/>
-          </w:tcPr>
-          <w:p>
-            <w:r>
+        <w:trPr>
+          <w:cantSplit/>
+        </w:trPr>
+        <w:tc>
+          <w:tcPr>
+            <w:tcW w:w="1250" w:type="pct"/>
+          </w:tcPr>
+          <w:p>
+            <w:r>
+              <w:lastRenderedPageBreak/>
               <w:t>assetRole</w:t>
             </w:r>
           </w:p>
@@ -21379,6 +22062,9 @@
         </w:tc>
       </w:tr>
       <w:tr>
+        <w:trPr>
+          <w:cantSplit/>
+        </w:trPr>
         <w:tc>
           <w:tcPr>
             <w:tcW w:w="1250" w:type="pct"/>
@@ -21424,6 +22110,9 @@
         </w:tc>
       </w:tr>
       <w:tr>
+        <w:trPr>
+          <w:cantSplit/>
+        </w:trPr>
         <w:tc>
           <w:tcPr>
             <w:tcW w:w="1250" w:type="pct"/>
@@ -21469,6 +22158,9 @@
         </w:tc>
       </w:tr>
       <w:tr>
+        <w:trPr>
+          <w:cantSplit/>
+        </w:trPr>
         <w:tc>
           <w:tcPr>
             <w:tcW w:w="1250" w:type="pct"/>
@@ -21514,6 +22206,9 @@
         </w:tc>
       </w:tr>
       <w:tr>
+        <w:trPr>
+          <w:cantSplit/>
+        </w:trPr>
         <w:tc>
           <w:tcPr>
             <w:tcW w:w="1250" w:type="pct"/>
@@ -21559,6 +22254,9 @@
         </w:tc>
       </w:tr>
       <w:tr>
+        <w:trPr>
+          <w:cantSplit/>
+        </w:trPr>
         <w:tc>
           <w:tcPr>
             <w:tcW w:w="1250" w:type="pct"/>
@@ -21604,6 +22302,9 @@
         </w:tc>
       </w:tr>
       <w:tr>
+        <w:trPr>
+          <w:cantSplit/>
+        </w:trPr>
         <w:tc>
           <w:tcPr>
             <w:tcW w:w="1250" w:type="pct"/>
@@ -21649,6 +22350,9 @@
         </w:tc>
       </w:tr>
       <w:tr>
+        <w:trPr>
+          <w:cantSplit/>
+        </w:trPr>
         <w:tc>
           <w:tcPr>
             <w:tcW w:w="1250" w:type="pct"/>
@@ -21694,6 +22398,9 @@
         </w:tc>
       </w:tr>
       <w:tr>
+        <w:trPr>
+          <w:cantSplit/>
+        </w:trPr>
         <w:tc>
           <w:tcPr>
             <w:tcW w:w="1250" w:type="pct"/>
@@ -21739,6 +22446,9 @@
         </w:tc>
       </w:tr>
       <w:tr>
+        <w:trPr>
+          <w:cantSplit/>
+        </w:trPr>
         <w:tc>
           <w:tcPr>
             <w:tcW w:w="1250" w:type="pct"/>
@@ -21821,6 +22531,7 @@
       </w:tblGrid>
       <w:tr>
         <w:trPr>
+          <w:cantSplit/>
           <w:tblHeader/>
         </w:trPr>
         <w:tc>
@@ -21905,6 +22616,9 @@
         </w:tc>
       </w:tr>
       <w:tr>
+        <w:trPr>
+          <w:cantSplit/>
+        </w:trPr>
         <w:tc>
           <w:tcPr>
             <w:tcW w:w="1250" w:type="pct"/>
@@ -21950,6 +22664,9 @@
         </w:tc>
       </w:tr>
       <w:tr>
+        <w:trPr>
+          <w:cantSplit/>
+        </w:trPr>
         <w:tc>
           <w:tcPr>
             <w:tcW w:w="1250" w:type="pct"/>
@@ -21992,13 +22709,15 @@
         </w:tc>
       </w:tr>
       <w:tr>
-        <w:tc>
-          <w:tcPr>
-            <w:tcW w:w="1250" w:type="pct"/>
-          </w:tcPr>
-          <w:p>
-            <w:r>
-              <w:lastRenderedPageBreak/>
+        <w:trPr>
+          <w:cantSplit/>
+        </w:trPr>
+        <w:tc>
+          <w:tcPr>
+            <w:tcW w:w="1250" w:type="pct"/>
+          </w:tcPr>
+          <w:p>
+            <w:r>
               <w:t>documentType</w:t>
             </w:r>
           </w:p>
@@ -22035,6 +22754,9 @@
         </w:tc>
       </w:tr>
       <w:tr>
+        <w:trPr>
+          <w:cantSplit/>
+        </w:trPr>
         <w:tc>
           <w:tcPr>
             <w:tcW w:w="1250" w:type="pct"/>
@@ -22080,6 +22802,9 @@
         </w:tc>
       </w:tr>
       <w:tr>
+        <w:trPr>
+          <w:cantSplit/>
+        </w:trPr>
         <w:tc>
           <w:tcPr>
             <w:tcW w:w="1250" w:type="pct"/>
@@ -22122,6 +22847,9 @@
         </w:tc>
       </w:tr>
       <w:tr>
+        <w:trPr>
+          <w:cantSplit/>
+        </w:trPr>
         <w:tc>
           <w:tcPr>
             <w:tcW w:w="1250" w:type="pct"/>
@@ -22167,6 +22895,9 @@
         </w:tc>
       </w:tr>
       <w:tr>
+        <w:trPr>
+          <w:cantSplit/>
+        </w:trPr>
         <w:tc>
           <w:tcPr>
             <w:tcW w:w="1250" w:type="pct"/>
@@ -22249,6 +22980,7 @@
       </w:tblGrid>
       <w:tr>
         <w:trPr>
+          <w:cantSplit/>
           <w:tblHeader/>
         </w:trPr>
         <w:tc>
@@ -22333,6 +23065,9 @@
         </w:tc>
       </w:tr>
       <w:tr>
+        <w:trPr>
+          <w:cantSplit/>
+        </w:trPr>
         <w:tc>
           <w:tcPr>
             <w:tcW w:w="1250" w:type="pct"/>
@@ -22378,12 +23113,16 @@
         </w:tc>
       </w:tr>
       <w:tr>
-        <w:tc>
-          <w:tcPr>
-            <w:tcW w:w="1250" w:type="pct"/>
-          </w:tcPr>
-          <w:p>
-            <w:r>
+        <w:trPr>
+          <w:cantSplit/>
+        </w:trPr>
+        <w:tc>
+          <w:tcPr>
+            <w:tcW w:w="1250" w:type="pct"/>
+          </w:tcPr>
+          <w:p>
+            <w:r>
+              <w:lastRenderedPageBreak/>
               <w:t>fromStatus</w:t>
             </w:r>
           </w:p>
@@ -22423,6 +23162,9 @@
         </w:tc>
       </w:tr>
       <w:tr>
+        <w:trPr>
+          <w:cantSplit/>
+        </w:trPr>
         <w:tc>
           <w:tcPr>
             <w:tcW w:w="1250" w:type="pct"/>
@@ -22468,6 +23210,9 @@
         </w:tc>
       </w:tr>
       <w:tr>
+        <w:trPr>
+          <w:cantSplit/>
+        </w:trPr>
         <w:tc>
           <w:tcPr>
             <w:tcW w:w="1250" w:type="pct"/>
@@ -22513,6 +23258,9 @@
         </w:tc>
       </w:tr>
       <w:tr>
+        <w:trPr>
+          <w:cantSplit/>
+        </w:trPr>
         <w:tc>
           <w:tcPr>
             <w:tcW w:w="1250" w:type="pct"/>
@@ -22558,6 +23306,9 @@
         </w:tc>
       </w:tr>
       <w:tr>
+        <w:trPr>
+          <w:cantSplit/>
+        </w:trPr>
         <w:tc>
           <w:tcPr>
             <w:tcW w:w="1250" w:type="pct"/>
@@ -22603,6 +23354,9 @@
         </w:tc>
       </w:tr>
       <w:tr>
+        <w:trPr>
+          <w:cantSplit/>
+        </w:trPr>
         <w:tc>
           <w:tcPr>
             <w:tcW w:w="1250" w:type="pct"/>
@@ -22685,6 +23439,7 @@
       </w:tblGrid>
       <w:tr>
         <w:trPr>
+          <w:cantSplit/>
           <w:tblHeader/>
         </w:trPr>
         <w:tc>
@@ -22769,6 +23524,9 @@
         </w:tc>
       </w:tr>
       <w:tr>
+        <w:trPr>
+          <w:cantSplit/>
+        </w:trPr>
         <w:tc>
           <w:tcPr>
             <w:tcW w:w="1250" w:type="pct"/>
@@ -22814,6 +23572,9 @@
         </w:tc>
       </w:tr>
       <w:tr>
+        <w:trPr>
+          <w:cantSplit/>
+        </w:trPr>
         <w:tc>
           <w:tcPr>
             <w:tcW w:w="1250" w:type="pct"/>
@@ -22859,6 +23620,9 @@
         </w:tc>
       </w:tr>
       <w:tr>
+        <w:trPr>
+          <w:cantSplit/>
+        </w:trPr>
         <w:tc>
           <w:tcPr>
             <w:tcW w:w="1250" w:type="pct"/>
@@ -22901,6 +23665,9 @@
         </w:tc>
       </w:tr>
       <w:tr>
+        <w:trPr>
+          <w:cantSplit/>
+        </w:trPr>
         <w:tc>
           <w:tcPr>
             <w:tcW w:w="1250" w:type="pct"/>
@@ -22954,7 +23721,7 @@
           <w:rFonts w:hint="eastAsia"/>
         </w:rPr>
       </w:pPr>
-      <w:bookmarkStart w:id="43" w:name="_Toc231754936"/>
+      <w:bookmarkStart w:id="43" w:name="_Toc236707181"/>
       <w:r>
         <w:rPr>
           <w:rFonts w:hint="eastAsia"/>
@@ -22984,6 +23751,7 @@
       </w:tblGrid>
       <w:tr>
         <w:trPr>
+          <w:cantSplit/>
           <w:tblHeader/>
         </w:trPr>
         <w:tc>
@@ -23047,6 +23815,9 @@
         </w:tc>
       </w:tr>
       <w:tr>
+        <w:trPr>
+          <w:cantSplit/>
+        </w:trPr>
         <w:tc>
           <w:tcPr>
             <w:tcW w:w="1666" w:type="pct"/>
@@ -23082,13 +23853,15 @@
         </w:tc>
       </w:tr>
       <w:tr>
+        <w:trPr>
+          <w:cantSplit/>
+        </w:trPr>
         <w:tc>
           <w:tcPr>
             <w:tcW w:w="1666" w:type="pct"/>
           </w:tcPr>
           <w:p>
             <w:r>
-              <w:lastRenderedPageBreak/>
               <w:t>400</w:t>
             </w:r>
           </w:p>
@@ -23118,6 +23891,9 @@
         </w:tc>
       </w:tr>
       <w:tr>
+        <w:trPr>
+          <w:cantSplit/>
+        </w:trPr>
         <w:tc>
           <w:tcPr>
             <w:tcW w:w="1666" w:type="pct"/>
@@ -23153,6 +23929,9 @@
         </w:tc>
       </w:tr>
       <w:tr>
+        <w:trPr>
+          <w:cantSplit/>
+        </w:trPr>
         <w:tc>
           <w:tcPr>
             <w:tcW w:w="1666" w:type="pct"/>
@@ -23172,7 +23951,7 @@
               <w:rPr>
                 <w:rFonts w:hint="eastAsia"/>
               </w:rPr>
-              <w:t>通常アカウントで作業対象施設に対する実効 `original_application` なし</w:t>
+              <w:t>通常アカウントで作業対象施設に対する実効 original_application なし</w:t>
             </w:r>
           </w:p>
         </w:tc>
@@ -23188,6 +23967,9 @@
         </w:tc>
       </w:tr>
       <w:tr>
+        <w:trPr>
+          <w:cantSplit/>
+        </w:trPr>
         <w:tc>
           <w:tcPr>
             <w:tcW w:w="1666" w:type="pct"/>
@@ -23223,6 +24005,9 @@
         </w:tc>
       </w:tr>
       <w:tr>
+        <w:trPr>
+          <w:cantSplit/>
+        </w:trPr>
         <w:tc>
           <w:tcPr>
             <w:tcW w:w="1666" w:type="pct"/>
@@ -23266,11 +24051,12 @@
           <w:rFonts w:hint="eastAsia"/>
         </w:rPr>
       </w:pPr>
-      <w:bookmarkStart w:id="44" w:name="_Toc231754937"/>
+      <w:bookmarkStart w:id="44" w:name="_Toc236707182"/>
       <w:r>
         <w:rPr>
           <w:rFonts w:hint="eastAsia"/>
         </w:rPr>
+        <w:lastRenderedPageBreak/>
         <w:t>第6章 業務ルール・バリデーション</w:t>
       </w:r>
       <w:bookmarkEnd w:id="44"/>
@@ -23282,7 +24068,7 @@
           <w:rFonts w:hint="eastAsia"/>
         </w:rPr>
       </w:pPr>
-      <w:bookmarkStart w:id="45" w:name="_Toc231754938"/>
+      <w:bookmarkStart w:id="45" w:name="_Toc236707183"/>
       <w:r>
         <w:rPr>
           <w:rFonts w:hint="eastAsia"/>
@@ -23312,6 +24098,7 @@
       </w:tblGrid>
       <w:tr>
         <w:trPr>
+          <w:cantSplit/>
           <w:tblHeader/>
         </w:trPr>
         <w:tc>
@@ -23376,6 +24163,9 @@
         </w:tc>
       </w:tr>
       <w:tr>
+        <w:trPr>
+          <w:cantSplit/>
+        </w:trPr>
         <w:tc>
           <w:tcPr>
             <w:tcW w:w="1666" w:type="pct"/>
@@ -23398,7 +24188,7 @@
               <w:rPr>
                 <w:rFonts w:hint="eastAsia"/>
               </w:rPr>
-              <w:t>`purchaseType=NEW`、`requestedAssets` 1..3件。既存資産は指定しない</w:t>
+              <w:t>purchaseType=NEW、requestedAssets 1..3件。既存資産は指定しない</w:t>
             </w:r>
           </w:p>
         </w:tc>
@@ -23411,12 +24201,15 @@
               <w:rPr>
                 <w:rFonts w:hint="eastAsia"/>
               </w:rPr>
-              <w:t>`applications.application_type=PURCHASE`、`purchase_application_details.purchase_type=NEW`、要望機器を `application_assets.asset_role=REQUEST` で保存</w:t>
-            </w:r>
-          </w:p>
-        </w:tc>
-      </w:tr>
-      <w:tr>
+              <w:t>applications.application_type=PURCHASE、purchase_application_details.purchase_type=NEW、要望機器を application_assets.asset_role=REQUEST で保存</w:t>
+            </w:r>
+          </w:p>
+        </w:tc>
+      </w:tr>
+      <w:tr>
+        <w:trPr>
+          <w:cantSplit/>
+        </w:trPr>
         <w:tc>
           <w:tcPr>
             <w:tcW w:w="1666" w:type="pct"/>
@@ -23439,7 +24232,7 @@
               <w:rPr>
                 <w:rFonts w:hint="eastAsia"/>
               </w:rPr>
-              <w:t>`purchaseType=EXPANSION`、`currentAssets` 1件以上、各 `additionalQuantity&gt;=1`</w:t>
+              <w:t>purchaseType=EXPANSION、currentAssets 1件以上、各 additionalQuantity&gt;=1</w:t>
             </w:r>
           </w:p>
         </w:tc>
@@ -23452,12 +24245,15 @@
               <w:rPr>
                 <w:rFonts w:hint="eastAsia"/>
               </w:rPr>
-              <w:t>既存資産を `CURRENT`、追加希望を `REQUEST` として保存</w:t>
-            </w:r>
-          </w:p>
-        </w:tc>
-      </w:tr>
-      <w:tr>
+              <w:t>既存資産を CURRENT、追加希望を REQUEST として保存</w:t>
+            </w:r>
+          </w:p>
+        </w:tc>
+      </w:tr>
+      <w:tr>
+        <w:trPr>
+          <w:cantSplit/>
+        </w:trPr>
         <w:tc>
           <w:tcPr>
             <w:tcW w:w="1666" w:type="pct"/>
@@ -23480,7 +24276,7 @@
               <w:rPr>
                 <w:rFonts w:hint="eastAsia"/>
               </w:rPr>
-              <w:t>`purchaseType=REPLACEMENT`、`currentAssets` 1件以上、`requestedAssets` 1..3件、各対象資産の `replacementActions` 必須</w:t>
+              <w:t>purchaseType=REPLACEMENT、currentAssets 1件以上、requestedAssets 1..3件、各対象資産の replacementActions 必須</w:t>
             </w:r>
           </w:p>
         </w:tc>
@@ -23493,12 +24289,15 @@
               <w:rPr>
                 <w:rFonts w:hint="eastAsia"/>
               </w:rPr>
-              <w:t>既存資産を `CURRENT`、要望機器を `REQUEST` として保存し、廃棄/移動指定は関連申請を作成</w:t>
-            </w:r>
-          </w:p>
-        </w:tc>
-      </w:tr>
-      <w:tr>
+              <w:t>既存資産を CURRENT、要望機器を REQUEST として保存し、廃棄/移動指定は関連申請を作成</w:t>
+            </w:r>
+          </w:p>
+        </w:tc>
+      </w:tr>
+      <w:tr>
+        <w:trPr>
+          <w:cantSplit/>
+        </w:trPr>
         <w:tc>
           <w:tcPr>
             <w:tcW w:w="1666" w:type="pct"/>
@@ -23508,7 +24307,6 @@
               <w:rPr>
                 <w:rFonts w:hint="eastAsia"/>
               </w:rPr>
-              <w:lastRenderedPageBreak/>
               <w:t>移動</w:t>
             </w:r>
           </w:p>
@@ -23522,7 +24320,7 @@
               <w:rPr>
                 <w:rFonts w:hint="eastAsia"/>
               </w:rPr>
-              <w:t>`assetLedgerIds` 1件以上、`destinationFacilityLocationId` 必須</w:t>
+              <w:t>assetLedgerIds 1件以上、destinationFacilityLocationId 必須</w:t>
             </w:r>
           </w:p>
         </w:tc>
@@ -23535,12 +24333,15 @@
               <w:rPr>
                 <w:rFonts w:hint="eastAsia"/>
               </w:rPr>
-              <w:t>`applications.application_type=TRANSFER`、対象資産を `application_assets.asset_role=TRANSFER` で保存</w:t>
-            </w:r>
-          </w:p>
-        </w:tc>
-      </w:tr>
-      <w:tr>
+              <w:t>applications.application_type=TRANSFER、対象資産を application_assets.asset_role=TRANSFER で保存</w:t>
+            </w:r>
+          </w:p>
+        </w:tc>
+      </w:tr>
+      <w:tr>
+        <w:trPr>
+          <w:cantSplit/>
+        </w:trPr>
         <w:tc>
           <w:tcPr>
             <w:tcW w:w="1666" w:type="pct"/>
@@ -23563,7 +24364,7 @@
               <w:rPr>
                 <w:rFonts w:hint="eastAsia"/>
               </w:rPr>
-              <w:t>`assetLedgerIds` 1件以上。画面入力がコメントのみの場合は `disposalReasonCode=OTHER`</w:t>
+              <w:t>assetLedgerIds 1件以上。画面入力がコメントのみの場合は disposalReasonCode=OTHER</w:t>
             </w:r>
           </w:p>
         </w:tc>
@@ -23576,7 +24377,7 @@
               <w:rPr>
                 <w:rFonts w:hint="eastAsia"/>
               </w:rPr>
-              <w:t>`applications.application_type=DISPOSAL`、対象資産を `application_assets.asset_role=DISPOSAL` で保存</w:t>
+              <w:t>applications.application_type=DISPOSAL、対象資産を application_assets.asset_role=DISPOSAL で保存</w:t>
             </w:r>
           </w:p>
         </w:tc>
@@ -23590,7 +24391,7 @@
           <w:rFonts w:hint="eastAsia"/>
         </w:rPr>
       </w:pPr>
-      <w:bookmarkStart w:id="46" w:name="_Toc231754939"/>
+      <w:bookmarkStart w:id="46" w:name="_Toc236707184"/>
       <w:r>
         <w:rPr>
           <w:rFonts w:hint="eastAsia"/>
@@ -23615,7 +24416,7 @@
         <w:rPr>
           <w:rFonts w:hint="eastAsia"/>
         </w:rPr>
-        <w:t>購入申請と廃棄申請の添付は `application_documents.owner_type='APPLICATION'` として申請ヘッダに紐づける</w:t>
+        <w:t>購入申請と廃棄申請の添付は application_documents.owner_type='APPLICATION' として申請ヘッダに紐づける</w:t>
       </w:r>
     </w:p>
     <w:p>
@@ -23634,7 +24435,7 @@
         <w:rPr>
           <w:rFonts w:hint="eastAsia"/>
         </w:rPr>
-        <w:t>添付は写真ではないため `document_category='ATTACHMENT'` とし、`is_primary` は設定しない</w:t>
+        <w:t>添付は写真ではないため document_category='ATTACHMENT' とし、is_primary は設定しない</w:t>
       </w:r>
     </w:p>
     <w:p>
@@ -23653,7 +24454,8 @@
         <w:rPr>
           <w:rFonts w:hint="eastAsia"/>
         </w:rPr>
-        <w:t>添付ファイル本体はAPI内でAmazon S3へPutObjectし、`application_documents.file_path` にはS3オブジェクトキーのみを保存する。`storage_format` は保存先ではなく電子取引/スキャナ保存/未指定などの保存形式を表す列として扱い、S3保存有無の表現には使用しない</w:t>
+        <w:lastRenderedPageBreak/>
+        <w:t>添付ファイル本体はAPI内でAmazon S3へPutObjectし、application_documents.file_path にはS3オブジェクトキーのみを保存する。storage_format は保存先ではなく電子取引/スキャナ保存/未指定などの保存形式を表す列として扱い、S3保存有無の表現には使用しない</w:t>
       </w:r>
     </w:p>
     <w:p>
@@ -23672,7 +24474,7 @@
         <w:rPr>
           <w:rFonts w:hint="eastAsia"/>
         </w:rPr>
-        <w:t>`owner_key`、`file_path`、`storage_format` は内部項目として扱い、リクエスト/レスポンスでは直接指定・返却しない。S3オブジェクトキー、S3バケット名、HTTPS URLもレスポンスへ含めない</w:t>
+        <w:t>owner_key、file_path、storage_format は内部項目として扱い、リクエスト/レスポンスでは直接指定・返却しない。S3オブジェクトキー、S3バケット名、HTTPS URLもレスポンスへ含めない</w:t>
       </w:r>
     </w:p>
     <w:p>
@@ -23710,7 +24512,7 @@
         <w:rPr>
           <w:rFonts w:hint="eastAsia"/>
         </w:rPr>
-        <w:t>DB確定後の添付削除が後続APIで発生する場合は、`application_documents.deleted_at` の論理削除を正本とし、S3実体は同一S3オブジェクトキーを参照する有効メタデータがなくなったことと保存期間を確認するストレージ削除処理で扱う</w:t>
+        <w:t>DB確定後の添付削除が後続APIで発生する場合は、application_documents.deleted_at の論理削除を正本とし、S3実体は同一S3オブジェクトキーを参照する有効メタデータがなくなったことと保存期間を確認するストレージ削除処理で扱う</w:t>
       </w:r>
     </w:p>
     <w:p>
@@ -23720,7 +24522,7 @@
           <w:rFonts w:hint="eastAsia"/>
         </w:rPr>
       </w:pPr>
-      <w:bookmarkStart w:id="47" w:name="_Toc231754940"/>
+      <w:bookmarkStart w:id="47" w:name="_Toc236707185"/>
       <w:r>
         <w:rPr>
           <w:rFonts w:hint="eastAsia"/>
@@ -23745,7 +24547,7 @@
         <w:rPr>
           <w:rFonts w:hint="eastAsia"/>
         </w:rPr>
-        <w:t>POST API は `Idempotency-Key` を必須とし、キー未指定は 400 (`IDEMPOTENCY_KEY_REQUIRED`) とする</w:t>
+        <w:t>POST API は Idempotency-Key を必須とし、キー未指定は 400 (IDEMPOTENCY_KEY_REQUIRED) とする</w:t>
       </w:r>
     </w:p>
     <w:p>
@@ -23764,7 +24566,6 @@
         <w:rPr>
           <w:rFonts w:hint="eastAsia"/>
         </w:rPr>
-        <w:lastRenderedPageBreak/>
         <w:t>同一キー、同一ユーザー、同一施設、同一 API パス、同一 payload と添付ファイルメタデータ/ハッシュの再送は初回レスポンスを返す</w:t>
       </w:r>
     </w:p>
@@ -23784,7 +24585,7 @@
         <w:rPr>
           <w:rFonts w:hint="eastAsia"/>
         </w:rPr>
-        <w:t>同一キーで payload または添付ファイルメタデータ/ハッシュが異なる場合は 409 (`IDEMPOTENCY_KEY_REUSED`) とする</w:t>
+        <w:t>同一キーで payload または添付ファイルメタデータ/ハッシュが異なる場合は 409 (IDEMPOTENCY_KEY_REUSED) とする</w:t>
       </w:r>
     </w:p>
     <w:p>
@@ -23803,7 +24604,7 @@
         <w:rPr>
           <w:rFonts w:hint="eastAsia"/>
         </w:rPr>
-        <w:t>既存資産を対象にする作成処理では、対象 `asset_ledgers` を同一トランザクション内で検証し、施設違い、存在なし、更新競合を拒否する</w:t>
+        <w:t>既存資産を対象にする作成処理では、対象 asset_ledgers を同一トランザクション内で検証し、施設違い、存在なし、更新競合を拒否する</w:t>
       </w:r>
     </w:p>
     <w:p>
@@ -23813,7 +24614,7 @@
           <w:rFonts w:hint="eastAsia"/>
         </w:rPr>
       </w:pPr>
-      <w:bookmarkStart w:id="48" w:name="_Toc231754941"/>
+      <w:bookmarkStart w:id="48" w:name="_Toc236707186"/>
       <w:r>
         <w:rPr>
           <w:rFonts w:hint="eastAsia"/>
@@ -23843,6 +24644,7 @@
       </w:tblGrid>
       <w:tr>
         <w:trPr>
+          <w:cantSplit/>
           <w:tblHeader/>
         </w:trPr>
         <w:tc>
@@ -23906,6 +24708,9 @@
         </w:tc>
       </w:tr>
       <w:tr>
+        <w:trPr>
+          <w:cantSplit/>
+        </w:trPr>
         <w:tc>
           <w:tcPr>
             <w:tcW w:w="1666" w:type="pct"/>
@@ -23941,6 +24746,9 @@
         </w:tc>
       </w:tr>
       <w:tr>
+        <w:trPr>
+          <w:cantSplit/>
+        </w:trPr>
         <w:tc>
           <w:tcPr>
             <w:tcW w:w="1666" w:type="pct"/>
@@ -23970,12 +24778,15 @@
               <w:rPr>
                 <w:rFonts w:hint="eastAsia"/>
               </w:rPr>
-              <w:t>POST API に `Idempotency-Key` が指定されていない</w:t>
-            </w:r>
-          </w:p>
-        </w:tc>
-      </w:tr>
-      <w:tr>
+              <w:t>POST API に Idempotency-Key が指定されていない</w:t>
+            </w:r>
+          </w:p>
+        </w:tc>
+      </w:tr>
+      <w:tr>
+        <w:trPr>
+          <w:cantSplit/>
+        </w:trPr>
         <w:tc>
           <w:tcPr>
             <w:tcW w:w="1666" w:type="pct"/>
@@ -24011,12 +24822,16 @@
         </w:tc>
       </w:tr>
       <w:tr>
+        <w:trPr>
+          <w:cantSplit/>
+        </w:trPr>
         <w:tc>
           <w:tcPr>
             <w:tcW w:w="1666" w:type="pct"/>
           </w:tcPr>
           <w:p>
             <w:r>
+              <w:lastRenderedPageBreak/>
               <w:t>FORBIDDEN</w:t>
             </w:r>
           </w:p>
@@ -24040,12 +24855,15 @@
               <w:rPr>
                 <w:rFonts w:hint="eastAsia"/>
               </w:rPr>
-              <w:t>通常アカウントで作業対象施設に対する実効 `original_application` がない。共有システム管理者では作業対象施設が未削除であれば通常権限判定をバイパスする</w:t>
-            </w:r>
-          </w:p>
-        </w:tc>
-      </w:tr>
-      <w:tr>
+              <w:t>通常アカウントで作業対象施設に対する実効 original_application がない。共有システム管理者では作業対象施設が未削除であれば通常権限判定をバイパスする</w:t>
+            </w:r>
+          </w:p>
+        </w:tc>
+      </w:tr>
+      <w:tr>
+        <w:trPr>
+          <w:cantSplit/>
+        </w:trPr>
         <w:tc>
           <w:tcPr>
             <w:tcW w:w="1666" w:type="pct"/>
@@ -24081,6 +24899,9 @@
         </w:tc>
       </w:tr>
       <w:tr>
+        <w:trPr>
+          <w:cantSplit/>
+        </w:trPr>
         <w:tc>
           <w:tcPr>
             <w:tcW w:w="1666" w:type="pct"/>
@@ -24116,6 +24937,9 @@
         </w:tc>
       </w:tr>
       <w:tr>
+        <w:trPr>
+          <w:cantSplit/>
+        </w:trPr>
         <w:tc>
           <w:tcPr>
             <w:tcW w:w="1666" w:type="pct"/>
@@ -24151,6 +24975,9 @@
         </w:tc>
       </w:tr>
       <w:tr>
+        <w:trPr>
+          <w:cantSplit/>
+        </w:trPr>
         <w:tc>
           <w:tcPr>
             <w:tcW w:w="1666" w:type="pct"/>
@@ -24186,6 +25013,9 @@
         </w:tc>
       </w:tr>
       <w:tr>
+        <w:trPr>
+          <w:cantSplit/>
+        </w:trPr>
         <w:tc>
           <w:tcPr>
             <w:tcW w:w="1666" w:type="pct"/>
@@ -24221,13 +25051,15 @@
         </w:tc>
       </w:tr>
       <w:tr>
+        <w:trPr>
+          <w:cantSplit/>
+        </w:trPr>
         <w:tc>
           <w:tcPr>
             <w:tcW w:w="1666" w:type="pct"/>
           </w:tcPr>
           <w:p>
             <w:r>
-              <w:lastRenderedPageBreak/>
               <w:t>APPLICATION_DETAIL_INCONSISTENT</w:t>
             </w:r>
           </w:p>
@@ -24251,12 +25083,15 @@
               <w:rPr>
                 <w:rFonts w:hint="eastAsia"/>
               </w:rPr>
-              <w:t>`applications.application_type` と申請種別別詳細テーブルの整合が崩れている</w:t>
-            </w:r>
-          </w:p>
-        </w:tc>
-      </w:tr>
-      <w:tr>
+              <w:t>applications.application_type と申請種別別詳細テーブルの整合が崩れている</w:t>
+            </w:r>
+          </w:p>
+        </w:tc>
+      </w:tr>
+      <w:tr>
+        <w:trPr>
+          <w:cantSplit/>
+        </w:trPr>
         <w:tc>
           <w:tcPr>
             <w:tcW w:w="1666" w:type="pct"/>
@@ -24292,6 +25127,9 @@
         </w:tc>
       </w:tr>
       <w:tr>
+        <w:trPr>
+          <w:cantSplit/>
+        </w:trPr>
         <w:tc>
           <w:tcPr>
             <w:tcW w:w="1666" w:type="pct"/>
@@ -24321,12 +25159,15 @@
               <w:rPr>
                 <w:rFonts w:hint="eastAsia"/>
               </w:rPr>
-              <w:t>同一 `Idempotency-Key` で異なる payload または添付ファイルメタデータ/ハッシュが送信された</w:t>
-            </w:r>
-          </w:p>
-        </w:tc>
-      </w:tr>
-      <w:tr>
+              <w:t>同一 Idempotency-Key で異なる payload または添付ファイルメタデータ/ハッシュが送信された</w:t>
+            </w:r>
+          </w:p>
+        </w:tc>
+      </w:tr>
+      <w:tr>
+        <w:trPr>
+          <w:cantSplit/>
+        </w:trPr>
         <w:tc>
           <w:tcPr>
             <w:tcW w:w="1666" w:type="pct"/>
@@ -24370,11 +25211,12 @@
           <w:rFonts w:hint="eastAsia"/>
         </w:rPr>
       </w:pPr>
-      <w:bookmarkStart w:id="49" w:name="_Toc231754942"/>
+      <w:bookmarkStart w:id="49" w:name="_Toc236707187"/>
       <w:r>
         <w:rPr>
           <w:rFonts w:hint="eastAsia"/>
         </w:rPr>
+        <w:lastRenderedPageBreak/>
         <w:t>第8章 運用・監査方針</w:t>
       </w:r>
       <w:bookmarkEnd w:id="49"/>
@@ -24395,7 +25237,7 @@
         <w:rPr>
           <w:rFonts w:hint="eastAsia"/>
         </w:rPr>
-        <w:t>申請作成、関連申請作成、添付保存、初期履歴作成は監査対象とし、APIログには申請ID、申請番号、申請種別、対象施設、実行ユーザー、`Idempotency-Key` を記録する</w:t>
+        <w:t>申請作成、関連申請作成、添付保存、初期履歴作成は監査対象とし、APIログには申請ID、申請番号、申請種別、対象施設、実行ユーザー、Idempotency-Key を記録する</w:t>
       </w:r>
     </w:p>
     <w:p>
@@ -24452,7 +25294,7 @@
         <w:rPr>
           <w:rFonts w:hint="eastAsia"/>
         </w:rPr>
-        <w:t>起票後のステータス変更は本 API では行わず、購入管理、移動・廃棄管理、廃棄契約タスク側の API で `application_status_transitions` に従って更新する</w:t>
+        <w:t>起票後のステータス変更は本 API では行わず、購入管理、移動・廃棄管理、廃棄契約タスク側の API で application_status_transitions に従って更新する</w:t>
       </w:r>
     </w:p>
     <w:p>
@@ -24481,7 +25323,7 @@
           <w:rFonts w:hint="eastAsia"/>
         </w:rPr>
       </w:pPr>
-      <w:bookmarkStart w:id="50" w:name="_Toc231754943"/>
+      <w:bookmarkStart w:id="50" w:name="_Toc236707188"/>
       <w:r>
         <w:rPr>
           <w:rFonts w:hint="eastAsia"/>
@@ -24511,6 +25353,7 @@
       </w:tblGrid>
       <w:tr>
         <w:trPr>
+          <w:cantSplit/>
           <w:tblHeader/>
         </w:trPr>
         <w:tc>
@@ -24575,6 +25418,9 @@
         </w:tc>
       </w:tr>
       <w:tr>
+        <w:trPr>
+          <w:cantSplit/>
+        </w:trPr>
         <w:tc>
           <w:tcPr>
             <w:tcW w:w="1666" w:type="pct"/>
@@ -24597,7 +25443,7 @@
               <w:rPr>
                 <w:rFonts w:hint="eastAsia"/>
               </w:rPr>
-              <w:t>資産一覧の廃棄モーダルはコメントのみのため、未指定時は `OTHER` として保存する</w:t>
+              <w:t>資産一覧の廃棄モーダルはコメントのみのため、未指定時は OTHER として保存する</w:t>
             </w:r>
           </w:p>
         </w:tc>
@@ -24610,12 +25456,15 @@
               <w:rPr>
                 <w:rFonts w:hint="eastAsia"/>
               </w:rPr>
-              <w:t>画面に理由選択を追加する場合は `disposalReasonCode` を必須入力へ変更する</w:t>
-            </w:r>
-          </w:p>
-        </w:tc>
-      </w:tr>
-      <w:tr>
+              <w:t>画面に理由選択を追加する場合は disposalReasonCode を必須入力へ変更する</w:t>
+            </w:r>
+          </w:p>
+        </w:tc>
+      </w:tr>
+      <w:tr>
+        <w:trPr>
+          <w:cantSplit/>
+        </w:trPr>
         <w:tc>
           <w:tcPr>
             <w:tcW w:w="1666" w:type="pct"/>
@@ -24625,7 +25474,6 @@
               <w:rPr>
                 <w:rFonts w:hint="eastAsia"/>
               </w:rPr>
-              <w:lastRenderedPageBreak/>
               <w:t>更新購入に伴う廃棄/移動</w:t>
             </w:r>
           </w:p>
@@ -24639,7 +25487,7 @@
               <w:rPr>
                 <w:rFonts w:hint="eastAsia"/>
               </w:rPr>
-              <w:t>更新購入送信時に関連 `DISPOSAL` / `TRANSFER` 申請を同一トランザクションで作成する</w:t>
+              <w:t>更新購入送信時に関連 DISPOSAL / TRANSFER 申請を同一トランザクションで作成する</w:t>
             </w:r>
           </w:p>
         </w:tc>
@@ -24652,12 +25500,15 @@
               <w:rPr>
                 <w:rFonts w:hint="eastAsia"/>
               </w:rPr>
-              <w:t>後続工程では `related_purchase_application_id` と申請履歴から起点購入申請を追跡する</w:t>
-            </w:r>
-          </w:p>
-        </w:tc>
-      </w:tr>
-      <w:tr>
+              <w:t>後続工程では related_purchase_application_id と申請履歴から起点購入申請を追跡する</w:t>
+            </w:r>
+          </w:p>
+        </w:tc>
+      </w:tr>
+      <w:tr>
+        <w:trPr>
+          <w:cantSplit/>
+        </w:trPr>
         <w:tc>
           <w:tcPr>
             <w:tcW w:w="1666" w:type="pct"/>
@@ -24680,7 +25531,7 @@
               <w:rPr>
                 <w:rFonts w:hint="eastAsia"/>
               </w:rPr>
-              <w:t>資産一覧画面の貸出登録は申請起票ではなく `lending_devices` への貸出管理対象登録として扱う</w:t>
+              <w:t>資産一覧画面の貸出登録は申請起票ではなく lending_devices への貸出管理対象登録として扱う</w:t>
             </w:r>
           </w:p>
         </w:tc>
@@ -24699,6 +25550,9 @@
         </w:tc>
       </w:tr>
       <w:tr>
+        <w:trPr>
+          <w:cantSplit/>
+        </w:trPr>
         <w:tc>
           <w:tcPr>
             <w:tcW w:w="1666" w:type="pct"/>
@@ -24740,6 +25594,9 @@
         </w:tc>
       </w:tr>
       <w:tr>
+        <w:trPr>
+          <w:cantSplit/>
+        </w:trPr>
         <w:tc>
           <w:tcPr>
             <w:tcW w:w="1666" w:type="pct"/>
@@ -24781,7 +25638,6 @@
         </w:tc>
       </w:tr>
     </w:tbl>
-    <w:p/>
     <w:p/>
     <w:sectPr>
       <w:pgSz w:w="11909" w:h="16834"/>
@@ -24796,7 +25652,7 @@
 </file>
 
 <file path=word/endnotes.xml><?xml version="1.0" encoding="utf-8"?>
-<w:endnotes xmlns:wpc="http://schemas.microsoft.com/office/word/2010/wordprocessingCanvas" xmlns:cx="http://schemas.microsoft.com/office/drawing/2014/chartex" xmlns:cx1="http://schemas.microsoft.com/office/drawing/2015/9/8/chartex" xmlns:cx2="http://schemas.microsoft.com/office/drawing/2015/10/21/chartex" xmlns:cx3="http://schemas.microsoft.com/office/drawing/2016/5/9/chartex" xmlns:cx4="http://schemas.microsoft.com/office/drawing/2016/5/10/chartex" xmlns:cx5="http://schemas.microsoft.com/office/drawing/2016/5/11/chartex" xmlns:cx6="http://schemas.microsoft.com/office/drawing/2016/5/12/chartex" xmlns:cx7="http://schemas.microsoft.com/office/drawing/2016/5/13/chartex" xmlns:cx8="http://schemas.microsoft.com/office/drawing/2016/5/14/chartex" xmlns:mc="http://schemas.openxmlformats.org/markup-compatibility/2006" xmlns:aink="http://schemas.microsoft.com/office/drawing/2016/ink" xmlns:am3d="http://schemas.microsoft.com/office/drawing/2017/model3d" xmlns:o="urn:schemas-microsoft-com:office:office" xmlns:oel="http://schemas.microsoft.com/office/2019/extlst" xmlns:r="http://schemas.openxmlformats.org/officeDocument/2006/relationships" xmlns:m="http://schemas.openxmlformats.org/officeDocument/2006/math" xmlns:v="urn:schemas-microsoft-com:vml" xmlns:wp14="http://schemas.microsoft.com/office/word/2010/wordprocessingDrawing" xmlns:wp="http://schemas.openxmlformats.org/drawingml/2006/wordprocessingDrawing" xmlns:w10="urn:schemas-microsoft-com:office:word" xmlns:w="http://schemas.openxmlformats.org/wordprocessingml/2006/main" xmlns:w14="http://schemas.microsoft.com/office/word/2010/wordml" xmlns:w15="http://schemas.microsoft.com/office/word/2012/wordml" xmlns:w16cex="http://schemas.microsoft.com/office/word/2018/wordml/cex" xmlns:w16cid="http://schemas.microsoft.com/office/word/2016/wordml/cid" xmlns:w16="http://schemas.microsoft.com/office/word/2018/wordml" xmlns:w16du="http://schemas.microsoft.com/office/word/2023/wordml/word16du" xmlns:w16sdtdh="http://schemas.microsoft.com/office/word/2020/wordml/sdtdatahash" xmlns:w16sdtfl="http://schemas.microsoft.com/office/word/2024/wordml/sdtformatlock" xmlns:w16se="http://schemas.microsoft.com/office/word/2015/wordml/symex" xmlns:wpg="http://schemas.microsoft.com/office/word/2010/wordprocessingGroup" xmlns:wpi="http://schemas.microsoft.com/office/word/2010/wordprocessingInk" xmlns:wne="http://schemas.microsoft.com/office/word/2006/wordml" xmlns:wps="http://schemas.microsoft.com/office/word/2010/wordprocessingShape" mc:Ignorable="w14 w15 w16se w16cid w16 w16cex w16sdtdh w16sdtfl w16du wp14">
+<w:endnotes xmlns:wpc="http://schemas.microsoft.com/office/word/2010/wordprocessingCanvas" xmlns:cx="http://schemas.microsoft.com/office/drawing/2014/chartex" xmlns:cx1="http://schemas.microsoft.com/office/drawing/2015/9/8/chartex" xmlns:cx2="http://schemas.microsoft.com/office/drawing/2015/10/21/chartex" xmlns:cx3="http://schemas.microsoft.com/office/drawing/2016/5/9/chartex" xmlns:cx4="http://schemas.microsoft.com/office/drawing/2016/5/10/chartex" xmlns:cx5="http://schemas.microsoft.com/office/drawing/2016/5/11/chartex" xmlns:cx6="http://schemas.microsoft.com/office/drawing/2016/5/12/chartex" xmlns:cx7="http://schemas.microsoft.com/office/drawing/2016/5/13/chartex" xmlns:cx8="http://schemas.microsoft.com/office/drawing/2016/5/14/chartex" xmlns:mc="http://schemas.openxmlformats.org/markup-compatibility/2006" xmlns:aink="http://schemas.microsoft.com/office/drawing/2016/ink" xmlns:am3d="http://schemas.microsoft.com/office/drawing/2017/model3d" xmlns:o="urn:schemas-microsoft-com:office:office" xmlns:oel="http://schemas.microsoft.com/office/2019/extlst" xmlns:r="http://schemas.openxmlformats.org/officeDocument/2006/relationships" xmlns:m="http://schemas.openxmlformats.org/officeDocument/2006/math" xmlns:v="urn:schemas-microsoft-com:vml" xmlns:wp14="http://schemas.microsoft.com/office/word/2010/wordprocessingDrawing" xmlns:wp="http://schemas.openxmlformats.org/drawingml/2006/wordprocessingDrawing" xmlns:w10="urn:schemas-microsoft-com:office:word" xmlns:w="http://schemas.openxmlformats.org/wordprocessingml/2006/main" xmlns:w14="http://schemas.microsoft.com/office/word/2010/wordml" xmlns:w15="http://schemas.microsoft.com/office/word/2012/wordml" xmlns:w16cei="http://schemas.microsoft.com/office/word/2026/wordml/cei" xmlns:w16cex="http://schemas.microsoft.com/office/word/2018/wordml/cex" xmlns:w16cid="http://schemas.microsoft.com/office/word/2016/wordml/cid" xmlns:w16="http://schemas.microsoft.com/office/word/2018/wordml" xmlns:w16du="http://schemas.microsoft.com/office/word/2023/wordml/word16du" xmlns:w16sdtdh="http://schemas.microsoft.com/office/word/2020/wordml/sdtdatahash" xmlns:w16sdtfl="http://schemas.microsoft.com/office/word/2024/wordml/sdtformatlock" xmlns:w16se="http://schemas.microsoft.com/office/word/2015/wordml/symex" xmlns:wpg="http://schemas.microsoft.com/office/word/2010/wordprocessingGroup" xmlns:wpi="http://schemas.microsoft.com/office/word/2010/wordprocessingInk" xmlns:wne="http://schemas.microsoft.com/office/word/2006/wordml" xmlns:wps="http://schemas.microsoft.com/office/word/2010/wordprocessingShape" mc:Ignorable="w14 w15 w16se w16cid w16 w16cex w16sdtdh w16sdtfl w16du wp14">
   <w:endnote w:type="separator" w:id="-1">
     <w:p>
       <w:pPr>
@@ -24821,7 +25677,7 @@
 </file>
 
 <file path=word/footnotes.xml><?xml version="1.0" encoding="utf-8"?>
-<w:footnotes xmlns:wpc="http://schemas.microsoft.com/office/word/2010/wordprocessingCanvas" xmlns:cx="http://schemas.microsoft.com/office/drawing/2014/chartex" xmlns:cx1="http://schemas.microsoft.com/office/drawing/2015/9/8/chartex" xmlns:cx2="http://schemas.microsoft.com/office/drawing/2015/10/21/chartex" xmlns:cx3="http://schemas.microsoft.com/office/drawing/2016/5/9/chartex" xmlns:cx4="http://schemas.microsoft.com/office/drawing/2016/5/10/chartex" xmlns:cx5="http://schemas.microsoft.com/office/drawing/2016/5/11/chartex" xmlns:cx6="http://schemas.microsoft.com/office/drawing/2016/5/12/chartex" xmlns:cx7="http://schemas.microsoft.com/office/drawing/2016/5/13/chartex" xmlns:cx8="http://schemas.microsoft.com/office/drawing/2016/5/14/chartex" xmlns:mc="http://schemas.openxmlformats.org/markup-compatibility/2006" xmlns:aink="http://schemas.microsoft.com/office/drawing/2016/ink" xmlns:am3d="http://schemas.microsoft.com/office/drawing/2017/model3d" xmlns:o="urn:schemas-microsoft-com:office:office" xmlns:oel="http://schemas.microsoft.com/office/2019/extlst" xmlns:r="http://schemas.openxmlformats.org/officeDocument/2006/relationships" xmlns:m="http://schemas.openxmlformats.org/officeDocument/2006/math" xmlns:v="urn:schemas-microsoft-com:vml" xmlns:wp14="http://schemas.microsoft.com/office/word/2010/wordprocessingDrawing" xmlns:wp="http://schemas.openxmlformats.org/drawingml/2006/wordprocessingDrawing" xmlns:w10="urn:schemas-microsoft-com:office:word" xmlns:w="http://schemas.openxmlformats.org/wordprocessingml/2006/main" xmlns:w14="http://schemas.microsoft.com/office/word/2010/wordml" xmlns:w15="http://schemas.microsoft.com/office/word/2012/wordml" xmlns:w16cex="http://schemas.microsoft.com/office/word/2018/wordml/cex" xmlns:w16cid="http://schemas.microsoft.com/office/word/2016/wordml/cid" xmlns:w16="http://schemas.microsoft.com/office/word/2018/wordml" xmlns:w16du="http://schemas.microsoft.com/office/word/2023/wordml/word16du" xmlns:w16sdtdh="http://schemas.microsoft.com/office/word/2020/wordml/sdtdatahash" xmlns:w16sdtfl="http://schemas.microsoft.com/office/word/2024/wordml/sdtformatlock" xmlns:w16se="http://schemas.microsoft.com/office/word/2015/wordml/symex" xmlns:wpg="http://schemas.microsoft.com/office/word/2010/wordprocessingGroup" xmlns:wpi="http://schemas.microsoft.com/office/word/2010/wordprocessingInk" xmlns:wne="http://schemas.microsoft.com/office/word/2006/wordml" xmlns:wps="http://schemas.microsoft.com/office/word/2010/wordprocessingShape" mc:Ignorable="w14 w15 w16se w16cid w16 w16cex w16sdtdh w16sdtfl w16du wp14">
+<w:footnotes xmlns:wpc="http://schemas.microsoft.com/office/word/2010/wordprocessingCanvas" xmlns:cx="http://schemas.microsoft.com/office/drawing/2014/chartex" xmlns:cx1="http://schemas.microsoft.com/office/drawing/2015/9/8/chartex" xmlns:cx2="http://schemas.microsoft.com/office/drawing/2015/10/21/chartex" xmlns:cx3="http://schemas.microsoft.com/office/drawing/2016/5/9/chartex" xmlns:cx4="http://schemas.microsoft.com/office/drawing/2016/5/10/chartex" xmlns:cx5="http://schemas.microsoft.com/office/drawing/2016/5/11/chartex" xmlns:cx6="http://schemas.microsoft.com/office/drawing/2016/5/12/chartex" xmlns:cx7="http://schemas.microsoft.com/office/drawing/2016/5/13/chartex" xmlns:cx8="http://schemas.microsoft.com/office/drawing/2016/5/14/chartex" xmlns:mc="http://schemas.openxmlformats.org/markup-compatibility/2006" xmlns:aink="http://schemas.microsoft.com/office/drawing/2016/ink" xmlns:am3d="http://schemas.microsoft.com/office/drawing/2017/model3d" xmlns:o="urn:schemas-microsoft-com:office:office" xmlns:oel="http://schemas.microsoft.com/office/2019/extlst" xmlns:r="http://schemas.openxmlformats.org/officeDocument/2006/relationships" xmlns:m="http://schemas.openxmlformats.org/officeDocument/2006/math" xmlns:v="urn:schemas-microsoft-com:vml" xmlns:wp14="http://schemas.microsoft.com/office/word/2010/wordprocessingDrawing" xmlns:wp="http://schemas.openxmlformats.org/drawingml/2006/wordprocessingDrawing" xmlns:w10="urn:schemas-microsoft-com:office:word" xmlns:w="http://schemas.openxmlformats.org/wordprocessingml/2006/main" xmlns:w14="http://schemas.microsoft.com/office/word/2010/wordml" xmlns:w15="http://schemas.microsoft.com/office/word/2012/wordml" xmlns:w16cei="http://schemas.microsoft.com/office/word/2026/wordml/cei" xmlns:w16cex="http://schemas.microsoft.com/office/word/2018/wordml/cex" xmlns:w16cid="http://schemas.microsoft.com/office/word/2016/wordml/cid" xmlns:w16="http://schemas.microsoft.com/office/word/2018/wordml" xmlns:w16du="http://schemas.microsoft.com/office/word/2023/wordml/word16du" xmlns:w16sdtdh="http://schemas.microsoft.com/office/word/2020/wordml/sdtdatahash" xmlns:w16sdtfl="http://schemas.microsoft.com/office/word/2024/wordml/sdtformatlock" xmlns:w16se="http://schemas.microsoft.com/office/word/2015/wordml/symex" xmlns:wpg="http://schemas.microsoft.com/office/word/2010/wordprocessingGroup" xmlns:wpi="http://schemas.microsoft.com/office/word/2010/wordprocessingInk" xmlns:wne="http://schemas.microsoft.com/office/word/2006/wordml" xmlns:wps="http://schemas.microsoft.com/office/word/2010/wordprocessingShape" mc:Ignorable="w14 w15 w16se w16cid w16 w16cex w16sdtdh w16sdtfl w16du wp14">
   <w:footnote w:type="separator" w:id="-1">
     <w:p>
       <w:pPr>
@@ -24846,13 +25702,30 @@
 </file>
 
 <file path=word/numbering.xml><?xml version="1.0" encoding="utf-8"?>
-<w:numbering xmlns:wpc="http://schemas.microsoft.com/office/word/2010/wordprocessingCanvas" xmlns:cx="http://schemas.microsoft.com/office/drawing/2014/chartex" xmlns:cx1="http://schemas.microsoft.com/office/drawing/2015/9/8/chartex" xmlns:cx2="http://schemas.microsoft.com/office/drawing/2015/10/21/chartex" xmlns:cx3="http://schemas.microsoft.com/office/drawing/2016/5/9/chartex" xmlns:cx4="http://schemas.microsoft.com/office/drawing/2016/5/10/chartex" xmlns:cx5="http://schemas.microsoft.com/office/drawing/2016/5/11/chartex" xmlns:cx6="http://schemas.microsoft.com/office/drawing/2016/5/12/chartex" xmlns:cx7="http://schemas.microsoft.com/office/drawing/2016/5/13/chartex" xmlns:cx8="http://schemas.microsoft.com/office/drawing/2016/5/14/chartex" xmlns:mc="http://schemas.openxmlformats.org/markup-compatibility/2006" xmlns:aink="http://schemas.microsoft.com/office/drawing/2016/ink" xmlns:am3d="http://schemas.microsoft.com/office/drawing/2017/model3d" xmlns:o="urn:schemas-microsoft-com:office:office" xmlns:oel="http://schemas.microsoft.com/office/2019/extlst" xmlns:r="http://schemas.openxmlformats.org/officeDocument/2006/relationships" xmlns:m="http://schemas.openxmlformats.org/officeDocument/2006/math" xmlns:v="urn:schemas-microsoft-com:vml" xmlns:wp14="http://schemas.microsoft.com/office/word/2010/wordprocessingDrawing" xmlns:wp="http://schemas.openxmlformats.org/drawingml/2006/wordprocessingDrawing" xmlns:w10="urn:schemas-microsoft-com:office:word" xmlns:w="http://schemas.openxmlformats.org/wordprocessingml/2006/main" xmlns:w14="http://schemas.microsoft.com/office/word/2010/wordml" xmlns:w15="http://schemas.microsoft.com/office/word/2012/wordml" xmlns:w16cex="http://schemas.microsoft.com/office/word/2018/wordml/cex" xmlns:w16cid="http://schemas.microsoft.com/office/word/2016/wordml/cid" xmlns:w16="http://schemas.microsoft.com/office/word/2018/wordml" xmlns:w16du="http://schemas.microsoft.com/office/word/2023/wordml/word16du" xmlns:w16sdtdh="http://schemas.microsoft.com/office/word/2020/wordml/sdtdatahash" xmlns:w16sdtfl="http://schemas.microsoft.com/office/word/2024/wordml/sdtformatlock" xmlns:w16se="http://schemas.microsoft.com/office/word/2015/wordml/symex" xmlns:wpg="http://schemas.microsoft.com/office/word/2010/wordprocessingGroup" xmlns:wpi="http://schemas.microsoft.com/office/word/2010/wordprocessingInk" xmlns:wne="http://schemas.microsoft.com/office/word/2006/wordml" xmlns:wps="http://schemas.microsoft.com/office/word/2010/wordprocessingShape" mc:Ignorable="w14 w15 w16se w16cid w16 w16cex w16sdtdh w16sdtfl w16du wp14">
+<w:numbering xmlns:wpc="http://schemas.microsoft.com/office/word/2010/wordprocessingCanvas" xmlns:cx="http://schemas.microsoft.com/office/drawing/2014/chartex" xmlns:cx1="http://schemas.microsoft.com/office/drawing/2015/9/8/chartex" xmlns:cx2="http://schemas.microsoft.com/office/drawing/2015/10/21/chartex" xmlns:cx3="http://schemas.microsoft.com/office/drawing/2016/5/9/chartex" xmlns:cx4="http://schemas.microsoft.com/office/drawing/2016/5/10/chartex" xmlns:cx5="http://schemas.microsoft.com/office/drawing/2016/5/11/chartex" xmlns:cx6="http://schemas.microsoft.com/office/drawing/2016/5/12/chartex" xmlns:cx7="http://schemas.microsoft.com/office/drawing/2016/5/13/chartex" xmlns:cx8="http://schemas.microsoft.com/office/drawing/2016/5/14/chartex" xmlns:mc="http://schemas.openxmlformats.org/markup-compatibility/2006" xmlns:aink="http://schemas.microsoft.com/office/drawing/2016/ink" xmlns:am3d="http://schemas.microsoft.com/office/drawing/2017/model3d" xmlns:o="urn:schemas-microsoft-com:office:office" xmlns:oel="http://schemas.microsoft.com/office/2019/extlst" xmlns:r="http://schemas.openxmlformats.org/officeDocument/2006/relationships" xmlns:m="http://schemas.openxmlformats.org/officeDocument/2006/math" xmlns:v="urn:schemas-microsoft-com:vml" xmlns:wp14="http://schemas.microsoft.com/office/word/2010/wordprocessingDrawing" xmlns:wp="http://schemas.openxmlformats.org/drawingml/2006/wordprocessingDrawing" xmlns:w10="urn:schemas-microsoft-com:office:word" xmlns:w="http://schemas.openxmlformats.org/wordprocessingml/2006/main" xmlns:w14="http://schemas.microsoft.com/office/word/2010/wordml" xmlns:w15="http://schemas.microsoft.com/office/word/2012/wordml" xmlns:w16cei="http://schemas.microsoft.com/office/word/2026/wordml/cei" xmlns:w16cex="http://schemas.microsoft.com/office/word/2018/wordml/cex" xmlns:w16cid="http://schemas.microsoft.com/office/word/2016/wordml/cid" xmlns:w16="http://schemas.microsoft.com/office/word/2018/wordml" xmlns:w16du="http://schemas.microsoft.com/office/word/2023/wordml/word16du" xmlns:w16sdtdh="http://schemas.microsoft.com/office/word/2020/wordml/sdtdatahash" xmlns:w16sdtfl="http://schemas.microsoft.com/office/word/2024/wordml/sdtformatlock" xmlns:w16se="http://schemas.microsoft.com/office/word/2015/wordml/symex" xmlns:wpg="http://schemas.microsoft.com/office/word/2010/wordprocessingGroup" xmlns:wpi="http://schemas.microsoft.com/office/word/2010/wordprocessingInk" xmlns:wne="http://schemas.microsoft.com/office/word/2006/wordml" xmlns:wps="http://schemas.microsoft.com/office/word/2010/wordprocessingShape" mc:Ignorable="w14 w15 w16se w16cid w16 w16cex w16sdtdh w16sdtfl w16du wp14">
   <w:abstractNum w:abstractNumId="0" w15:restartNumberingAfterBreak="0">
-    <w:nsid w:val="08956758"/>
-    <w:multiLevelType w:val="hybridMultilevel"/>
-    <w:tmpl w:val="CD025CB4"/>
-    <w:name w:val="__API_DOC_SQUARE_BULLET__222"/>
-    <w:lvl w:ilvl="0" w:tplc="0409000F">
+    <w:nsid w:val="1CA34FC6"/>
+    <w:multiLevelType w:val="singleLevel"/>
+    <w:tmpl w:val="04090001"/>
+    <w:lvl w:ilvl="0">
+      <w:start w:val="1"/>
+      <w:numFmt w:val="bullet"/>
+      <w:lvlText w:val="■"/>
+      <w:lvlJc w:val="left"/>
+      <w:pPr>
+        <w:ind w:left="440" w:hanging="440"/>
+      </w:pPr>
+      <w:rPr>
+        <w:rFonts w:ascii="Meiryo UI" w:hAnsi="Meiryo UI" w:eastAsia="Meiryo UI" w:cs="Meiryo UI" w:hint="default"/>
+      </w:rPr>
+    </w:lvl>
+  </w:abstractNum>
+  <w:abstractNum w:abstractNumId="1" w15:restartNumberingAfterBreak="0">
+    <w:nsid w:val="1E8E6F05"/>
+    <w:multiLevelType w:val="singleLevel"/>
+    <w:tmpl w:val="0409000F"/>
+    <w:name w:val="__API_DOC_SQUARE_BULLET__"/>
+    <w:lvl w:ilvl="0">
       <w:start w:val="1"/>
       <w:numFmt w:val="decimal"/>
       <w:lvlText w:val="%1."/>
@@ -24861,255 +25734,26 @@
         <w:ind w:left="440" w:hanging="440"/>
       </w:pPr>
     </w:lvl>
-    <w:lvl w:ilvl="1" w:tplc="04090017" w:tentative="1">
+  </w:abstractNum>
+  <w:abstractNum w:abstractNumId="2" w15:restartNumberingAfterBreak="0">
+    <w:nsid w:val="279B1F6F"/>
+    <w:multiLevelType w:val="singleLevel"/>
+    <w:tmpl w:val="04090001"/>
+    <w:lvl w:ilvl="0">
       <w:start w:val="1"/>
-      <w:numFmt w:val="aiueoFullWidth"/>
-      <w:lvlText w:val="(%2)"/>
-      <w:lvlJc w:val="left"/>
-      <w:pPr>
-        <w:ind w:left="880" w:hanging="440"/>
-      </w:pPr>
-    </w:lvl>
-    <w:lvl w:ilvl="2" w:tplc="04090011" w:tentative="1">
-      <w:start w:val="1"/>
-      <w:numFmt w:val="decimalEnclosedCircle"/>
-      <w:lvlText w:val="%3"/>
-      <w:lvlJc w:val="left"/>
-      <w:pPr>
-        <w:ind w:left="1320" w:hanging="440"/>
-      </w:pPr>
-    </w:lvl>
-    <w:lvl w:ilvl="3" w:tplc="0409000F" w:tentative="1">
-      <w:start w:val="1"/>
-      <w:numFmt w:val="decimal"/>
-      <w:lvlText w:val="%4."/>
-      <w:lvlJc w:val="left"/>
-      <w:pPr>
-        <w:ind w:left="1760" w:hanging="440"/>
-      </w:pPr>
-    </w:lvl>
-    <w:lvl w:ilvl="4" w:tplc="04090017" w:tentative="1">
-      <w:start w:val="1"/>
-      <w:numFmt w:val="aiueoFullWidth"/>
-      <w:lvlText w:val="(%5)"/>
-      <w:lvlJc w:val="left"/>
-      <w:pPr>
-        <w:ind w:left="2200" w:hanging="440"/>
-      </w:pPr>
-    </w:lvl>
-    <w:lvl w:ilvl="5" w:tplc="04090011" w:tentative="1">
-      <w:start w:val="1"/>
-      <w:numFmt w:val="decimalEnclosedCircle"/>
-      <w:lvlText w:val="%6"/>
-      <w:lvlJc w:val="left"/>
-      <w:pPr>
-        <w:ind w:left="2640" w:hanging="440"/>
-      </w:pPr>
-    </w:lvl>
-    <w:lvl w:ilvl="6" w:tplc="0409000F" w:tentative="1">
-      <w:start w:val="1"/>
-      <w:numFmt w:val="decimal"/>
-      <w:lvlText w:val="%7."/>
-      <w:lvlJc w:val="left"/>
-      <w:pPr>
-        <w:ind w:left="3080" w:hanging="440"/>
-      </w:pPr>
-    </w:lvl>
-    <w:lvl w:ilvl="7" w:tplc="04090017" w:tentative="1">
-      <w:start w:val="1"/>
-      <w:numFmt w:val="aiueoFullWidth"/>
-      <w:lvlText w:val="(%8)"/>
-      <w:lvlJc w:val="left"/>
-      <w:pPr>
-        <w:ind w:left="3520" w:hanging="440"/>
-      </w:pPr>
-    </w:lvl>
-    <w:lvl w:ilvl="8" w:tplc="04090011" w:tentative="1">
-      <w:start w:val="1"/>
-      <w:numFmt w:val="decimalEnclosedCircle"/>
-      <w:lvlText w:val="%9"/>
-      <w:lvlJc w:val="left"/>
-      <w:pPr>
-        <w:ind w:left="3960" w:hanging="440"/>
-      </w:pPr>
-    </w:lvl>
-  </w:abstractNum>
-  <w:abstractNum w:abstractNumId="1" w15:restartNumberingAfterBreak="0">
-    <w:nsid w:val="09511385"/>
-    <w:multiLevelType w:val="hybridMultilevel"/>
-    <w:tmpl w:val="F6EAF7A8"/>
-    <w:name w:val="__API_DOC_SQUARE_BULLET__2222"/>
-    <w:lvl w:ilvl="0" w:tplc="0409000F">
-      <w:start w:val="1"/>
-      <w:numFmt w:val="decimal"/>
-      <w:lvlText w:val="%1."/>
+      <w:numFmt w:val="bullet"/>
+      <w:lvlText w:val="■"/>
       <w:lvlJc w:val="left"/>
       <w:pPr>
         <w:ind w:left="440" w:hanging="440"/>
       </w:pPr>
-    </w:lvl>
-    <w:lvl w:ilvl="1" w:tplc="04090017" w:tentative="1">
-      <w:start w:val="1"/>
-      <w:numFmt w:val="aiueoFullWidth"/>
-      <w:lvlText w:val="(%2)"/>
-      <w:lvlJc w:val="left"/>
-      <w:pPr>
-        <w:ind w:left="880" w:hanging="440"/>
-      </w:pPr>
-    </w:lvl>
-    <w:lvl w:ilvl="2" w:tplc="04090011" w:tentative="1">
-      <w:start w:val="1"/>
-      <w:numFmt w:val="decimalEnclosedCircle"/>
-      <w:lvlText w:val="%3"/>
-      <w:lvlJc w:val="left"/>
-      <w:pPr>
-        <w:ind w:left="1320" w:hanging="440"/>
-      </w:pPr>
-    </w:lvl>
-    <w:lvl w:ilvl="3" w:tplc="0409000F" w:tentative="1">
-      <w:start w:val="1"/>
-      <w:numFmt w:val="decimal"/>
-      <w:lvlText w:val="%4."/>
-      <w:lvlJc w:val="left"/>
-      <w:pPr>
-        <w:ind w:left="1760" w:hanging="440"/>
-      </w:pPr>
-    </w:lvl>
-    <w:lvl w:ilvl="4" w:tplc="04090017" w:tentative="1">
-      <w:start w:val="1"/>
-      <w:numFmt w:val="aiueoFullWidth"/>
-      <w:lvlText w:val="(%5)"/>
-      <w:lvlJc w:val="left"/>
-      <w:pPr>
-        <w:ind w:left="2200" w:hanging="440"/>
-      </w:pPr>
-    </w:lvl>
-    <w:lvl w:ilvl="5" w:tplc="04090011" w:tentative="1">
-      <w:start w:val="1"/>
-      <w:numFmt w:val="decimalEnclosedCircle"/>
-      <w:lvlText w:val="%6"/>
-      <w:lvlJc w:val="left"/>
-      <w:pPr>
-        <w:ind w:left="2640" w:hanging="440"/>
-      </w:pPr>
-    </w:lvl>
-    <w:lvl w:ilvl="6" w:tplc="0409000F" w:tentative="1">
-      <w:start w:val="1"/>
-      <w:numFmt w:val="decimal"/>
-      <w:lvlText w:val="%7."/>
-      <w:lvlJc w:val="left"/>
-      <w:pPr>
-        <w:ind w:left="3080" w:hanging="440"/>
-      </w:pPr>
-    </w:lvl>
-    <w:lvl w:ilvl="7" w:tplc="04090017" w:tentative="1">
-      <w:start w:val="1"/>
-      <w:numFmt w:val="aiueoFullWidth"/>
-      <w:lvlText w:val="(%8)"/>
-      <w:lvlJc w:val="left"/>
-      <w:pPr>
-        <w:ind w:left="3520" w:hanging="440"/>
-      </w:pPr>
-    </w:lvl>
-    <w:lvl w:ilvl="8" w:tplc="04090011" w:tentative="1">
-      <w:start w:val="1"/>
-      <w:numFmt w:val="decimalEnclosedCircle"/>
-      <w:lvlText w:val="%9"/>
-      <w:lvlJc w:val="left"/>
-      <w:pPr>
-        <w:ind w:left="3960" w:hanging="440"/>
-      </w:pPr>
-    </w:lvl>
-  </w:abstractNum>
-  <w:abstractNum w:abstractNumId="2" w15:restartNumberingAfterBreak="0">
-    <w:nsid w:val="1A3C1ABC"/>
-    <w:multiLevelType w:val="hybridMultilevel"/>
-    <w:tmpl w:val="8A78B024"/>
-    <w:name w:val="__API_DOC_SQUARE_BULLET__22"/>
-    <w:lvl w:ilvl="0" w:tplc="0409000F">
-      <w:start w:val="1"/>
-      <w:numFmt w:val="decimal"/>
-      <w:lvlText w:val="%1."/>
-      <w:lvlJc w:val="left"/>
-      <w:pPr>
-        <w:ind w:left="440" w:hanging="440"/>
-      </w:pPr>
-    </w:lvl>
-    <w:lvl w:ilvl="1" w:tplc="04090017" w:tentative="1">
-      <w:start w:val="1"/>
-      <w:numFmt w:val="aiueoFullWidth"/>
-      <w:lvlText w:val="(%2)"/>
-      <w:lvlJc w:val="left"/>
-      <w:pPr>
-        <w:ind w:left="880" w:hanging="440"/>
-      </w:pPr>
-    </w:lvl>
-    <w:lvl w:ilvl="2" w:tplc="04090011" w:tentative="1">
-      <w:start w:val="1"/>
-      <w:numFmt w:val="decimalEnclosedCircle"/>
-      <w:lvlText w:val="%3"/>
-      <w:lvlJc w:val="left"/>
-      <w:pPr>
-        <w:ind w:left="1320" w:hanging="440"/>
-      </w:pPr>
-    </w:lvl>
-    <w:lvl w:ilvl="3" w:tplc="0409000F" w:tentative="1">
-      <w:start w:val="1"/>
-      <w:numFmt w:val="decimal"/>
-      <w:lvlText w:val="%4."/>
-      <w:lvlJc w:val="left"/>
-      <w:pPr>
-        <w:ind w:left="1760" w:hanging="440"/>
-      </w:pPr>
-    </w:lvl>
-    <w:lvl w:ilvl="4" w:tplc="04090017" w:tentative="1">
-      <w:start w:val="1"/>
-      <w:numFmt w:val="aiueoFullWidth"/>
-      <w:lvlText w:val="(%5)"/>
-      <w:lvlJc w:val="left"/>
-      <w:pPr>
-        <w:ind w:left="2200" w:hanging="440"/>
-      </w:pPr>
-    </w:lvl>
-    <w:lvl w:ilvl="5" w:tplc="04090011" w:tentative="1">
-      <w:start w:val="1"/>
-      <w:numFmt w:val="decimalEnclosedCircle"/>
-      <w:lvlText w:val="%6"/>
-      <w:lvlJc w:val="left"/>
-      <w:pPr>
-        <w:ind w:left="2640" w:hanging="440"/>
-      </w:pPr>
-    </w:lvl>
-    <w:lvl w:ilvl="6" w:tplc="0409000F" w:tentative="1">
-      <w:start w:val="1"/>
-      <w:numFmt w:val="decimal"/>
-      <w:lvlText w:val="%7."/>
-      <w:lvlJc w:val="left"/>
-      <w:pPr>
-        <w:ind w:left="3080" w:hanging="440"/>
-      </w:pPr>
-    </w:lvl>
-    <w:lvl w:ilvl="7" w:tplc="04090017" w:tentative="1">
-      <w:start w:val="1"/>
-      <w:numFmt w:val="aiueoFullWidth"/>
-      <w:lvlText w:val="(%8)"/>
-      <w:lvlJc w:val="left"/>
-      <w:pPr>
-        <w:ind w:left="3520" w:hanging="440"/>
-      </w:pPr>
-    </w:lvl>
-    <w:lvl w:ilvl="8" w:tplc="04090011" w:tentative="1">
-      <w:start w:val="1"/>
-      <w:numFmt w:val="decimalEnclosedCircle"/>
-      <w:lvlText w:val="%9"/>
-      <w:lvlJc w:val="left"/>
-      <w:pPr>
-        <w:ind w:left="3960" w:hanging="440"/>
-      </w:pPr>
+      <w:rPr>
+        <w:rFonts w:ascii="Meiryo UI" w:hAnsi="Meiryo UI" w:eastAsia="Meiryo UI" w:cs="Meiryo UI" w:hint="default"/>
+      </w:rPr>
     </w:lvl>
   </w:abstractNum>
   <w:abstractNum w:abstractNumId="3" w15:restartNumberingAfterBreak="0">
-    <w:nsid w:val="1FD97998"/>
+    <w:nsid w:val="378C309D"/>
     <w:multiLevelType w:val="singleLevel"/>
     <w:tmpl w:val="04090001"/>
     <w:lvl w:ilvl="0">
@@ -25126,195 +25770,74 @@
     </w:lvl>
   </w:abstractNum>
   <w:abstractNum w:abstractNumId="4" w15:restartNumberingAfterBreak="0">
-    <w:nsid w:val="224C659A"/>
-    <w:multiLevelType w:val="hybridMultilevel"/>
-    <w:tmpl w:val="43602E1A"/>
-    <w:name w:val="__API_DOC_SQUARE_BULLET__22222"/>
-    <w:lvl w:ilvl="0" w:tplc="0409000F">
+    <w:nsid w:val="3D634B6D"/>
+    <w:multiLevelType w:val="singleLevel"/>
+    <w:tmpl w:val="04090001"/>
+    <w:lvl w:ilvl="0">
       <w:start w:val="1"/>
-      <w:numFmt w:val="decimal"/>
-      <w:lvlText w:val="%1."/>
+      <w:numFmt w:val="bullet"/>
+      <w:lvlText w:val="■"/>
       <w:lvlJc w:val="left"/>
       <w:pPr>
         <w:ind w:left="440" w:hanging="440"/>
       </w:pPr>
-    </w:lvl>
-    <w:lvl w:ilvl="1" w:tplc="04090017" w:tentative="1">
-      <w:start w:val="1"/>
-      <w:numFmt w:val="aiueoFullWidth"/>
-      <w:lvlText w:val="(%2)"/>
-      <w:lvlJc w:val="left"/>
-      <w:pPr>
-        <w:ind w:left="880" w:hanging="440"/>
-      </w:pPr>
-    </w:lvl>
-    <w:lvl w:ilvl="2" w:tplc="04090011" w:tentative="1">
-      <w:start w:val="1"/>
-      <w:numFmt w:val="decimalEnclosedCircle"/>
-      <w:lvlText w:val="%3"/>
-      <w:lvlJc w:val="left"/>
-      <w:pPr>
-        <w:ind w:left="1320" w:hanging="440"/>
-      </w:pPr>
-    </w:lvl>
-    <w:lvl w:ilvl="3" w:tplc="0409000F" w:tentative="1">
-      <w:start w:val="1"/>
-      <w:numFmt w:val="decimal"/>
-      <w:lvlText w:val="%4."/>
-      <w:lvlJc w:val="left"/>
-      <w:pPr>
-        <w:ind w:left="1760" w:hanging="440"/>
-      </w:pPr>
-    </w:lvl>
-    <w:lvl w:ilvl="4" w:tplc="04090017" w:tentative="1">
-      <w:start w:val="1"/>
-      <w:numFmt w:val="aiueoFullWidth"/>
-      <w:lvlText w:val="(%5)"/>
-      <w:lvlJc w:val="left"/>
-      <w:pPr>
-        <w:ind w:left="2200" w:hanging="440"/>
-      </w:pPr>
-    </w:lvl>
-    <w:lvl w:ilvl="5" w:tplc="04090011" w:tentative="1">
-      <w:start w:val="1"/>
-      <w:numFmt w:val="decimalEnclosedCircle"/>
-      <w:lvlText w:val="%6"/>
-      <w:lvlJc w:val="left"/>
-      <w:pPr>
-        <w:ind w:left="2640" w:hanging="440"/>
-      </w:pPr>
-    </w:lvl>
-    <w:lvl w:ilvl="6" w:tplc="0409000F" w:tentative="1">
-      <w:start w:val="1"/>
-      <w:numFmt w:val="decimal"/>
-      <w:lvlText w:val="%7."/>
-      <w:lvlJc w:val="left"/>
-      <w:pPr>
-        <w:ind w:left="3080" w:hanging="440"/>
-      </w:pPr>
-    </w:lvl>
-    <w:lvl w:ilvl="7" w:tplc="04090017" w:tentative="1">
-      <w:start w:val="1"/>
-      <w:numFmt w:val="aiueoFullWidth"/>
-      <w:lvlText w:val="(%8)"/>
-      <w:lvlJc w:val="left"/>
-      <w:pPr>
-        <w:ind w:left="3520" w:hanging="440"/>
-      </w:pPr>
-    </w:lvl>
-    <w:lvl w:ilvl="8" w:tplc="04090011" w:tentative="1">
-      <w:start w:val="1"/>
-      <w:numFmt w:val="decimalEnclosedCircle"/>
-      <w:lvlText w:val="%9"/>
-      <w:lvlJc w:val="left"/>
-      <w:pPr>
-        <w:ind w:left="3960" w:hanging="440"/>
-      </w:pPr>
+      <w:rPr>
+        <w:rFonts w:ascii="Meiryo UI" w:hAnsi="Meiryo UI" w:eastAsia="Meiryo UI" w:cs="Meiryo UI" w:hint="default"/>
+      </w:rPr>
     </w:lvl>
   </w:abstractNum>
   <w:abstractNum w:abstractNumId="5" w15:restartNumberingAfterBreak="0">
-    <w:nsid w:val="28B030ED"/>
+    <w:nsid w:val="6E614AE8"/>
     <w:multiLevelType w:val="singleLevel"/>
-    <w:tmpl w:val="0409000F"/>
-    <w:name w:val="__API_DOC_SQUARE_BULLET__"/>
+    <w:tmpl w:val="04090001"/>
     <w:lvl w:ilvl="0">
       <w:start w:val="1"/>
-      <w:numFmt w:val="decimal"/>
-      <w:lvlText w:val="%1."/>
+      <w:numFmt w:val="bullet"/>
+      <w:lvlText w:val="■"/>
       <w:lvlJc w:val="left"/>
       <w:pPr>
         <w:ind w:left="440" w:hanging="440"/>
       </w:pPr>
+      <w:rPr>
+        <w:rFonts w:ascii="Meiryo UI" w:hAnsi="Meiryo UI" w:eastAsia="Meiryo UI" w:cs="Meiryo UI" w:hint="default"/>
+      </w:rPr>
     </w:lvl>
   </w:abstractNum>
   <w:abstractNum w:abstractNumId="6" w15:restartNumberingAfterBreak="0">
-    <w:nsid w:val="424C2CF6"/>
-    <w:multiLevelType w:val="hybridMultilevel"/>
-    <w:tmpl w:val="2682D590"/>
-    <w:name w:val="__API_DOC_SQUARE_BULLET__2"/>
-    <w:lvl w:ilvl="0" w:tplc="0409000F">
+    <w:nsid w:val="71AE600F"/>
+    <w:multiLevelType w:val="singleLevel"/>
+    <w:tmpl w:val="04090001"/>
+    <w:lvl w:ilvl="0">
       <w:start w:val="1"/>
-      <w:numFmt w:val="decimal"/>
-      <w:lvlText w:val="%1."/>
+      <w:numFmt w:val="bullet"/>
+      <w:lvlText w:val="■"/>
       <w:lvlJc w:val="left"/>
       <w:pPr>
         <w:ind w:left="440" w:hanging="440"/>
       </w:pPr>
-    </w:lvl>
-    <w:lvl w:ilvl="1" w:tplc="04090017" w:tentative="1">
-      <w:start w:val="1"/>
-      <w:numFmt w:val="aiueoFullWidth"/>
-      <w:lvlText w:val="(%2)"/>
-      <w:lvlJc w:val="left"/>
-      <w:pPr>
-        <w:ind w:left="880" w:hanging="440"/>
-      </w:pPr>
-    </w:lvl>
-    <w:lvl w:ilvl="2" w:tplc="04090011" w:tentative="1">
-      <w:start w:val="1"/>
-      <w:numFmt w:val="decimalEnclosedCircle"/>
-      <w:lvlText w:val="%3"/>
-      <w:lvlJc w:val="left"/>
-      <w:pPr>
-        <w:ind w:left="1320" w:hanging="440"/>
-      </w:pPr>
-    </w:lvl>
-    <w:lvl w:ilvl="3" w:tplc="0409000F" w:tentative="1">
-      <w:start w:val="1"/>
-      <w:numFmt w:val="decimal"/>
-      <w:lvlText w:val="%4."/>
-      <w:lvlJc w:val="left"/>
-      <w:pPr>
-        <w:ind w:left="1760" w:hanging="440"/>
-      </w:pPr>
-    </w:lvl>
-    <w:lvl w:ilvl="4" w:tplc="04090017" w:tentative="1">
-      <w:start w:val="1"/>
-      <w:numFmt w:val="aiueoFullWidth"/>
-      <w:lvlText w:val="(%5)"/>
-      <w:lvlJc w:val="left"/>
-      <w:pPr>
-        <w:ind w:left="2200" w:hanging="440"/>
-      </w:pPr>
-    </w:lvl>
-    <w:lvl w:ilvl="5" w:tplc="04090011" w:tentative="1">
-      <w:start w:val="1"/>
-      <w:numFmt w:val="decimalEnclosedCircle"/>
-      <w:lvlText w:val="%6"/>
-      <w:lvlJc w:val="left"/>
-      <w:pPr>
-        <w:ind w:left="2640" w:hanging="440"/>
-      </w:pPr>
-    </w:lvl>
-    <w:lvl w:ilvl="6" w:tplc="0409000F" w:tentative="1">
-      <w:start w:val="1"/>
-      <w:numFmt w:val="decimal"/>
-      <w:lvlText w:val="%7."/>
-      <w:lvlJc w:val="left"/>
-      <w:pPr>
-        <w:ind w:left="3080" w:hanging="440"/>
-      </w:pPr>
-    </w:lvl>
-    <w:lvl w:ilvl="7" w:tplc="04090017" w:tentative="1">
-      <w:start w:val="1"/>
-      <w:numFmt w:val="aiueoFullWidth"/>
-      <w:lvlText w:val="(%8)"/>
-      <w:lvlJc w:val="left"/>
-      <w:pPr>
-        <w:ind w:left="3520" w:hanging="440"/>
-      </w:pPr>
-    </w:lvl>
-    <w:lvl w:ilvl="8" w:tplc="04090011" w:tentative="1">
-      <w:start w:val="1"/>
-      <w:numFmt w:val="decimalEnclosedCircle"/>
-      <w:lvlText w:val="%9"/>
-      <w:lvlJc w:val="left"/>
-      <w:pPr>
-        <w:ind w:left="3960" w:hanging="440"/>
-      </w:pPr>
+      <w:rPr>
+        <w:rFonts w:ascii="Meiryo UI" w:hAnsi="Meiryo UI" w:eastAsia="Meiryo UI" w:cs="Meiryo UI" w:hint="default"/>
+      </w:rPr>
     </w:lvl>
   </w:abstractNum>
   <w:abstractNum w:abstractNumId="7" w15:restartNumberingAfterBreak="0">
+    <w:nsid w:val="75020D07"/>
+    <w:multiLevelType w:val="singleLevel"/>
+    <w:tmpl w:val="04090001"/>
+    <w:lvl w:ilvl="0">
+      <w:start w:val="1"/>
+      <w:numFmt w:val="bullet"/>
+      <w:lvlText w:val="■"/>
+      <w:lvlJc w:val="left"/>
+      <w:pPr>
+        <w:ind w:left="440" w:hanging="440"/>
+      </w:pPr>
+      <w:rPr>
+        <w:rFonts w:ascii="Meiryo UI" w:hAnsi="Meiryo UI" w:eastAsia="Meiryo UI" w:cs="Meiryo UI" w:hint="default"/>
+      </w:rPr>
+    </w:lvl>
+  </w:abstractNum>
+  <w:abstractNum w:abstractNumId="8" w15:restartNumberingAfterBreak="0">
     <w:nsid w:val="7AC532A8"/>
     <w:multiLevelType w:val="multilevel"/>
     <w:tmpl w:val="4E1E5628"/>
@@ -25429,27 +25952,27 @@
     </w:lvl>
   </w:abstractNum>
   <w:num w:numId="1" w16cid:durableId="296302402">
+    <w:abstractNumId w:val="8"/>
+  </w:num>
+  <w:num w:numId="2" w16cid:durableId="67197380">
+    <w:abstractNumId w:val="6"/>
+  </w:num>
+  <w:num w:numId="3" w16cid:durableId="810635538">
     <w:abstractNumId w:val="7"/>
   </w:num>
-  <w:num w:numId="2" w16cid:durableId="188614816">
+  <w:num w:numId="4" w16cid:durableId="1484463440">
     <w:abstractNumId w:val="3"/>
   </w:num>
-  <w:num w:numId="3" w16cid:durableId="14043896">
+  <w:num w:numId="5" w16cid:durableId="89278419">
+    <w:abstractNumId w:val="2"/>
+  </w:num>
+  <w:num w:numId="6" w16cid:durableId="1473597157">
     <w:abstractNumId w:val="5"/>
   </w:num>
-  <w:num w:numId="4" w16cid:durableId="203250828">
-    <w:abstractNumId w:val="6"/>
-  </w:num>
-  <w:num w:numId="5" w16cid:durableId="1313876561">
-    <w:abstractNumId w:val="2"/>
-  </w:num>
-  <w:num w:numId="6" w16cid:durableId="1127356614">
+  <w:num w:numId="7" w16cid:durableId="1866751276">
     <w:abstractNumId w:val="0"/>
   </w:num>
-  <w:num w:numId="7" w16cid:durableId="2060736461">
-    <w:abstractNumId w:val="1"/>
-  </w:num>
-  <w:num w:numId="8" w16cid:durableId="738019266">
+  <w:num w:numId="8" w16cid:durableId="479464356">
     <w:abstractNumId w:val="4"/>
   </w:num>
   <w:numIdMacAtCleanup w:val="8"/>
@@ -26872,6 +27395,7 @@
       <w:bCs/>
       <w:i/>
       <w:iCs/>
+      <w:sz w:val="18"/>
       <w:szCs w:val="24"/>
     </w:rPr>
   </w:style>
@@ -26889,6 +27413,7 @@
     </w:pPr>
     <w:rPr>
       <w:bCs/>
+      <w:sz w:val="18"/>
     </w:rPr>
   </w:style>
   <w:style w:type="paragraph" w:styleId="31">
@@ -26903,6 +27428,7 @@
       <w:ind w:left="440"/>
     </w:pPr>
     <w:rPr>
+      <w:sz w:val="18"/>
       <w:szCs w:val="20"/>
     </w:rPr>
   </w:style>
